--- a/4 курс/Web-технологии/Михайлов_3-22ПИ_Спорт_Товары.docx
+++ b/4 курс/Web-технологии/Михайлов_3-22ПИ_Спорт_Товары.docx
@@ -1,6 +1,6 @@
 
 <file path=word/document.xml><?xml version="1.0" encoding="utf-8"?>
-<w:document xmlns:wpc="http://schemas.microsoft.com/office/word/2010/wordprocessingCanvas" xmlns:cx="http://schemas.microsoft.com/office/drawing/2014/chartex" xmlns:cx1="http://schemas.microsoft.com/office/drawing/2015/9/8/chartex" xmlns:cx2="http://schemas.microsoft.com/office/drawing/2015/10/21/chartex" xmlns:cx3="http://schemas.microsoft.com/office/drawing/2016/5/9/chartex" xmlns:cx4="http://schemas.microsoft.com/office/drawing/2016/5/10/chartex" xmlns:cx5="http://schemas.microsoft.com/office/drawing/2016/5/11/chartex" xmlns:cx6="http://schemas.microsoft.com/office/drawing/2016/5/12/chartex" xmlns:cx7="http://schemas.microsoft.com/office/drawing/2016/5/13/chartex" xmlns:cx8="http://schemas.microsoft.com/office/drawing/2016/5/14/chartex" xmlns:mc="http://schemas.openxmlformats.org/markup-compatibility/2006" xmlns:aink="http://schemas.microsoft.com/office/drawing/2016/ink" xmlns:am3d="http://schemas.microsoft.com/office/drawing/2017/model3d" xmlns:o="urn:schemas-microsoft-com:office:office" xmlns:oel="http://schemas.microsoft.com/office/2019/extlst" xmlns:r="http://schemas.openxmlformats.org/officeDocument/2006/relationships" xmlns:m="http://schemas.openxmlformats.org/officeDocument/2006/math" xmlns:v="urn:schemas-microsoft-com:vml" xmlns:wp14="http://schemas.microsoft.com/office/word/2010/wordprocessingDrawing" xmlns:wp="http://schemas.openxmlformats.org/drawingml/2006/wordprocessingDrawing" xmlns:w10="urn:schemas-microsoft-com:office:word" xmlns:w="http://schemas.openxmlformats.org/wordprocessingml/2006/main" xmlns:w14="http://schemas.microsoft.com/office/word/2010/wordml" xmlns:w15="http://schemas.microsoft.com/office/word/2012/wordml" xmlns:w16cex="http://schemas.microsoft.com/office/word/2018/wordml/cex" xmlns:w16cid="http://schemas.microsoft.com/office/word/2016/wordml/cid" xmlns:w16="http://schemas.microsoft.com/office/word/2018/wordml" xmlns:w16sdtdh="http://schemas.microsoft.com/office/word/2020/wordml/sdtdatahash" xmlns:w16se="http://schemas.microsoft.com/office/word/2015/wordml/symex" xmlns:wpg="http://schemas.microsoft.com/office/word/2010/wordprocessingGroup" xmlns:wpi="http://schemas.microsoft.com/office/word/2010/wordprocessingInk" xmlns:wne="http://schemas.microsoft.com/office/word/2006/wordml" xmlns:wps="http://schemas.microsoft.com/office/word/2010/wordprocessingShape" mc:Ignorable="w14 w15 w16se w16cid w16 w16cex w16sdtdh wp14">
+<w:document xmlns:wpc="http://schemas.microsoft.com/office/word/2010/wordprocessingCanvas" xmlns:cx="http://schemas.microsoft.com/office/drawing/2014/chartex" xmlns:cx1="http://schemas.microsoft.com/office/drawing/2015/9/8/chartex" xmlns:cx2="http://schemas.microsoft.com/office/drawing/2015/10/21/chartex" xmlns:cx3="http://schemas.microsoft.com/office/drawing/2016/5/9/chartex" xmlns:cx4="http://schemas.microsoft.com/office/drawing/2016/5/10/chartex" xmlns:cx5="http://schemas.microsoft.com/office/drawing/2016/5/11/chartex" xmlns:cx6="http://schemas.microsoft.com/office/drawing/2016/5/12/chartex" xmlns:cx7="http://schemas.microsoft.com/office/drawing/2016/5/13/chartex" xmlns:cx8="http://schemas.microsoft.com/office/drawing/2016/5/14/chartex" xmlns:mc="http://schemas.openxmlformats.org/markup-compatibility/2006" xmlns:aink="http://schemas.microsoft.com/office/drawing/2016/ink" xmlns:am3d="http://schemas.microsoft.com/office/drawing/2017/model3d" xmlns:o="urn:schemas-microsoft-com:office:office" xmlns:r="http://schemas.openxmlformats.org/officeDocument/2006/relationships" xmlns:m="http://schemas.openxmlformats.org/officeDocument/2006/math" xmlns:v="urn:schemas-microsoft-com:vml" xmlns:wp14="http://schemas.microsoft.com/office/word/2010/wordprocessingDrawing" xmlns:wp="http://schemas.openxmlformats.org/drawingml/2006/wordprocessingDrawing" xmlns:w10="urn:schemas-microsoft-com:office:word" xmlns:w="http://schemas.openxmlformats.org/wordprocessingml/2006/main" xmlns:w14="http://schemas.microsoft.com/office/word/2010/wordml" xmlns:w15="http://schemas.microsoft.com/office/word/2012/wordml" xmlns:w16cex="http://schemas.microsoft.com/office/word/2018/wordml/cex" xmlns:w16cid="http://schemas.microsoft.com/office/word/2016/wordml/cid" xmlns:w16="http://schemas.microsoft.com/office/word/2018/wordml" xmlns:w16sdtdh="http://schemas.microsoft.com/office/word/2020/wordml/sdtdatahash" xmlns:w16se="http://schemas.microsoft.com/office/word/2015/wordml/symex" xmlns:wpg="http://schemas.microsoft.com/office/word/2010/wordprocessingGroup" xmlns:wpi="http://schemas.microsoft.com/office/word/2010/wordprocessingInk" xmlns:wne="http://schemas.microsoft.com/office/word/2006/wordml" xmlns:wps="http://schemas.microsoft.com/office/word/2010/wordprocessingShape" mc:Ignorable="w14 w15 w16se w16cid w16 w16cex w16sdtdh wp14">
   <w:body>
     <w:p>
       <w:pPr>
@@ -3161,6 +3161,45 @@
       <w:bookmarkEnd w:id="3"/>
     </w:p>
     <w:p>
+      <w:r>
+        <w:t xml:space="preserve">Предметной областью рассматриваемой задачи является электронная торговля спортивными товарами через сеть </w:t>
+      </w:r>
+      <w:r>
+        <w:t>и</w:t>
+      </w:r>
+      <w:r>
+        <w:t>нтернет. Интернет-магазин в данном случае представляет собой информационную систему, обеспечивающую представление товаров, их характеристик, стоимости и иных сопутствующих сведений в электронной форме с возможностью выбора нужной продукции и оформления заказа пользователем. В современной экономике электронная коммерция рассматривается как продажа или покупка товаров и услуг через компьютерные сети с использованием специальных средств размещения и приема заказов.</w:t>
+      </w:r>
+    </w:p>
+    <w:p>
+      <w:r>
+        <w:t>Сфера продажи спортивных товаров имеет выраженную ассортиментную специфику, поскольку включает различные группы продукции: спортивную одежду, обувь, инвентарь, аксессуары, товары для фитнеса, командных и индивидуальных видов спорта. По этой причине важной особенностью интернет-магазина спортивных товаров является необходимость четкой классификации товаров по категориям, удобного поиска, фильтрации и наглядного представления характеристик каждой позиции. Электронная торговля в целом характеризуется высокой ролью каталога, карточки товара, средств навигации и интерфейсов выбора продукции.</w:t>
+      </w:r>
+    </w:p>
+    <w:p>
+      <w:r>
+        <w:t xml:space="preserve">С точки зрения организации информационных процессов интернет-магазин спортивных товаров объединяет данные о товарах, категориях, ценах, описаниях, заказах и действиях пользователя на сайте. Пользователь получает возможность просматривать ассортимент, переходить между разделами каталога, отбирать интересующие товары и формировать заказ. Для продавца или администратора важное значение имеют управление каталогом, актуализация сведений о товарах и поддержание структуры сайта в удобном для посетителя виде. Подобная форма организации торговли является одним </w:t>
+      </w:r>
+      <w:r>
+        <w:lastRenderedPageBreak/>
+        <w:t>из наиболее распространенных направлений развития цифровой экономики и дистанционного взаимодействия продавца с покупателем.</w:t>
+      </w:r>
+    </w:p>
+    <w:p>
+      <w:r>
+        <w:t xml:space="preserve">Таким образом, предметная область задачи включает совокупность информационных объектов и процессов, связанных с представлением, поиском, выбором и заказом спортивных товаров в электронной среде. Основу такой предметной области составляют товарный каталог, категории товаров, карточки отдельных позиций, сведения о стоимости и характеристиках продукции, а также средства взаимодействия пользователя с </w:t>
+      </w:r>
+      <w:proofErr w:type="spellStart"/>
+      <w:r>
+        <w:t>web</w:t>
+      </w:r>
+      <w:proofErr w:type="spellEnd"/>
+      <w:r>
+        <w:t>-интерфейсом.</w:t>
+      </w:r>
+    </w:p>
+    <w:p/>
+    <w:p>
       <w:pPr>
         <w:pStyle w:val="2"/>
         <w:numPr>
@@ -3175,6 +3214,62 @@
       <w:bookmarkEnd w:id="4"/>
     </w:p>
     <w:p>
+      <w:r>
+        <w:t>Функции предметной области интернет-магазина спортивных товаров связаны с организацией представления товара, обеспечением выбора продукции пользователем и сопровождением процесса оформления заказа. К основным функциям относятся формирование и ведение электронного каталога товаров, распределение продукции по категориям, хранение и отображение сведений о наименовании товара, его цене, характеристиках, изображении и кратком описании. Для электронной торговли каталог товаров и средства его структурирования выступают одной из базовых составляющих цифрового торгового ресурса.</w:t>
+      </w:r>
+    </w:p>
+    <w:p>
+      <w:r>
+        <w:t>Важной функцией является обеспечение удобного поиска и отбора нужной продукции. Для этого используются навигация по разделам сайта, просмотр карточек товаров, поиск по наименованию, а также фильтрация по отдельным признакам, например по категории, стоимости или назначению товара. Подобные элементы позволяют пользователю быстрее находить нужную позицию и повышают удобство взаимодействия с сайтом.</w:t>
+      </w:r>
+    </w:p>
+    <w:p>
+      <w:r>
+        <w:t xml:space="preserve">Следующей значимой функцией является формирование корзины и оформление заказа. Пользователь должен иметь возможность добавлять выбранные товары в корзину, изменять их количество, удалять ненужные </w:t>
+      </w:r>
+      <w:r>
+        <w:lastRenderedPageBreak/>
+        <w:t>позиции и передавать сведения для оформления заказа. В электронной коммерции такая последовательность действий является типовой и обеспечивает переход от просмотра ассортимента к совершению покупки.</w:t>
+      </w:r>
+    </w:p>
+    <w:p>
+      <w:r>
+        <w:t xml:space="preserve">Кроме пользовательских функций, важное место занимают функции </w:t>
+      </w:r>
+      <w:r>
+        <w:rPr>
+          <w:highlight w:val="yellow"/>
+        </w:rPr>
+        <w:t>администрирования</w:t>
+      </w:r>
+      <w:r>
+        <w:t>. К ним относятся добавление новых товаров, редактирование уже имеющихся позиций, изменение описаний, цен, изображений и распределение товаров по категориям. Реализация таких функций необходима для поддержания актуальности каталога и корректного представления ассортимента на сайте.</w:t>
+      </w:r>
+    </w:p>
+    <w:p>
+      <w:r>
+        <w:t xml:space="preserve">Таким образом, реализуемая задача охватывает основные функции предметной области интернет-магазина спортивных товаров: представление ассортимента, поиск и выбор товара, работу с корзиной, оформление заказа и администрирование каталога. Совокупность указанных функций обеспечивает целостную организацию </w:t>
+      </w:r>
+      <w:proofErr w:type="spellStart"/>
+      <w:r>
+        <w:t>web</w:t>
+      </w:r>
+      <w:proofErr w:type="spellEnd"/>
+      <w:r>
+        <w:t>-ресурса, ориентированного на электронную продажу спортивных товаров.</w:t>
+      </w:r>
+    </w:p>
+    <w:p>
+      <w:pPr>
+        <w:spacing w:after="160" w:line="278" w:lineRule="auto"/>
+        <w:ind w:firstLine="0"/>
+        <w:jc w:val="left"/>
+      </w:pPr>
+      <w:r>
+        <w:br w:type="page"/>
+      </w:r>
+    </w:p>
+    <w:p>
       <w:pPr>
         <w:pStyle w:val="1"/>
         <w:numPr>
@@ -3184,6 +3279,7 @@
       </w:pPr>
       <w:bookmarkStart w:id="5" w:name="_Toc223344935"/>
       <w:r>
+        <w:lastRenderedPageBreak/>
         <w:t>Постановка задачи:</w:t>
       </w:r>
       <w:bookmarkEnd w:id="5"/>
@@ -3203,6 +3299,44 @@
       <w:bookmarkEnd w:id="6"/>
     </w:p>
     <w:p>
+      <w:r>
+        <w:t xml:space="preserve">Организационно-экономическая сущность задачи заключается в обеспечении продажи спортивных товаров через </w:t>
+      </w:r>
+      <w:proofErr w:type="spellStart"/>
+      <w:r>
+        <w:t>web</w:t>
+      </w:r>
+      <w:proofErr w:type="spellEnd"/>
+      <w:r>
+        <w:t>-интерфейс на основе структурированного представления данных о товарном ассортименте, их обработки и предоставления пользователю в удобной форме. Решаемая задача направлена на организацию информационного взаимодействия между продавцом и покупателем, при котором пользователь получает сведения о товарах, их характеристиках и стоимости, а также возможность выбора нужной продукции и оформления заказа. Электронная торговля рассматривается как форма экономической деятельности, основанная на применении цифровых каналов размещения и приема заказов.</w:t>
+      </w:r>
+    </w:p>
+    <w:p>
+      <w:r>
+        <w:t xml:space="preserve">С организационной точки зрения решение задачи предполагает упорядочение товарной информации, распределение продукции по категориям, обеспечение доступа к каталогу и поддержку операций, связанных с поиском, выбором и заказом товаров. Наличие такой системы позволяет централизованно представлять ассортимент, поддерживать актуальность сведений о продукции и упрощать взаимодействие с покупателем. Для интернет-магазина важное значение имеют скорость доступа к информации, удобство навигации и наглядность представления данных, поскольку именно эти факторы влияют на эффективность работы торгового </w:t>
+      </w:r>
+      <w:proofErr w:type="spellStart"/>
+      <w:r>
+        <w:t>web</w:t>
+      </w:r>
+      <w:proofErr w:type="spellEnd"/>
+      <w:r>
+        <w:t>-ресурса.</w:t>
+      </w:r>
+    </w:p>
+    <w:p>
+      <w:r>
+        <w:t>С экономической точки зрения задача способствует снижению затрат на представление и обновление информации о товарах, расширению доступности ассортимента для потребителей и повышению удобства обслуживания клиентов. Электронная форма торговли позволяет сократить часть издержек, связанных с традиционным обслуживанием покупателей, а также ускоряет процессы выбора и заказа продукции. Кроме того, систематизация товарных данных и автоматизация отдельных операций повышают общую эффективность торговой деятельности.</w:t>
+      </w:r>
+    </w:p>
+    <w:p>
+      <w:r>
+        <w:lastRenderedPageBreak/>
+        <w:t>Таким образом, организационно-экономическая сущность задачи состоит в создании информационной системы, обеспечивающей эффективное представление спортивных товаров, поддержку основных торговых операций и повышение удобства взаимодействия между продавцом и покупателем в электронной среде.</w:t>
+      </w:r>
+    </w:p>
+    <w:p/>
+    <w:p>
       <w:pPr>
         <w:pStyle w:val="2"/>
         <w:numPr>
@@ -3217,6 +3351,575 @@
       <w:bookmarkEnd w:id="7"/>
     </w:p>
     <w:p>
+      <w:r>
+        <w:t>Входная информация представляет собой совокупность данных, которые вводятся пользователем и администратором через экранные формы интернет-магазина спортивных товаров. В электронной коммерции заказ формируется посредством цифрового интерфейса, через который выполняются поиск товара, его выбор и передача сведений, необходимых для оформления покупки. При этом сама электронная торговля определяется как продажа или покупка товаров и услуг через компьютерные сети с использованием методов, специально предназначенных для размещения или получения заказов.</w:t>
+      </w:r>
+    </w:p>
+    <w:p>
+      <w:r>
+        <w:t>К основным экранным формам пользовательской части относятся:</w:t>
+      </w:r>
+    </w:p>
+    <w:p>
+      <w:pPr>
+        <w:pStyle w:val="a7"/>
+        <w:numPr>
+          <w:ilvl w:val="0"/>
+          <w:numId w:val="10"/>
+        </w:numPr>
+      </w:pPr>
+      <w:r>
+        <w:t>С</w:t>
+      </w:r>
+      <w:r>
+        <w:t>трока поиска товаров</w:t>
+      </w:r>
+      <w:r>
+        <w:t xml:space="preserve">. </w:t>
+      </w:r>
+      <w:r>
+        <w:t>С ее помощью пользователь получает возможность быстро найти интересующую товарную позицию в общем каталоге.</w:t>
+      </w:r>
+    </w:p>
+    <w:p>
+      <w:pPr>
+        <w:pStyle w:val="a7"/>
+        <w:numPr>
+          <w:ilvl w:val="0"/>
+          <w:numId w:val="10"/>
+        </w:numPr>
+      </w:pPr>
+      <w:r>
+        <w:t>Ф</w:t>
+      </w:r>
+      <w:r>
+        <w:t>орма фильтрации каталога</w:t>
+      </w:r>
+      <w:r>
+        <w:t xml:space="preserve">. </w:t>
+      </w:r>
+      <w:r>
+        <w:t>используется для уточнения параметров выбора. В нее могут входить:</w:t>
+      </w:r>
+    </w:p>
+    <w:p>
+      <w:pPr>
+        <w:pStyle w:val="a7"/>
+        <w:numPr>
+          <w:ilvl w:val="1"/>
+          <w:numId w:val="10"/>
+        </w:numPr>
+      </w:pPr>
+      <w:r>
+        <w:t>Категория товара</w:t>
+      </w:r>
+    </w:p>
+    <w:p>
+      <w:pPr>
+        <w:pStyle w:val="a7"/>
+        <w:numPr>
+          <w:ilvl w:val="1"/>
+          <w:numId w:val="10"/>
+        </w:numPr>
+      </w:pPr>
+      <w:r>
+        <w:t>Ценовой диапазон</w:t>
+      </w:r>
+    </w:p>
+    <w:p>
+      <w:pPr>
+        <w:pStyle w:val="a7"/>
+        <w:numPr>
+          <w:ilvl w:val="1"/>
+          <w:numId w:val="10"/>
+        </w:numPr>
+      </w:pPr>
+      <w:r>
+        <w:t>Назначение товара</w:t>
+      </w:r>
+    </w:p>
+    <w:p>
+      <w:pPr>
+        <w:pStyle w:val="a7"/>
+        <w:numPr>
+          <w:ilvl w:val="1"/>
+          <w:numId w:val="10"/>
+        </w:numPr>
+      </w:pPr>
+      <w:r>
+        <w:t>Бренд</w:t>
+      </w:r>
+    </w:p>
+    <w:p>
+      <w:pPr>
+        <w:pStyle w:val="a7"/>
+        <w:numPr>
+          <w:ilvl w:val="1"/>
+          <w:numId w:val="10"/>
+        </w:numPr>
+      </w:pPr>
+      <w:r>
+        <w:t>Наличие товара</w:t>
+      </w:r>
+    </w:p>
+    <w:p>
+      <w:pPr>
+        <w:spacing w:after="160" w:line="278" w:lineRule="auto"/>
+        <w:ind w:firstLine="0"/>
+        <w:jc w:val="left"/>
+      </w:pPr>
+      <w:r>
+        <w:br w:type="page"/>
+      </w:r>
+    </w:p>
+    <w:p>
+      <w:pPr>
+        <w:pStyle w:val="a7"/>
+        <w:numPr>
+          <w:ilvl w:val="0"/>
+          <w:numId w:val="10"/>
+        </w:numPr>
+      </w:pPr>
+      <w:r>
+        <w:lastRenderedPageBreak/>
+        <w:t>Ф</w:t>
+      </w:r>
+      <w:r>
+        <w:t>орма выбора товара на странице каталога</w:t>
+      </w:r>
+      <w:r>
+        <w:t xml:space="preserve">. </w:t>
+      </w:r>
+      <w:r>
+        <w:t>размещается на странице каталога или в карточке товара.</w:t>
+      </w:r>
+      <w:r>
+        <w:t xml:space="preserve"> </w:t>
+      </w:r>
+      <w:r>
+        <w:t>Через нее пользователь выполняет следующие действия:</w:t>
+      </w:r>
+    </w:p>
+    <w:p>
+      <w:pPr>
+        <w:pStyle w:val="a7"/>
+        <w:numPr>
+          <w:ilvl w:val="1"/>
+          <w:numId w:val="10"/>
+        </w:numPr>
+      </w:pPr>
+      <w:r>
+        <w:t>О</w:t>
+      </w:r>
+      <w:r>
+        <w:t>ткрывает карточку товара</w:t>
+      </w:r>
+    </w:p>
+    <w:p>
+      <w:pPr>
+        <w:pStyle w:val="a7"/>
+        <w:numPr>
+          <w:ilvl w:val="1"/>
+          <w:numId w:val="10"/>
+        </w:numPr>
+      </w:pPr>
+      <w:r>
+        <w:t>В</w:t>
+      </w:r>
+      <w:r>
+        <w:t>ыбирает количество единиц</w:t>
+      </w:r>
+    </w:p>
+    <w:p>
+      <w:pPr>
+        <w:pStyle w:val="a7"/>
+        <w:numPr>
+          <w:ilvl w:val="1"/>
+          <w:numId w:val="10"/>
+        </w:numPr>
+      </w:pPr>
+      <w:r>
+        <w:t>Д</w:t>
+      </w:r>
+      <w:r>
+        <w:t>обавляет товар в корзину</w:t>
+      </w:r>
+    </w:p>
+    <w:p>
+      <w:pPr>
+        <w:pStyle w:val="a7"/>
+        <w:numPr>
+          <w:ilvl w:val="0"/>
+          <w:numId w:val="10"/>
+        </w:numPr>
+      </w:pPr>
+      <w:r>
+        <w:t>Ф</w:t>
+      </w:r>
+      <w:r>
+        <w:t>орма управления корзиной</w:t>
+      </w:r>
+      <w:r>
+        <w:t>. П</w:t>
+      </w:r>
+      <w:r>
+        <w:t>редназначена для изменения уже выбранных позиций</w:t>
+      </w:r>
+      <w:r>
+        <w:t>.</w:t>
+      </w:r>
+      <w:r>
+        <w:t xml:space="preserve"> </w:t>
+      </w:r>
+      <w:r>
+        <w:t>С ее помощью пользователь может:</w:t>
+      </w:r>
+    </w:p>
+    <w:p>
+      <w:pPr>
+        <w:pStyle w:val="a7"/>
+        <w:numPr>
+          <w:ilvl w:val="1"/>
+          <w:numId w:val="10"/>
+        </w:numPr>
+      </w:pPr>
+      <w:r>
+        <w:t>И</w:t>
+      </w:r>
+      <w:r>
+        <w:t>зменить количество товара</w:t>
+      </w:r>
+    </w:p>
+    <w:p>
+      <w:pPr>
+        <w:pStyle w:val="a7"/>
+        <w:numPr>
+          <w:ilvl w:val="1"/>
+          <w:numId w:val="10"/>
+        </w:numPr>
+      </w:pPr>
+      <w:r>
+        <w:t>У</w:t>
+      </w:r>
+      <w:r>
+        <w:t>далить отдельную позицию</w:t>
+      </w:r>
+    </w:p>
+    <w:p>
+      <w:pPr>
+        <w:pStyle w:val="a7"/>
+        <w:numPr>
+          <w:ilvl w:val="1"/>
+          <w:numId w:val="10"/>
+        </w:numPr>
+      </w:pPr>
+      <w:r>
+        <w:t>П</w:t>
+      </w:r>
+      <w:r>
+        <w:t>росмотреть итоговую стоимость заказа</w:t>
+      </w:r>
+    </w:p>
+    <w:p>
+      <w:pPr>
+        <w:pStyle w:val="a7"/>
+        <w:numPr>
+          <w:ilvl w:val="0"/>
+          <w:numId w:val="10"/>
+        </w:numPr>
+      </w:pPr>
+      <w:r>
+        <w:t>Ф</w:t>
+      </w:r>
+      <w:r>
+        <w:t>орма оформления заказа</w:t>
+      </w:r>
+      <w:r>
+        <w:t>. С</w:t>
+      </w:r>
+      <w:r>
+        <w:t>лужит для ввода сведений, необходимых для завершения покупки</w:t>
+      </w:r>
+      <w:r>
+        <w:t>.</w:t>
+      </w:r>
+      <w:r>
+        <w:t xml:space="preserve"> </w:t>
+      </w:r>
+      <w:r>
+        <w:t>В</w:t>
+      </w:r>
+      <w:r>
+        <w:t xml:space="preserve"> нее включаются следующие поля:</w:t>
+      </w:r>
+    </w:p>
+    <w:p>
+      <w:pPr>
+        <w:pStyle w:val="a7"/>
+        <w:numPr>
+          <w:ilvl w:val="1"/>
+          <w:numId w:val="10"/>
+        </w:numPr>
+      </w:pPr>
+      <w:r>
+        <w:t>Ф</w:t>
+      </w:r>
+      <w:r>
+        <w:t>амилия и имя покупателя</w:t>
+      </w:r>
+    </w:p>
+    <w:p>
+      <w:pPr>
+        <w:pStyle w:val="a7"/>
+        <w:numPr>
+          <w:ilvl w:val="1"/>
+          <w:numId w:val="10"/>
+        </w:numPr>
+      </w:pPr>
+      <w:r>
+        <w:t>Н</w:t>
+      </w:r>
+      <w:r>
+        <w:t>омер телефона</w:t>
+      </w:r>
+    </w:p>
+    <w:p>
+      <w:pPr>
+        <w:pStyle w:val="a7"/>
+        <w:numPr>
+          <w:ilvl w:val="1"/>
+          <w:numId w:val="10"/>
+        </w:numPr>
+      </w:pPr>
+      <w:r>
+        <w:t>А</w:t>
+      </w:r>
+      <w:r>
+        <w:t>дрес электронной почты</w:t>
+      </w:r>
+    </w:p>
+    <w:p>
+      <w:pPr>
+        <w:pStyle w:val="a7"/>
+        <w:numPr>
+          <w:ilvl w:val="1"/>
+          <w:numId w:val="10"/>
+        </w:numPr>
+      </w:pPr>
+      <w:r>
+        <w:t>А</w:t>
+      </w:r>
+      <w:r>
+        <w:t>дрес доставки</w:t>
+      </w:r>
+    </w:p>
+    <w:p>
+      <w:pPr>
+        <w:pStyle w:val="a7"/>
+        <w:numPr>
+          <w:ilvl w:val="1"/>
+          <w:numId w:val="10"/>
+        </w:numPr>
+      </w:pPr>
+      <w:r>
+        <w:t>К</w:t>
+      </w:r>
+      <w:r>
+        <w:t>омментарий к заказу</w:t>
+      </w:r>
+    </w:p>
+    <w:p>
+      <w:pPr>
+        <w:pStyle w:val="a7"/>
+        <w:numPr>
+          <w:ilvl w:val="1"/>
+          <w:numId w:val="10"/>
+        </w:numPr>
+      </w:pPr>
+      <w:r>
+        <w:t>С</w:t>
+      </w:r>
+      <w:r>
+        <w:t>пособ получения или доставки товара</w:t>
+      </w:r>
+    </w:p>
+    <w:p>
+      <w:r>
+        <w:t>Перечисленные формы обеспечивают ввод информации, необходимой для выполнения типовых операций интернет-магазина: поиска, отбора, выбора товара и оформления заказа. Подобная логика соответствует общим принципам функционирования электронной торговли, где ключевую роль играют цифровые каналы размещения заказов и интерфейсы взаимодействия с покупателем.</w:t>
+      </w:r>
+    </w:p>
+    <w:p>
+      <w:pPr>
+        <w:spacing w:after="160" w:line="278" w:lineRule="auto"/>
+        <w:ind w:firstLine="0"/>
+        <w:jc w:val="left"/>
+      </w:pPr>
+      <w:r>
+        <w:br w:type="page"/>
+      </w:r>
+    </w:p>
+    <w:p>
+      <w:r>
+        <w:lastRenderedPageBreak/>
+        <w:t>К основным экранным формам административной части относятся:</w:t>
+      </w:r>
+    </w:p>
+    <w:p>
+      <w:pPr>
+        <w:pStyle w:val="a7"/>
+        <w:numPr>
+          <w:ilvl w:val="0"/>
+          <w:numId w:val="11"/>
+        </w:numPr>
+      </w:pPr>
+      <w:r>
+        <w:t>Ф</w:t>
+      </w:r>
+      <w:r>
+        <w:t>орма добавления товара</w:t>
+      </w:r>
+    </w:p>
+    <w:p>
+      <w:pPr>
+        <w:pStyle w:val="a7"/>
+        <w:numPr>
+          <w:ilvl w:val="0"/>
+          <w:numId w:val="11"/>
+        </w:numPr>
+      </w:pPr>
+      <w:r>
+        <w:t>Ф</w:t>
+      </w:r>
+      <w:r>
+        <w:t>орма редактирования товара</w:t>
+      </w:r>
+    </w:p>
+    <w:p>
+      <w:pPr>
+        <w:pStyle w:val="a7"/>
+        <w:numPr>
+          <w:ilvl w:val="0"/>
+          <w:numId w:val="11"/>
+        </w:numPr>
+      </w:pPr>
+      <w:r>
+        <w:t>Ф</w:t>
+      </w:r>
+      <w:r>
+        <w:t>орма удаления товара</w:t>
+      </w:r>
+    </w:p>
+    <w:p>
+      <w:pPr>
+        <w:pStyle w:val="a7"/>
+        <w:numPr>
+          <w:ilvl w:val="0"/>
+          <w:numId w:val="11"/>
+        </w:numPr>
+      </w:pPr>
+      <w:r>
+        <w:t>Ф</w:t>
+      </w:r>
+      <w:r>
+        <w:t>орма управления категориями товаров</w:t>
+      </w:r>
+    </w:p>
+    <w:p>
+      <w:r>
+        <w:t>Через административные формы вводятся и изменяются следующие данные о товаре:</w:t>
+      </w:r>
+    </w:p>
+    <w:p>
+      <w:pPr>
+        <w:pStyle w:val="a7"/>
+        <w:numPr>
+          <w:ilvl w:val="0"/>
+          <w:numId w:val="12"/>
+        </w:numPr>
+      </w:pPr>
+      <w:r>
+        <w:t>Наименование</w:t>
+      </w:r>
+    </w:p>
+    <w:p>
+      <w:pPr>
+        <w:pStyle w:val="a7"/>
+        <w:numPr>
+          <w:ilvl w:val="0"/>
+          <w:numId w:val="12"/>
+        </w:numPr>
+      </w:pPr>
+      <w:r>
+        <w:t>Категория</w:t>
+      </w:r>
+    </w:p>
+    <w:p>
+      <w:pPr>
+        <w:pStyle w:val="a7"/>
+        <w:numPr>
+          <w:ilvl w:val="0"/>
+          <w:numId w:val="12"/>
+        </w:numPr>
+      </w:pPr>
+      <w:r>
+        <w:t>Цена</w:t>
+      </w:r>
+    </w:p>
+    <w:p>
+      <w:pPr>
+        <w:pStyle w:val="a7"/>
+        <w:numPr>
+          <w:ilvl w:val="0"/>
+          <w:numId w:val="12"/>
+        </w:numPr>
+      </w:pPr>
+      <w:r>
+        <w:t>Краткое описание</w:t>
+      </w:r>
+    </w:p>
+    <w:p>
+      <w:pPr>
+        <w:pStyle w:val="a7"/>
+        <w:numPr>
+          <w:ilvl w:val="0"/>
+          <w:numId w:val="12"/>
+        </w:numPr>
+      </w:pPr>
+      <w:r>
+        <w:t>Основные характеристики</w:t>
+      </w:r>
+    </w:p>
+    <w:p>
+      <w:pPr>
+        <w:pStyle w:val="a7"/>
+        <w:numPr>
+          <w:ilvl w:val="0"/>
+          <w:numId w:val="12"/>
+        </w:numPr>
+      </w:pPr>
+      <w:r>
+        <w:t>Изображение товара</w:t>
+      </w:r>
+    </w:p>
+    <w:p>
+      <w:pPr>
+        <w:pStyle w:val="a7"/>
+        <w:numPr>
+          <w:ilvl w:val="0"/>
+          <w:numId w:val="12"/>
+        </w:numPr>
+      </w:pPr>
+      <w:r>
+        <w:t>Сведения о наличии</w:t>
+      </w:r>
+    </w:p>
+    <w:p>
+      <w:r>
+        <w:t>Таким образом, входная информация задачи охватывает данные, поступающие через формы пользовательской и административной частей сайта. Эти сведения обеспечивают функционирование каталога товаров, обработку действий пользователя и поддержку актуального состояния информационного наполнения интернет-магазина.</w:t>
+      </w:r>
+    </w:p>
+    <w:p/>
+    <w:p>
       <w:pPr>
         <w:pStyle w:val="2"/>
         <w:numPr>
@@ -3231,6 +3934,339 @@
       <w:bookmarkEnd w:id="8"/>
     </w:p>
     <w:p>
+      <w:r>
+        <w:t xml:space="preserve">Выходная информация представляет собой совокупность сведений, отображаемых пользователю и администратору на страницах интернет-магазина спортивных товаров в результате обработки запросов, выбора разделов каталога, применения поиска, фильтрации и выполнения операций с товарами. В электронной торговле </w:t>
+      </w:r>
+      <w:proofErr w:type="spellStart"/>
+      <w:r>
+        <w:t>web</w:t>
+      </w:r>
+      <w:proofErr w:type="spellEnd"/>
+      <w:r>
+        <w:t>-интерфейс выступает основным средством представления результатов обработки данных, а структура страниц определяет удобство доступа к товарной информации, навигации по каталогу и выполнению дальнейших действий по заказу продукции.</w:t>
+      </w:r>
+    </w:p>
+    <w:p>
+      <w:r>
+        <w:lastRenderedPageBreak/>
+        <w:t>К основным страницам пользовательской части относятся:</w:t>
+      </w:r>
+    </w:p>
+    <w:p>
+      <w:pPr>
+        <w:pStyle w:val="a7"/>
+        <w:numPr>
+          <w:ilvl w:val="0"/>
+          <w:numId w:val="17"/>
+        </w:numPr>
+      </w:pPr>
+      <w:r>
+        <w:t>Главная страница.</w:t>
+      </w:r>
+    </w:p>
+    <w:p>
+      <w:r>
+        <w:t>На ней размещается основная информация о магазине, навигационное меню, ссылки на разделы каталога, популярные товары, акции и элементы быстрого перехода к основным функциям сайта.</w:t>
+      </w:r>
+    </w:p>
+    <w:p>
+      <w:pPr>
+        <w:pStyle w:val="a7"/>
+        <w:numPr>
+          <w:ilvl w:val="0"/>
+          <w:numId w:val="17"/>
+        </w:numPr>
+      </w:pPr>
+      <w:r>
+        <w:t>Страница каталога товаров.</w:t>
+      </w:r>
+    </w:p>
+    <w:p>
+      <w:r>
+        <w:t>Предназначена для вывода перечня товаров по категориям. На данной странице отображаются:</w:t>
+      </w:r>
+    </w:p>
+    <w:p>
+      <w:pPr>
+        <w:pStyle w:val="a7"/>
+        <w:numPr>
+          <w:ilvl w:val="1"/>
+          <w:numId w:val="17"/>
+        </w:numPr>
+      </w:pPr>
+      <w:r>
+        <w:t>Наименование товара</w:t>
+      </w:r>
+    </w:p>
+    <w:p>
+      <w:pPr>
+        <w:pStyle w:val="a7"/>
+        <w:numPr>
+          <w:ilvl w:val="1"/>
+          <w:numId w:val="17"/>
+        </w:numPr>
+      </w:pPr>
+      <w:r>
+        <w:t>Изображение товара</w:t>
+      </w:r>
+    </w:p>
+    <w:p>
+      <w:pPr>
+        <w:pStyle w:val="a7"/>
+        <w:numPr>
+          <w:ilvl w:val="1"/>
+          <w:numId w:val="17"/>
+        </w:numPr>
+      </w:pPr>
+      <w:r>
+        <w:t>Цена</w:t>
+      </w:r>
+    </w:p>
+    <w:p>
+      <w:pPr>
+        <w:pStyle w:val="a7"/>
+        <w:numPr>
+          <w:ilvl w:val="1"/>
+          <w:numId w:val="17"/>
+        </w:numPr>
+      </w:pPr>
+      <w:r>
+        <w:t>Краткое описание</w:t>
+      </w:r>
+    </w:p>
+    <w:p>
+      <w:pPr>
+        <w:pStyle w:val="a7"/>
+        <w:numPr>
+          <w:ilvl w:val="1"/>
+          <w:numId w:val="17"/>
+        </w:numPr>
+      </w:pPr>
+      <w:r>
+        <w:t>Кнопка перехода к карточке товара</w:t>
+      </w:r>
+    </w:p>
+    <w:p>
+      <w:pPr>
+        <w:pStyle w:val="a7"/>
+        <w:numPr>
+          <w:ilvl w:val="1"/>
+          <w:numId w:val="17"/>
+        </w:numPr>
+      </w:pPr>
+      <w:r>
+        <w:t>Элементы фильтрации и сортировки</w:t>
+      </w:r>
+    </w:p>
+    <w:p>
+      <w:pPr>
+        <w:pStyle w:val="a7"/>
+        <w:numPr>
+          <w:ilvl w:val="0"/>
+          <w:numId w:val="17"/>
+        </w:numPr>
+      </w:pPr>
+      <w:r>
+        <w:t>Страница карточки товара.</w:t>
+      </w:r>
+    </w:p>
+    <w:p>
+      <w:r>
+        <w:t>Содержит подробную информацию о конкретной товарной позиции. На данной странице выводятся:</w:t>
+      </w:r>
+    </w:p>
+    <w:p>
+      <w:pPr>
+        <w:pStyle w:val="a7"/>
+        <w:numPr>
+          <w:ilvl w:val="1"/>
+          <w:numId w:val="17"/>
+        </w:numPr>
+      </w:pPr>
+      <w:r>
+        <w:t>Полное наименование товара</w:t>
+      </w:r>
+    </w:p>
+    <w:p>
+      <w:pPr>
+        <w:pStyle w:val="a7"/>
+        <w:numPr>
+          <w:ilvl w:val="1"/>
+          <w:numId w:val="17"/>
+        </w:numPr>
+      </w:pPr>
+      <w:r>
+        <w:t>Изображение товара</w:t>
+      </w:r>
+    </w:p>
+    <w:p>
+      <w:pPr>
+        <w:pStyle w:val="a7"/>
+        <w:numPr>
+          <w:ilvl w:val="1"/>
+          <w:numId w:val="17"/>
+        </w:numPr>
+      </w:pPr>
+      <w:r>
+        <w:t>Стоимость</w:t>
+      </w:r>
+    </w:p>
+    <w:p>
+      <w:pPr>
+        <w:pStyle w:val="a7"/>
+        <w:numPr>
+          <w:ilvl w:val="1"/>
+          <w:numId w:val="17"/>
+        </w:numPr>
+      </w:pPr>
+      <w:r>
+        <w:t>Подробное описание</w:t>
+      </w:r>
+    </w:p>
+    <w:p>
+      <w:pPr>
+        <w:pStyle w:val="a7"/>
+        <w:numPr>
+          <w:ilvl w:val="1"/>
+          <w:numId w:val="17"/>
+        </w:numPr>
+      </w:pPr>
+      <w:r>
+        <w:t>Основные характеристики</w:t>
+      </w:r>
+    </w:p>
+    <w:p>
+      <w:pPr>
+        <w:pStyle w:val="a7"/>
+        <w:numPr>
+          <w:ilvl w:val="1"/>
+          <w:numId w:val="17"/>
+        </w:numPr>
+      </w:pPr>
+      <w:r>
+        <w:t>Информация о наличии</w:t>
+      </w:r>
+    </w:p>
+    <w:p>
+      <w:pPr>
+        <w:pStyle w:val="a7"/>
+        <w:numPr>
+          <w:ilvl w:val="1"/>
+          <w:numId w:val="17"/>
+        </w:numPr>
+      </w:pPr>
+      <w:r>
+        <w:t>Кнопка добавления в корзину</w:t>
+      </w:r>
+    </w:p>
+    <w:p>
+      <w:pPr>
+        <w:pStyle w:val="a7"/>
+        <w:numPr>
+          <w:ilvl w:val="0"/>
+          <w:numId w:val="17"/>
+        </w:numPr>
+      </w:pPr>
+      <w:r>
+        <w:t>Страница корзины.</w:t>
+      </w:r>
+    </w:p>
+    <w:p>
+      <w:r>
+        <w:t>Предназначена для отображения выбранных пользователем товаров. На ней выводятся:</w:t>
+      </w:r>
+    </w:p>
+    <w:p>
+      <w:pPr>
+        <w:ind w:firstLine="0"/>
+      </w:pPr>
+      <w:r>
+        <w:t>Перечень добавленных товаров</w:t>
+      </w:r>
+    </w:p>
+    <w:p>
+      <w:pPr>
+        <w:ind w:firstLine="0"/>
+      </w:pPr>
+      <w:r>
+        <w:t>Количество единиц каждой позиции</w:t>
+      </w:r>
+    </w:p>
+    <w:p>
+      <w:pPr>
+        <w:ind w:firstLine="0"/>
+      </w:pPr>
+      <w:r>
+        <w:t>Цена по каждой позиции</w:t>
+      </w:r>
+    </w:p>
+    <w:p>
+      <w:r>
+        <w:lastRenderedPageBreak/>
+        <w:t>Общая стоимость заказа</w:t>
+      </w:r>
+    </w:p>
+    <w:p>
+      <w:r>
+        <w:t>Кнопки изменения количества и удаления товара</w:t>
+      </w:r>
+    </w:p>
+    <w:p>
+      <w:r>
+        <w:t>Страница оформления заказа.</w:t>
+      </w:r>
+    </w:p>
+    <w:p>
+      <w:r>
+        <w:t>Отображает введенные пользователем данные и итоговую информацию по заказу. На ней размещаются:</w:t>
+      </w:r>
+    </w:p>
+    <w:p>
+      <w:r>
+        <w:t>Сведения о покупателе</w:t>
+      </w:r>
+    </w:p>
+    <w:p>
+      <w:r>
+        <w:t>Адрес доставки или способ получения</w:t>
+      </w:r>
+    </w:p>
+    <w:p>
+      <w:r>
+        <w:t>Состав заказа</w:t>
+      </w:r>
+    </w:p>
+    <w:p>
+      <w:r>
+        <w:t>Итоговая стоимость</w:t>
+      </w:r>
+    </w:p>
+    <w:p>
+      <w:r>
+        <w:t>Кнопка подтверждения оформления заказа</w:t>
+      </w:r>
+    </w:p>
+    <w:p>
+      <w:r>
+        <w:t>Страница результатов поиска и фильтрации.</w:t>
+      </w:r>
+    </w:p>
+    <w:p>
+      <w:r>
+        <w:t xml:space="preserve">Показывает товары, найденные по введенному запросу или выбранным параметрам отбора. Такая страница обеспечивает более быстрый доступ пользователя к нужной продукции и повышает удобство работы с </w:t>
+      </w:r>
+      <w:proofErr w:type="spellStart"/>
+      <w:proofErr w:type="gramStart"/>
+      <w:r>
+        <w:t>каталогом.</w:t>
+      </w:r>
+      <w:r>
+        <w:t>с</w:t>
+      </w:r>
+      <w:proofErr w:type="spellEnd"/>
+      <w:proofErr w:type="gramEnd"/>
+    </w:p>
+    <w:p>
       <w:pPr>
         <w:pStyle w:val="1"/>
         <w:numPr>
@@ -3240,6 +4276,7 @@
       </w:pPr>
       <w:bookmarkStart w:id="9" w:name="_Toc223344939"/>
       <w:r>
+        <w:lastRenderedPageBreak/>
         <w:t>Разработка информационного обеспечения задачи:</w:t>
       </w:r>
       <w:bookmarkEnd w:id="9"/>
@@ -3260,19 +4297,7 @@
         <w:t>решения</w:t>
       </w:r>
       <w:r>
-        <w:t xml:space="preserve"> з</w:t>
-      </w:r>
-      <w:r>
-        <w:t>а</w:t>
-      </w:r>
-      <w:r>
-        <w:t>дачи, и выделение информационных объектов предме</w:t>
-      </w:r>
-      <w:r>
-        <w:t>т</w:t>
-      </w:r>
-      <w:r>
-        <w:t>ной области.</w:t>
+        <w:t xml:space="preserve"> задачи, и выделение информационных объектов предметной области.</w:t>
       </w:r>
       <w:bookmarkEnd w:id="10"/>
     </w:p>
@@ -3286,13 +4311,7 @@
       </w:pPr>
       <w:bookmarkStart w:id="11" w:name="_Toc223344941"/>
       <w:r>
-        <w:t>Определение связей информационных объектов и построение ИЛМ (предста</w:t>
-      </w:r>
-      <w:r>
-        <w:t>в</w:t>
-      </w:r>
-      <w:r>
-        <w:t xml:space="preserve">ление в отчете с помощью MS </w:t>
+        <w:t xml:space="preserve">Определение связей информационных объектов и построение ИЛМ (представление в отчете с помощью MS </w:t>
       </w:r>
       <w:proofErr w:type="spellStart"/>
       <w:r>
@@ -3334,13 +4353,7 @@
       </w:pPr>
       <w:bookmarkStart w:id="13" w:name="_Toc223344943"/>
       <w:r>
-        <w:t>Обоснование и выбор используемых технологий, состава технических и пр</w:t>
-      </w:r>
-      <w:r>
-        <w:t>о</w:t>
-      </w:r>
-      <w:r>
-        <w:t>граммных средств, Web-сервера.</w:t>
+        <w:t>Обоснование и выбор используемых технологий, состава технических и программных средств, Web-сервера.</w:t>
       </w:r>
       <w:bookmarkEnd w:id="13"/>
     </w:p>
@@ -3374,7 +4387,6 @@
       </w:pPr>
       <w:bookmarkStart w:id="15" w:name="_Toc223344945"/>
       <w:r>
-        <w:lastRenderedPageBreak/>
         <w:t>Физическая реализация БД средствами используемой СУБД.</w:t>
       </w:r>
       <w:bookmarkEnd w:id="15"/>
@@ -3389,13 +4401,7 @@
       </w:pPr>
       <w:bookmarkStart w:id="16" w:name="_Toc223344946"/>
       <w:r>
-        <w:t>Обобщенный алгоритм решения задачи структура и состав скриптов, использ</w:t>
-      </w:r>
-      <w:r>
-        <w:t>у</w:t>
-      </w:r>
-      <w:r>
-        <w:t>емые инструментальные средства, выбранные технологии.</w:t>
+        <w:t>Обобщенный алгоритм решения задачи структура и состав скриптов, используемые инструментальные средства, выбранные технологии.</w:t>
       </w:r>
       <w:bookmarkEnd w:id="16"/>
     </w:p>
@@ -3445,6 +4451,7 @@
       </w:pPr>
       <w:bookmarkStart w:id="19" w:name="_Toc223344949"/>
       <w:r>
+        <w:lastRenderedPageBreak/>
         <w:t>Разработка макета сайта, его навигационной структуры.</w:t>
       </w:r>
       <w:bookmarkEnd w:id="19"/>
@@ -3501,13 +4508,7 @@
       </w:pPr>
       <w:bookmarkStart w:id="23" w:name="_Toc223344953"/>
       <w:r>
-        <w:t>Разработка и реализация пользовательского интерфейса пользоват</w:t>
-      </w:r>
-      <w:r>
-        <w:t>е</w:t>
-      </w:r>
-      <w:r>
-        <w:t>ля.</w:t>
+        <w:t>Разработка и реализация пользовательского интерфейса пользователя.</w:t>
       </w:r>
       <w:bookmarkEnd w:id="23"/>
     </w:p>
@@ -3549,7 +4550,6 @@
       </w:pPr>
       <w:bookmarkStart w:id="26" w:name="_Toc223344956"/>
       <w:r>
-        <w:lastRenderedPageBreak/>
         <w:t>Разработка инструкций для пользователя по работе в среде.</w:t>
       </w:r>
       <w:bookmarkEnd w:id="26"/>
@@ -3571,8 +4571,94 @@
 </file>
 
 <file path=word/numbering.xml><?xml version="1.0" encoding="utf-8"?>
-<w:numbering xmlns:wpc="http://schemas.microsoft.com/office/word/2010/wordprocessingCanvas" xmlns:cx="http://schemas.microsoft.com/office/drawing/2014/chartex" xmlns:cx1="http://schemas.microsoft.com/office/drawing/2015/9/8/chartex" xmlns:cx2="http://schemas.microsoft.com/office/drawing/2015/10/21/chartex" xmlns:cx3="http://schemas.microsoft.com/office/drawing/2016/5/9/chartex" xmlns:cx4="http://schemas.microsoft.com/office/drawing/2016/5/10/chartex" xmlns:cx5="http://schemas.microsoft.com/office/drawing/2016/5/11/chartex" xmlns:cx6="http://schemas.microsoft.com/office/drawing/2016/5/12/chartex" xmlns:cx7="http://schemas.microsoft.com/office/drawing/2016/5/13/chartex" xmlns:cx8="http://schemas.microsoft.com/office/drawing/2016/5/14/chartex" xmlns:mc="http://schemas.openxmlformats.org/markup-compatibility/2006" xmlns:aink="http://schemas.microsoft.com/office/drawing/2016/ink" xmlns:am3d="http://schemas.microsoft.com/office/drawing/2017/model3d" xmlns:o="urn:schemas-microsoft-com:office:office" xmlns:oel="http://schemas.microsoft.com/office/2019/extlst" xmlns:r="http://schemas.openxmlformats.org/officeDocument/2006/relationships" xmlns:m="http://schemas.openxmlformats.org/officeDocument/2006/math" xmlns:v="urn:schemas-microsoft-com:vml" xmlns:wp14="http://schemas.microsoft.com/office/word/2010/wordprocessingDrawing" xmlns:wp="http://schemas.openxmlformats.org/drawingml/2006/wordprocessingDrawing" xmlns:w10="urn:schemas-microsoft-com:office:word" xmlns:w="http://schemas.openxmlformats.org/wordprocessingml/2006/main" xmlns:w14="http://schemas.microsoft.com/office/word/2010/wordml" xmlns:w15="http://schemas.microsoft.com/office/word/2012/wordml" xmlns:w16cex="http://schemas.microsoft.com/office/word/2018/wordml/cex" xmlns:w16cid="http://schemas.microsoft.com/office/word/2016/wordml/cid" xmlns:w16="http://schemas.microsoft.com/office/word/2018/wordml" xmlns:w16sdtdh="http://schemas.microsoft.com/office/word/2020/wordml/sdtdatahash" xmlns:w16se="http://schemas.microsoft.com/office/word/2015/wordml/symex" xmlns:wpg="http://schemas.microsoft.com/office/word/2010/wordprocessingGroup" xmlns:wpi="http://schemas.microsoft.com/office/word/2010/wordprocessingInk" xmlns:wne="http://schemas.microsoft.com/office/word/2006/wordml" xmlns:wps="http://schemas.microsoft.com/office/word/2010/wordprocessingShape" mc:Ignorable="w14 w15 w16se w16cid w16 w16cex w16sdtdh wp14">
+<w:numbering xmlns:wpc="http://schemas.microsoft.com/office/word/2010/wordprocessingCanvas" xmlns:cx="http://schemas.microsoft.com/office/drawing/2014/chartex" xmlns:cx1="http://schemas.microsoft.com/office/drawing/2015/9/8/chartex" xmlns:cx2="http://schemas.microsoft.com/office/drawing/2015/10/21/chartex" xmlns:cx3="http://schemas.microsoft.com/office/drawing/2016/5/9/chartex" xmlns:cx4="http://schemas.microsoft.com/office/drawing/2016/5/10/chartex" xmlns:cx5="http://schemas.microsoft.com/office/drawing/2016/5/11/chartex" xmlns:cx6="http://schemas.microsoft.com/office/drawing/2016/5/12/chartex" xmlns:cx7="http://schemas.microsoft.com/office/drawing/2016/5/13/chartex" xmlns:cx8="http://schemas.microsoft.com/office/drawing/2016/5/14/chartex" xmlns:mc="http://schemas.openxmlformats.org/markup-compatibility/2006" xmlns:aink="http://schemas.microsoft.com/office/drawing/2016/ink" xmlns:am3d="http://schemas.microsoft.com/office/drawing/2017/model3d" xmlns:o="urn:schemas-microsoft-com:office:office" xmlns:r="http://schemas.openxmlformats.org/officeDocument/2006/relationships" xmlns:m="http://schemas.openxmlformats.org/officeDocument/2006/math" xmlns:v="urn:schemas-microsoft-com:vml" xmlns:wp14="http://schemas.microsoft.com/office/word/2010/wordprocessingDrawing" xmlns:wp="http://schemas.openxmlformats.org/drawingml/2006/wordprocessingDrawing" xmlns:w10="urn:schemas-microsoft-com:office:word" xmlns:w="http://schemas.openxmlformats.org/wordprocessingml/2006/main" xmlns:w14="http://schemas.microsoft.com/office/word/2010/wordml" xmlns:w15="http://schemas.microsoft.com/office/word/2012/wordml" xmlns:w16cex="http://schemas.microsoft.com/office/word/2018/wordml/cex" xmlns:w16cid="http://schemas.microsoft.com/office/word/2016/wordml/cid" xmlns:w16="http://schemas.microsoft.com/office/word/2018/wordml" xmlns:w16sdtdh="http://schemas.microsoft.com/office/word/2020/wordml/sdtdatahash" xmlns:w16se="http://schemas.microsoft.com/office/word/2015/wordml/symex" xmlns:wpg="http://schemas.microsoft.com/office/word/2010/wordprocessingGroup" xmlns:wpi="http://schemas.microsoft.com/office/word/2010/wordprocessingInk" xmlns:wne="http://schemas.microsoft.com/office/word/2006/wordml" xmlns:wps="http://schemas.microsoft.com/office/word/2010/wordprocessingShape" mc:Ignorable="w14 w15 w16se w16cid w16 w16cex w16sdtdh wp14">
   <w:abstractNum w:abstractNumId="0" w15:restartNumberingAfterBreak="0">
+    <w:nsid w:val="0A8B18DE"/>
+    <w:multiLevelType w:val="hybridMultilevel"/>
+    <w:tmpl w:val="7944A39A"/>
+    <w:lvl w:ilvl="0" w:tplc="0419001B">
+      <w:start w:val="1"/>
+      <w:numFmt w:val="lowerRoman"/>
+      <w:lvlText w:val="%1."/>
+      <w:lvlJc w:val="right"/>
+      <w:pPr>
+        <w:ind w:left="1429" w:hanging="360"/>
+      </w:pPr>
+    </w:lvl>
+    <w:lvl w:ilvl="1" w:tplc="04190019" w:tentative="1">
+      <w:start w:val="1"/>
+      <w:numFmt w:val="lowerLetter"/>
+      <w:lvlText w:val="%2."/>
+      <w:lvlJc w:val="left"/>
+      <w:pPr>
+        <w:ind w:left="2149" w:hanging="360"/>
+      </w:pPr>
+    </w:lvl>
+    <w:lvl w:ilvl="2" w:tplc="0419001B" w:tentative="1">
+      <w:start w:val="1"/>
+      <w:numFmt w:val="lowerRoman"/>
+      <w:lvlText w:val="%3."/>
+      <w:lvlJc w:val="right"/>
+      <w:pPr>
+        <w:ind w:left="2869" w:hanging="180"/>
+      </w:pPr>
+    </w:lvl>
+    <w:lvl w:ilvl="3" w:tplc="0419000F" w:tentative="1">
+      <w:start w:val="1"/>
+      <w:numFmt w:val="decimal"/>
+      <w:lvlText w:val="%4."/>
+      <w:lvlJc w:val="left"/>
+      <w:pPr>
+        <w:ind w:left="3589" w:hanging="360"/>
+      </w:pPr>
+    </w:lvl>
+    <w:lvl w:ilvl="4" w:tplc="04190019" w:tentative="1">
+      <w:start w:val="1"/>
+      <w:numFmt w:val="lowerLetter"/>
+      <w:lvlText w:val="%5."/>
+      <w:lvlJc w:val="left"/>
+      <w:pPr>
+        <w:ind w:left="4309" w:hanging="360"/>
+      </w:pPr>
+    </w:lvl>
+    <w:lvl w:ilvl="5" w:tplc="0419001B" w:tentative="1">
+      <w:start w:val="1"/>
+      <w:numFmt w:val="lowerRoman"/>
+      <w:lvlText w:val="%6."/>
+      <w:lvlJc w:val="right"/>
+      <w:pPr>
+        <w:ind w:left="5029" w:hanging="180"/>
+      </w:pPr>
+    </w:lvl>
+    <w:lvl w:ilvl="6" w:tplc="0419000F" w:tentative="1">
+      <w:start w:val="1"/>
+      <w:numFmt w:val="decimal"/>
+      <w:lvlText w:val="%7."/>
+      <w:lvlJc w:val="left"/>
+      <w:pPr>
+        <w:ind w:left="5749" w:hanging="360"/>
+      </w:pPr>
+    </w:lvl>
+    <w:lvl w:ilvl="7" w:tplc="04190019" w:tentative="1">
+      <w:start w:val="1"/>
+      <w:numFmt w:val="lowerLetter"/>
+      <w:lvlText w:val="%8."/>
+      <w:lvlJc w:val="left"/>
+      <w:pPr>
+        <w:ind w:left="6469" w:hanging="360"/>
+      </w:pPr>
+    </w:lvl>
+    <w:lvl w:ilvl="8" w:tplc="0419001B" w:tentative="1">
+      <w:start w:val="1"/>
+      <w:numFmt w:val="lowerRoman"/>
+      <w:lvlText w:val="%9."/>
+      <w:lvlJc w:val="right"/>
+      <w:pPr>
+        <w:ind w:left="7189" w:hanging="180"/>
+      </w:pPr>
+    </w:lvl>
+  </w:abstractNum>
+  <w:abstractNum w:abstractNumId="1" w15:restartNumberingAfterBreak="0">
     <w:nsid w:val="12243360"/>
     <w:multiLevelType w:val="multilevel"/>
     <w:tmpl w:val="0419001F"/>
@@ -3658,7 +4744,93 @@
       </w:pPr>
     </w:lvl>
   </w:abstractNum>
-  <w:abstractNum w:abstractNumId="1" w15:restartNumberingAfterBreak="0">
+  <w:abstractNum w:abstractNumId="2" w15:restartNumberingAfterBreak="0">
+    <w:nsid w:val="123D5D86"/>
+    <w:multiLevelType w:val="hybridMultilevel"/>
+    <w:tmpl w:val="682277B2"/>
+    <w:lvl w:ilvl="0" w:tplc="0419001B">
+      <w:start w:val="1"/>
+      <w:numFmt w:val="lowerRoman"/>
+      <w:lvlText w:val="%1."/>
+      <w:lvlJc w:val="right"/>
+      <w:pPr>
+        <w:ind w:left="720" w:hanging="360"/>
+      </w:pPr>
+    </w:lvl>
+    <w:lvl w:ilvl="1" w:tplc="04190019" w:tentative="1">
+      <w:start w:val="1"/>
+      <w:numFmt w:val="lowerLetter"/>
+      <w:lvlText w:val="%2."/>
+      <w:lvlJc w:val="left"/>
+      <w:pPr>
+        <w:ind w:left="1440" w:hanging="360"/>
+      </w:pPr>
+    </w:lvl>
+    <w:lvl w:ilvl="2" w:tplc="0419001B" w:tentative="1">
+      <w:start w:val="1"/>
+      <w:numFmt w:val="lowerRoman"/>
+      <w:lvlText w:val="%3."/>
+      <w:lvlJc w:val="right"/>
+      <w:pPr>
+        <w:ind w:left="2160" w:hanging="180"/>
+      </w:pPr>
+    </w:lvl>
+    <w:lvl w:ilvl="3" w:tplc="0419000F" w:tentative="1">
+      <w:start w:val="1"/>
+      <w:numFmt w:val="decimal"/>
+      <w:lvlText w:val="%4."/>
+      <w:lvlJc w:val="left"/>
+      <w:pPr>
+        <w:ind w:left="2880" w:hanging="360"/>
+      </w:pPr>
+    </w:lvl>
+    <w:lvl w:ilvl="4" w:tplc="04190019" w:tentative="1">
+      <w:start w:val="1"/>
+      <w:numFmt w:val="lowerLetter"/>
+      <w:lvlText w:val="%5."/>
+      <w:lvlJc w:val="left"/>
+      <w:pPr>
+        <w:ind w:left="3600" w:hanging="360"/>
+      </w:pPr>
+    </w:lvl>
+    <w:lvl w:ilvl="5" w:tplc="0419001B" w:tentative="1">
+      <w:start w:val="1"/>
+      <w:numFmt w:val="lowerRoman"/>
+      <w:lvlText w:val="%6."/>
+      <w:lvlJc w:val="right"/>
+      <w:pPr>
+        <w:ind w:left="4320" w:hanging="180"/>
+      </w:pPr>
+    </w:lvl>
+    <w:lvl w:ilvl="6" w:tplc="0419000F" w:tentative="1">
+      <w:start w:val="1"/>
+      <w:numFmt w:val="decimal"/>
+      <w:lvlText w:val="%7."/>
+      <w:lvlJc w:val="left"/>
+      <w:pPr>
+        <w:ind w:left="5040" w:hanging="360"/>
+      </w:pPr>
+    </w:lvl>
+    <w:lvl w:ilvl="7" w:tplc="04190019" w:tentative="1">
+      <w:start w:val="1"/>
+      <w:numFmt w:val="lowerLetter"/>
+      <w:lvlText w:val="%8."/>
+      <w:lvlJc w:val="left"/>
+      <w:pPr>
+        <w:ind w:left="5760" w:hanging="360"/>
+      </w:pPr>
+    </w:lvl>
+    <w:lvl w:ilvl="8" w:tplc="0419001B" w:tentative="1">
+      <w:start w:val="1"/>
+      <w:numFmt w:val="lowerRoman"/>
+      <w:lvlText w:val="%9."/>
+      <w:lvlJc w:val="right"/>
+      <w:pPr>
+        <w:ind w:left="6480" w:hanging="180"/>
+      </w:pPr>
+    </w:lvl>
+  </w:abstractNum>
+  <w:abstractNum w:abstractNumId="3" w15:restartNumberingAfterBreak="0">
     <w:nsid w:val="19C72D1B"/>
     <w:multiLevelType w:val="multilevel"/>
     <w:tmpl w:val="0419001F"/>
@@ -3771,7 +4943,120 @@
       </w:pPr>
     </w:lvl>
   </w:abstractNum>
-  <w:abstractNum w:abstractNumId="2" w15:restartNumberingAfterBreak="0">
+  <w:abstractNum w:abstractNumId="4" w15:restartNumberingAfterBreak="0">
+    <w:nsid w:val="1E12569A"/>
+    <w:multiLevelType w:val="hybridMultilevel"/>
+    <w:tmpl w:val="4F062648"/>
+    <w:lvl w:ilvl="0" w:tplc="04190001">
+      <w:start w:val="1"/>
+      <w:numFmt w:val="bullet"/>
+      <w:lvlText w:val=""/>
+      <w:lvlJc w:val="left"/>
+      <w:pPr>
+        <w:ind w:left="1429" w:hanging="360"/>
+      </w:pPr>
+      <w:rPr>
+        <w:rFonts w:ascii="Symbol" w:hAnsi="Symbol" w:hint="default"/>
+      </w:rPr>
+    </w:lvl>
+    <w:lvl w:ilvl="1" w:tplc="04190003" w:tentative="1">
+      <w:start w:val="1"/>
+      <w:numFmt w:val="bullet"/>
+      <w:lvlText w:val="o"/>
+      <w:lvlJc w:val="left"/>
+      <w:pPr>
+        <w:ind w:left="2149" w:hanging="360"/>
+      </w:pPr>
+      <w:rPr>
+        <w:rFonts w:ascii="Courier New" w:hAnsi="Courier New" w:cs="Courier New" w:hint="default"/>
+      </w:rPr>
+    </w:lvl>
+    <w:lvl w:ilvl="2" w:tplc="04190005" w:tentative="1">
+      <w:start w:val="1"/>
+      <w:numFmt w:val="bullet"/>
+      <w:lvlText w:val=""/>
+      <w:lvlJc w:val="left"/>
+      <w:pPr>
+        <w:ind w:left="2869" w:hanging="360"/>
+      </w:pPr>
+      <w:rPr>
+        <w:rFonts w:ascii="Wingdings" w:hAnsi="Wingdings" w:hint="default"/>
+      </w:rPr>
+    </w:lvl>
+    <w:lvl w:ilvl="3" w:tplc="04190001" w:tentative="1">
+      <w:start w:val="1"/>
+      <w:numFmt w:val="bullet"/>
+      <w:lvlText w:val=""/>
+      <w:lvlJc w:val="left"/>
+      <w:pPr>
+        <w:ind w:left="3589" w:hanging="360"/>
+      </w:pPr>
+      <w:rPr>
+        <w:rFonts w:ascii="Symbol" w:hAnsi="Symbol" w:hint="default"/>
+      </w:rPr>
+    </w:lvl>
+    <w:lvl w:ilvl="4" w:tplc="04190003" w:tentative="1">
+      <w:start w:val="1"/>
+      <w:numFmt w:val="bullet"/>
+      <w:lvlText w:val="o"/>
+      <w:lvlJc w:val="left"/>
+      <w:pPr>
+        <w:ind w:left="4309" w:hanging="360"/>
+      </w:pPr>
+      <w:rPr>
+        <w:rFonts w:ascii="Courier New" w:hAnsi="Courier New" w:cs="Courier New" w:hint="default"/>
+      </w:rPr>
+    </w:lvl>
+    <w:lvl w:ilvl="5" w:tplc="04190005" w:tentative="1">
+      <w:start w:val="1"/>
+      <w:numFmt w:val="bullet"/>
+      <w:lvlText w:val=""/>
+      <w:lvlJc w:val="left"/>
+      <w:pPr>
+        <w:ind w:left="5029" w:hanging="360"/>
+      </w:pPr>
+      <w:rPr>
+        <w:rFonts w:ascii="Wingdings" w:hAnsi="Wingdings" w:hint="default"/>
+      </w:rPr>
+    </w:lvl>
+    <w:lvl w:ilvl="6" w:tplc="04190001" w:tentative="1">
+      <w:start w:val="1"/>
+      <w:numFmt w:val="bullet"/>
+      <w:lvlText w:val=""/>
+      <w:lvlJc w:val="left"/>
+      <w:pPr>
+        <w:ind w:left="5749" w:hanging="360"/>
+      </w:pPr>
+      <w:rPr>
+        <w:rFonts w:ascii="Symbol" w:hAnsi="Symbol" w:hint="default"/>
+      </w:rPr>
+    </w:lvl>
+    <w:lvl w:ilvl="7" w:tplc="04190003" w:tentative="1">
+      <w:start w:val="1"/>
+      <w:numFmt w:val="bullet"/>
+      <w:lvlText w:val="o"/>
+      <w:lvlJc w:val="left"/>
+      <w:pPr>
+        <w:ind w:left="6469" w:hanging="360"/>
+      </w:pPr>
+      <w:rPr>
+        <w:rFonts w:ascii="Courier New" w:hAnsi="Courier New" w:cs="Courier New" w:hint="default"/>
+      </w:rPr>
+    </w:lvl>
+    <w:lvl w:ilvl="8" w:tplc="04190005" w:tentative="1">
+      <w:start w:val="1"/>
+      <w:numFmt w:val="bullet"/>
+      <w:lvlText w:val=""/>
+      <w:lvlJc w:val="left"/>
+      <w:pPr>
+        <w:ind w:left="7189" w:hanging="360"/>
+      </w:pPr>
+      <w:rPr>
+        <w:rFonts w:ascii="Wingdings" w:hAnsi="Wingdings" w:hint="default"/>
+      </w:rPr>
+    </w:lvl>
+  </w:abstractNum>
+  <w:abstractNum w:abstractNumId="5" w15:restartNumberingAfterBreak="0">
     <w:nsid w:val="354D0F55"/>
     <w:multiLevelType w:val="multilevel"/>
     <w:tmpl w:val="0419001F"/>
@@ -3857,7 +5142,7 @@
       </w:pPr>
     </w:lvl>
   </w:abstractNum>
-  <w:abstractNum w:abstractNumId="3" w15:restartNumberingAfterBreak="0">
+  <w:abstractNum w:abstractNumId="6" w15:restartNumberingAfterBreak="0">
     <w:nsid w:val="389A2357"/>
     <w:multiLevelType w:val="multilevel"/>
     <w:tmpl w:val="0419001F"/>
@@ -3970,7 +5255,408 @@
       </w:pPr>
     </w:lvl>
   </w:abstractNum>
-  <w:abstractNum w:abstractNumId="4" w15:restartNumberingAfterBreak="0">
+  <w:abstractNum w:abstractNumId="7" w15:restartNumberingAfterBreak="0">
+    <w:nsid w:val="42F5633D"/>
+    <w:multiLevelType w:val="hybridMultilevel"/>
+    <w:tmpl w:val="CD4EC156"/>
+    <w:lvl w:ilvl="0" w:tplc="04190001">
+      <w:start w:val="1"/>
+      <w:numFmt w:val="bullet"/>
+      <w:lvlText w:val=""/>
+      <w:lvlJc w:val="left"/>
+      <w:pPr>
+        <w:ind w:left="1429" w:hanging="360"/>
+      </w:pPr>
+      <w:rPr>
+        <w:rFonts w:ascii="Symbol" w:hAnsi="Symbol" w:hint="default"/>
+      </w:rPr>
+    </w:lvl>
+    <w:lvl w:ilvl="1" w:tplc="04190003" w:tentative="1">
+      <w:start w:val="1"/>
+      <w:numFmt w:val="bullet"/>
+      <w:lvlText w:val="o"/>
+      <w:lvlJc w:val="left"/>
+      <w:pPr>
+        <w:ind w:left="2149" w:hanging="360"/>
+      </w:pPr>
+      <w:rPr>
+        <w:rFonts w:ascii="Courier New" w:hAnsi="Courier New" w:cs="Courier New" w:hint="default"/>
+      </w:rPr>
+    </w:lvl>
+    <w:lvl w:ilvl="2" w:tplc="04190005" w:tentative="1">
+      <w:start w:val="1"/>
+      <w:numFmt w:val="bullet"/>
+      <w:lvlText w:val=""/>
+      <w:lvlJc w:val="left"/>
+      <w:pPr>
+        <w:ind w:left="2869" w:hanging="360"/>
+      </w:pPr>
+      <w:rPr>
+        <w:rFonts w:ascii="Wingdings" w:hAnsi="Wingdings" w:hint="default"/>
+      </w:rPr>
+    </w:lvl>
+    <w:lvl w:ilvl="3" w:tplc="04190001" w:tentative="1">
+      <w:start w:val="1"/>
+      <w:numFmt w:val="bullet"/>
+      <w:lvlText w:val=""/>
+      <w:lvlJc w:val="left"/>
+      <w:pPr>
+        <w:ind w:left="3589" w:hanging="360"/>
+      </w:pPr>
+      <w:rPr>
+        <w:rFonts w:ascii="Symbol" w:hAnsi="Symbol" w:hint="default"/>
+      </w:rPr>
+    </w:lvl>
+    <w:lvl w:ilvl="4" w:tplc="04190003" w:tentative="1">
+      <w:start w:val="1"/>
+      <w:numFmt w:val="bullet"/>
+      <w:lvlText w:val="o"/>
+      <w:lvlJc w:val="left"/>
+      <w:pPr>
+        <w:ind w:left="4309" w:hanging="360"/>
+      </w:pPr>
+      <w:rPr>
+        <w:rFonts w:ascii="Courier New" w:hAnsi="Courier New" w:cs="Courier New" w:hint="default"/>
+      </w:rPr>
+    </w:lvl>
+    <w:lvl w:ilvl="5" w:tplc="04190005" w:tentative="1">
+      <w:start w:val="1"/>
+      <w:numFmt w:val="bullet"/>
+      <w:lvlText w:val=""/>
+      <w:lvlJc w:val="left"/>
+      <w:pPr>
+        <w:ind w:left="5029" w:hanging="360"/>
+      </w:pPr>
+      <w:rPr>
+        <w:rFonts w:ascii="Wingdings" w:hAnsi="Wingdings" w:hint="default"/>
+      </w:rPr>
+    </w:lvl>
+    <w:lvl w:ilvl="6" w:tplc="04190001" w:tentative="1">
+      <w:start w:val="1"/>
+      <w:numFmt w:val="bullet"/>
+      <w:lvlText w:val=""/>
+      <w:lvlJc w:val="left"/>
+      <w:pPr>
+        <w:ind w:left="5749" w:hanging="360"/>
+      </w:pPr>
+      <w:rPr>
+        <w:rFonts w:ascii="Symbol" w:hAnsi="Symbol" w:hint="default"/>
+      </w:rPr>
+    </w:lvl>
+    <w:lvl w:ilvl="7" w:tplc="04190003" w:tentative="1">
+      <w:start w:val="1"/>
+      <w:numFmt w:val="bullet"/>
+      <w:lvlText w:val="o"/>
+      <w:lvlJc w:val="left"/>
+      <w:pPr>
+        <w:ind w:left="6469" w:hanging="360"/>
+      </w:pPr>
+      <w:rPr>
+        <w:rFonts w:ascii="Courier New" w:hAnsi="Courier New" w:cs="Courier New" w:hint="default"/>
+      </w:rPr>
+    </w:lvl>
+    <w:lvl w:ilvl="8" w:tplc="04190005" w:tentative="1">
+      <w:start w:val="1"/>
+      <w:numFmt w:val="bullet"/>
+      <w:lvlText w:val=""/>
+      <w:lvlJc w:val="left"/>
+      <w:pPr>
+        <w:ind w:left="7189" w:hanging="360"/>
+      </w:pPr>
+      <w:rPr>
+        <w:rFonts w:ascii="Wingdings" w:hAnsi="Wingdings" w:hint="default"/>
+      </w:rPr>
+    </w:lvl>
+  </w:abstractNum>
+  <w:abstractNum w:abstractNumId="8" w15:restartNumberingAfterBreak="0">
+    <w:nsid w:val="45604325"/>
+    <w:multiLevelType w:val="hybridMultilevel"/>
+    <w:tmpl w:val="27A0B1C6"/>
+    <w:lvl w:ilvl="0" w:tplc="04190001">
+      <w:start w:val="1"/>
+      <w:numFmt w:val="bullet"/>
+      <w:lvlText w:val=""/>
+      <w:lvlJc w:val="left"/>
+      <w:pPr>
+        <w:ind w:left="1429" w:hanging="360"/>
+      </w:pPr>
+      <w:rPr>
+        <w:rFonts w:ascii="Symbol" w:hAnsi="Symbol" w:hint="default"/>
+      </w:rPr>
+    </w:lvl>
+    <w:lvl w:ilvl="1" w:tplc="04190003" w:tentative="1">
+      <w:start w:val="1"/>
+      <w:numFmt w:val="bullet"/>
+      <w:lvlText w:val="o"/>
+      <w:lvlJc w:val="left"/>
+      <w:pPr>
+        <w:ind w:left="2149" w:hanging="360"/>
+      </w:pPr>
+      <w:rPr>
+        <w:rFonts w:ascii="Courier New" w:hAnsi="Courier New" w:cs="Courier New" w:hint="default"/>
+      </w:rPr>
+    </w:lvl>
+    <w:lvl w:ilvl="2" w:tplc="04190005" w:tentative="1">
+      <w:start w:val="1"/>
+      <w:numFmt w:val="bullet"/>
+      <w:lvlText w:val=""/>
+      <w:lvlJc w:val="left"/>
+      <w:pPr>
+        <w:ind w:left="2869" w:hanging="360"/>
+      </w:pPr>
+      <w:rPr>
+        <w:rFonts w:ascii="Wingdings" w:hAnsi="Wingdings" w:hint="default"/>
+      </w:rPr>
+    </w:lvl>
+    <w:lvl w:ilvl="3" w:tplc="04190001" w:tentative="1">
+      <w:start w:val="1"/>
+      <w:numFmt w:val="bullet"/>
+      <w:lvlText w:val=""/>
+      <w:lvlJc w:val="left"/>
+      <w:pPr>
+        <w:ind w:left="3589" w:hanging="360"/>
+      </w:pPr>
+      <w:rPr>
+        <w:rFonts w:ascii="Symbol" w:hAnsi="Symbol" w:hint="default"/>
+      </w:rPr>
+    </w:lvl>
+    <w:lvl w:ilvl="4" w:tplc="04190003" w:tentative="1">
+      <w:start w:val="1"/>
+      <w:numFmt w:val="bullet"/>
+      <w:lvlText w:val="o"/>
+      <w:lvlJc w:val="left"/>
+      <w:pPr>
+        <w:ind w:left="4309" w:hanging="360"/>
+      </w:pPr>
+      <w:rPr>
+        <w:rFonts w:ascii="Courier New" w:hAnsi="Courier New" w:cs="Courier New" w:hint="default"/>
+      </w:rPr>
+    </w:lvl>
+    <w:lvl w:ilvl="5" w:tplc="04190005" w:tentative="1">
+      <w:start w:val="1"/>
+      <w:numFmt w:val="bullet"/>
+      <w:lvlText w:val=""/>
+      <w:lvlJc w:val="left"/>
+      <w:pPr>
+        <w:ind w:left="5029" w:hanging="360"/>
+      </w:pPr>
+      <w:rPr>
+        <w:rFonts w:ascii="Wingdings" w:hAnsi="Wingdings" w:hint="default"/>
+      </w:rPr>
+    </w:lvl>
+    <w:lvl w:ilvl="6" w:tplc="04190001" w:tentative="1">
+      <w:start w:val="1"/>
+      <w:numFmt w:val="bullet"/>
+      <w:lvlText w:val=""/>
+      <w:lvlJc w:val="left"/>
+      <w:pPr>
+        <w:ind w:left="5749" w:hanging="360"/>
+      </w:pPr>
+      <w:rPr>
+        <w:rFonts w:ascii="Symbol" w:hAnsi="Symbol" w:hint="default"/>
+      </w:rPr>
+    </w:lvl>
+    <w:lvl w:ilvl="7" w:tplc="04190003" w:tentative="1">
+      <w:start w:val="1"/>
+      <w:numFmt w:val="bullet"/>
+      <w:lvlText w:val="o"/>
+      <w:lvlJc w:val="left"/>
+      <w:pPr>
+        <w:ind w:left="6469" w:hanging="360"/>
+      </w:pPr>
+      <w:rPr>
+        <w:rFonts w:ascii="Courier New" w:hAnsi="Courier New" w:cs="Courier New" w:hint="default"/>
+      </w:rPr>
+    </w:lvl>
+    <w:lvl w:ilvl="8" w:tplc="04190005" w:tentative="1">
+      <w:start w:val="1"/>
+      <w:numFmt w:val="bullet"/>
+      <w:lvlText w:val=""/>
+      <w:lvlJc w:val="left"/>
+      <w:pPr>
+        <w:ind w:left="7189" w:hanging="360"/>
+      </w:pPr>
+      <w:rPr>
+        <w:rFonts w:ascii="Wingdings" w:hAnsi="Wingdings" w:hint="default"/>
+      </w:rPr>
+    </w:lvl>
+  </w:abstractNum>
+  <w:abstractNum w:abstractNumId="9" w15:restartNumberingAfterBreak="0">
+    <w:nsid w:val="47B53EF3"/>
+    <w:multiLevelType w:val="hybridMultilevel"/>
+    <w:tmpl w:val="6AA6FE02"/>
+    <w:lvl w:ilvl="0" w:tplc="8A241470">
+      <w:start w:val="1"/>
+      <w:numFmt w:val="decimal"/>
+      <w:lvlText w:val="%1."/>
+      <w:lvlJc w:val="left"/>
+      <w:pPr>
+        <w:ind w:left="1069" w:hanging="360"/>
+      </w:pPr>
+      <w:rPr>
+        <w:rFonts w:hint="default"/>
+      </w:rPr>
+    </w:lvl>
+    <w:lvl w:ilvl="1" w:tplc="04190019" w:tentative="1">
+      <w:start w:val="1"/>
+      <w:numFmt w:val="lowerLetter"/>
+      <w:lvlText w:val="%2."/>
+      <w:lvlJc w:val="left"/>
+      <w:pPr>
+        <w:ind w:left="1789" w:hanging="360"/>
+      </w:pPr>
+    </w:lvl>
+    <w:lvl w:ilvl="2" w:tplc="0419001B" w:tentative="1">
+      <w:start w:val="1"/>
+      <w:numFmt w:val="lowerRoman"/>
+      <w:lvlText w:val="%3."/>
+      <w:lvlJc w:val="right"/>
+      <w:pPr>
+        <w:ind w:left="2509" w:hanging="180"/>
+      </w:pPr>
+    </w:lvl>
+    <w:lvl w:ilvl="3" w:tplc="0419000F" w:tentative="1">
+      <w:start w:val="1"/>
+      <w:numFmt w:val="decimal"/>
+      <w:lvlText w:val="%4."/>
+      <w:lvlJc w:val="left"/>
+      <w:pPr>
+        <w:ind w:left="3229" w:hanging="360"/>
+      </w:pPr>
+    </w:lvl>
+    <w:lvl w:ilvl="4" w:tplc="04190019" w:tentative="1">
+      <w:start w:val="1"/>
+      <w:numFmt w:val="lowerLetter"/>
+      <w:lvlText w:val="%5."/>
+      <w:lvlJc w:val="left"/>
+      <w:pPr>
+        <w:ind w:left="3949" w:hanging="360"/>
+      </w:pPr>
+    </w:lvl>
+    <w:lvl w:ilvl="5" w:tplc="0419001B" w:tentative="1">
+      <w:start w:val="1"/>
+      <w:numFmt w:val="lowerRoman"/>
+      <w:lvlText w:val="%6."/>
+      <w:lvlJc w:val="right"/>
+      <w:pPr>
+        <w:ind w:left="4669" w:hanging="180"/>
+      </w:pPr>
+    </w:lvl>
+    <w:lvl w:ilvl="6" w:tplc="0419000F" w:tentative="1">
+      <w:start w:val="1"/>
+      <w:numFmt w:val="decimal"/>
+      <w:lvlText w:val="%7."/>
+      <w:lvlJc w:val="left"/>
+      <w:pPr>
+        <w:ind w:left="5389" w:hanging="360"/>
+      </w:pPr>
+    </w:lvl>
+    <w:lvl w:ilvl="7" w:tplc="04190019" w:tentative="1">
+      <w:start w:val="1"/>
+      <w:numFmt w:val="lowerLetter"/>
+      <w:lvlText w:val="%8."/>
+      <w:lvlJc w:val="left"/>
+      <w:pPr>
+        <w:ind w:left="6109" w:hanging="360"/>
+      </w:pPr>
+    </w:lvl>
+    <w:lvl w:ilvl="8" w:tplc="0419001B" w:tentative="1">
+      <w:start w:val="1"/>
+      <w:numFmt w:val="lowerRoman"/>
+      <w:lvlText w:val="%9."/>
+      <w:lvlJc w:val="right"/>
+      <w:pPr>
+        <w:ind w:left="6829" w:hanging="180"/>
+      </w:pPr>
+    </w:lvl>
+  </w:abstractNum>
+  <w:abstractNum w:abstractNumId="10" w15:restartNumberingAfterBreak="0">
+    <w:nsid w:val="4BA94532"/>
+    <w:multiLevelType w:val="hybridMultilevel"/>
+    <w:tmpl w:val="8C6698B2"/>
+    <w:lvl w:ilvl="0" w:tplc="0419000F">
+      <w:start w:val="1"/>
+      <w:numFmt w:val="decimal"/>
+      <w:lvlText w:val="%1."/>
+      <w:lvlJc w:val="left"/>
+      <w:pPr>
+        <w:ind w:left="720" w:hanging="360"/>
+      </w:pPr>
+    </w:lvl>
+    <w:lvl w:ilvl="1" w:tplc="04190019">
+      <w:start w:val="1"/>
+      <w:numFmt w:val="lowerLetter"/>
+      <w:lvlText w:val="%2."/>
+      <w:lvlJc w:val="left"/>
+      <w:pPr>
+        <w:ind w:left="1440" w:hanging="360"/>
+      </w:pPr>
+    </w:lvl>
+    <w:lvl w:ilvl="2" w:tplc="0419001B" w:tentative="1">
+      <w:start w:val="1"/>
+      <w:numFmt w:val="lowerRoman"/>
+      <w:lvlText w:val="%3."/>
+      <w:lvlJc w:val="right"/>
+      <w:pPr>
+        <w:ind w:left="2160" w:hanging="180"/>
+      </w:pPr>
+    </w:lvl>
+    <w:lvl w:ilvl="3" w:tplc="0419000F" w:tentative="1">
+      <w:start w:val="1"/>
+      <w:numFmt w:val="decimal"/>
+      <w:lvlText w:val="%4."/>
+      <w:lvlJc w:val="left"/>
+      <w:pPr>
+        <w:ind w:left="2880" w:hanging="360"/>
+      </w:pPr>
+    </w:lvl>
+    <w:lvl w:ilvl="4" w:tplc="04190019" w:tentative="1">
+      <w:start w:val="1"/>
+      <w:numFmt w:val="lowerLetter"/>
+      <w:lvlText w:val="%5."/>
+      <w:lvlJc w:val="left"/>
+      <w:pPr>
+        <w:ind w:left="3600" w:hanging="360"/>
+      </w:pPr>
+    </w:lvl>
+    <w:lvl w:ilvl="5" w:tplc="0419001B" w:tentative="1">
+      <w:start w:val="1"/>
+      <w:numFmt w:val="lowerRoman"/>
+      <w:lvlText w:val="%6."/>
+      <w:lvlJc w:val="right"/>
+      <w:pPr>
+        <w:ind w:left="4320" w:hanging="180"/>
+      </w:pPr>
+    </w:lvl>
+    <w:lvl w:ilvl="6" w:tplc="0419000F" w:tentative="1">
+      <w:start w:val="1"/>
+      <w:numFmt w:val="decimal"/>
+      <w:lvlText w:val="%7."/>
+      <w:lvlJc w:val="left"/>
+      <w:pPr>
+        <w:ind w:left="5040" w:hanging="360"/>
+      </w:pPr>
+    </w:lvl>
+    <w:lvl w:ilvl="7" w:tplc="04190019" w:tentative="1">
+      <w:start w:val="1"/>
+      <w:numFmt w:val="lowerLetter"/>
+      <w:lvlText w:val="%8."/>
+      <w:lvlJc w:val="left"/>
+      <w:pPr>
+        <w:ind w:left="5760" w:hanging="360"/>
+      </w:pPr>
+    </w:lvl>
+    <w:lvl w:ilvl="8" w:tplc="0419001B" w:tentative="1">
+      <w:start w:val="1"/>
+      <w:numFmt w:val="lowerRoman"/>
+      <w:lvlText w:val="%9."/>
+      <w:lvlJc w:val="right"/>
+      <w:pPr>
+        <w:ind w:left="6480" w:hanging="180"/>
+      </w:pPr>
+    </w:lvl>
+  </w:abstractNum>
+  <w:abstractNum w:abstractNumId="11" w15:restartNumberingAfterBreak="0">
     <w:nsid w:val="4D1C7177"/>
     <w:multiLevelType w:val="multilevel"/>
     <w:tmpl w:val="D522049E"/>
@@ -4114,7 +5800,292 @@
       </w:rPr>
     </w:lvl>
   </w:abstractNum>
-  <w:abstractNum w:abstractNumId="5" w15:restartNumberingAfterBreak="0">
+  <w:abstractNum w:abstractNumId="12" w15:restartNumberingAfterBreak="0">
+    <w:nsid w:val="59C63A43"/>
+    <w:multiLevelType w:val="multilevel"/>
+    <w:tmpl w:val="0419001F"/>
+    <w:lvl w:ilvl="0">
+      <w:start w:val="1"/>
+      <w:numFmt w:val="decimal"/>
+      <w:lvlText w:val="%1."/>
+      <w:lvlJc w:val="left"/>
+      <w:pPr>
+        <w:ind w:left="360" w:hanging="360"/>
+      </w:pPr>
+    </w:lvl>
+    <w:lvl w:ilvl="1">
+      <w:start w:val="1"/>
+      <w:numFmt w:val="decimal"/>
+      <w:lvlText w:val="%1.%2."/>
+      <w:lvlJc w:val="left"/>
+      <w:pPr>
+        <w:ind w:left="792" w:hanging="432"/>
+      </w:pPr>
+    </w:lvl>
+    <w:lvl w:ilvl="2">
+      <w:start w:val="1"/>
+      <w:numFmt w:val="decimal"/>
+      <w:lvlText w:val="%1.%2.%3."/>
+      <w:lvlJc w:val="left"/>
+      <w:pPr>
+        <w:ind w:left="1224" w:hanging="504"/>
+      </w:pPr>
+    </w:lvl>
+    <w:lvl w:ilvl="3">
+      <w:start w:val="1"/>
+      <w:numFmt w:val="decimal"/>
+      <w:lvlText w:val="%1.%2.%3.%4."/>
+      <w:lvlJc w:val="left"/>
+      <w:pPr>
+        <w:ind w:left="1728" w:hanging="648"/>
+      </w:pPr>
+    </w:lvl>
+    <w:lvl w:ilvl="4">
+      <w:start w:val="1"/>
+      <w:numFmt w:val="decimal"/>
+      <w:lvlText w:val="%1.%2.%3.%4.%5."/>
+      <w:lvlJc w:val="left"/>
+      <w:pPr>
+        <w:ind w:left="2232" w:hanging="792"/>
+      </w:pPr>
+    </w:lvl>
+    <w:lvl w:ilvl="5">
+      <w:start w:val="1"/>
+      <w:numFmt w:val="decimal"/>
+      <w:lvlText w:val="%1.%2.%3.%4.%5.%6."/>
+      <w:lvlJc w:val="left"/>
+      <w:pPr>
+        <w:ind w:left="2736" w:hanging="936"/>
+      </w:pPr>
+    </w:lvl>
+    <w:lvl w:ilvl="6">
+      <w:start w:val="1"/>
+      <w:numFmt w:val="decimal"/>
+      <w:lvlText w:val="%1.%2.%3.%4.%5.%6.%7."/>
+      <w:lvlJc w:val="left"/>
+      <w:pPr>
+        <w:ind w:left="3240" w:hanging="1080"/>
+      </w:pPr>
+    </w:lvl>
+    <w:lvl w:ilvl="7">
+      <w:start w:val="1"/>
+      <w:numFmt w:val="decimal"/>
+      <w:lvlText w:val="%1.%2.%3.%4.%5.%6.%7.%8."/>
+      <w:lvlJc w:val="left"/>
+      <w:pPr>
+        <w:ind w:left="3744" w:hanging="1224"/>
+      </w:pPr>
+    </w:lvl>
+    <w:lvl w:ilvl="8">
+      <w:start w:val="1"/>
+      <w:numFmt w:val="decimal"/>
+      <w:lvlText w:val="%1.%2.%3.%4.%5.%6.%7.%8.%9."/>
+      <w:lvlJc w:val="left"/>
+      <w:pPr>
+        <w:ind w:left="4320" w:hanging="1440"/>
+      </w:pPr>
+    </w:lvl>
+  </w:abstractNum>
+  <w:abstractNum w:abstractNumId="13" w15:restartNumberingAfterBreak="0">
+    <w:nsid w:val="5A373D7B"/>
+    <w:multiLevelType w:val="multilevel"/>
+    <w:tmpl w:val="0419001F"/>
+    <w:lvl w:ilvl="0">
+      <w:start w:val="1"/>
+      <w:numFmt w:val="decimal"/>
+      <w:lvlText w:val="%1."/>
+      <w:lvlJc w:val="left"/>
+      <w:pPr>
+        <w:ind w:left="360" w:hanging="360"/>
+      </w:pPr>
+    </w:lvl>
+    <w:lvl w:ilvl="1">
+      <w:start w:val="1"/>
+      <w:numFmt w:val="decimal"/>
+      <w:lvlText w:val="%1.%2."/>
+      <w:lvlJc w:val="left"/>
+      <w:pPr>
+        <w:ind w:left="792" w:hanging="432"/>
+      </w:pPr>
+    </w:lvl>
+    <w:lvl w:ilvl="2">
+      <w:start w:val="1"/>
+      <w:numFmt w:val="decimal"/>
+      <w:lvlText w:val="%1.%2.%3."/>
+      <w:lvlJc w:val="left"/>
+      <w:pPr>
+        <w:ind w:left="1224" w:hanging="504"/>
+      </w:pPr>
+    </w:lvl>
+    <w:lvl w:ilvl="3">
+      <w:start w:val="1"/>
+      <w:numFmt w:val="decimal"/>
+      <w:lvlText w:val="%1.%2.%3.%4."/>
+      <w:lvlJc w:val="left"/>
+      <w:pPr>
+        <w:ind w:left="1728" w:hanging="648"/>
+      </w:pPr>
+    </w:lvl>
+    <w:lvl w:ilvl="4">
+      <w:start w:val="1"/>
+      <w:numFmt w:val="decimal"/>
+      <w:lvlText w:val="%1.%2.%3.%4.%5."/>
+      <w:lvlJc w:val="left"/>
+      <w:pPr>
+        <w:ind w:left="2232" w:hanging="792"/>
+      </w:pPr>
+    </w:lvl>
+    <w:lvl w:ilvl="5">
+      <w:start w:val="1"/>
+      <w:numFmt w:val="decimal"/>
+      <w:lvlText w:val="%1.%2.%3.%4.%5.%6."/>
+      <w:lvlJc w:val="left"/>
+      <w:pPr>
+        <w:ind w:left="2736" w:hanging="936"/>
+      </w:pPr>
+    </w:lvl>
+    <w:lvl w:ilvl="6">
+      <w:start w:val="1"/>
+      <w:numFmt w:val="decimal"/>
+      <w:lvlText w:val="%1.%2.%3.%4.%5.%6.%7."/>
+      <w:lvlJc w:val="left"/>
+      <w:pPr>
+        <w:ind w:left="3240" w:hanging="1080"/>
+      </w:pPr>
+    </w:lvl>
+    <w:lvl w:ilvl="7">
+      <w:start w:val="1"/>
+      <w:numFmt w:val="decimal"/>
+      <w:lvlText w:val="%1.%2.%3.%4.%5.%6.%7.%8."/>
+      <w:lvlJc w:val="left"/>
+      <w:pPr>
+        <w:ind w:left="3744" w:hanging="1224"/>
+      </w:pPr>
+    </w:lvl>
+    <w:lvl w:ilvl="8">
+      <w:start w:val="1"/>
+      <w:numFmt w:val="decimal"/>
+      <w:lvlText w:val="%1.%2.%3.%4.%5.%6.%7.%8.%9."/>
+      <w:lvlJc w:val="left"/>
+      <w:pPr>
+        <w:ind w:left="4320" w:hanging="1440"/>
+      </w:pPr>
+    </w:lvl>
+  </w:abstractNum>
+  <w:abstractNum w:abstractNumId="14" w15:restartNumberingAfterBreak="0">
+    <w:nsid w:val="5AFE18AC"/>
+    <w:multiLevelType w:val="hybridMultilevel"/>
+    <w:tmpl w:val="7A78BA26"/>
+    <w:lvl w:ilvl="0" w:tplc="04190001">
+      <w:start w:val="1"/>
+      <w:numFmt w:val="bullet"/>
+      <w:lvlText w:val=""/>
+      <w:lvlJc w:val="left"/>
+      <w:pPr>
+        <w:ind w:left="1429" w:hanging="360"/>
+      </w:pPr>
+      <w:rPr>
+        <w:rFonts w:ascii="Symbol" w:hAnsi="Symbol" w:hint="default"/>
+      </w:rPr>
+    </w:lvl>
+    <w:lvl w:ilvl="1" w:tplc="04190003" w:tentative="1">
+      <w:start w:val="1"/>
+      <w:numFmt w:val="bullet"/>
+      <w:lvlText w:val="o"/>
+      <w:lvlJc w:val="left"/>
+      <w:pPr>
+        <w:ind w:left="2149" w:hanging="360"/>
+      </w:pPr>
+      <w:rPr>
+        <w:rFonts w:ascii="Courier New" w:hAnsi="Courier New" w:cs="Courier New" w:hint="default"/>
+      </w:rPr>
+    </w:lvl>
+    <w:lvl w:ilvl="2" w:tplc="04190005" w:tentative="1">
+      <w:start w:val="1"/>
+      <w:numFmt w:val="bullet"/>
+      <w:lvlText w:val=""/>
+      <w:lvlJc w:val="left"/>
+      <w:pPr>
+        <w:ind w:left="2869" w:hanging="360"/>
+      </w:pPr>
+      <w:rPr>
+        <w:rFonts w:ascii="Wingdings" w:hAnsi="Wingdings" w:hint="default"/>
+      </w:rPr>
+    </w:lvl>
+    <w:lvl w:ilvl="3" w:tplc="04190001" w:tentative="1">
+      <w:start w:val="1"/>
+      <w:numFmt w:val="bullet"/>
+      <w:lvlText w:val=""/>
+      <w:lvlJc w:val="left"/>
+      <w:pPr>
+        <w:ind w:left="3589" w:hanging="360"/>
+      </w:pPr>
+      <w:rPr>
+        <w:rFonts w:ascii="Symbol" w:hAnsi="Symbol" w:hint="default"/>
+      </w:rPr>
+    </w:lvl>
+    <w:lvl w:ilvl="4" w:tplc="04190003" w:tentative="1">
+      <w:start w:val="1"/>
+      <w:numFmt w:val="bullet"/>
+      <w:lvlText w:val="o"/>
+      <w:lvlJc w:val="left"/>
+      <w:pPr>
+        <w:ind w:left="4309" w:hanging="360"/>
+      </w:pPr>
+      <w:rPr>
+        <w:rFonts w:ascii="Courier New" w:hAnsi="Courier New" w:cs="Courier New" w:hint="default"/>
+      </w:rPr>
+    </w:lvl>
+    <w:lvl w:ilvl="5" w:tplc="04190005" w:tentative="1">
+      <w:start w:val="1"/>
+      <w:numFmt w:val="bullet"/>
+      <w:lvlText w:val=""/>
+      <w:lvlJc w:val="left"/>
+      <w:pPr>
+        <w:ind w:left="5029" w:hanging="360"/>
+      </w:pPr>
+      <w:rPr>
+        <w:rFonts w:ascii="Wingdings" w:hAnsi="Wingdings" w:hint="default"/>
+      </w:rPr>
+    </w:lvl>
+    <w:lvl w:ilvl="6" w:tplc="04190001" w:tentative="1">
+      <w:start w:val="1"/>
+      <w:numFmt w:val="bullet"/>
+      <w:lvlText w:val=""/>
+      <w:lvlJc w:val="left"/>
+      <w:pPr>
+        <w:ind w:left="5749" w:hanging="360"/>
+      </w:pPr>
+      <w:rPr>
+        <w:rFonts w:ascii="Symbol" w:hAnsi="Symbol" w:hint="default"/>
+      </w:rPr>
+    </w:lvl>
+    <w:lvl w:ilvl="7" w:tplc="04190003" w:tentative="1">
+      <w:start w:val="1"/>
+      <w:numFmt w:val="bullet"/>
+      <w:lvlText w:val="o"/>
+      <w:lvlJc w:val="left"/>
+      <w:pPr>
+        <w:ind w:left="6469" w:hanging="360"/>
+      </w:pPr>
+      <w:rPr>
+        <w:rFonts w:ascii="Courier New" w:hAnsi="Courier New" w:cs="Courier New" w:hint="default"/>
+      </w:rPr>
+    </w:lvl>
+    <w:lvl w:ilvl="8" w:tplc="04190005" w:tentative="1">
+      <w:start w:val="1"/>
+      <w:numFmt w:val="bullet"/>
+      <w:lvlText w:val=""/>
+      <w:lvlJc w:val="left"/>
+      <w:pPr>
+        <w:ind w:left="7189" w:hanging="360"/>
+      </w:pPr>
+      <w:rPr>
+        <w:rFonts w:ascii="Wingdings" w:hAnsi="Wingdings" w:hint="default"/>
+      </w:rPr>
+    </w:lvl>
+  </w:abstractNum>
+  <w:abstractNum w:abstractNumId="15" w15:restartNumberingAfterBreak="0">
     <w:nsid w:val="5DFF3C5D"/>
     <w:multiLevelType w:val="multilevel"/>
     <w:tmpl w:val="EAA2ED18"/>
@@ -4254,23 +6225,258 @@
       </w:rPr>
     </w:lvl>
   </w:abstractNum>
-  <w:num w:numId="1" w16cid:durableId="134878732">
+  <w:abstractNum w:abstractNumId="16" w15:restartNumberingAfterBreak="0">
+    <w:nsid w:val="66227CDE"/>
+    <w:multiLevelType w:val="hybridMultilevel"/>
+    <w:tmpl w:val="5336AE52"/>
+    <w:lvl w:ilvl="0" w:tplc="04190001">
+      <w:start w:val="1"/>
+      <w:numFmt w:val="bullet"/>
+      <w:lvlText w:val=""/>
+      <w:lvlJc w:val="left"/>
+      <w:pPr>
+        <w:ind w:left="1429" w:hanging="360"/>
+      </w:pPr>
+      <w:rPr>
+        <w:rFonts w:ascii="Symbol" w:hAnsi="Symbol" w:hint="default"/>
+      </w:rPr>
+    </w:lvl>
+    <w:lvl w:ilvl="1" w:tplc="04190003">
+      <w:start w:val="1"/>
+      <w:numFmt w:val="bullet"/>
+      <w:lvlText w:val="o"/>
+      <w:lvlJc w:val="left"/>
+      <w:pPr>
+        <w:ind w:left="2149" w:hanging="360"/>
+      </w:pPr>
+      <w:rPr>
+        <w:rFonts w:ascii="Courier New" w:hAnsi="Courier New" w:cs="Courier New" w:hint="default"/>
+      </w:rPr>
+    </w:lvl>
+    <w:lvl w:ilvl="2" w:tplc="04190005" w:tentative="1">
+      <w:start w:val="1"/>
+      <w:numFmt w:val="bullet"/>
+      <w:lvlText w:val=""/>
+      <w:lvlJc w:val="left"/>
+      <w:pPr>
+        <w:ind w:left="2869" w:hanging="360"/>
+      </w:pPr>
+      <w:rPr>
+        <w:rFonts w:ascii="Wingdings" w:hAnsi="Wingdings" w:hint="default"/>
+      </w:rPr>
+    </w:lvl>
+    <w:lvl w:ilvl="3" w:tplc="04190001" w:tentative="1">
+      <w:start w:val="1"/>
+      <w:numFmt w:val="bullet"/>
+      <w:lvlText w:val=""/>
+      <w:lvlJc w:val="left"/>
+      <w:pPr>
+        <w:ind w:left="3589" w:hanging="360"/>
+      </w:pPr>
+      <w:rPr>
+        <w:rFonts w:ascii="Symbol" w:hAnsi="Symbol" w:hint="default"/>
+      </w:rPr>
+    </w:lvl>
+    <w:lvl w:ilvl="4" w:tplc="04190003" w:tentative="1">
+      <w:start w:val="1"/>
+      <w:numFmt w:val="bullet"/>
+      <w:lvlText w:val="o"/>
+      <w:lvlJc w:val="left"/>
+      <w:pPr>
+        <w:ind w:left="4309" w:hanging="360"/>
+      </w:pPr>
+      <w:rPr>
+        <w:rFonts w:ascii="Courier New" w:hAnsi="Courier New" w:cs="Courier New" w:hint="default"/>
+      </w:rPr>
+    </w:lvl>
+    <w:lvl w:ilvl="5" w:tplc="04190005" w:tentative="1">
+      <w:start w:val="1"/>
+      <w:numFmt w:val="bullet"/>
+      <w:lvlText w:val=""/>
+      <w:lvlJc w:val="left"/>
+      <w:pPr>
+        <w:ind w:left="5029" w:hanging="360"/>
+      </w:pPr>
+      <w:rPr>
+        <w:rFonts w:ascii="Wingdings" w:hAnsi="Wingdings" w:hint="default"/>
+      </w:rPr>
+    </w:lvl>
+    <w:lvl w:ilvl="6" w:tplc="04190001" w:tentative="1">
+      <w:start w:val="1"/>
+      <w:numFmt w:val="bullet"/>
+      <w:lvlText w:val=""/>
+      <w:lvlJc w:val="left"/>
+      <w:pPr>
+        <w:ind w:left="5749" w:hanging="360"/>
+      </w:pPr>
+      <w:rPr>
+        <w:rFonts w:ascii="Symbol" w:hAnsi="Symbol" w:hint="default"/>
+      </w:rPr>
+    </w:lvl>
+    <w:lvl w:ilvl="7" w:tplc="04190003" w:tentative="1">
+      <w:start w:val="1"/>
+      <w:numFmt w:val="bullet"/>
+      <w:lvlText w:val="o"/>
+      <w:lvlJc w:val="left"/>
+      <w:pPr>
+        <w:ind w:left="6469" w:hanging="360"/>
+      </w:pPr>
+      <w:rPr>
+        <w:rFonts w:ascii="Courier New" w:hAnsi="Courier New" w:cs="Courier New" w:hint="default"/>
+      </w:rPr>
+    </w:lvl>
+    <w:lvl w:ilvl="8" w:tplc="04190005" w:tentative="1">
+      <w:start w:val="1"/>
+      <w:numFmt w:val="bullet"/>
+      <w:lvlText w:val=""/>
+      <w:lvlJc w:val="left"/>
+      <w:pPr>
+        <w:ind w:left="7189" w:hanging="360"/>
+      </w:pPr>
+      <w:rPr>
+        <w:rFonts w:ascii="Wingdings" w:hAnsi="Wingdings" w:hint="default"/>
+      </w:rPr>
+    </w:lvl>
+  </w:abstractNum>
+  <w:abstractNum w:abstractNumId="17" w15:restartNumberingAfterBreak="0">
+    <w:nsid w:val="7B042750"/>
+    <w:multiLevelType w:val="multilevel"/>
+    <w:tmpl w:val="0419001F"/>
+    <w:lvl w:ilvl="0">
+      <w:start w:val="1"/>
+      <w:numFmt w:val="decimal"/>
+      <w:lvlText w:val="%1."/>
+      <w:lvlJc w:val="left"/>
+      <w:pPr>
+        <w:ind w:left="360" w:hanging="360"/>
+      </w:pPr>
+    </w:lvl>
+    <w:lvl w:ilvl="1">
+      <w:start w:val="1"/>
+      <w:numFmt w:val="decimal"/>
+      <w:lvlText w:val="%1.%2."/>
+      <w:lvlJc w:val="left"/>
+      <w:pPr>
+        <w:ind w:left="792" w:hanging="432"/>
+      </w:pPr>
+    </w:lvl>
+    <w:lvl w:ilvl="2">
+      <w:start w:val="1"/>
+      <w:numFmt w:val="decimal"/>
+      <w:lvlText w:val="%1.%2.%3."/>
+      <w:lvlJc w:val="left"/>
+      <w:pPr>
+        <w:ind w:left="1224" w:hanging="504"/>
+      </w:pPr>
+    </w:lvl>
+    <w:lvl w:ilvl="3">
+      <w:start w:val="1"/>
+      <w:numFmt w:val="decimal"/>
+      <w:lvlText w:val="%1.%2.%3.%4."/>
+      <w:lvlJc w:val="left"/>
+      <w:pPr>
+        <w:ind w:left="1728" w:hanging="648"/>
+      </w:pPr>
+    </w:lvl>
+    <w:lvl w:ilvl="4">
+      <w:start w:val="1"/>
+      <w:numFmt w:val="decimal"/>
+      <w:lvlText w:val="%1.%2.%3.%4.%5."/>
+      <w:lvlJc w:val="left"/>
+      <w:pPr>
+        <w:ind w:left="2232" w:hanging="792"/>
+      </w:pPr>
+    </w:lvl>
+    <w:lvl w:ilvl="5">
+      <w:start w:val="1"/>
+      <w:numFmt w:val="decimal"/>
+      <w:lvlText w:val="%1.%2.%3.%4.%5.%6."/>
+      <w:lvlJc w:val="left"/>
+      <w:pPr>
+        <w:ind w:left="2736" w:hanging="936"/>
+      </w:pPr>
+    </w:lvl>
+    <w:lvl w:ilvl="6">
+      <w:start w:val="1"/>
+      <w:numFmt w:val="decimal"/>
+      <w:lvlText w:val="%1.%2.%3.%4.%5.%6.%7."/>
+      <w:lvlJc w:val="left"/>
+      <w:pPr>
+        <w:ind w:left="3240" w:hanging="1080"/>
+      </w:pPr>
+    </w:lvl>
+    <w:lvl w:ilvl="7">
+      <w:start w:val="1"/>
+      <w:numFmt w:val="decimal"/>
+      <w:lvlText w:val="%1.%2.%3.%4.%5.%6.%7.%8."/>
+      <w:lvlJc w:val="left"/>
+      <w:pPr>
+        <w:ind w:left="3744" w:hanging="1224"/>
+      </w:pPr>
+    </w:lvl>
+    <w:lvl w:ilvl="8">
+      <w:start w:val="1"/>
+      <w:numFmt w:val="decimal"/>
+      <w:lvlText w:val="%1.%2.%3.%4.%5.%6.%7.%8.%9."/>
+      <w:lvlJc w:val="left"/>
+      <w:pPr>
+        <w:ind w:left="4320" w:hanging="1440"/>
+      </w:pPr>
+    </w:lvl>
+  </w:abstractNum>
+  <w:num w:numId="1">
+    <w:abstractNumId w:val="6"/>
+  </w:num>
+  <w:num w:numId="2">
     <w:abstractNumId w:val="3"/>
   </w:num>
-  <w:num w:numId="2" w16cid:durableId="430052112">
+  <w:num w:numId="3">
+    <w:abstractNumId w:val="15"/>
+  </w:num>
+  <w:num w:numId="4">
+    <w:abstractNumId w:val="5"/>
+  </w:num>
+  <w:num w:numId="5">
+    <w:abstractNumId w:val="11"/>
+  </w:num>
+  <w:num w:numId="6">
     <w:abstractNumId w:val="1"/>
   </w:num>
-  <w:num w:numId="3" w16cid:durableId="77823421">
-    <w:abstractNumId w:val="5"/>
+  <w:num w:numId="7">
+    <w:abstractNumId w:val="16"/>
   </w:num>
-  <w:num w:numId="4" w16cid:durableId="1301610963">
+  <w:num w:numId="8">
+    <w:abstractNumId w:val="14"/>
+  </w:num>
+  <w:num w:numId="9">
+    <w:abstractNumId w:val="10"/>
+  </w:num>
+  <w:num w:numId="10">
+    <w:abstractNumId w:val="12"/>
+  </w:num>
+  <w:num w:numId="11">
+    <w:abstractNumId w:val="4"/>
+  </w:num>
+  <w:num w:numId="12">
+    <w:abstractNumId w:val="7"/>
+  </w:num>
+  <w:num w:numId="13">
+    <w:abstractNumId w:val="8"/>
+  </w:num>
+  <w:num w:numId="14">
+    <w:abstractNumId w:val="9"/>
+  </w:num>
+  <w:num w:numId="15">
+    <w:abstractNumId w:val="0"/>
+  </w:num>
+  <w:num w:numId="16">
     <w:abstractNumId w:val="2"/>
   </w:num>
-  <w:num w:numId="5" w16cid:durableId="505633882">
-    <w:abstractNumId w:val="4"/>
+  <w:num w:numId="17">
+    <w:abstractNumId w:val="13"/>
   </w:num>
-  <w:num w:numId="6" w16cid:durableId="755789461">
-    <w:abstractNumId w:val="0"/>
+  <w:num w:numId="18">
+    <w:abstractNumId w:val="17"/>
   </w:num>
 </w:numbering>
 </file>
@@ -5565,11 +7771,48 @@
 </file>
 
 <file path=customXml/item1.xml><?xml version="1.0" encoding="utf-8"?>
-<b:Sources xmlns:b="http://schemas.openxmlformats.org/officeDocument/2006/bibliography" xmlns="http://schemas.openxmlformats.org/officeDocument/2006/bibliography" SelectedStyle="\APASixthEditionOfficeOnline.xsl" StyleName="APA" Version="6"/>
+<b:Sources xmlns:b="http://schemas.openxmlformats.org/officeDocument/2006/bibliography" xmlns="http://schemas.openxmlformats.org/officeDocument/2006/bibliography" SelectedStyle="\APASixthEditionOfficeOnline.xsl" StyleName="APA" Version="6">
+  <b:Source>
+    <b:Tag>ЭЛЕ</b:Tag>
+    <b:SourceType>InternetSite</b:SourceType>
+    <b:Guid>{D799A0B5-3904-4007-A89D-2C4DB493090D}</b:Guid>
+    <b:Title>ЭЛЕКТРОННАЯ ТОРГОВЛЯ</b:Title>
+    <b:InternetSiteTitle>cyberleninka</b:InternetSiteTitle>
+    <b:URL>https://cyberleninka.ru/article/n/elektronnaya-torgovlya-osobennosti-i-tendentsii-razvitiya?utm_source=chatgpt.com</b:URL>
+    <b:RefOrder>1</b:RefOrder>
+  </b:Source>
+  <b:Source>
+    <b:Tag>Eco</b:Tag>
+    <b:SourceType>InternetSite</b:SourceType>
+    <b:Guid>{E6B209E3-B180-43F6-B5DD-5148EDA7741E}</b:Guid>
+    <b:Title>E-commerce</b:Title>
+    <b:InternetSiteTitle>UNCTAD</b:InternetSiteTitle>
+    <b:URL>https://sdgpulse.unctad.org/glossary/e-commerce/?utm_source=chatgpt.com</b:URL>
+    <b:RefOrder>2</b:RefOrder>
+  </b:Source>
+  <b:Source>
+    <b:Tag>СТР</b:Tag>
+    <b:SourceType>InternetSite</b:SourceType>
+    <b:Guid>{C2A9284A-E0EB-421B-B28A-40F92A069C0B}</b:Guid>
+    <b:Title>СТРУКТУРНЫЕ ЭЛЕМЕНТЫ САЙТА ИНТЕРНЕТ-МАГАЗИНА</b:Title>
+    <b:InternetSiteTitle>cyberleninka</b:InternetSiteTitle>
+    <b:URL>https://cyberleninka.ru/article/n/strukturnye-elementy-sayta-internet-magazina?utm_source=chatgpt.com</b:URL>
+    <b:RefOrder>3</b:RefOrder>
+  </b:Source>
+  <b:Source>
+    <b:Tag>Bus</b:Tag>
+    <b:SourceType>InternetSite</b:SourceType>
+    <b:Guid>{C54AFBD4-5F7F-462A-AD43-FF1C25AC048C}</b:Guid>
+    <b:Title>Business e-commerce sales</b:Title>
+    <b:InternetSiteTitle>Unctad</b:InternetSiteTitle>
+    <b:URL>https://unctad.org/publication/business-e-commerce-sales-and-role-online-platforms?utm_source=chatgpt.com</b:URL>
+    <b:RefOrder>4</b:RefOrder>
+  </b:Source>
+</b:Sources>
 </file>
 
 <file path=customXml/itemProps1.xml><?xml version="1.0" encoding="utf-8"?>
-<ds:datastoreItem xmlns:ds="http://schemas.openxmlformats.org/officeDocument/2006/customXml" ds:itemID="{1255E5AB-4C63-4C94-B674-ECA7BEADA23E}">
+<ds:datastoreItem xmlns:ds="http://schemas.openxmlformats.org/officeDocument/2006/customXml" ds:itemID="{B128A68C-1E8C-4A49-BE0E-4F04F79D8D65}">
   <ds:schemaRefs>
     <ds:schemaRef ds:uri="http://schemas.openxmlformats.org/officeDocument/2006/bibliography"/>
   </ds:schemaRefs>

--- a/4 курс/Web-технологии/Михайлов_3-22ПИ_Спорт_Товары.docx
+++ b/4 курс/Web-технологии/Михайлов_3-22ПИ_Спорт_Товары.docx
@@ -1,6 +1,6 @@
 
 <file path=word/document.xml><?xml version="1.0" encoding="utf-8"?>
-<w:document xmlns:wpc="http://schemas.microsoft.com/office/word/2010/wordprocessingCanvas" xmlns:cx="http://schemas.microsoft.com/office/drawing/2014/chartex" xmlns:cx1="http://schemas.microsoft.com/office/drawing/2015/9/8/chartex" xmlns:cx2="http://schemas.microsoft.com/office/drawing/2015/10/21/chartex" xmlns:cx3="http://schemas.microsoft.com/office/drawing/2016/5/9/chartex" xmlns:cx4="http://schemas.microsoft.com/office/drawing/2016/5/10/chartex" xmlns:cx5="http://schemas.microsoft.com/office/drawing/2016/5/11/chartex" xmlns:cx6="http://schemas.microsoft.com/office/drawing/2016/5/12/chartex" xmlns:cx7="http://schemas.microsoft.com/office/drawing/2016/5/13/chartex" xmlns:cx8="http://schemas.microsoft.com/office/drawing/2016/5/14/chartex" xmlns:mc="http://schemas.openxmlformats.org/markup-compatibility/2006" xmlns:aink="http://schemas.microsoft.com/office/drawing/2016/ink" xmlns:am3d="http://schemas.microsoft.com/office/drawing/2017/model3d" xmlns:o="urn:schemas-microsoft-com:office:office" xmlns:r="http://schemas.openxmlformats.org/officeDocument/2006/relationships" xmlns:m="http://schemas.openxmlformats.org/officeDocument/2006/math" xmlns:v="urn:schemas-microsoft-com:vml" xmlns:wp14="http://schemas.microsoft.com/office/word/2010/wordprocessingDrawing" xmlns:wp="http://schemas.openxmlformats.org/drawingml/2006/wordprocessingDrawing" xmlns:w10="urn:schemas-microsoft-com:office:word" xmlns:w="http://schemas.openxmlformats.org/wordprocessingml/2006/main" xmlns:w14="http://schemas.microsoft.com/office/word/2010/wordml" xmlns:w15="http://schemas.microsoft.com/office/word/2012/wordml" xmlns:w16cex="http://schemas.microsoft.com/office/word/2018/wordml/cex" xmlns:w16cid="http://schemas.microsoft.com/office/word/2016/wordml/cid" xmlns:w16="http://schemas.microsoft.com/office/word/2018/wordml" xmlns:w16sdtdh="http://schemas.microsoft.com/office/word/2020/wordml/sdtdatahash" xmlns:w16se="http://schemas.microsoft.com/office/word/2015/wordml/symex" xmlns:wpg="http://schemas.microsoft.com/office/word/2010/wordprocessingGroup" xmlns:wpi="http://schemas.microsoft.com/office/word/2010/wordprocessingInk" xmlns:wne="http://schemas.microsoft.com/office/word/2006/wordml" xmlns:wps="http://schemas.microsoft.com/office/word/2010/wordprocessingShape" mc:Ignorable="w14 w15 w16se w16cid w16 w16cex w16sdtdh wp14">
+<w:document xmlns:wpc="http://schemas.microsoft.com/office/word/2010/wordprocessingCanvas" xmlns:cx="http://schemas.microsoft.com/office/drawing/2014/chartex" xmlns:cx1="http://schemas.microsoft.com/office/drawing/2015/9/8/chartex" xmlns:cx2="http://schemas.microsoft.com/office/drawing/2015/10/21/chartex" xmlns:cx3="http://schemas.microsoft.com/office/drawing/2016/5/9/chartex" xmlns:cx4="http://schemas.microsoft.com/office/drawing/2016/5/10/chartex" xmlns:cx5="http://schemas.microsoft.com/office/drawing/2016/5/11/chartex" xmlns:cx6="http://schemas.microsoft.com/office/drawing/2016/5/12/chartex" xmlns:cx7="http://schemas.microsoft.com/office/drawing/2016/5/13/chartex" xmlns:cx8="http://schemas.microsoft.com/office/drawing/2016/5/14/chartex" xmlns:mc="http://schemas.openxmlformats.org/markup-compatibility/2006" xmlns:aink="http://schemas.microsoft.com/office/drawing/2016/ink" xmlns:am3d="http://schemas.microsoft.com/office/drawing/2017/model3d" xmlns:o="urn:schemas-microsoft-com:office:office" xmlns:oel="http://schemas.microsoft.com/office/2019/extlst" xmlns:r="http://schemas.openxmlformats.org/officeDocument/2006/relationships" xmlns:m="http://schemas.openxmlformats.org/officeDocument/2006/math" xmlns:v="urn:schemas-microsoft-com:vml" xmlns:wp14="http://schemas.microsoft.com/office/word/2010/wordprocessingDrawing" xmlns:wp="http://schemas.openxmlformats.org/drawingml/2006/wordprocessingDrawing" xmlns:w10="urn:schemas-microsoft-com:office:word" xmlns:w="http://schemas.openxmlformats.org/wordprocessingml/2006/main" xmlns:w14="http://schemas.microsoft.com/office/word/2010/wordml" xmlns:w15="http://schemas.microsoft.com/office/word/2012/wordml" xmlns:w16cex="http://schemas.microsoft.com/office/word/2018/wordml/cex" xmlns:w16cid="http://schemas.microsoft.com/office/word/2016/wordml/cid" xmlns:w16="http://schemas.microsoft.com/office/word/2018/wordml" xmlns:w16sdtdh="http://schemas.microsoft.com/office/word/2020/wordml/sdtdatahash" xmlns:w16se="http://schemas.microsoft.com/office/word/2015/wordml/symex" xmlns:wpg="http://schemas.microsoft.com/office/word/2010/wordprocessingGroup" xmlns:wpi="http://schemas.microsoft.com/office/word/2010/wordprocessingInk" xmlns:wne="http://schemas.microsoft.com/office/word/2006/wordml" xmlns:wps="http://schemas.microsoft.com/office/word/2010/wordprocessingShape" mc:Ignorable="w14 w15 w16se w16cid w16 w16cex w16sdtdh wp14">
   <w:body>
     <w:p>
       <w:pPr>
@@ -682,7 +682,6 @@
           <w14:ligatures w14:val="none"/>
         </w:rPr>
       </w:pPr>
-      <w:proofErr w:type="spellStart"/>
       <w:r>
         <w:rPr>
           <w:rFonts w:eastAsia="Times New Roman" w:cs="Times New Roman"/>
@@ -693,20 +692,7 @@
           <w:lang w:eastAsia="ru-RU"/>
           <w14:ligatures w14:val="none"/>
         </w:rPr>
-        <w:t>Литаврин</w:t>
-      </w:r>
-      <w:proofErr w:type="spellEnd"/>
-      <w:r>
-        <w:rPr>
-          <w:rFonts w:eastAsia="Times New Roman" w:cs="Times New Roman"/>
-          <w:bCs/>
-          <w:kern w:val="0"/>
-          <w:szCs w:val="28"/>
-          <w:u w:val="single"/>
-          <w:lang w:eastAsia="ru-RU"/>
-          <w14:ligatures w14:val="none"/>
-        </w:rPr>
-        <w:t xml:space="preserve"> Иван Семенович</w:t>
+        <w:t>Литаврин Иван Семенович</w:t>
       </w:r>
     </w:p>
     <w:p>
@@ -3187,15 +3173,7 @@
     </w:p>
     <w:p>
       <w:r>
-        <w:t xml:space="preserve">Таким образом, предметная область задачи включает совокупность информационных объектов и процессов, связанных с представлением, поиском, выбором и заказом спортивных товаров в электронной среде. Основу такой предметной области составляют товарный каталог, категории товаров, карточки отдельных позиций, сведения о стоимости и характеристиках продукции, а также средства взаимодействия пользователя с </w:t>
-      </w:r>
-      <w:proofErr w:type="spellStart"/>
-      <w:r>
-        <w:t>web</w:t>
-      </w:r>
-      <w:proofErr w:type="spellEnd"/>
-      <w:r>
-        <w:t>-интерфейсом.</w:t>
+        <w:t>Таким образом, предметная область задачи включает совокупность информационных объектов и процессов, связанных с представлением, поиском, выбором и заказом спортивных товаров в электронной среде. Основу такой предметной области составляют товарный каталог, категории товаров, карточки отдельных позиций, сведения о стоимости и характеристиках продукции, а также средства взаимодействия пользователя с web-интерфейсом.</w:t>
       </w:r>
     </w:p>
     <w:p/>
@@ -3248,15 +3226,7 @@
     </w:p>
     <w:p>
       <w:r>
-        <w:t xml:space="preserve">Таким образом, реализуемая задача охватывает основные функции предметной области интернет-магазина спортивных товаров: представление ассортимента, поиск и выбор товара, работу с корзиной, оформление заказа и администрирование каталога. Совокупность указанных функций обеспечивает целостную организацию </w:t>
-      </w:r>
-      <w:proofErr w:type="spellStart"/>
-      <w:r>
-        <w:t>web</w:t>
-      </w:r>
-      <w:proofErr w:type="spellEnd"/>
-      <w:r>
-        <w:t>-ресурса, ориентированного на электронную продажу спортивных товаров.</w:t>
+        <w:t>Таким образом, реализуемая задача охватывает основные функции предметной области интернет-магазина спортивных товаров: представление ассортимента, поиск и выбор товара, работу с корзиной, оформление заказа и администрирование каталога. Совокупность указанных функций обеспечивает целостную организацию web-ресурса, ориентированного на электронную продажу спортивных товаров.</w:t>
       </w:r>
     </w:p>
     <w:p>
@@ -3300,28 +3270,12 @@
     </w:p>
     <w:p>
       <w:r>
-        <w:t xml:space="preserve">Организационно-экономическая сущность задачи заключается в обеспечении продажи спортивных товаров через </w:t>
-      </w:r>
-      <w:proofErr w:type="spellStart"/>
-      <w:r>
-        <w:t>web</w:t>
-      </w:r>
-      <w:proofErr w:type="spellEnd"/>
-      <w:r>
-        <w:t>-интерфейс на основе структурированного представления данных о товарном ассортименте, их обработки и предоставления пользователю в удобной форме. Решаемая задача направлена на организацию информационного взаимодействия между продавцом и покупателем, при котором пользователь получает сведения о товарах, их характеристиках и стоимости, а также возможность выбора нужной продукции и оформления заказа. Электронная торговля рассматривается как форма экономической деятельности, основанная на применении цифровых каналов размещения и приема заказов.</w:t>
-      </w:r>
-    </w:p>
-    <w:p>
-      <w:r>
-        <w:t xml:space="preserve">С организационной точки зрения решение задачи предполагает упорядочение товарной информации, распределение продукции по категориям, обеспечение доступа к каталогу и поддержку операций, связанных с поиском, выбором и заказом товаров. Наличие такой системы позволяет централизованно представлять ассортимент, поддерживать актуальность сведений о продукции и упрощать взаимодействие с покупателем. Для интернет-магазина важное значение имеют скорость доступа к информации, удобство навигации и наглядность представления данных, поскольку именно эти факторы влияют на эффективность работы торгового </w:t>
-      </w:r>
-      <w:proofErr w:type="spellStart"/>
-      <w:r>
-        <w:t>web</w:t>
-      </w:r>
-      <w:proofErr w:type="spellEnd"/>
-      <w:r>
-        <w:t>-ресурса.</w:t>
+        <w:t>Организационно-экономическая сущность задачи заключается в обеспечении продажи спортивных товаров через web-интерфейс на основе структурированного представления данных о товарном ассортименте, их обработки и предоставления пользователю в удобной форме. Решаемая задача направлена на организацию информационного взаимодействия между продавцом и покупателем, при котором пользователь получает сведения о товарах, их характеристиках и стоимости, а также возможность выбора нужной продукции и оформления заказа. Электронная торговля рассматривается как форма экономической деятельности, основанная на применении цифровых каналов размещения и приема заказов.</w:t>
+      </w:r>
+    </w:p>
+    <w:p>
+      <w:r>
+        <w:t>С организационной точки зрения решение задачи предполагает упорядочение товарной информации, распределение продукции по категориям, обеспечение доступа к каталогу и поддержку операций, связанных с поиском, выбором и заказом товаров. Наличие такой системы позволяет централизованно представлять ассортимент, поддерживать актуальность сведений о продукции и упрощать взаимодействие с покупателем. Для интернет-магазина важное значение имеют скорость доступа к информации, удобство навигации и наглядность представления данных, поскольку именно эти факторы влияют на эффективность работы торгового web-ресурса.</w:t>
       </w:r>
     </w:p>
     <w:p>
@@ -3369,10 +3323,7 @@
         </w:numPr>
       </w:pPr>
       <w:r>
-        <w:t>С</w:t>
-      </w:r>
-      <w:r>
-        <w:t>трока поиска товаров</w:t>
+        <w:t>Строка поиска товаров</w:t>
       </w:r>
       <w:r>
         <w:t xml:space="preserve">. </w:t>
@@ -3390,10 +3341,7 @@
         </w:numPr>
       </w:pPr>
       <w:r>
-        <w:t>Ф</w:t>
-      </w:r>
-      <w:r>
-        <w:t>орма фильтрации каталога</w:t>
+        <w:t>Форма фильтрации каталога</w:t>
       </w:r>
       <w:r>
         <w:t xml:space="preserve">. </w:t>
@@ -3482,10 +3430,7 @@
       </w:pPr>
       <w:r>
         <w:lastRenderedPageBreak/>
-        <w:t>Ф</w:t>
-      </w:r>
-      <w:r>
-        <w:t>орма выбора товара на странице каталога</w:t>
+        <w:t>Форма выбора товара на странице каталога</w:t>
       </w:r>
       <w:r>
         <w:t xml:space="preserve">. </w:t>
@@ -3494,10 +3439,7 @@
         <w:t>размещается на странице каталога или в карточке товара.</w:t>
       </w:r>
       <w:r>
-        <w:t xml:space="preserve"> </w:t>
-      </w:r>
-      <w:r>
-        <w:t>Через нее пользователь выполняет следующие действия:</w:t>
+        <w:t xml:space="preserve"> Через нее пользователь выполняет следующие действия:</w:t>
       </w:r>
     </w:p>
     <w:p>
@@ -3509,10 +3451,7 @@
         </w:numPr>
       </w:pPr>
       <w:r>
-        <w:t>О</w:t>
-      </w:r>
-      <w:r>
-        <w:t>ткрывает карточку товара</w:t>
+        <w:t>Открывает карточку товара</w:t>
       </w:r>
     </w:p>
     <w:p>
@@ -3524,10 +3463,7 @@
         </w:numPr>
       </w:pPr>
       <w:r>
-        <w:t>В</w:t>
-      </w:r>
-      <w:r>
-        <w:t>ыбирает количество единиц</w:t>
+        <w:t>Выбирает количество единиц</w:t>
       </w:r>
     </w:p>
     <w:p>
@@ -3539,10 +3475,7 @@
         </w:numPr>
       </w:pPr>
       <w:r>
-        <w:t>Д</w:t>
-      </w:r>
-      <w:r>
-        <w:t>обавляет товар в корзину</w:t>
+        <w:t>Добавляет товар в корзину</w:t>
       </w:r>
     </w:p>
     <w:p>
@@ -3554,10 +3487,7 @@
         </w:numPr>
       </w:pPr>
       <w:r>
-        <w:t>Ф</w:t>
-      </w:r>
-      <w:r>
-        <w:t>орма управления корзиной</w:t>
+        <w:t>Форма управления корзиной</w:t>
       </w:r>
       <w:r>
         <w:t>. П</w:t>
@@ -3584,10 +3514,7 @@
         </w:numPr>
       </w:pPr>
       <w:r>
-        <w:t>И</w:t>
-      </w:r>
-      <w:r>
-        <w:t>зменить количество товара</w:t>
+        <w:t>Изменить количество товара</w:t>
       </w:r>
     </w:p>
     <w:p>
@@ -3599,10 +3526,7 @@
         </w:numPr>
       </w:pPr>
       <w:r>
-        <w:t>У</w:t>
-      </w:r>
-      <w:r>
-        <w:t>далить отдельную позицию</w:t>
+        <w:t>Удалить отдельную позицию</w:t>
       </w:r>
     </w:p>
     <w:p>
@@ -3614,10 +3538,7 @@
         </w:numPr>
       </w:pPr>
       <w:r>
-        <w:t>П</w:t>
-      </w:r>
-      <w:r>
-        <w:t>росмотреть итоговую стоимость заказа</w:t>
+        <w:t>Просмотреть итоговую стоимость заказа</w:t>
       </w:r>
     </w:p>
     <w:p>
@@ -3629,10 +3550,7 @@
         </w:numPr>
       </w:pPr>
       <w:r>
-        <w:t>Ф</w:t>
-      </w:r>
-      <w:r>
-        <w:t>орма оформления заказа</w:t>
+        <w:t>Форма оформления заказа</w:t>
       </w:r>
       <w:r>
         <w:t>. С</w:t>
@@ -3647,10 +3565,7 @@
         <w:t xml:space="preserve"> </w:t>
       </w:r>
       <w:r>
-        <w:t>В</w:t>
-      </w:r>
-      <w:r>
-        <w:t xml:space="preserve"> нее включаются следующие поля:</w:t>
+        <w:t>В нее включаются следующие поля:</w:t>
       </w:r>
     </w:p>
     <w:p>
@@ -3662,10 +3577,7 @@
         </w:numPr>
       </w:pPr>
       <w:r>
-        <w:t>Ф</w:t>
-      </w:r>
-      <w:r>
-        <w:t>амилия и имя покупателя</w:t>
+        <w:t>Фамилия и имя покупателя</w:t>
       </w:r>
     </w:p>
     <w:p>
@@ -3677,10 +3589,7 @@
         </w:numPr>
       </w:pPr>
       <w:r>
-        <w:t>Н</w:t>
-      </w:r>
-      <w:r>
-        <w:t>омер телефона</w:t>
+        <w:t>Номер телефона</w:t>
       </w:r>
     </w:p>
     <w:p>
@@ -3692,10 +3601,7 @@
         </w:numPr>
       </w:pPr>
       <w:r>
-        <w:t>А</w:t>
-      </w:r>
-      <w:r>
-        <w:t>дрес электронной почты</w:t>
+        <w:t>Адрес электронной почты</w:t>
       </w:r>
     </w:p>
     <w:p>
@@ -3707,10 +3613,7 @@
         </w:numPr>
       </w:pPr>
       <w:r>
-        <w:t>А</w:t>
-      </w:r>
-      <w:r>
-        <w:t>дрес доставки</w:t>
+        <w:t>Адрес доставки</w:t>
       </w:r>
     </w:p>
     <w:p>
@@ -3722,10 +3625,7 @@
         </w:numPr>
       </w:pPr>
       <w:r>
-        <w:t>К</w:t>
-      </w:r>
-      <w:r>
-        <w:t>омментарий к заказу</w:t>
+        <w:t>Комментарий к заказу</w:t>
       </w:r>
     </w:p>
     <w:p>
@@ -3737,10 +3637,7 @@
         </w:numPr>
       </w:pPr>
       <w:r>
-        <w:t>С</w:t>
-      </w:r>
-      <w:r>
-        <w:t>пособ получения или доставки товара</w:t>
+        <w:t>Способ получения или доставки товара</w:t>
       </w:r>
     </w:p>
     <w:p>
@@ -3773,10 +3670,7 @@
         </w:numPr>
       </w:pPr>
       <w:r>
-        <w:t>Ф</w:t>
-      </w:r>
-      <w:r>
-        <w:t>орма добавления товара</w:t>
+        <w:t>Форма добавления товара</w:t>
       </w:r>
     </w:p>
     <w:p>
@@ -3788,10 +3682,7 @@
         </w:numPr>
       </w:pPr>
       <w:r>
-        <w:t>Ф</w:t>
-      </w:r>
-      <w:r>
-        <w:t>орма редактирования товара</w:t>
+        <w:t>Форма редактирования товара</w:t>
       </w:r>
     </w:p>
     <w:p>
@@ -3803,10 +3694,7 @@
         </w:numPr>
       </w:pPr>
       <w:r>
-        <w:t>Ф</w:t>
-      </w:r>
-      <w:r>
-        <w:t>орма удаления товара</w:t>
+        <w:t>Форма удаления товара</w:t>
       </w:r>
     </w:p>
     <w:p>
@@ -3818,10 +3706,7 @@
         </w:numPr>
       </w:pPr>
       <w:r>
-        <w:t>Ф</w:t>
-      </w:r>
-      <w:r>
-        <w:t>орма управления категориями товаров</w:t>
+        <w:t>Форма управления категориями товаров</w:t>
       </w:r>
     </w:p>
     <w:p>
@@ -3935,15 +3820,7 @@
     </w:p>
     <w:p>
       <w:r>
-        <w:t xml:space="preserve">Выходная информация представляет собой совокупность сведений, отображаемых пользователю и администратору на страницах интернет-магазина спортивных товаров в результате обработки запросов, выбора разделов каталога, применения поиска, фильтрации и выполнения операций с товарами. В электронной торговле </w:t>
-      </w:r>
-      <w:proofErr w:type="spellStart"/>
-      <w:r>
-        <w:t>web</w:t>
-      </w:r>
-      <w:proofErr w:type="spellEnd"/>
-      <w:r>
-        <w:t>-интерфейс выступает основным средством представления результатов обработки данных, а структура страниц определяет удобство доступа к товарной информации, навигации по каталогу и выполнению дальнейших действий по заказу продукции.</w:t>
+        <w:t>Выходная информация представляет собой совокупность сведений, отображаемых пользователю и администратору на страницах интернет-магазина спортивных товаров в результате обработки запросов, выбора разделов каталога, применения поиска, фильтрации и выполнения операций с товарами. В электронной торговле web-интерфейс выступает основным средством представления результатов обработки данных, а структура страниц определяет удобство доступа к товарной информации, навигации по каталогу и выполнению дальнейших действий по заказу продукции.</w:t>
       </w:r>
     </w:p>
     <w:p>
@@ -4253,18 +4130,18 @@
     </w:p>
     <w:p>
       <w:r>
-        <w:t xml:space="preserve">Показывает товары, найденные по введенному запросу или выбранным параметрам отбора. Такая страница обеспечивает более быстрый доступ пользователя к нужной продукции и повышает удобство работы с </w:t>
-      </w:r>
-      <w:proofErr w:type="spellStart"/>
-      <w:proofErr w:type="gramStart"/>
-      <w:r>
-        <w:t>каталогом.</w:t>
-      </w:r>
-      <w:r>
-        <w:t>с</w:t>
-      </w:r>
-      <w:proofErr w:type="spellEnd"/>
-      <w:proofErr w:type="gramEnd"/>
+        <w:t>Показывает товары, найденные по введенному запросу или выбранным параметрам отбора. Такая страница обеспечивает более быстрый доступ пользователя к нужной продукции и повышает удобство работы с каталогом.</w:t>
+      </w:r>
+    </w:p>
+    <w:p>
+      <w:pPr>
+        <w:spacing w:after="160" w:line="278" w:lineRule="auto"/>
+        <w:ind w:firstLine="0"/>
+        <w:jc w:val="left"/>
+      </w:pPr>
+      <w:r>
+        <w:br w:type="page"/>
+      </w:r>
     </w:p>
     <w:p>
       <w:pPr>
@@ -4302,6 +4179,559 @@
       <w:bookmarkEnd w:id="10"/>
     </w:p>
     <w:p>
+      <w:r>
+        <w:t>Информационный анализ входной информации позволяет определить состав данных, необходимых для функционирования интернет-магазина спортивных товаров, а также выделить основные информационные объекты предметной области. Для электронной торговли характерны операции поиска товара, просмотра каталога, выбора продукции, добавления ее в корзину и оформления заказа через web-интерфейс. Соответственно, входная информация должна обеспечивать выполнение указанных действий и содержать сведения, достаточные для представления товаров, их группировки, обработки пользовательского выбора и сопровождения заказа.</w:t>
+      </w:r>
+    </w:p>
+    <w:p>
+      <w:pPr>
+        <w:pStyle w:val="a7"/>
+        <w:numPr>
+          <w:ilvl w:val="0"/>
+          <w:numId w:val="19"/>
+        </w:numPr>
+      </w:pPr>
+      <w:r>
+        <w:t>Данные о товарах.</w:t>
+      </w:r>
+    </w:p>
+    <w:p>
+      <w:pPr>
+        <w:pStyle w:val="a7"/>
+        <w:ind w:left="502" w:firstLine="206"/>
+      </w:pPr>
+      <w:r>
+        <w:t>К этой группе относятся:</w:t>
+      </w:r>
+    </w:p>
+    <w:p>
+      <w:pPr>
+        <w:pStyle w:val="a7"/>
+        <w:numPr>
+          <w:ilvl w:val="1"/>
+          <w:numId w:val="19"/>
+        </w:numPr>
+      </w:pPr>
+      <w:r>
+        <w:t>Наименование товара</w:t>
+      </w:r>
+    </w:p>
+    <w:p>
+      <w:pPr>
+        <w:pStyle w:val="a7"/>
+        <w:numPr>
+          <w:ilvl w:val="1"/>
+          <w:numId w:val="19"/>
+        </w:numPr>
+      </w:pPr>
+      <w:r>
+        <w:t>Категория</w:t>
+      </w:r>
+    </w:p>
+    <w:p>
+      <w:pPr>
+        <w:pStyle w:val="a7"/>
+        <w:numPr>
+          <w:ilvl w:val="1"/>
+          <w:numId w:val="19"/>
+        </w:numPr>
+      </w:pPr>
+      <w:r>
+        <w:t>Цена</w:t>
+      </w:r>
+    </w:p>
+    <w:p>
+      <w:pPr>
+        <w:pStyle w:val="a7"/>
+        <w:numPr>
+          <w:ilvl w:val="1"/>
+          <w:numId w:val="19"/>
+        </w:numPr>
+      </w:pPr>
+      <w:r>
+        <w:t>Краткое описание</w:t>
+      </w:r>
+    </w:p>
+    <w:p>
+      <w:pPr>
+        <w:pStyle w:val="a7"/>
+        <w:numPr>
+          <w:ilvl w:val="1"/>
+          <w:numId w:val="19"/>
+        </w:numPr>
+      </w:pPr>
+      <w:r>
+        <w:t>Полное описание</w:t>
+      </w:r>
+    </w:p>
+    <w:p>
+      <w:pPr>
+        <w:pStyle w:val="a7"/>
+        <w:numPr>
+          <w:ilvl w:val="1"/>
+          <w:numId w:val="19"/>
+        </w:numPr>
+      </w:pPr>
+      <w:r>
+        <w:t>Характеристики товара</w:t>
+      </w:r>
+    </w:p>
+    <w:p>
+      <w:pPr>
+        <w:pStyle w:val="a7"/>
+        <w:numPr>
+          <w:ilvl w:val="1"/>
+          <w:numId w:val="19"/>
+        </w:numPr>
+      </w:pPr>
+      <w:r>
+        <w:t>Изображение товара</w:t>
+      </w:r>
+    </w:p>
+    <w:p>
+      <w:pPr>
+        <w:pStyle w:val="a7"/>
+        <w:numPr>
+          <w:ilvl w:val="1"/>
+          <w:numId w:val="19"/>
+        </w:numPr>
+      </w:pPr>
+      <w:r>
+        <w:t>Сведения о наличии</w:t>
+      </w:r>
+    </w:p>
+    <w:p>
+      <w:pPr>
+        <w:pStyle w:val="a7"/>
+        <w:numPr>
+          <w:ilvl w:val="0"/>
+          <w:numId w:val="19"/>
+        </w:numPr>
+      </w:pPr>
+      <w:r>
+        <w:t>Данные о категориях товаров.</w:t>
+      </w:r>
+    </w:p>
+    <w:p>
+      <w:pPr>
+        <w:pStyle w:val="a7"/>
+        <w:ind w:left="360" w:firstLine="348"/>
+      </w:pPr>
+      <w:r>
+        <w:t>В данную группу входят:</w:t>
+      </w:r>
+    </w:p>
+    <w:p>
+      <w:pPr>
+        <w:pStyle w:val="a7"/>
+        <w:numPr>
+          <w:ilvl w:val="1"/>
+          <w:numId w:val="19"/>
+        </w:numPr>
+      </w:pPr>
+      <w:r>
+        <w:t>Наименование категории</w:t>
+      </w:r>
+    </w:p>
+    <w:p>
+      <w:pPr>
+        <w:pStyle w:val="a7"/>
+        <w:numPr>
+          <w:ilvl w:val="1"/>
+          <w:numId w:val="19"/>
+        </w:numPr>
+      </w:pPr>
+      <w:r>
+        <w:t>Описание категории</w:t>
+      </w:r>
+    </w:p>
+    <w:p>
+      <w:pPr>
+        <w:pStyle w:val="a7"/>
+        <w:numPr>
+          <w:ilvl w:val="1"/>
+          <w:numId w:val="19"/>
+        </w:numPr>
+      </w:pPr>
+      <w:r>
+        <w:t>Идентификатор категории</w:t>
+      </w:r>
+    </w:p>
+    <w:p/>
+    <w:p>
+      <w:pPr>
+        <w:pStyle w:val="a7"/>
+        <w:numPr>
+          <w:ilvl w:val="0"/>
+          <w:numId w:val="19"/>
+        </w:numPr>
+      </w:pPr>
+      <w:r>
+        <w:lastRenderedPageBreak/>
+        <w:t>Данные, вводимые пользователем при поиске и выборе товара.</w:t>
+      </w:r>
+    </w:p>
+    <w:p>
+      <w:pPr>
+        <w:pStyle w:val="a7"/>
+        <w:ind w:left="792" w:firstLine="0"/>
+      </w:pPr>
+      <w:r>
+        <w:t>К ним относятся:</w:t>
+      </w:r>
+    </w:p>
+    <w:p>
+      <w:pPr>
+        <w:pStyle w:val="a7"/>
+        <w:numPr>
+          <w:ilvl w:val="1"/>
+          <w:numId w:val="19"/>
+        </w:numPr>
+      </w:pPr>
+      <w:r>
+        <w:t>Поисковый запрос</w:t>
+      </w:r>
+    </w:p>
+    <w:p>
+      <w:pPr>
+        <w:pStyle w:val="a7"/>
+        <w:numPr>
+          <w:ilvl w:val="1"/>
+          <w:numId w:val="19"/>
+        </w:numPr>
+      </w:pPr>
+      <w:r>
+        <w:t>Выбранная категория</w:t>
+      </w:r>
+    </w:p>
+    <w:p>
+      <w:pPr>
+        <w:pStyle w:val="a7"/>
+        <w:numPr>
+          <w:ilvl w:val="1"/>
+          <w:numId w:val="19"/>
+        </w:numPr>
+      </w:pPr>
+      <w:r>
+        <w:t>Диапазон цен</w:t>
+      </w:r>
+    </w:p>
+    <w:p>
+      <w:pPr>
+        <w:pStyle w:val="a7"/>
+        <w:numPr>
+          <w:ilvl w:val="1"/>
+          <w:numId w:val="19"/>
+        </w:numPr>
+      </w:pPr>
+      <w:r>
+        <w:t>Выбранный бренд</w:t>
+      </w:r>
+    </w:p>
+    <w:p>
+      <w:pPr>
+        <w:pStyle w:val="a7"/>
+        <w:numPr>
+          <w:ilvl w:val="1"/>
+          <w:numId w:val="19"/>
+        </w:numPr>
+      </w:pPr>
+      <w:r>
+        <w:t>Количество единиц товара</w:t>
+      </w:r>
+    </w:p>
+    <w:p>
+      <w:pPr>
+        <w:pStyle w:val="a7"/>
+        <w:numPr>
+          <w:ilvl w:val="0"/>
+          <w:numId w:val="19"/>
+        </w:numPr>
+      </w:pPr>
+      <w:r>
+        <w:t>Данные заказа.</w:t>
+      </w:r>
+    </w:p>
+    <w:p>
+      <w:pPr>
+        <w:pStyle w:val="a7"/>
+        <w:ind w:left="360" w:firstLine="348"/>
+      </w:pPr>
+      <w:r>
+        <w:t>Эта группа включает:</w:t>
+      </w:r>
+    </w:p>
+    <w:p>
+      <w:pPr>
+        <w:pStyle w:val="a7"/>
+        <w:numPr>
+          <w:ilvl w:val="1"/>
+          <w:numId w:val="19"/>
+        </w:numPr>
+      </w:pPr>
+      <w:r>
+        <w:t>Состав заказа</w:t>
+      </w:r>
+    </w:p>
+    <w:p>
+      <w:pPr>
+        <w:pStyle w:val="a7"/>
+        <w:numPr>
+          <w:ilvl w:val="1"/>
+          <w:numId w:val="19"/>
+        </w:numPr>
+      </w:pPr>
+      <w:r>
+        <w:t>Количество товаров</w:t>
+      </w:r>
+    </w:p>
+    <w:p>
+      <w:pPr>
+        <w:pStyle w:val="a7"/>
+        <w:numPr>
+          <w:ilvl w:val="1"/>
+          <w:numId w:val="19"/>
+        </w:numPr>
+      </w:pPr>
+      <w:r>
+        <w:t>Итоговую стоимость</w:t>
+      </w:r>
+    </w:p>
+    <w:p>
+      <w:pPr>
+        <w:pStyle w:val="a7"/>
+        <w:numPr>
+          <w:ilvl w:val="1"/>
+          <w:numId w:val="19"/>
+        </w:numPr>
+      </w:pPr>
+      <w:r>
+        <w:t>Дату оформления</w:t>
+      </w:r>
+    </w:p>
+    <w:p>
+      <w:pPr>
+        <w:pStyle w:val="a7"/>
+        <w:numPr>
+          <w:ilvl w:val="1"/>
+          <w:numId w:val="19"/>
+        </w:numPr>
+      </w:pPr>
+      <w:r>
+        <w:t>Статус заказа</w:t>
+      </w:r>
+    </w:p>
+    <w:p>
+      <w:pPr>
+        <w:pStyle w:val="a7"/>
+        <w:numPr>
+          <w:ilvl w:val="0"/>
+          <w:numId w:val="19"/>
+        </w:numPr>
+      </w:pPr>
+      <w:r>
+        <w:t>Контактные данные покупателя.</w:t>
+      </w:r>
+    </w:p>
+    <w:p>
+      <w:pPr>
+        <w:pStyle w:val="a7"/>
+        <w:ind w:left="360" w:firstLine="348"/>
+      </w:pPr>
+      <w:r>
+        <w:t>В эту группу входят:</w:t>
+      </w:r>
+    </w:p>
+    <w:p>
+      <w:pPr>
+        <w:pStyle w:val="a7"/>
+        <w:numPr>
+          <w:ilvl w:val="1"/>
+          <w:numId w:val="19"/>
+        </w:numPr>
+      </w:pPr>
+      <w:r>
+        <w:t>Фамилия и имя</w:t>
+      </w:r>
+    </w:p>
+    <w:p>
+      <w:pPr>
+        <w:pStyle w:val="a7"/>
+        <w:numPr>
+          <w:ilvl w:val="1"/>
+          <w:numId w:val="19"/>
+        </w:numPr>
+      </w:pPr>
+      <w:r>
+        <w:t>Номер телефона</w:t>
+      </w:r>
+    </w:p>
+    <w:p>
+      <w:pPr>
+        <w:pStyle w:val="a7"/>
+        <w:numPr>
+          <w:ilvl w:val="1"/>
+          <w:numId w:val="19"/>
+        </w:numPr>
+      </w:pPr>
+      <w:r>
+        <w:t>Адрес электронной почты</w:t>
+      </w:r>
+    </w:p>
+    <w:p>
+      <w:pPr>
+        <w:pStyle w:val="a7"/>
+        <w:numPr>
+          <w:ilvl w:val="1"/>
+          <w:numId w:val="19"/>
+        </w:numPr>
+      </w:pPr>
+      <w:r>
+        <w:t>Адрес доставки</w:t>
+      </w:r>
+    </w:p>
+    <w:p>
+      <w:pPr>
+        <w:pStyle w:val="a7"/>
+        <w:numPr>
+          <w:ilvl w:val="1"/>
+          <w:numId w:val="19"/>
+        </w:numPr>
+      </w:pPr>
+      <w:r>
+        <w:t>Комментарий к заказу</w:t>
+      </w:r>
+    </w:p>
+    <w:p>
+      <w:pPr>
+        <w:pStyle w:val="a7"/>
+        <w:numPr>
+          <w:ilvl w:val="0"/>
+          <w:numId w:val="19"/>
+        </w:numPr>
+      </w:pPr>
+      <w:r>
+        <w:t>Данные административного управления.</w:t>
+      </w:r>
+    </w:p>
+    <w:p>
+      <w:r>
+        <w:t>К ним относятся сведения, используемые для добавления, изменения и удаления товаров, а также для корректировки состава категорий и параметров каталога.</w:t>
+      </w:r>
+    </w:p>
+    <w:p>
+      <w:pPr>
+        <w:spacing w:after="160" w:line="278" w:lineRule="auto"/>
+        <w:ind w:firstLine="0"/>
+        <w:jc w:val="left"/>
+      </w:pPr>
+      <w:r>
+        <w:br w:type="page"/>
+      </w:r>
+    </w:p>
+    <w:p>
+      <w:r>
+        <w:lastRenderedPageBreak/>
+        <w:t>В результате</w:t>
+      </w:r>
+      <w:r>
+        <w:t xml:space="preserve"> </w:t>
+      </w:r>
+      <w:r>
+        <w:t>выделяются основные информационные объекты предметной области:</w:t>
+      </w:r>
+    </w:p>
+    <w:p>
+      <w:pPr>
+        <w:pStyle w:val="a7"/>
+        <w:numPr>
+          <w:ilvl w:val="0"/>
+          <w:numId w:val="20"/>
+        </w:numPr>
+      </w:pPr>
+      <w:r>
+        <w:t>Товар — центральный объект системы, содержащий сведения о спортивной продукции</w:t>
+      </w:r>
+    </w:p>
+    <w:p>
+      <w:pPr>
+        <w:pStyle w:val="a7"/>
+        <w:numPr>
+          <w:ilvl w:val="0"/>
+          <w:numId w:val="20"/>
+        </w:numPr>
+      </w:pPr>
+      <w:r>
+        <w:t>Категория — объект, предназначенный для группировки товаров по общим признакам</w:t>
+      </w:r>
+    </w:p>
+    <w:p>
+      <w:pPr>
+        <w:pStyle w:val="a7"/>
+        <w:numPr>
+          <w:ilvl w:val="0"/>
+          <w:numId w:val="20"/>
+        </w:numPr>
+      </w:pPr>
+      <w:r>
+        <w:t>Заказ — объект, отражающий факт выбора и оформления товаров пользователем</w:t>
+      </w:r>
+    </w:p>
+    <w:p>
+      <w:pPr>
+        <w:pStyle w:val="a7"/>
+        <w:numPr>
+          <w:ilvl w:val="0"/>
+          <w:numId w:val="20"/>
+        </w:numPr>
+      </w:pPr>
+      <w:r>
+        <w:t>Покупатель — объект, содержащий контактные данные лица, оформляющего заказ</w:t>
+      </w:r>
+    </w:p>
+    <w:p>
+      <w:pPr>
+        <w:pStyle w:val="a7"/>
+        <w:numPr>
+          <w:ilvl w:val="0"/>
+          <w:numId w:val="20"/>
+        </w:numPr>
+      </w:pPr>
+      <w:r>
+        <w:t>Корзина — объект, предназначенный для временного хранения выбранных товарных позиций</w:t>
+      </w:r>
+    </w:p>
+    <w:p>
+      <w:pPr>
+        <w:pStyle w:val="a7"/>
+        <w:numPr>
+          <w:ilvl w:val="0"/>
+          <w:numId w:val="20"/>
+        </w:numPr>
+      </w:pPr>
+      <w:r>
+        <w:t>Элемент корзины — объект, отражающий конкретный товар и его количество в корзине</w:t>
+      </w:r>
+    </w:p>
+    <w:p>
+      <w:pPr>
+        <w:pStyle w:val="a7"/>
+        <w:numPr>
+          <w:ilvl w:val="0"/>
+          <w:numId w:val="20"/>
+        </w:numPr>
+      </w:pPr>
+      <w:r>
+        <w:t>Администратор — объект, связанный с управлением каталогом и изменением товарных данных</w:t>
+      </w:r>
+    </w:p>
+    <w:p>
+      <w:r>
+        <w:t>Наиболее значимым информационным объектом является товар, поскольку именно он служит основой формирования каталога интернет-магазина. Для каждого товара должны храниться идентификационные, описательные и ценовые характеристики. Объект категория обеспечивает структурирование ассортимента и упрощает навигацию по сайту. Объект заказ объединяет сведения о выбранных товарах и параметрах покупки. Объект покупатель необходим для фиксации данных, используемых при оформлении и обработке заказа. Объекты корзина и элемент корзины обеспечивают промежуточную обработку выбора пользователя до момента окончательного подтверждения заказа.</w:t>
+      </w:r>
+    </w:p>
+    <w:p/>
+    <w:p>
       <w:pPr>
         <w:pStyle w:val="2"/>
         <w:numPr>
@@ -4311,19 +4741,225 @@
       </w:pPr>
       <w:bookmarkStart w:id="11" w:name="_Toc223344941"/>
       <w:r>
-        <w:t xml:space="preserve">Определение связей информационных объектов и построение ИЛМ (представление в отчете с помощью MS </w:t>
-      </w:r>
-      <w:proofErr w:type="spellStart"/>
-      <w:r>
-        <w:t>Visio</w:t>
-      </w:r>
-      <w:proofErr w:type="spellEnd"/>
-      <w:r>
-        <w:t>).</w:t>
+        <w:lastRenderedPageBreak/>
+        <w:t>Определение связей информационных объектов и построение ИЛМ (представление в отчете с помощью MS Visio).</w:t>
       </w:r>
       <w:bookmarkEnd w:id="11"/>
     </w:p>
     <w:p>
+      <w:r>
+        <w:t>После выделения основных информационных объектов предметной области осуществляется определение связей между ними. Это необходимо для последующего построения информационно-логической модели, отражающей структуру данных интернет-магазина спортивных товаров и порядок их взаимосвязи. Логическая модель, или ER-диаграмма, используется для представления сущностей предметной области, их атрибутов и отношений между ними, а также служит основой для перехода к логической и физической структуре базы данных.</w:t>
+      </w:r>
+    </w:p>
+    <w:p>
+      <w:pPr>
+        <w:keepNext/>
+        <w:ind w:firstLine="0"/>
+      </w:pPr>
+      <w:r>
+        <w:rPr>
+          <w:noProof/>
+        </w:rPr>
+        <w:drawing>
+          <wp:inline distT="0" distB="0" distL="0" distR="0" wp14:anchorId="0FE6FF06" wp14:editId="1E797F3B">
+            <wp:extent cx="6261100" cy="3850409"/>
+            <wp:effectExtent l="0" t="0" r="6350" b="0"/>
+            <wp:docPr id="2" name="Рисунок 2"/>
+            <wp:cNvGraphicFramePr>
+              <a:graphicFrameLocks xmlns:a="http://schemas.openxmlformats.org/drawingml/2006/main" noChangeAspect="1"/>
+            </wp:cNvGraphicFramePr>
+            <a:graphic xmlns:a="http://schemas.openxmlformats.org/drawingml/2006/main">
+              <a:graphicData uri="http://schemas.openxmlformats.org/drawingml/2006/picture">
+                <pic:pic xmlns:pic="http://schemas.openxmlformats.org/drawingml/2006/picture">
+                  <pic:nvPicPr>
+                    <pic:cNvPr id="0" name="Picture 2"/>
+                    <pic:cNvPicPr>
+                      <a:picLocks noChangeAspect="1" noChangeArrowheads="1"/>
+                    </pic:cNvPicPr>
+                  </pic:nvPicPr>
+                  <pic:blipFill>
+                    <a:blip r:embed="rId6" cstate="print">
+                      <a:extLst>
+                        <a:ext uri="{28A0092B-C50C-407E-A947-70E740481C1C}">
+                          <a14:useLocalDpi xmlns:a14="http://schemas.microsoft.com/office/drawing/2010/main" val="0"/>
+                        </a:ext>
+                      </a:extLst>
+                    </a:blip>
+                    <a:srcRect/>
+                    <a:stretch>
+                      <a:fillRect/>
+                    </a:stretch>
+                  </pic:blipFill>
+                  <pic:spPr bwMode="auto">
+                    <a:xfrm>
+                      <a:off x="0" y="0"/>
+                      <a:ext cx="6266620" cy="3853803"/>
+                    </a:xfrm>
+                    <a:prstGeom prst="rect">
+                      <a:avLst/>
+                    </a:prstGeom>
+                    <a:noFill/>
+                    <a:ln>
+                      <a:noFill/>
+                    </a:ln>
+                  </pic:spPr>
+                </pic:pic>
+              </a:graphicData>
+            </a:graphic>
+          </wp:inline>
+        </w:drawing>
+      </w:r>
+    </w:p>
+    <w:p>
+      <w:pPr>
+        <w:pStyle w:val="af"/>
+        <w:rPr>
+          <w:i w:val="0"/>
+          <w:iCs w:val="0"/>
+        </w:rPr>
+      </w:pPr>
+      <w:r>
+        <w:rPr>
+          <w:i w:val="0"/>
+          <w:iCs w:val="0"/>
+        </w:rPr>
+        <w:t xml:space="preserve">Рисунок </w:t>
+      </w:r>
+      <w:r>
+        <w:rPr>
+          <w:i w:val="0"/>
+          <w:iCs w:val="0"/>
+        </w:rPr>
+        <w:fldChar w:fldCharType="begin"/>
+      </w:r>
+      <w:r>
+        <w:rPr>
+          <w:i w:val="0"/>
+          <w:iCs w:val="0"/>
+        </w:rPr>
+        <w:instrText xml:space="preserve"> SEQ Рисунок \* ARABIC </w:instrText>
+      </w:r>
+      <w:r>
+        <w:rPr>
+          <w:i w:val="0"/>
+          <w:iCs w:val="0"/>
+        </w:rPr>
+        <w:fldChar w:fldCharType="separate"/>
+      </w:r>
+      <w:r>
+        <w:rPr>
+          <w:i w:val="0"/>
+          <w:iCs w:val="0"/>
+          <w:noProof/>
+        </w:rPr>
+        <w:t>1</w:t>
+      </w:r>
+      <w:r>
+        <w:rPr>
+          <w:i w:val="0"/>
+          <w:iCs w:val="0"/>
+        </w:rPr>
+        <w:fldChar w:fldCharType="end"/>
+      </w:r>
+      <w:r>
+        <w:rPr>
+          <w:i w:val="0"/>
+          <w:iCs w:val="0"/>
+        </w:rPr>
+        <w:t xml:space="preserve"> ER-диаграмма информационно-логической модели интернет-магазина спортивных товаров.</w:t>
+      </w:r>
+    </w:p>
+    <w:p>
+      <w:pPr>
+        <w:spacing w:after="160" w:line="278" w:lineRule="auto"/>
+        <w:ind w:firstLine="0"/>
+        <w:jc w:val="left"/>
+      </w:pPr>
+      <w:r>
+        <w:br w:type="page"/>
+      </w:r>
+    </w:p>
+    <w:p>
+      <w:r>
+        <w:lastRenderedPageBreak/>
+        <w:t>В составе информационно-логической модели выделены сущности Покупатель, Заказ, Состав</w:t>
+      </w:r>
+      <w:r>
+        <w:t xml:space="preserve"> </w:t>
+      </w:r>
+      <w:r>
+        <w:t>Заказа, Товар, Категория, Корзина и Элемент</w:t>
+      </w:r>
+      <w:r>
+        <w:t xml:space="preserve"> </w:t>
+      </w:r>
+      <w:r>
+        <w:t>Корзины. Каждая из указанных сущностей характеризует отдельный объект предметной области и содержит набор атрибутов, необходимых для хранения, обработки и последующего использования данных в системе. В ER-модели сущности отображают основные объекты предметной области, а связи между ними позволяют определить правила взаимодействия этих объектов в процессе функционирования информационной системы.</w:t>
+      </w:r>
+    </w:p>
+    <w:p>
+      <w:r>
+        <w:t>Сущность Категория связана с сущностью Товар отношением «один ко многим», поскольку одной категории соответствует несколько товаров, тогда как каждый товар может быть отнесен только к одной категории. Сущность Покупатель связана с сущностью Заказ также отношением «один ко многим», так как один покупатель может оформить несколько заказов, но каждый заказ относится только к одному покупателю. Отношения такого типа являются типичными для логического моделирования данных и позволяют установить однозначный порядок подчиненности между объектами.</w:t>
+      </w:r>
+    </w:p>
+    <w:p>
+      <w:r>
+        <w:t>Для отражения состава оформленного заказа в модели используется сущность Состав</w:t>
+      </w:r>
+      <w:r>
+        <w:t xml:space="preserve"> </w:t>
+      </w:r>
+      <w:r>
+        <w:t>Заказа, которая связана с сущностью Заказ отношением «один ко многим». Это означает, что один заказ может включать несколько товарных позиций. Одновременно сущность Состав</w:t>
+      </w:r>
+      <w:r>
+        <w:t xml:space="preserve"> </w:t>
+      </w:r>
+      <w:r>
+        <w:t>Заказа связана с сущностью Товар отношением «многие к одному», поскольку каждая запись состава заказа соответствует одному конкретному товару, а один и тот же товар может входить в состав различных заказов. Такое построение модели позволяет корректно представить связь между заказами и товарами и исключить прямое отношение «многие ко многим».</w:t>
+      </w:r>
+    </w:p>
+    <w:p>
+      <w:pPr>
+        <w:spacing w:after="160" w:line="278" w:lineRule="auto"/>
+        <w:ind w:firstLine="0"/>
+        <w:jc w:val="left"/>
+      </w:pPr>
+      <w:r>
+        <w:br w:type="page"/>
+      </w:r>
+    </w:p>
+    <w:p>
+      <w:r>
+        <w:lastRenderedPageBreak/>
+        <w:t xml:space="preserve">Для описания предварительного выбора товаров в модели выделена сущность Корзина, связанная </w:t>
+      </w:r>
+      <w:r>
+        <w:t>с сущностью,</w:t>
+      </w:r>
+      <w:r>
+        <w:t xml:space="preserve"> Покупатель. В рассматриваемой модели одному покупателю соответствует одна корзина, в которой временно сохраняются выбранные товары до момента оформления заказа. Сущность Корзина связана с сущностью Элемент</w:t>
+      </w:r>
+      <w:r>
+        <w:t xml:space="preserve"> </w:t>
+      </w:r>
+      <w:r>
+        <w:t>Корзины отношением «один ко многим», поскольку одна корзина может содержать несколько товарных позиций. В свою очередь, сущность Элемент</w:t>
+      </w:r>
+      <w:r>
+        <w:t xml:space="preserve"> </w:t>
+      </w:r>
+      <w:r>
+        <w:t>Корзины связана с сущностью Товар, так как каждый элемент корзины относится к определенному товару, а один товар может присутствовать в различных корзинах.</w:t>
+      </w:r>
+    </w:p>
+    <w:p>
+      <w:r>
+        <w:t>Построенная информационно-логическая модель позволяет отразить состав основных сущностей интернет-магазина спортивных товаров, установить связи между ними и определить структуру хранения данных. Использование ER-диаграммы обеспечивает наглядное представление предметной области и служит основой для дальнейшего проектирования логической структуры базы данных.</w:t>
+      </w:r>
+    </w:p>
+    <w:p/>
+    <w:p>
       <w:pPr>
         <w:pStyle w:val="2"/>
         <w:numPr>
@@ -4344,15 +4980,681 @@
       <w:bookmarkEnd w:id="12"/>
     </w:p>
     <w:p>
+      <w:r>
+        <w:t>Логическая структура базы данных определяется на основе построенной информационно-логической модели и отражает состав таблиц, их полей, ключей и связей между ними. В реляционной базе данных данные организуются в виде таблиц, связанных между собой с помощью первичных и внешних ключей. Первичный ключ используется для однозначной идентификации записи, а внешний ключ обеспечивает связь между таблицами и поддерживает ссылочную целостность данных.</w:t>
+      </w:r>
+    </w:p>
+    <w:p>
+      <w:r>
+        <w:t>Для хранения данных интернет-магазина спортивных товаров в логической структуре базы данных выделяются следующие таблицы:</w:t>
+      </w:r>
+    </w:p>
+    <w:p>
+      <w:pPr>
+        <w:pStyle w:val="a7"/>
+        <w:numPr>
+          <w:ilvl w:val="0"/>
+          <w:numId w:val="21"/>
+        </w:numPr>
+      </w:pPr>
+      <w:r>
+        <w:t>Категория</w:t>
+      </w:r>
+    </w:p>
+    <w:p>
+      <w:pPr>
+        <w:ind w:firstLine="360"/>
+      </w:pPr>
+      <w:r>
+        <w:t>Таблица предназначена для хранения сведений о категориях товаров.</w:t>
+      </w:r>
+    </w:p>
+    <w:p>
+      <w:pPr>
+        <w:pStyle w:val="a7"/>
+        <w:ind w:left="360" w:firstLine="0"/>
+      </w:pPr>
+      <w:r>
+        <w:t>Основные поля таблицы:</w:t>
+      </w:r>
+    </w:p>
+    <w:p>
+      <w:pPr>
+        <w:pStyle w:val="a7"/>
+        <w:numPr>
+          <w:ilvl w:val="1"/>
+          <w:numId w:val="21"/>
+        </w:numPr>
+      </w:pPr>
+      <w:r>
+        <w:lastRenderedPageBreak/>
+        <w:t>ID_категории – первичный ключ</w:t>
+      </w:r>
+    </w:p>
+    <w:p>
+      <w:pPr>
+        <w:pStyle w:val="a7"/>
+        <w:numPr>
+          <w:ilvl w:val="1"/>
+          <w:numId w:val="21"/>
+        </w:numPr>
+      </w:pPr>
+      <w:r>
+        <w:t>Наименование_категории</w:t>
+      </w:r>
+    </w:p>
+    <w:p>
+      <w:pPr>
+        <w:pStyle w:val="a7"/>
+        <w:numPr>
+          <w:ilvl w:val="1"/>
+          <w:numId w:val="21"/>
+        </w:numPr>
+      </w:pPr>
+      <w:r>
+        <w:t>Описание_категории</w:t>
+      </w:r>
+    </w:p>
+    <w:p>
+      <w:pPr>
+        <w:pStyle w:val="a7"/>
+        <w:numPr>
+          <w:ilvl w:val="0"/>
+          <w:numId w:val="21"/>
+        </w:numPr>
+      </w:pPr>
+      <w:r>
+        <w:t>Товар</w:t>
+      </w:r>
+    </w:p>
+    <w:p>
+      <w:pPr>
+        <w:pStyle w:val="a7"/>
+        <w:ind w:left="360" w:firstLine="0"/>
+      </w:pPr>
+      <w:r>
+        <w:t>Таблица содержит основные сведения о товарах, размещенных в интернет-магазине.</w:t>
+      </w:r>
+    </w:p>
+    <w:p>
+      <w:pPr>
+        <w:pStyle w:val="a7"/>
+        <w:ind w:left="360" w:firstLine="0"/>
+      </w:pPr>
+      <w:r>
+        <w:t>Основные поля таблицы:</w:t>
+      </w:r>
+    </w:p>
+    <w:p>
+      <w:pPr>
+        <w:pStyle w:val="a7"/>
+        <w:numPr>
+          <w:ilvl w:val="1"/>
+          <w:numId w:val="21"/>
+        </w:numPr>
+      </w:pPr>
+      <w:r>
+        <w:t>ID_товара – первичный ключ</w:t>
+      </w:r>
+    </w:p>
+    <w:p>
+      <w:pPr>
+        <w:pStyle w:val="a7"/>
+        <w:numPr>
+          <w:ilvl w:val="1"/>
+          <w:numId w:val="21"/>
+        </w:numPr>
+      </w:pPr>
+      <w:r>
+        <w:t>ID_категории – внешний ключ</w:t>
+      </w:r>
+    </w:p>
+    <w:p>
+      <w:pPr>
+        <w:pStyle w:val="a7"/>
+        <w:numPr>
+          <w:ilvl w:val="1"/>
+          <w:numId w:val="21"/>
+        </w:numPr>
+      </w:pPr>
+      <w:r>
+        <w:t>Наименование_товара</w:t>
+      </w:r>
+    </w:p>
+    <w:p>
+      <w:pPr>
+        <w:pStyle w:val="a7"/>
+        <w:numPr>
+          <w:ilvl w:val="1"/>
+          <w:numId w:val="21"/>
+        </w:numPr>
+      </w:pPr>
+      <w:r>
+        <w:t>Цена</w:t>
+      </w:r>
+    </w:p>
+    <w:p>
+      <w:pPr>
+        <w:pStyle w:val="a7"/>
+        <w:numPr>
+          <w:ilvl w:val="1"/>
+          <w:numId w:val="21"/>
+        </w:numPr>
+      </w:pPr>
+      <w:r>
+        <w:t>Краткое_описание</w:t>
+      </w:r>
+    </w:p>
+    <w:p>
+      <w:pPr>
+        <w:pStyle w:val="a7"/>
+        <w:numPr>
+          <w:ilvl w:val="1"/>
+          <w:numId w:val="21"/>
+        </w:numPr>
+      </w:pPr>
+      <w:r>
+        <w:t>Полное_описание</w:t>
+      </w:r>
+    </w:p>
+    <w:p>
+      <w:pPr>
+        <w:pStyle w:val="a7"/>
+        <w:numPr>
+          <w:ilvl w:val="1"/>
+          <w:numId w:val="21"/>
+        </w:numPr>
+      </w:pPr>
+      <w:r>
+        <w:t>Характеристики</w:t>
+      </w:r>
+    </w:p>
+    <w:p>
+      <w:pPr>
+        <w:pStyle w:val="a7"/>
+        <w:numPr>
+          <w:ilvl w:val="1"/>
+          <w:numId w:val="21"/>
+        </w:numPr>
+      </w:pPr>
+      <w:r>
+        <w:t>Изображение</w:t>
+      </w:r>
+    </w:p>
+    <w:p>
+      <w:pPr>
+        <w:pStyle w:val="a7"/>
+        <w:numPr>
+          <w:ilvl w:val="1"/>
+          <w:numId w:val="21"/>
+        </w:numPr>
+      </w:pPr>
+      <w:r>
+        <w:t>Наличие</w:t>
+      </w:r>
+    </w:p>
+    <w:p>
+      <w:pPr>
+        <w:pStyle w:val="a7"/>
+        <w:numPr>
+          <w:ilvl w:val="0"/>
+          <w:numId w:val="21"/>
+        </w:numPr>
+      </w:pPr>
+      <w:r>
+        <w:t>Покупатель</w:t>
+      </w:r>
+    </w:p>
+    <w:p>
+      <w:pPr>
+        <w:pStyle w:val="a7"/>
+        <w:ind w:left="360" w:firstLine="0"/>
+      </w:pPr>
+      <w:r>
+        <w:t>Таблица используется для хранения сведений о покупателях.</w:t>
+      </w:r>
+    </w:p>
+    <w:p>
+      <w:pPr>
+        <w:pStyle w:val="a7"/>
+        <w:ind w:left="360" w:firstLine="0"/>
+      </w:pPr>
+      <w:r>
+        <w:t>Основные поля таблицы:</w:t>
+      </w:r>
+    </w:p>
+    <w:p>
+      <w:pPr>
+        <w:pStyle w:val="a7"/>
+        <w:numPr>
+          <w:ilvl w:val="1"/>
+          <w:numId w:val="21"/>
+        </w:numPr>
+      </w:pPr>
+      <w:r>
+        <w:t>ID_покупателя – первичный ключ</w:t>
+      </w:r>
+    </w:p>
+    <w:p>
+      <w:pPr>
+        <w:pStyle w:val="a7"/>
+        <w:numPr>
+          <w:ilvl w:val="1"/>
+          <w:numId w:val="21"/>
+        </w:numPr>
+      </w:pPr>
+      <w:r>
+        <w:t>ФИО</w:t>
+      </w:r>
+    </w:p>
+    <w:p>
+      <w:pPr>
+        <w:pStyle w:val="a7"/>
+        <w:numPr>
+          <w:ilvl w:val="1"/>
+          <w:numId w:val="21"/>
+        </w:numPr>
+      </w:pPr>
+      <w:r>
+        <w:t>Телефон</w:t>
+      </w:r>
+    </w:p>
+    <w:p>
+      <w:pPr>
+        <w:pStyle w:val="a7"/>
+        <w:numPr>
+          <w:ilvl w:val="1"/>
+          <w:numId w:val="21"/>
+        </w:numPr>
+      </w:pPr>
+      <w:r>
+        <w:t>Email</w:t>
+      </w:r>
+    </w:p>
+    <w:p>
+      <w:pPr>
+        <w:pStyle w:val="a7"/>
+        <w:numPr>
+          <w:ilvl w:val="1"/>
+          <w:numId w:val="21"/>
+        </w:numPr>
+      </w:pPr>
+      <w:r>
+        <w:t>Адрес_доставки</w:t>
+      </w:r>
+    </w:p>
+    <w:p>
+      <w:pPr>
+        <w:pStyle w:val="a7"/>
+        <w:numPr>
+          <w:ilvl w:val="0"/>
+          <w:numId w:val="21"/>
+        </w:numPr>
+      </w:pPr>
+      <w:r>
+        <w:t>Заказ</w:t>
+      </w:r>
+    </w:p>
+    <w:p>
+      <w:pPr>
+        <w:pStyle w:val="a7"/>
+        <w:ind w:left="360" w:firstLine="0"/>
+      </w:pPr>
+      <w:r>
+        <w:t>Таблица предназначена для хранения данных об оформленных заказах.</w:t>
+      </w:r>
+    </w:p>
+    <w:p>
+      <w:pPr>
+        <w:pStyle w:val="a7"/>
+        <w:ind w:left="360" w:firstLine="0"/>
+      </w:pPr>
+      <w:r>
+        <w:t>Основные поля таблицы:</w:t>
+      </w:r>
+    </w:p>
+    <w:p>
+      <w:pPr>
+        <w:pStyle w:val="a7"/>
+        <w:numPr>
+          <w:ilvl w:val="1"/>
+          <w:numId w:val="21"/>
+        </w:numPr>
+      </w:pPr>
+      <w:r>
+        <w:t>ID_заказа – первичный ключ</w:t>
+      </w:r>
+    </w:p>
+    <w:p>
+      <w:pPr>
+        <w:pStyle w:val="a7"/>
+        <w:numPr>
+          <w:ilvl w:val="1"/>
+          <w:numId w:val="21"/>
+        </w:numPr>
+      </w:pPr>
+      <w:r>
+        <w:t>ID_покупателя – внешний ключ</w:t>
+      </w:r>
+    </w:p>
+    <w:p>
+      <w:pPr>
+        <w:pStyle w:val="a7"/>
+        <w:numPr>
+          <w:ilvl w:val="1"/>
+          <w:numId w:val="21"/>
+        </w:numPr>
+      </w:pPr>
+      <w:r>
+        <w:t>Дата_заказа</w:t>
+      </w:r>
+    </w:p>
+    <w:p>
+      <w:pPr>
+        <w:pStyle w:val="a7"/>
+        <w:numPr>
+          <w:ilvl w:val="1"/>
+          <w:numId w:val="21"/>
+        </w:numPr>
+      </w:pPr>
+      <w:r>
+        <w:lastRenderedPageBreak/>
+        <w:t>Статус_заказа</w:t>
+      </w:r>
+    </w:p>
+    <w:p>
+      <w:pPr>
+        <w:pStyle w:val="a7"/>
+        <w:numPr>
+          <w:ilvl w:val="1"/>
+          <w:numId w:val="21"/>
+        </w:numPr>
+      </w:pPr>
+      <w:r>
+        <w:t>Итоговая_сумма</w:t>
+      </w:r>
+    </w:p>
+    <w:p>
+      <w:pPr>
+        <w:pStyle w:val="a7"/>
+        <w:numPr>
+          <w:ilvl w:val="1"/>
+          <w:numId w:val="21"/>
+        </w:numPr>
+      </w:pPr>
+      <w:r>
+        <w:t>Комментарий</w:t>
+      </w:r>
+    </w:p>
+    <w:p>
+      <w:pPr>
+        <w:pStyle w:val="a7"/>
+        <w:numPr>
+          <w:ilvl w:val="0"/>
+          <w:numId w:val="21"/>
+        </w:numPr>
+      </w:pPr>
+      <w:r>
+        <w:t>СоставЗаказа</w:t>
+      </w:r>
+    </w:p>
+    <w:p>
+      <w:pPr>
+        <w:pStyle w:val="a7"/>
+        <w:ind w:left="360" w:firstLine="0"/>
+      </w:pPr>
+      <w:r>
+        <w:t>Таблица используется для хранения товарных позиций, входящих в конкретный заказ.</w:t>
+      </w:r>
+    </w:p>
+    <w:p>
+      <w:pPr>
+        <w:pStyle w:val="a7"/>
+        <w:ind w:left="360" w:firstLine="0"/>
+      </w:pPr>
+      <w:r>
+        <w:t>Основные поля таблицы</w:t>
+      </w:r>
+    </w:p>
+    <w:p>
+      <w:pPr>
+        <w:pStyle w:val="a7"/>
+        <w:numPr>
+          <w:ilvl w:val="1"/>
+          <w:numId w:val="21"/>
+        </w:numPr>
+      </w:pPr>
+      <w:r>
+        <w:t>ID_состава_заказа – первичный ключ</w:t>
+      </w:r>
+    </w:p>
+    <w:p>
+      <w:pPr>
+        <w:pStyle w:val="a7"/>
+        <w:numPr>
+          <w:ilvl w:val="1"/>
+          <w:numId w:val="21"/>
+        </w:numPr>
+      </w:pPr>
+      <w:r>
+        <w:t>ID_заказа – внешний ключ</w:t>
+      </w:r>
+    </w:p>
+    <w:p>
+      <w:pPr>
+        <w:pStyle w:val="a7"/>
+        <w:numPr>
+          <w:ilvl w:val="1"/>
+          <w:numId w:val="21"/>
+        </w:numPr>
+      </w:pPr>
+      <w:r>
+        <w:t>ID_товара – внешний ключ</w:t>
+      </w:r>
+    </w:p>
+    <w:p>
+      <w:pPr>
+        <w:pStyle w:val="a7"/>
+        <w:numPr>
+          <w:ilvl w:val="1"/>
+          <w:numId w:val="21"/>
+        </w:numPr>
+      </w:pPr>
+      <w:r>
+        <w:t>Количество</w:t>
+      </w:r>
+    </w:p>
+    <w:p>
+      <w:pPr>
+        <w:pStyle w:val="a7"/>
+        <w:numPr>
+          <w:ilvl w:val="1"/>
+          <w:numId w:val="21"/>
+        </w:numPr>
+      </w:pPr>
+      <w:r>
+        <w:t>Цена_на_момент_заказа</w:t>
+      </w:r>
+    </w:p>
+    <w:p>
+      <w:pPr>
+        <w:pStyle w:val="a7"/>
+        <w:numPr>
+          <w:ilvl w:val="0"/>
+          <w:numId w:val="21"/>
+        </w:numPr>
+      </w:pPr>
+      <w:r>
+        <w:t>Корзина</w:t>
+      </w:r>
+    </w:p>
+    <w:p>
+      <w:pPr>
+        <w:pStyle w:val="a7"/>
+        <w:ind w:left="360" w:firstLine="0"/>
+      </w:pPr>
+      <w:r>
+        <w:t>Таблица предназначена для хранения сведений о корзине покупателя.</w:t>
+      </w:r>
+    </w:p>
+    <w:p>
+      <w:pPr>
+        <w:pStyle w:val="a7"/>
+        <w:ind w:left="360" w:firstLine="0"/>
+      </w:pPr>
+      <w:r>
+        <w:t>Основные поля таблицы:</w:t>
+      </w:r>
+    </w:p>
+    <w:p>
+      <w:pPr>
+        <w:pStyle w:val="a7"/>
+        <w:numPr>
+          <w:ilvl w:val="1"/>
+          <w:numId w:val="21"/>
+        </w:numPr>
+      </w:pPr>
+      <w:r>
+        <w:t>ID_корзины – первичный ключ</w:t>
+      </w:r>
+    </w:p>
+    <w:p>
+      <w:pPr>
+        <w:pStyle w:val="a7"/>
+        <w:numPr>
+          <w:ilvl w:val="1"/>
+          <w:numId w:val="21"/>
+        </w:numPr>
+      </w:pPr>
+      <w:r>
+        <w:t>ID_покупателя – внешний ключ</w:t>
+      </w:r>
+    </w:p>
+    <w:p>
+      <w:pPr>
+        <w:pStyle w:val="a7"/>
+        <w:numPr>
+          <w:ilvl w:val="1"/>
+          <w:numId w:val="21"/>
+        </w:numPr>
+      </w:pPr>
+      <w:r>
+        <w:t>Дата_создания</w:t>
+      </w:r>
+    </w:p>
+    <w:p>
+      <w:pPr>
+        <w:pStyle w:val="a7"/>
+        <w:numPr>
+          <w:ilvl w:val="0"/>
+          <w:numId w:val="21"/>
+        </w:numPr>
+      </w:pPr>
+      <w:r>
+        <w:t>ЭлементКорзины</w:t>
+      </w:r>
+    </w:p>
+    <w:p>
+      <w:pPr>
+        <w:pStyle w:val="a7"/>
+        <w:ind w:left="360" w:firstLine="0"/>
+      </w:pPr>
+      <w:r>
+        <w:t>Таблица содержит сведения о товарах, добавленных в корзину.</w:t>
+      </w:r>
+    </w:p>
+    <w:p>
+      <w:pPr>
+        <w:pStyle w:val="a7"/>
+        <w:ind w:left="360" w:firstLine="0"/>
+      </w:pPr>
+      <w:r>
+        <w:t>Основные поля таблицы:</w:t>
+      </w:r>
+    </w:p>
+    <w:p>
+      <w:pPr>
+        <w:pStyle w:val="a7"/>
+        <w:numPr>
+          <w:ilvl w:val="1"/>
+          <w:numId w:val="21"/>
+        </w:numPr>
+      </w:pPr>
+      <w:r>
+        <w:t>ID_элемента_корзины – первичный ключ</w:t>
+      </w:r>
+    </w:p>
+    <w:p>
+      <w:pPr>
+        <w:pStyle w:val="a7"/>
+        <w:numPr>
+          <w:ilvl w:val="1"/>
+          <w:numId w:val="21"/>
+        </w:numPr>
+      </w:pPr>
+      <w:r>
+        <w:t>ID_корзины – внешний ключ</w:t>
+      </w:r>
+    </w:p>
+    <w:p>
+      <w:pPr>
+        <w:pStyle w:val="a7"/>
+        <w:numPr>
+          <w:ilvl w:val="1"/>
+          <w:numId w:val="21"/>
+        </w:numPr>
+      </w:pPr>
+      <w:r>
+        <w:t>ID_товара – внешний ключ</w:t>
+      </w:r>
+    </w:p>
+    <w:p>
+      <w:pPr>
+        <w:pStyle w:val="a7"/>
+        <w:numPr>
+          <w:ilvl w:val="1"/>
+          <w:numId w:val="21"/>
+        </w:numPr>
+      </w:pPr>
+      <w:r>
+        <w:t>Количество.</w:t>
+      </w:r>
+    </w:p>
+    <w:p>
+      <w:pPr>
+        <w:ind w:firstLine="0"/>
+      </w:pPr>
+      <w:r>
+        <w:t xml:space="preserve">При определении логической структуры базы данных каждая таблица должна соответствовать определенному информационному объекту предметной области и содержать только те атрибуты, которые непосредственно относятся к данному объекту. Связь между таблицами обеспечивается за счет использования первичных и внешних ключей. Такой подход позволяет </w:t>
+      </w:r>
+      <w:r>
+        <w:lastRenderedPageBreak/>
+        <w:t>упорядочить хранение данных, устранить дублирование сведений и обеспечить целостность информации в базе данных. В реляционных базах данных данные организуются в виде взаимосвязанных таблиц, а схема базы данных определяет состав этих таблиц, их поля, типы данных и отношения между ними.</w:t>
+      </w:r>
+    </w:p>
+    <w:p>
+      <w:pPr>
+        <w:ind w:firstLine="0"/>
+      </w:pPr>
+      <w:r>
+        <w:t>Л</w:t>
+      </w:r>
+      <w:r>
+        <w:t>огическая структура базы данных интернет-магазина спортивных товаров представляет собой совокупность взаимосвязанных таблиц, каждая из которых соответствует определенной сущности предметной области. Выделенные таблицы и установленные между ними связи обеспечивают хранение сведений о товарах, категориях, покупателях, заказах, составе заказов и корзине. Разработанная логическая структура базы данных служит основой для дальнейшей физической реализации базы данных и организации доступа к данным в создаваемом web-приложении.</w:t>
+      </w:r>
+    </w:p>
+    <w:p/>
+    <w:p>
       <w:pPr>
         <w:pStyle w:val="2"/>
         <w:numPr>
           <w:ilvl w:val="1"/>
-          <w:numId w:val="6"/>
+          <w:numId w:val="21"/>
         </w:numPr>
       </w:pPr>
       <w:bookmarkStart w:id="13" w:name="_Toc223344943"/>
       <w:r>
+        <w:lastRenderedPageBreak/>
         <w:t>Обоснование и выбор используемых технологий, состава технических и программных средств, Web-сервера.</w:t>
       </w:r>
       <w:bookmarkEnd w:id="13"/>
@@ -4362,7 +5664,7 @@
         <w:pStyle w:val="1"/>
         <w:numPr>
           <w:ilvl w:val="0"/>
-          <w:numId w:val="6"/>
+          <w:numId w:val="21"/>
         </w:numPr>
       </w:pPr>
       <w:bookmarkStart w:id="14" w:name="_Toc223344944"/>
@@ -4382,7 +5684,7 @@
         <w:pStyle w:val="2"/>
         <w:numPr>
           <w:ilvl w:val="1"/>
-          <w:numId w:val="6"/>
+          <w:numId w:val="21"/>
         </w:numPr>
       </w:pPr>
       <w:bookmarkStart w:id="15" w:name="_Toc223344945"/>
@@ -4396,7 +5698,7 @@
         <w:pStyle w:val="2"/>
         <w:numPr>
           <w:ilvl w:val="1"/>
-          <w:numId w:val="6"/>
+          <w:numId w:val="21"/>
         </w:numPr>
       </w:pPr>
       <w:bookmarkStart w:id="16" w:name="_Toc223344946"/>
@@ -4410,20 +5712,12 @@
         <w:pStyle w:val="2"/>
         <w:numPr>
           <w:ilvl w:val="1"/>
-          <w:numId w:val="6"/>
+          <w:numId w:val="21"/>
         </w:numPr>
       </w:pPr>
       <w:bookmarkStart w:id="17" w:name="_Toc223344947"/>
       <w:r>
-        <w:t xml:space="preserve">Алгоритмы реализации отдельных скриптов и их реализация (формы, запросы, страницы с </w:t>
-      </w:r>
-      <w:proofErr w:type="spellStart"/>
-      <w:r>
-        <w:t>результами</w:t>
-      </w:r>
-      <w:proofErr w:type="spellEnd"/>
-      <w:r>
-        <w:t>).</w:t>
+        <w:t>Алгоритмы реализации отдельных скриптов и их реализация (формы, запросы, страницы с результами).</w:t>
       </w:r>
       <w:bookmarkEnd w:id="17"/>
     </w:p>
@@ -4432,7 +5726,7 @@
         <w:pStyle w:val="1"/>
         <w:numPr>
           <w:ilvl w:val="0"/>
-          <w:numId w:val="6"/>
+          <w:numId w:val="21"/>
         </w:numPr>
       </w:pPr>
       <w:bookmarkStart w:id="18" w:name="_Toc223344948"/>
@@ -4446,106 +5740,106 @@
         <w:pStyle w:val="2"/>
         <w:numPr>
           <w:ilvl w:val="1"/>
-          <w:numId w:val="6"/>
+          <w:numId w:val="21"/>
         </w:numPr>
       </w:pPr>
       <w:bookmarkStart w:id="19" w:name="_Toc223344949"/>
       <w:r>
+        <w:t>Разработка макета сайта, его навигационной структуры.</w:t>
+      </w:r>
+      <w:bookmarkEnd w:id="19"/>
+    </w:p>
+    <w:p>
+      <w:pPr>
+        <w:pStyle w:val="2"/>
+        <w:numPr>
+          <w:ilvl w:val="1"/>
+          <w:numId w:val="21"/>
+        </w:numPr>
+      </w:pPr>
+      <w:bookmarkStart w:id="20" w:name="_Toc223344950"/>
+      <w:r>
+        <w:t>Разработка каскадных таблиц стилей.</w:t>
+      </w:r>
+      <w:bookmarkEnd w:id="20"/>
+    </w:p>
+    <w:p>
+      <w:pPr>
+        <w:pStyle w:val="2"/>
+        <w:numPr>
+          <w:ilvl w:val="1"/>
+          <w:numId w:val="21"/>
+        </w:numPr>
+      </w:pPr>
+      <w:bookmarkStart w:id="21" w:name="_Toc223344951"/>
+      <w:r>
+        <w:t>Описание структуры технологического процесса обработки данных для решения задачи.</w:t>
+      </w:r>
+      <w:bookmarkEnd w:id="21"/>
+    </w:p>
+    <w:p>
+      <w:pPr>
+        <w:pStyle w:val="2"/>
+        <w:numPr>
+          <w:ilvl w:val="1"/>
+          <w:numId w:val="21"/>
+        </w:numPr>
+      </w:pPr>
+      <w:bookmarkStart w:id="22" w:name="_Toc223344952"/>
+      <w:r>
+        <w:t>Разработка необходимых скриптов на стороне сервера и на стороне клиента.</w:t>
+      </w:r>
+      <w:bookmarkEnd w:id="22"/>
+    </w:p>
+    <w:p>
+      <w:pPr>
+        <w:pStyle w:val="2"/>
+        <w:numPr>
+          <w:ilvl w:val="1"/>
+          <w:numId w:val="21"/>
+        </w:numPr>
+      </w:pPr>
+      <w:bookmarkStart w:id="23" w:name="_Toc223344953"/>
+      <w:r>
+        <w:t>Разработка и реализация пользовательского интерфейса пользователя.</w:t>
+      </w:r>
+      <w:bookmarkEnd w:id="23"/>
+    </w:p>
+    <w:p>
+      <w:pPr>
+        <w:pStyle w:val="2"/>
+        <w:numPr>
+          <w:ilvl w:val="1"/>
+          <w:numId w:val="21"/>
+        </w:numPr>
+      </w:pPr>
+      <w:bookmarkStart w:id="24" w:name="_Toc223344954"/>
+      <w:r>
         <w:lastRenderedPageBreak/>
-        <w:t>Разработка макета сайта, его навигационной структуры.</w:t>
-      </w:r>
-      <w:bookmarkEnd w:id="19"/>
+        <w:t>Создание описаний, спецификаций и тестирование программного обеспечения.</w:t>
+      </w:r>
+      <w:bookmarkEnd w:id="24"/>
     </w:p>
     <w:p>
       <w:pPr>
         <w:pStyle w:val="2"/>
         <w:numPr>
           <w:ilvl w:val="1"/>
-          <w:numId w:val="6"/>
-        </w:numPr>
-      </w:pPr>
-      <w:bookmarkStart w:id="20" w:name="_Toc223344950"/>
-      <w:r>
-        <w:t>Разработка каскадных таблиц стилей.</w:t>
-      </w:r>
-      <w:bookmarkEnd w:id="20"/>
+          <w:numId w:val="21"/>
+        </w:numPr>
+      </w:pPr>
+      <w:bookmarkStart w:id="25" w:name="_Toc223344955"/>
+      <w:r>
+        <w:t>Представление результатов решения задачи в виде копий экранов.</w:t>
+      </w:r>
+      <w:bookmarkEnd w:id="25"/>
     </w:p>
     <w:p>
       <w:pPr>
         <w:pStyle w:val="2"/>
         <w:numPr>
           <w:ilvl w:val="1"/>
-          <w:numId w:val="6"/>
-        </w:numPr>
-      </w:pPr>
-      <w:bookmarkStart w:id="21" w:name="_Toc223344951"/>
-      <w:r>
-        <w:t>Описание структуры технологического процесса обработки данных для решения задачи.</w:t>
-      </w:r>
-      <w:bookmarkEnd w:id="21"/>
-    </w:p>
-    <w:p>
-      <w:pPr>
-        <w:pStyle w:val="2"/>
-        <w:numPr>
-          <w:ilvl w:val="1"/>
-          <w:numId w:val="6"/>
-        </w:numPr>
-      </w:pPr>
-      <w:bookmarkStart w:id="22" w:name="_Toc223344952"/>
-      <w:r>
-        <w:t>Разработка необходимых скриптов на стороне сервера и на стороне клиента.</w:t>
-      </w:r>
-      <w:bookmarkEnd w:id="22"/>
-    </w:p>
-    <w:p>
-      <w:pPr>
-        <w:pStyle w:val="2"/>
-        <w:numPr>
-          <w:ilvl w:val="1"/>
-          <w:numId w:val="6"/>
-        </w:numPr>
-      </w:pPr>
-      <w:bookmarkStart w:id="23" w:name="_Toc223344953"/>
-      <w:r>
-        <w:t>Разработка и реализация пользовательского интерфейса пользователя.</w:t>
-      </w:r>
-      <w:bookmarkEnd w:id="23"/>
-    </w:p>
-    <w:p>
-      <w:pPr>
-        <w:pStyle w:val="2"/>
-        <w:numPr>
-          <w:ilvl w:val="1"/>
-          <w:numId w:val="6"/>
-        </w:numPr>
-      </w:pPr>
-      <w:bookmarkStart w:id="24" w:name="_Toc223344954"/>
-      <w:r>
-        <w:t>Создание описаний, спецификаций и тестирование программного обеспечения.</w:t>
-      </w:r>
-      <w:bookmarkEnd w:id="24"/>
-    </w:p>
-    <w:p>
-      <w:pPr>
-        <w:pStyle w:val="2"/>
-        <w:numPr>
-          <w:ilvl w:val="1"/>
-          <w:numId w:val="6"/>
-        </w:numPr>
-      </w:pPr>
-      <w:bookmarkStart w:id="25" w:name="_Toc223344955"/>
-      <w:r>
-        <w:t>Представление результатов решения задачи в виде копий экранов.</w:t>
-      </w:r>
-      <w:bookmarkEnd w:id="25"/>
-    </w:p>
-    <w:p>
-      <w:pPr>
-        <w:pStyle w:val="2"/>
-        <w:numPr>
-          <w:ilvl w:val="1"/>
-          <w:numId w:val="6"/>
+          <w:numId w:val="21"/>
         </w:numPr>
       </w:pPr>
       <w:bookmarkStart w:id="26" w:name="_Toc223344956"/>
@@ -4571,8 +5865,94 @@
 </file>
 
 <file path=word/numbering.xml><?xml version="1.0" encoding="utf-8"?>
-<w:numbering xmlns:wpc="http://schemas.microsoft.com/office/word/2010/wordprocessingCanvas" xmlns:cx="http://schemas.microsoft.com/office/drawing/2014/chartex" xmlns:cx1="http://schemas.microsoft.com/office/drawing/2015/9/8/chartex" xmlns:cx2="http://schemas.microsoft.com/office/drawing/2015/10/21/chartex" xmlns:cx3="http://schemas.microsoft.com/office/drawing/2016/5/9/chartex" xmlns:cx4="http://schemas.microsoft.com/office/drawing/2016/5/10/chartex" xmlns:cx5="http://schemas.microsoft.com/office/drawing/2016/5/11/chartex" xmlns:cx6="http://schemas.microsoft.com/office/drawing/2016/5/12/chartex" xmlns:cx7="http://schemas.microsoft.com/office/drawing/2016/5/13/chartex" xmlns:cx8="http://schemas.microsoft.com/office/drawing/2016/5/14/chartex" xmlns:mc="http://schemas.openxmlformats.org/markup-compatibility/2006" xmlns:aink="http://schemas.microsoft.com/office/drawing/2016/ink" xmlns:am3d="http://schemas.microsoft.com/office/drawing/2017/model3d" xmlns:o="urn:schemas-microsoft-com:office:office" xmlns:r="http://schemas.openxmlformats.org/officeDocument/2006/relationships" xmlns:m="http://schemas.openxmlformats.org/officeDocument/2006/math" xmlns:v="urn:schemas-microsoft-com:vml" xmlns:wp14="http://schemas.microsoft.com/office/word/2010/wordprocessingDrawing" xmlns:wp="http://schemas.openxmlformats.org/drawingml/2006/wordprocessingDrawing" xmlns:w10="urn:schemas-microsoft-com:office:word" xmlns:w="http://schemas.openxmlformats.org/wordprocessingml/2006/main" xmlns:w14="http://schemas.microsoft.com/office/word/2010/wordml" xmlns:w15="http://schemas.microsoft.com/office/word/2012/wordml" xmlns:w16cex="http://schemas.microsoft.com/office/word/2018/wordml/cex" xmlns:w16cid="http://schemas.microsoft.com/office/word/2016/wordml/cid" xmlns:w16="http://schemas.microsoft.com/office/word/2018/wordml" xmlns:w16sdtdh="http://schemas.microsoft.com/office/word/2020/wordml/sdtdatahash" xmlns:w16se="http://schemas.microsoft.com/office/word/2015/wordml/symex" xmlns:wpg="http://schemas.microsoft.com/office/word/2010/wordprocessingGroup" xmlns:wpi="http://schemas.microsoft.com/office/word/2010/wordprocessingInk" xmlns:wne="http://schemas.microsoft.com/office/word/2006/wordml" xmlns:wps="http://schemas.microsoft.com/office/word/2010/wordprocessingShape" mc:Ignorable="w14 w15 w16se w16cid w16 w16cex w16sdtdh wp14">
+<w:numbering xmlns:wpc="http://schemas.microsoft.com/office/word/2010/wordprocessingCanvas" xmlns:cx="http://schemas.microsoft.com/office/drawing/2014/chartex" xmlns:cx1="http://schemas.microsoft.com/office/drawing/2015/9/8/chartex" xmlns:cx2="http://schemas.microsoft.com/office/drawing/2015/10/21/chartex" xmlns:cx3="http://schemas.microsoft.com/office/drawing/2016/5/9/chartex" xmlns:cx4="http://schemas.microsoft.com/office/drawing/2016/5/10/chartex" xmlns:cx5="http://schemas.microsoft.com/office/drawing/2016/5/11/chartex" xmlns:cx6="http://schemas.microsoft.com/office/drawing/2016/5/12/chartex" xmlns:cx7="http://schemas.microsoft.com/office/drawing/2016/5/13/chartex" xmlns:cx8="http://schemas.microsoft.com/office/drawing/2016/5/14/chartex" xmlns:mc="http://schemas.openxmlformats.org/markup-compatibility/2006" xmlns:aink="http://schemas.microsoft.com/office/drawing/2016/ink" xmlns:am3d="http://schemas.microsoft.com/office/drawing/2017/model3d" xmlns:o="urn:schemas-microsoft-com:office:office" xmlns:oel="http://schemas.microsoft.com/office/2019/extlst" xmlns:r="http://schemas.openxmlformats.org/officeDocument/2006/relationships" xmlns:m="http://schemas.openxmlformats.org/officeDocument/2006/math" xmlns:v="urn:schemas-microsoft-com:vml" xmlns:wp14="http://schemas.microsoft.com/office/word/2010/wordprocessingDrawing" xmlns:wp="http://schemas.openxmlformats.org/drawingml/2006/wordprocessingDrawing" xmlns:w10="urn:schemas-microsoft-com:office:word" xmlns:w="http://schemas.openxmlformats.org/wordprocessingml/2006/main" xmlns:w14="http://schemas.microsoft.com/office/word/2010/wordml" xmlns:w15="http://schemas.microsoft.com/office/word/2012/wordml" xmlns:w16cex="http://schemas.microsoft.com/office/word/2018/wordml/cex" xmlns:w16cid="http://schemas.microsoft.com/office/word/2016/wordml/cid" xmlns:w16="http://schemas.microsoft.com/office/word/2018/wordml" xmlns:w16sdtdh="http://schemas.microsoft.com/office/word/2020/wordml/sdtdatahash" xmlns:w16se="http://schemas.microsoft.com/office/word/2015/wordml/symex" xmlns:wpg="http://schemas.microsoft.com/office/word/2010/wordprocessingGroup" xmlns:wpi="http://schemas.microsoft.com/office/word/2010/wordprocessingInk" xmlns:wne="http://schemas.microsoft.com/office/word/2006/wordml" xmlns:wps="http://schemas.microsoft.com/office/word/2010/wordprocessingShape" mc:Ignorable="w14 w15 w16se w16cid w16 w16cex w16sdtdh wp14">
   <w:abstractNum w:abstractNumId="0" w15:restartNumberingAfterBreak="0">
+    <w:nsid w:val="07E45D0A"/>
+    <w:multiLevelType w:val="multilevel"/>
+    <w:tmpl w:val="0419001F"/>
+    <w:lvl w:ilvl="0">
+      <w:start w:val="1"/>
+      <w:numFmt w:val="decimal"/>
+      <w:lvlText w:val="%1."/>
+      <w:lvlJc w:val="left"/>
+      <w:pPr>
+        <w:ind w:left="360" w:hanging="360"/>
+      </w:pPr>
+    </w:lvl>
+    <w:lvl w:ilvl="1">
+      <w:start w:val="1"/>
+      <w:numFmt w:val="decimal"/>
+      <w:lvlText w:val="%1.%2."/>
+      <w:lvlJc w:val="left"/>
+      <w:pPr>
+        <w:ind w:left="792" w:hanging="432"/>
+      </w:pPr>
+    </w:lvl>
+    <w:lvl w:ilvl="2">
+      <w:start w:val="1"/>
+      <w:numFmt w:val="decimal"/>
+      <w:lvlText w:val="%1.%2.%3."/>
+      <w:lvlJc w:val="left"/>
+      <w:pPr>
+        <w:ind w:left="1224" w:hanging="504"/>
+      </w:pPr>
+    </w:lvl>
+    <w:lvl w:ilvl="3">
+      <w:start w:val="1"/>
+      <w:numFmt w:val="decimal"/>
+      <w:lvlText w:val="%1.%2.%3.%4."/>
+      <w:lvlJc w:val="left"/>
+      <w:pPr>
+        <w:ind w:left="1728" w:hanging="648"/>
+      </w:pPr>
+    </w:lvl>
+    <w:lvl w:ilvl="4">
+      <w:start w:val="1"/>
+      <w:numFmt w:val="decimal"/>
+      <w:lvlText w:val="%1.%2.%3.%4.%5."/>
+      <w:lvlJc w:val="left"/>
+      <w:pPr>
+        <w:ind w:left="2232" w:hanging="792"/>
+      </w:pPr>
+    </w:lvl>
+    <w:lvl w:ilvl="5">
+      <w:start w:val="1"/>
+      <w:numFmt w:val="decimal"/>
+      <w:lvlText w:val="%1.%2.%3.%4.%5.%6."/>
+      <w:lvlJc w:val="left"/>
+      <w:pPr>
+        <w:ind w:left="2736" w:hanging="936"/>
+      </w:pPr>
+    </w:lvl>
+    <w:lvl w:ilvl="6">
+      <w:start w:val="1"/>
+      <w:numFmt w:val="decimal"/>
+      <w:lvlText w:val="%1.%2.%3.%4.%5.%6.%7."/>
+      <w:lvlJc w:val="left"/>
+      <w:pPr>
+        <w:ind w:left="3240" w:hanging="1080"/>
+      </w:pPr>
+    </w:lvl>
+    <w:lvl w:ilvl="7">
+      <w:start w:val="1"/>
+      <w:numFmt w:val="decimal"/>
+      <w:lvlText w:val="%1.%2.%3.%4.%5.%6.%7.%8."/>
+      <w:lvlJc w:val="left"/>
+      <w:pPr>
+        <w:ind w:left="3744" w:hanging="1224"/>
+      </w:pPr>
+    </w:lvl>
+    <w:lvl w:ilvl="8">
+      <w:start w:val="1"/>
+      <w:numFmt w:val="decimal"/>
+      <w:lvlText w:val="%1.%2.%3.%4.%5.%6.%7.%8.%9."/>
+      <w:lvlJc w:val="left"/>
+      <w:pPr>
+        <w:ind w:left="4320" w:hanging="1440"/>
+      </w:pPr>
+    </w:lvl>
+  </w:abstractNum>
+  <w:abstractNum w:abstractNumId="1" w15:restartNumberingAfterBreak="0">
     <w:nsid w:val="0A8B18DE"/>
     <w:multiLevelType w:val="hybridMultilevel"/>
     <w:tmpl w:val="7944A39A"/>
@@ -4582,7 +5962,7 @@
       <w:lvlText w:val="%1."/>
       <w:lvlJc w:val="right"/>
       <w:pPr>
-        <w:ind w:left="1429" w:hanging="360"/>
+        <w:ind w:left="360" w:hanging="360"/>
       </w:pPr>
     </w:lvl>
     <w:lvl w:ilvl="1" w:tplc="04190019" w:tentative="1">
@@ -4591,7 +5971,7 @@
       <w:lvlText w:val="%2."/>
       <w:lvlJc w:val="left"/>
       <w:pPr>
-        <w:ind w:left="2149" w:hanging="360"/>
+        <w:ind w:left="1080" w:hanging="360"/>
       </w:pPr>
     </w:lvl>
     <w:lvl w:ilvl="2" w:tplc="0419001B" w:tentative="1">
@@ -4600,7 +5980,7 @@
       <w:lvlText w:val="%3."/>
       <w:lvlJc w:val="right"/>
       <w:pPr>
-        <w:ind w:left="2869" w:hanging="180"/>
+        <w:ind w:left="1800" w:hanging="180"/>
       </w:pPr>
     </w:lvl>
     <w:lvl w:ilvl="3" w:tplc="0419000F" w:tentative="1">
@@ -4609,7 +5989,7 @@
       <w:lvlText w:val="%4."/>
       <w:lvlJc w:val="left"/>
       <w:pPr>
-        <w:ind w:left="3589" w:hanging="360"/>
+        <w:ind w:left="2520" w:hanging="360"/>
       </w:pPr>
     </w:lvl>
     <w:lvl w:ilvl="4" w:tplc="04190019" w:tentative="1">
@@ -4618,7 +5998,7 @@
       <w:lvlText w:val="%5."/>
       <w:lvlJc w:val="left"/>
       <w:pPr>
-        <w:ind w:left="4309" w:hanging="360"/>
+        <w:ind w:left="3240" w:hanging="360"/>
       </w:pPr>
     </w:lvl>
     <w:lvl w:ilvl="5" w:tplc="0419001B" w:tentative="1">
@@ -4627,7 +6007,7 @@
       <w:lvlText w:val="%6."/>
       <w:lvlJc w:val="right"/>
       <w:pPr>
-        <w:ind w:left="5029" w:hanging="180"/>
+        <w:ind w:left="3960" w:hanging="180"/>
       </w:pPr>
     </w:lvl>
     <w:lvl w:ilvl="6" w:tplc="0419000F" w:tentative="1">
@@ -4636,7 +6016,7 @@
       <w:lvlText w:val="%7."/>
       <w:lvlJc w:val="left"/>
       <w:pPr>
-        <w:ind w:left="5749" w:hanging="360"/>
+        <w:ind w:left="4680" w:hanging="360"/>
       </w:pPr>
     </w:lvl>
     <w:lvl w:ilvl="7" w:tplc="04190019" w:tentative="1">
@@ -4645,7 +6025,7 @@
       <w:lvlText w:val="%8."/>
       <w:lvlJc w:val="left"/>
       <w:pPr>
-        <w:ind w:left="6469" w:hanging="360"/>
+        <w:ind w:left="5400" w:hanging="360"/>
       </w:pPr>
     </w:lvl>
     <w:lvl w:ilvl="8" w:tplc="0419001B" w:tentative="1">
@@ -4654,11 +6034,11 @@
       <w:lvlText w:val="%9."/>
       <w:lvlJc w:val="right"/>
       <w:pPr>
-        <w:ind w:left="7189" w:hanging="180"/>
+        <w:ind w:left="6120" w:hanging="180"/>
       </w:pPr>
     </w:lvl>
   </w:abstractNum>
-  <w:abstractNum w:abstractNumId="1" w15:restartNumberingAfterBreak="0">
+  <w:abstractNum w:abstractNumId="2" w15:restartNumberingAfterBreak="0">
     <w:nsid w:val="12243360"/>
     <w:multiLevelType w:val="multilevel"/>
     <w:tmpl w:val="0419001F"/>
@@ -4744,7 +6124,7 @@
       </w:pPr>
     </w:lvl>
   </w:abstractNum>
-  <w:abstractNum w:abstractNumId="2" w15:restartNumberingAfterBreak="0">
+  <w:abstractNum w:abstractNumId="3" w15:restartNumberingAfterBreak="0">
     <w:nsid w:val="123D5D86"/>
     <w:multiLevelType w:val="hybridMultilevel"/>
     <w:tmpl w:val="682277B2"/>
@@ -4830,7 +6210,7 @@
       </w:pPr>
     </w:lvl>
   </w:abstractNum>
-  <w:abstractNum w:abstractNumId="3" w15:restartNumberingAfterBreak="0">
+  <w:abstractNum w:abstractNumId="4" w15:restartNumberingAfterBreak="0">
     <w:nsid w:val="19C72D1B"/>
     <w:multiLevelType w:val="multilevel"/>
     <w:tmpl w:val="0419001F"/>
@@ -4943,7 +6323,7 @@
       </w:pPr>
     </w:lvl>
   </w:abstractNum>
-  <w:abstractNum w:abstractNumId="4" w15:restartNumberingAfterBreak="0">
+  <w:abstractNum w:abstractNumId="5" w15:restartNumberingAfterBreak="0">
     <w:nsid w:val="1E12569A"/>
     <w:multiLevelType w:val="hybridMultilevel"/>
     <w:tmpl w:val="4F062648"/>
@@ -5056,7 +6436,120 @@
       </w:rPr>
     </w:lvl>
   </w:abstractNum>
-  <w:abstractNum w:abstractNumId="5" w15:restartNumberingAfterBreak="0">
+  <w:abstractNum w:abstractNumId="6" w15:restartNumberingAfterBreak="0">
+    <w:nsid w:val="34112FB8"/>
+    <w:multiLevelType w:val="hybridMultilevel"/>
+    <w:tmpl w:val="D93094A4"/>
+    <w:lvl w:ilvl="0" w:tplc="04190001">
+      <w:start w:val="1"/>
+      <w:numFmt w:val="bullet"/>
+      <w:lvlText w:val=""/>
+      <w:lvlJc w:val="left"/>
+      <w:pPr>
+        <w:ind w:left="1429" w:hanging="360"/>
+      </w:pPr>
+      <w:rPr>
+        <w:rFonts w:ascii="Symbol" w:hAnsi="Symbol" w:hint="default"/>
+      </w:rPr>
+    </w:lvl>
+    <w:lvl w:ilvl="1" w:tplc="04190003" w:tentative="1">
+      <w:start w:val="1"/>
+      <w:numFmt w:val="bullet"/>
+      <w:lvlText w:val="o"/>
+      <w:lvlJc w:val="left"/>
+      <w:pPr>
+        <w:ind w:left="2149" w:hanging="360"/>
+      </w:pPr>
+      <w:rPr>
+        <w:rFonts w:ascii="Courier New" w:hAnsi="Courier New" w:cs="Courier New" w:hint="default"/>
+      </w:rPr>
+    </w:lvl>
+    <w:lvl w:ilvl="2" w:tplc="04190005" w:tentative="1">
+      <w:start w:val="1"/>
+      <w:numFmt w:val="bullet"/>
+      <w:lvlText w:val=""/>
+      <w:lvlJc w:val="left"/>
+      <w:pPr>
+        <w:ind w:left="2869" w:hanging="360"/>
+      </w:pPr>
+      <w:rPr>
+        <w:rFonts w:ascii="Wingdings" w:hAnsi="Wingdings" w:hint="default"/>
+      </w:rPr>
+    </w:lvl>
+    <w:lvl w:ilvl="3" w:tplc="04190001" w:tentative="1">
+      <w:start w:val="1"/>
+      <w:numFmt w:val="bullet"/>
+      <w:lvlText w:val=""/>
+      <w:lvlJc w:val="left"/>
+      <w:pPr>
+        <w:ind w:left="3589" w:hanging="360"/>
+      </w:pPr>
+      <w:rPr>
+        <w:rFonts w:ascii="Symbol" w:hAnsi="Symbol" w:hint="default"/>
+      </w:rPr>
+    </w:lvl>
+    <w:lvl w:ilvl="4" w:tplc="04190003" w:tentative="1">
+      <w:start w:val="1"/>
+      <w:numFmt w:val="bullet"/>
+      <w:lvlText w:val="o"/>
+      <w:lvlJc w:val="left"/>
+      <w:pPr>
+        <w:ind w:left="4309" w:hanging="360"/>
+      </w:pPr>
+      <w:rPr>
+        <w:rFonts w:ascii="Courier New" w:hAnsi="Courier New" w:cs="Courier New" w:hint="default"/>
+      </w:rPr>
+    </w:lvl>
+    <w:lvl w:ilvl="5" w:tplc="04190005" w:tentative="1">
+      <w:start w:val="1"/>
+      <w:numFmt w:val="bullet"/>
+      <w:lvlText w:val=""/>
+      <w:lvlJc w:val="left"/>
+      <w:pPr>
+        <w:ind w:left="5029" w:hanging="360"/>
+      </w:pPr>
+      <w:rPr>
+        <w:rFonts w:ascii="Wingdings" w:hAnsi="Wingdings" w:hint="default"/>
+      </w:rPr>
+    </w:lvl>
+    <w:lvl w:ilvl="6" w:tplc="04190001" w:tentative="1">
+      <w:start w:val="1"/>
+      <w:numFmt w:val="bullet"/>
+      <w:lvlText w:val=""/>
+      <w:lvlJc w:val="left"/>
+      <w:pPr>
+        <w:ind w:left="5749" w:hanging="360"/>
+      </w:pPr>
+      <w:rPr>
+        <w:rFonts w:ascii="Symbol" w:hAnsi="Symbol" w:hint="default"/>
+      </w:rPr>
+    </w:lvl>
+    <w:lvl w:ilvl="7" w:tplc="04190003" w:tentative="1">
+      <w:start w:val="1"/>
+      <w:numFmt w:val="bullet"/>
+      <w:lvlText w:val="o"/>
+      <w:lvlJc w:val="left"/>
+      <w:pPr>
+        <w:ind w:left="6469" w:hanging="360"/>
+      </w:pPr>
+      <w:rPr>
+        <w:rFonts w:ascii="Courier New" w:hAnsi="Courier New" w:cs="Courier New" w:hint="default"/>
+      </w:rPr>
+    </w:lvl>
+    <w:lvl w:ilvl="8" w:tplc="04190005" w:tentative="1">
+      <w:start w:val="1"/>
+      <w:numFmt w:val="bullet"/>
+      <w:lvlText w:val=""/>
+      <w:lvlJc w:val="left"/>
+      <w:pPr>
+        <w:ind w:left="7189" w:hanging="360"/>
+      </w:pPr>
+      <w:rPr>
+        <w:rFonts w:ascii="Wingdings" w:hAnsi="Wingdings" w:hint="default"/>
+      </w:rPr>
+    </w:lvl>
+  </w:abstractNum>
+  <w:abstractNum w:abstractNumId="7" w15:restartNumberingAfterBreak="0">
     <w:nsid w:val="354D0F55"/>
     <w:multiLevelType w:val="multilevel"/>
     <w:tmpl w:val="0419001F"/>
@@ -5142,7 +6635,7 @@
       </w:pPr>
     </w:lvl>
   </w:abstractNum>
-  <w:abstractNum w:abstractNumId="6" w15:restartNumberingAfterBreak="0">
+  <w:abstractNum w:abstractNumId="8" w15:restartNumberingAfterBreak="0">
     <w:nsid w:val="389A2357"/>
     <w:multiLevelType w:val="multilevel"/>
     <w:tmpl w:val="0419001F"/>
@@ -5255,7 +6748,7 @@
       </w:pPr>
     </w:lvl>
   </w:abstractNum>
-  <w:abstractNum w:abstractNumId="7" w15:restartNumberingAfterBreak="0">
+  <w:abstractNum w:abstractNumId="9" w15:restartNumberingAfterBreak="0">
     <w:nsid w:val="42F5633D"/>
     <w:multiLevelType w:val="hybridMultilevel"/>
     <w:tmpl w:val="CD4EC156"/>
@@ -5368,7 +6861,7 @@
       </w:rPr>
     </w:lvl>
   </w:abstractNum>
-  <w:abstractNum w:abstractNumId="8" w15:restartNumberingAfterBreak="0">
+  <w:abstractNum w:abstractNumId="10" w15:restartNumberingAfterBreak="0">
     <w:nsid w:val="45604325"/>
     <w:multiLevelType w:val="hybridMultilevel"/>
     <w:tmpl w:val="27A0B1C6"/>
@@ -5481,7 +6974,7 @@
       </w:rPr>
     </w:lvl>
   </w:abstractNum>
-  <w:abstractNum w:abstractNumId="9" w15:restartNumberingAfterBreak="0">
+  <w:abstractNum w:abstractNumId="11" w15:restartNumberingAfterBreak="0">
     <w:nsid w:val="47B53EF3"/>
     <w:multiLevelType w:val="hybridMultilevel"/>
     <w:tmpl w:val="6AA6FE02"/>
@@ -5570,7 +7063,7 @@
       </w:pPr>
     </w:lvl>
   </w:abstractNum>
-  <w:abstractNum w:abstractNumId="10" w15:restartNumberingAfterBreak="0">
+  <w:abstractNum w:abstractNumId="12" w15:restartNumberingAfterBreak="0">
     <w:nsid w:val="4BA94532"/>
     <w:multiLevelType w:val="hybridMultilevel"/>
     <w:tmpl w:val="8C6698B2"/>
@@ -5656,7 +7149,7 @@
       </w:pPr>
     </w:lvl>
   </w:abstractNum>
-  <w:abstractNum w:abstractNumId="11" w15:restartNumberingAfterBreak="0">
+  <w:abstractNum w:abstractNumId="13" w15:restartNumberingAfterBreak="0">
     <w:nsid w:val="4D1C7177"/>
     <w:multiLevelType w:val="multilevel"/>
     <w:tmpl w:val="D522049E"/>
@@ -5800,7 +7293,7 @@
       </w:rPr>
     </w:lvl>
   </w:abstractNum>
-  <w:abstractNum w:abstractNumId="12" w15:restartNumberingAfterBreak="0">
+  <w:abstractNum w:abstractNumId="14" w15:restartNumberingAfterBreak="0">
     <w:nsid w:val="59C63A43"/>
     <w:multiLevelType w:val="multilevel"/>
     <w:tmpl w:val="0419001F"/>
@@ -5886,7 +7379,7 @@
       </w:pPr>
     </w:lvl>
   </w:abstractNum>
-  <w:abstractNum w:abstractNumId="13" w15:restartNumberingAfterBreak="0">
+  <w:abstractNum w:abstractNumId="15" w15:restartNumberingAfterBreak="0">
     <w:nsid w:val="5A373D7B"/>
     <w:multiLevelType w:val="multilevel"/>
     <w:tmpl w:val="0419001F"/>
@@ -5972,7 +7465,7 @@
       </w:pPr>
     </w:lvl>
   </w:abstractNum>
-  <w:abstractNum w:abstractNumId="14" w15:restartNumberingAfterBreak="0">
+  <w:abstractNum w:abstractNumId="16" w15:restartNumberingAfterBreak="0">
     <w:nsid w:val="5AFE18AC"/>
     <w:multiLevelType w:val="hybridMultilevel"/>
     <w:tmpl w:val="7A78BA26"/>
@@ -6085,7 +7578,7 @@
       </w:rPr>
     </w:lvl>
   </w:abstractNum>
-  <w:abstractNum w:abstractNumId="15" w15:restartNumberingAfterBreak="0">
+  <w:abstractNum w:abstractNumId="17" w15:restartNumberingAfterBreak="0">
     <w:nsid w:val="5DFF3C5D"/>
     <w:multiLevelType w:val="multilevel"/>
     <w:tmpl w:val="EAA2ED18"/>
@@ -6225,7 +7718,93 @@
       </w:rPr>
     </w:lvl>
   </w:abstractNum>
-  <w:abstractNum w:abstractNumId="16" w15:restartNumberingAfterBreak="0">
+  <w:abstractNum w:abstractNumId="18" w15:restartNumberingAfterBreak="0">
+    <w:nsid w:val="5FBE4E25"/>
+    <w:multiLevelType w:val="multilevel"/>
+    <w:tmpl w:val="0419001F"/>
+    <w:lvl w:ilvl="0">
+      <w:start w:val="1"/>
+      <w:numFmt w:val="decimal"/>
+      <w:lvlText w:val="%1."/>
+      <w:lvlJc w:val="left"/>
+      <w:pPr>
+        <w:ind w:left="360" w:hanging="360"/>
+      </w:pPr>
+    </w:lvl>
+    <w:lvl w:ilvl="1">
+      <w:start w:val="1"/>
+      <w:numFmt w:val="decimal"/>
+      <w:lvlText w:val="%1.%2."/>
+      <w:lvlJc w:val="left"/>
+      <w:pPr>
+        <w:ind w:left="792" w:hanging="432"/>
+      </w:pPr>
+    </w:lvl>
+    <w:lvl w:ilvl="2">
+      <w:start w:val="1"/>
+      <w:numFmt w:val="decimal"/>
+      <w:lvlText w:val="%1.%2.%3."/>
+      <w:lvlJc w:val="left"/>
+      <w:pPr>
+        <w:ind w:left="1224" w:hanging="504"/>
+      </w:pPr>
+    </w:lvl>
+    <w:lvl w:ilvl="3">
+      <w:start w:val="1"/>
+      <w:numFmt w:val="decimal"/>
+      <w:lvlText w:val="%1.%2.%3.%4."/>
+      <w:lvlJc w:val="left"/>
+      <w:pPr>
+        <w:ind w:left="1728" w:hanging="648"/>
+      </w:pPr>
+    </w:lvl>
+    <w:lvl w:ilvl="4">
+      <w:start w:val="1"/>
+      <w:numFmt w:val="decimal"/>
+      <w:lvlText w:val="%1.%2.%3.%4.%5."/>
+      <w:lvlJc w:val="left"/>
+      <w:pPr>
+        <w:ind w:left="2232" w:hanging="792"/>
+      </w:pPr>
+    </w:lvl>
+    <w:lvl w:ilvl="5">
+      <w:start w:val="1"/>
+      <w:numFmt w:val="decimal"/>
+      <w:lvlText w:val="%1.%2.%3.%4.%5.%6."/>
+      <w:lvlJc w:val="left"/>
+      <w:pPr>
+        <w:ind w:left="2736" w:hanging="936"/>
+      </w:pPr>
+    </w:lvl>
+    <w:lvl w:ilvl="6">
+      <w:start w:val="1"/>
+      <w:numFmt w:val="decimal"/>
+      <w:lvlText w:val="%1.%2.%3.%4.%5.%6.%7."/>
+      <w:lvlJc w:val="left"/>
+      <w:pPr>
+        <w:ind w:left="3240" w:hanging="1080"/>
+      </w:pPr>
+    </w:lvl>
+    <w:lvl w:ilvl="7">
+      <w:start w:val="1"/>
+      <w:numFmt w:val="decimal"/>
+      <w:lvlText w:val="%1.%2.%3.%4.%5.%6.%7.%8."/>
+      <w:lvlJc w:val="left"/>
+      <w:pPr>
+        <w:ind w:left="3744" w:hanging="1224"/>
+      </w:pPr>
+    </w:lvl>
+    <w:lvl w:ilvl="8">
+      <w:start w:val="1"/>
+      <w:numFmt w:val="decimal"/>
+      <w:lvlText w:val="%1.%2.%3.%4.%5.%6.%7.%8.%9."/>
+      <w:lvlJc w:val="left"/>
+      <w:pPr>
+        <w:ind w:left="4320" w:hanging="1440"/>
+      </w:pPr>
+    </w:lvl>
+  </w:abstractNum>
+  <w:abstractNum w:abstractNumId="19" w15:restartNumberingAfterBreak="0">
     <w:nsid w:val="66227CDE"/>
     <w:multiLevelType w:val="hybridMultilevel"/>
     <w:tmpl w:val="5336AE52"/>
@@ -6338,7 +7917,7 @@
       </w:rPr>
     </w:lvl>
   </w:abstractNum>
-  <w:abstractNum w:abstractNumId="17" w15:restartNumberingAfterBreak="0">
+  <w:abstractNum w:abstractNumId="20" w15:restartNumberingAfterBreak="0">
     <w:nsid w:val="7B042750"/>
     <w:multiLevelType w:val="multilevel"/>
     <w:tmpl w:val="0419001F"/>
@@ -6424,59 +8003,68 @@
       </w:pPr>
     </w:lvl>
   </w:abstractNum>
-  <w:num w:numId="1">
+  <w:num w:numId="1" w16cid:durableId="716078766">
+    <w:abstractNumId w:val="8"/>
+  </w:num>
+  <w:num w:numId="2" w16cid:durableId="2080857475">
+    <w:abstractNumId w:val="4"/>
+  </w:num>
+  <w:num w:numId="3" w16cid:durableId="58941423">
+    <w:abstractNumId w:val="17"/>
+  </w:num>
+  <w:num w:numId="4" w16cid:durableId="1952399264">
+    <w:abstractNumId w:val="7"/>
+  </w:num>
+  <w:num w:numId="5" w16cid:durableId="334766894">
+    <w:abstractNumId w:val="13"/>
+  </w:num>
+  <w:num w:numId="6" w16cid:durableId="1013653001">
+    <w:abstractNumId w:val="2"/>
+  </w:num>
+  <w:num w:numId="7" w16cid:durableId="1186208842">
+    <w:abstractNumId w:val="19"/>
+  </w:num>
+  <w:num w:numId="8" w16cid:durableId="809326071">
+    <w:abstractNumId w:val="16"/>
+  </w:num>
+  <w:num w:numId="9" w16cid:durableId="1848669393">
+    <w:abstractNumId w:val="12"/>
+  </w:num>
+  <w:num w:numId="10" w16cid:durableId="1452435244">
+    <w:abstractNumId w:val="14"/>
+  </w:num>
+  <w:num w:numId="11" w16cid:durableId="517547902">
+    <w:abstractNumId w:val="5"/>
+  </w:num>
+  <w:num w:numId="12" w16cid:durableId="161236748">
+    <w:abstractNumId w:val="9"/>
+  </w:num>
+  <w:num w:numId="13" w16cid:durableId="1310092964">
+    <w:abstractNumId w:val="10"/>
+  </w:num>
+  <w:num w:numId="14" w16cid:durableId="225649536">
+    <w:abstractNumId w:val="11"/>
+  </w:num>
+  <w:num w:numId="15" w16cid:durableId="246964289">
+    <w:abstractNumId w:val="1"/>
+  </w:num>
+  <w:num w:numId="16" w16cid:durableId="2095739591">
+    <w:abstractNumId w:val="3"/>
+  </w:num>
+  <w:num w:numId="17" w16cid:durableId="2104259609">
+    <w:abstractNumId w:val="15"/>
+  </w:num>
+  <w:num w:numId="18" w16cid:durableId="1313682094">
+    <w:abstractNumId w:val="20"/>
+  </w:num>
+  <w:num w:numId="19" w16cid:durableId="901864953">
+    <w:abstractNumId w:val="18"/>
+  </w:num>
+  <w:num w:numId="20" w16cid:durableId="614672480">
     <w:abstractNumId w:val="6"/>
   </w:num>
-  <w:num w:numId="2">
-    <w:abstractNumId w:val="3"/>
-  </w:num>
-  <w:num w:numId="3">
-    <w:abstractNumId w:val="15"/>
-  </w:num>
-  <w:num w:numId="4">
-    <w:abstractNumId w:val="5"/>
-  </w:num>
-  <w:num w:numId="5">
-    <w:abstractNumId w:val="11"/>
-  </w:num>
-  <w:num w:numId="6">
-    <w:abstractNumId w:val="1"/>
-  </w:num>
-  <w:num w:numId="7">
-    <w:abstractNumId w:val="16"/>
-  </w:num>
-  <w:num w:numId="8">
-    <w:abstractNumId w:val="14"/>
-  </w:num>
-  <w:num w:numId="9">
-    <w:abstractNumId w:val="10"/>
-  </w:num>
-  <w:num w:numId="10">
-    <w:abstractNumId w:val="12"/>
-  </w:num>
-  <w:num w:numId="11">
-    <w:abstractNumId w:val="4"/>
-  </w:num>
-  <w:num w:numId="12">
-    <w:abstractNumId w:val="7"/>
-  </w:num>
-  <w:num w:numId="13">
-    <w:abstractNumId w:val="8"/>
-  </w:num>
-  <w:num w:numId="14">
-    <w:abstractNumId w:val="9"/>
-  </w:num>
-  <w:num w:numId="15">
+  <w:num w:numId="21" w16cid:durableId="42368987">
     <w:abstractNumId w:val="0"/>
-  </w:num>
-  <w:num w:numId="16">
-    <w:abstractNumId w:val="2"/>
-  </w:num>
-  <w:num w:numId="17">
-    <w:abstractNumId w:val="13"/>
-  </w:num>
-  <w:num w:numId="18">
-    <w:abstractNumId w:val="17"/>
   </w:num>
 </w:numbering>
 </file>
@@ -7090,7 +8678,6 @@
   <w:style w:type="character" w:default="1" w:styleId="a0">
     <w:name w:val="Default Paragraph Font"/>
     <w:uiPriority w:val="1"/>
-    <w:semiHidden/>
     <w:unhideWhenUsed/>
   </w:style>
   <w:style w:type="table" w:default="1" w:styleId="a1">
@@ -7472,6 +9059,25 @@
       <w14:ligatures w14:val="none"/>
     </w:rPr>
   </w:style>
+  <w:style w:type="paragraph" w:styleId="af">
+    <w:name w:val="caption"/>
+    <w:basedOn w:val="a"/>
+    <w:next w:val="a"/>
+    <w:uiPriority w:val="35"/>
+    <w:unhideWhenUsed/>
+    <w:qFormat/>
+    <w:rsid w:val="00E80F80"/>
+    <w:pPr>
+      <w:spacing w:after="200" w:line="240" w:lineRule="auto"/>
+    </w:pPr>
+    <w:rPr>
+      <w:i/>
+      <w:iCs/>
+      <w:color w:val="0E2841" w:themeColor="text2"/>
+      <w:sz w:val="18"/>
+      <w:szCs w:val="18"/>
+    </w:rPr>
+  </w:style>
 </w:styles>
 </file>
 

--- a/4 курс/Web-технологии/Михайлов_3-22ПИ_Спорт_Товары.docx
+++ b/4 курс/Web-технологии/Михайлов_3-22ПИ_Спорт_Товары.docx
@@ -1,6 +1,6 @@
 
 <file path=word/document.xml><?xml version="1.0" encoding="utf-8"?>
-<w:document xmlns:wpc="http://schemas.microsoft.com/office/word/2010/wordprocessingCanvas" xmlns:cx="http://schemas.microsoft.com/office/drawing/2014/chartex" xmlns:cx1="http://schemas.microsoft.com/office/drawing/2015/9/8/chartex" xmlns:cx2="http://schemas.microsoft.com/office/drawing/2015/10/21/chartex" xmlns:cx3="http://schemas.microsoft.com/office/drawing/2016/5/9/chartex" xmlns:cx4="http://schemas.microsoft.com/office/drawing/2016/5/10/chartex" xmlns:cx5="http://schemas.microsoft.com/office/drawing/2016/5/11/chartex" xmlns:cx6="http://schemas.microsoft.com/office/drawing/2016/5/12/chartex" xmlns:cx7="http://schemas.microsoft.com/office/drawing/2016/5/13/chartex" xmlns:cx8="http://schemas.microsoft.com/office/drawing/2016/5/14/chartex" xmlns:mc="http://schemas.openxmlformats.org/markup-compatibility/2006" xmlns:aink="http://schemas.microsoft.com/office/drawing/2016/ink" xmlns:am3d="http://schemas.microsoft.com/office/drawing/2017/model3d" xmlns:o="urn:schemas-microsoft-com:office:office" xmlns:oel="http://schemas.microsoft.com/office/2019/extlst" xmlns:r="http://schemas.openxmlformats.org/officeDocument/2006/relationships" xmlns:m="http://schemas.openxmlformats.org/officeDocument/2006/math" xmlns:v="urn:schemas-microsoft-com:vml" xmlns:wp14="http://schemas.microsoft.com/office/word/2010/wordprocessingDrawing" xmlns:wp="http://schemas.openxmlformats.org/drawingml/2006/wordprocessingDrawing" xmlns:w10="urn:schemas-microsoft-com:office:word" xmlns:w="http://schemas.openxmlformats.org/wordprocessingml/2006/main" xmlns:w14="http://schemas.microsoft.com/office/word/2010/wordml" xmlns:w15="http://schemas.microsoft.com/office/word/2012/wordml" xmlns:w16cex="http://schemas.microsoft.com/office/word/2018/wordml/cex" xmlns:w16cid="http://schemas.microsoft.com/office/word/2016/wordml/cid" xmlns:w16="http://schemas.microsoft.com/office/word/2018/wordml" xmlns:w16sdtdh="http://schemas.microsoft.com/office/word/2020/wordml/sdtdatahash" xmlns:w16se="http://schemas.microsoft.com/office/word/2015/wordml/symex" xmlns:wpg="http://schemas.microsoft.com/office/word/2010/wordprocessingGroup" xmlns:wpi="http://schemas.microsoft.com/office/word/2010/wordprocessingInk" xmlns:wne="http://schemas.microsoft.com/office/word/2006/wordml" xmlns:wps="http://schemas.microsoft.com/office/word/2010/wordprocessingShape" mc:Ignorable="w14 w15 w16se w16cid w16 w16cex w16sdtdh wp14">
+<w:document xmlns:wpc="http://schemas.microsoft.com/office/word/2010/wordprocessingCanvas" xmlns:cx="http://schemas.microsoft.com/office/drawing/2014/chartex" xmlns:cx1="http://schemas.microsoft.com/office/drawing/2015/9/8/chartex" xmlns:cx2="http://schemas.microsoft.com/office/drawing/2015/10/21/chartex" xmlns:cx3="http://schemas.microsoft.com/office/drawing/2016/5/9/chartex" xmlns:cx4="http://schemas.microsoft.com/office/drawing/2016/5/10/chartex" xmlns:cx5="http://schemas.microsoft.com/office/drawing/2016/5/11/chartex" xmlns:cx6="http://schemas.microsoft.com/office/drawing/2016/5/12/chartex" xmlns:cx7="http://schemas.microsoft.com/office/drawing/2016/5/13/chartex" xmlns:cx8="http://schemas.microsoft.com/office/drawing/2016/5/14/chartex" xmlns:mc="http://schemas.openxmlformats.org/markup-compatibility/2006" xmlns:aink="http://schemas.microsoft.com/office/drawing/2016/ink" xmlns:am3d="http://schemas.microsoft.com/office/drawing/2017/model3d" xmlns:o="urn:schemas-microsoft-com:office:office" xmlns:r="http://schemas.openxmlformats.org/officeDocument/2006/relationships" xmlns:m="http://schemas.openxmlformats.org/officeDocument/2006/math" xmlns:v="urn:schemas-microsoft-com:vml" xmlns:wp14="http://schemas.microsoft.com/office/word/2010/wordprocessingDrawing" xmlns:wp="http://schemas.openxmlformats.org/drawingml/2006/wordprocessingDrawing" xmlns:w10="urn:schemas-microsoft-com:office:word" xmlns:w="http://schemas.openxmlformats.org/wordprocessingml/2006/main" xmlns:w14="http://schemas.microsoft.com/office/word/2010/wordml" xmlns:w15="http://schemas.microsoft.com/office/word/2012/wordml" xmlns:w16cex="http://schemas.microsoft.com/office/word/2018/wordml/cex" xmlns:w16cid="http://schemas.microsoft.com/office/word/2016/wordml/cid" xmlns:w16="http://schemas.microsoft.com/office/word/2018/wordml" xmlns:w16sdtdh="http://schemas.microsoft.com/office/word/2020/wordml/sdtdatahash" xmlns:w16se="http://schemas.microsoft.com/office/word/2015/wordml/symex" xmlns:wpg="http://schemas.microsoft.com/office/word/2010/wordprocessingGroup" xmlns:wpi="http://schemas.microsoft.com/office/word/2010/wordprocessingInk" xmlns:wne="http://schemas.microsoft.com/office/word/2006/wordml" xmlns:wps="http://schemas.microsoft.com/office/word/2010/wordprocessingShape" mc:Ignorable="w14 w15 w16se w16cid w16 w16cex w16sdtdh wp14">
   <w:body>
     <w:p>
       <w:pPr>
@@ -682,6 +682,7 @@
           <w14:ligatures w14:val="none"/>
         </w:rPr>
       </w:pPr>
+      <w:proofErr w:type="spellStart"/>
       <w:r>
         <w:rPr>
           <w:rFonts w:eastAsia="Times New Roman" w:cs="Times New Roman"/>
@@ -692,7 +693,20 @@
           <w:lang w:eastAsia="ru-RU"/>
           <w14:ligatures w14:val="none"/>
         </w:rPr>
-        <w:t>Литаврин Иван Семенович</w:t>
+        <w:t>Литаврин</w:t>
+      </w:r>
+      <w:proofErr w:type="spellEnd"/>
+      <w:r>
+        <w:rPr>
+          <w:rFonts w:eastAsia="Times New Roman" w:cs="Times New Roman"/>
+          <w:bCs/>
+          <w:kern w:val="0"/>
+          <w:szCs w:val="28"/>
+          <w:u w:val="single"/>
+          <w:lang w:eastAsia="ru-RU"/>
+          <w14:ligatures w14:val="none"/>
+        </w:rPr>
+        <w:t xml:space="preserve"> Иван Семенович</w:t>
       </w:r>
     </w:p>
     <w:p>
@@ -3173,7 +3187,15 @@
     </w:p>
     <w:p>
       <w:r>
-        <w:t>Таким образом, предметная область задачи включает совокупность информационных объектов и процессов, связанных с представлением, поиском, выбором и заказом спортивных товаров в электронной среде. Основу такой предметной области составляют товарный каталог, категории товаров, карточки отдельных позиций, сведения о стоимости и характеристиках продукции, а также средства взаимодействия пользователя с web-интерфейсом.</w:t>
+        <w:t xml:space="preserve">Таким образом, предметная область задачи включает совокупность информационных объектов и процессов, связанных с представлением, поиском, выбором и заказом спортивных товаров в электронной среде. Основу такой предметной области составляют товарный каталог, категории товаров, карточки отдельных позиций, сведения о стоимости и характеристиках продукции, а также средства взаимодействия пользователя с </w:t>
+      </w:r>
+      <w:proofErr w:type="spellStart"/>
+      <w:r>
+        <w:t>web</w:t>
+      </w:r>
+      <w:proofErr w:type="spellEnd"/>
+      <w:r>
+        <w:t>-интерфейсом.</w:t>
       </w:r>
     </w:p>
     <w:p/>
@@ -3226,7 +3248,15 @@
     </w:p>
     <w:p>
       <w:r>
-        <w:t>Таким образом, реализуемая задача охватывает основные функции предметной области интернет-магазина спортивных товаров: представление ассортимента, поиск и выбор товара, работу с корзиной, оформление заказа и администрирование каталога. Совокупность указанных функций обеспечивает целостную организацию web-ресурса, ориентированного на электронную продажу спортивных товаров.</w:t>
+        <w:t xml:space="preserve">Таким образом, реализуемая задача охватывает основные функции предметной области интернет-магазина спортивных товаров: представление ассортимента, поиск и выбор товара, работу с корзиной, оформление заказа и администрирование каталога. Совокупность указанных функций обеспечивает целостную организацию </w:t>
+      </w:r>
+      <w:proofErr w:type="spellStart"/>
+      <w:r>
+        <w:t>web</w:t>
+      </w:r>
+      <w:proofErr w:type="spellEnd"/>
+      <w:r>
+        <w:t>-ресурса, ориентированного на электронную продажу спортивных товаров.</w:t>
       </w:r>
     </w:p>
     <w:p>
@@ -3270,12 +3300,28 @@
     </w:p>
     <w:p>
       <w:r>
-        <w:t>Организационно-экономическая сущность задачи заключается в обеспечении продажи спортивных товаров через web-интерфейс на основе структурированного представления данных о товарном ассортименте, их обработки и предоставления пользователю в удобной форме. Решаемая задача направлена на организацию информационного взаимодействия между продавцом и покупателем, при котором пользователь получает сведения о товарах, их характеристиках и стоимости, а также возможность выбора нужной продукции и оформления заказа. Электронная торговля рассматривается как форма экономической деятельности, основанная на применении цифровых каналов размещения и приема заказов.</w:t>
-      </w:r>
-    </w:p>
-    <w:p>
-      <w:r>
-        <w:t>С организационной точки зрения решение задачи предполагает упорядочение товарной информации, распределение продукции по категориям, обеспечение доступа к каталогу и поддержку операций, связанных с поиском, выбором и заказом товаров. Наличие такой системы позволяет централизованно представлять ассортимент, поддерживать актуальность сведений о продукции и упрощать взаимодействие с покупателем. Для интернет-магазина важное значение имеют скорость доступа к информации, удобство навигации и наглядность представления данных, поскольку именно эти факторы влияют на эффективность работы торгового web-ресурса.</w:t>
+        <w:t xml:space="preserve">Организационно-экономическая сущность задачи заключается в обеспечении продажи спортивных товаров через </w:t>
+      </w:r>
+      <w:proofErr w:type="spellStart"/>
+      <w:r>
+        <w:t>web</w:t>
+      </w:r>
+      <w:proofErr w:type="spellEnd"/>
+      <w:r>
+        <w:t>-интерфейс на основе структурированного представления данных о товарном ассортименте, их обработки и предоставления пользователю в удобной форме. Решаемая задача направлена на организацию информационного взаимодействия между продавцом и покупателем, при котором пользователь получает сведения о товарах, их характеристиках и стоимости, а также возможность выбора нужной продукции и оформления заказа. Электронная торговля рассматривается как форма экономической деятельности, основанная на применении цифровых каналов размещения и приема заказов.</w:t>
+      </w:r>
+    </w:p>
+    <w:p>
+      <w:r>
+        <w:t xml:space="preserve">С организационной точки зрения решение задачи предполагает упорядочение товарной информации, распределение продукции по категориям, обеспечение доступа к каталогу и поддержку операций, связанных с поиском, выбором и заказом товаров. Наличие такой системы позволяет централизованно представлять ассортимент, поддерживать актуальность сведений о продукции и упрощать взаимодействие с покупателем. Для интернет-магазина важное значение имеют скорость доступа к информации, удобство навигации и наглядность представления данных, поскольку именно эти факторы влияют на эффективность работы торгового </w:t>
+      </w:r>
+      <w:proofErr w:type="spellStart"/>
+      <w:r>
+        <w:t>web</w:t>
+      </w:r>
+      <w:proofErr w:type="spellEnd"/>
+      <w:r>
+        <w:t>-ресурса.</w:t>
       </w:r>
     </w:p>
     <w:p>
@@ -3820,7 +3866,15 @@
     </w:p>
     <w:p>
       <w:r>
-        <w:t>Выходная информация представляет собой совокупность сведений, отображаемых пользователю и администратору на страницах интернет-магазина спортивных товаров в результате обработки запросов, выбора разделов каталога, применения поиска, фильтрации и выполнения операций с товарами. В электронной торговле web-интерфейс выступает основным средством представления результатов обработки данных, а структура страниц определяет удобство доступа к товарной информации, навигации по каталогу и выполнению дальнейших действий по заказу продукции.</w:t>
+        <w:t xml:space="preserve">Выходная информация представляет собой совокупность сведений, отображаемых пользователю и администратору на страницах интернет-магазина спортивных товаров в результате обработки запросов, выбора разделов каталога, применения поиска, фильтрации и выполнения операций с товарами. В электронной торговле </w:t>
+      </w:r>
+      <w:proofErr w:type="spellStart"/>
+      <w:r>
+        <w:t>web</w:t>
+      </w:r>
+      <w:proofErr w:type="spellEnd"/>
+      <w:r>
+        <w:t>-интерфейс выступает основным средством представления результатов обработки данных, а структура страниц определяет удобство доступа к товарной информации, навигации по каталогу и выполнению дальнейших действий по заказу продукции.</w:t>
       </w:r>
     </w:p>
     <w:p>
@@ -4180,7 +4234,15 @@
     </w:p>
     <w:p>
       <w:r>
-        <w:t>Информационный анализ входной информации позволяет определить состав данных, необходимых для функционирования интернет-магазина спортивных товаров, а также выделить основные информационные объекты предметной области. Для электронной торговли характерны операции поиска товара, просмотра каталога, выбора продукции, добавления ее в корзину и оформления заказа через web-интерфейс. Соответственно, входная информация должна обеспечивать выполнение указанных действий и содержать сведения, достаточные для представления товаров, их группировки, обработки пользовательского выбора и сопровождения заказа.</w:t>
+        <w:t xml:space="preserve">Информационный анализ входной информации позволяет определить состав данных, необходимых для функционирования интернет-магазина спортивных товаров, а также выделить основные информационные объекты предметной области. Для электронной торговли характерны операции поиска товара, просмотра каталога, выбора продукции, добавления ее в корзину и оформления заказа через </w:t>
+      </w:r>
+      <w:proofErr w:type="spellStart"/>
+      <w:r>
+        <w:t>web</w:t>
+      </w:r>
+      <w:proofErr w:type="spellEnd"/>
+      <w:r>
+        <w:t>-интерфейс. Соответственно, входная информация должна обеспечивать выполнение указанных действий и содержать сведения, достаточные для представления товаров, их группировки, обработки пользовательского выбора и сопровождения заказа.</w:t>
       </w:r>
     </w:p>
     <w:p>
@@ -4742,7 +4804,15 @@
       <w:bookmarkStart w:id="11" w:name="_Toc223344941"/>
       <w:r>
         <w:lastRenderedPageBreak/>
-        <w:t>Определение связей информационных объектов и построение ИЛМ (представление в отчете с помощью MS Visio).</w:t>
+        <w:t xml:space="preserve">Определение связей информационных объектов и построение ИЛМ (представление в отчете с помощью MS </w:t>
+      </w:r>
+      <w:proofErr w:type="spellStart"/>
+      <w:r>
+        <w:t>Visio</w:t>
+      </w:r>
+      <w:proofErr w:type="spellEnd"/>
+      <w:r>
+        <w:t>).</w:t>
       </w:r>
       <w:bookmarkEnd w:id="11"/>
     </w:p>
@@ -4932,13 +5002,7 @@
     <w:p>
       <w:r>
         <w:lastRenderedPageBreak/>
-        <w:t xml:space="preserve">Для описания предварительного выбора товаров в модели выделена сущность Корзина, связанная </w:t>
-      </w:r>
-      <w:r>
-        <w:t>с сущностью,</w:t>
-      </w:r>
-      <w:r>
-        <w:t xml:space="preserve"> Покупатель. В рассматриваемой модели одному покупателю соответствует одна корзина, в которой временно сохраняются выбранные товары до момента оформления заказа. Сущность Корзина связана с сущностью Элемент</w:t>
+        <w:t>Для описания предварительного выбора товаров в модели выделена сущность Корзина, связанная с сущностью, Покупатель. В рассматриваемой модели одному покупателю соответствует одна корзина, в которой временно сохраняются выбранные товары до момента оформления заказа. Сущность Корзина связана с сущностью Элемент</w:t>
       </w:r>
       <w:r>
         <w:t xml:space="preserve"> </w:t>
@@ -4991,19 +5055,30 @@
     </w:p>
     <w:p>
       <w:pPr>
+        <w:spacing w:after="160" w:line="278" w:lineRule="auto"/>
+        <w:ind w:firstLine="0"/>
+        <w:jc w:val="left"/>
+      </w:pPr>
+      <w:r>
+        <w:br w:type="page"/>
+      </w:r>
+    </w:p>
+    <w:p>
+      <w:pPr>
         <w:pStyle w:val="a7"/>
         <w:numPr>
           <w:ilvl w:val="0"/>
-          <w:numId w:val="21"/>
-        </w:numPr>
-      </w:pPr>
-      <w:r>
+          <w:numId w:val="23"/>
+        </w:numPr>
+      </w:pPr>
+      <w:r>
+        <w:lastRenderedPageBreak/>
         <w:t>Категория</w:t>
       </w:r>
     </w:p>
     <w:p>
       <w:pPr>
-        <w:ind w:firstLine="360"/>
+        <w:ind w:left="360" w:firstLine="0"/>
       </w:pPr>
       <w:r>
         <w:t>Таблица предназначена для хранения сведений о категориях товаров.</w:t>
@@ -5011,7 +5086,6 @@
     </w:p>
     <w:p>
       <w:pPr>
-        <w:pStyle w:val="a7"/>
         <w:ind w:left="360" w:firstLine="0"/>
       </w:pPr>
       <w:r>
@@ -5023,12 +5097,332 @@
         <w:pStyle w:val="a7"/>
         <w:numPr>
           <w:ilvl w:val="1"/>
-          <w:numId w:val="21"/>
-        </w:numPr>
+          <w:numId w:val="23"/>
+        </w:numPr>
+      </w:pPr>
+      <w:proofErr w:type="spellStart"/>
+      <w:r>
+        <w:t>ID_категории</w:t>
+      </w:r>
+      <w:proofErr w:type="spellEnd"/>
+      <w:r>
+        <w:t xml:space="preserve"> – первичный ключ</w:t>
+      </w:r>
+    </w:p>
+    <w:p>
+      <w:pPr>
+        <w:pStyle w:val="a7"/>
+        <w:numPr>
+          <w:ilvl w:val="1"/>
+          <w:numId w:val="23"/>
+        </w:numPr>
+      </w:pPr>
+      <w:proofErr w:type="spellStart"/>
+      <w:r>
+        <w:t>Наименование_категории</w:t>
+      </w:r>
+      <w:proofErr w:type="spellEnd"/>
+    </w:p>
+    <w:p>
+      <w:pPr>
+        <w:pStyle w:val="a7"/>
+        <w:numPr>
+          <w:ilvl w:val="1"/>
+          <w:numId w:val="23"/>
+        </w:numPr>
+      </w:pPr>
+      <w:proofErr w:type="spellStart"/>
+      <w:r>
+        <w:t>Описание_категории</w:t>
+      </w:r>
+      <w:proofErr w:type="spellEnd"/>
+    </w:p>
+    <w:p>
+      <w:pPr>
+        <w:pStyle w:val="a7"/>
+        <w:numPr>
+          <w:ilvl w:val="0"/>
+          <w:numId w:val="23"/>
+        </w:numPr>
+      </w:pPr>
+      <w:r>
+        <w:t>Товар</w:t>
+      </w:r>
+    </w:p>
+    <w:p>
+      <w:pPr>
+        <w:ind w:left="360" w:firstLine="0"/>
+      </w:pPr>
+      <w:r>
+        <w:t>Таблица содержит основные сведения о товарах, размещенных в интернет-магазине.</w:t>
+      </w:r>
+    </w:p>
+    <w:p>
+      <w:pPr>
+        <w:ind w:left="360" w:firstLine="0"/>
+      </w:pPr>
+      <w:r>
+        <w:t>Основные поля таблицы:</w:t>
+      </w:r>
+    </w:p>
+    <w:p>
+      <w:pPr>
+        <w:pStyle w:val="a7"/>
+        <w:numPr>
+          <w:ilvl w:val="1"/>
+          <w:numId w:val="23"/>
+        </w:numPr>
+      </w:pPr>
+      <w:proofErr w:type="spellStart"/>
+      <w:r>
+        <w:t>ID_товара</w:t>
+      </w:r>
+      <w:proofErr w:type="spellEnd"/>
+      <w:r>
+        <w:t xml:space="preserve"> – первичный ключ</w:t>
+      </w:r>
+    </w:p>
+    <w:p>
+      <w:pPr>
+        <w:pStyle w:val="a7"/>
+        <w:numPr>
+          <w:ilvl w:val="1"/>
+          <w:numId w:val="23"/>
+        </w:numPr>
+      </w:pPr>
+      <w:proofErr w:type="spellStart"/>
+      <w:r>
+        <w:t>ID_категории</w:t>
+      </w:r>
+      <w:proofErr w:type="spellEnd"/>
+      <w:r>
+        <w:t xml:space="preserve"> – внешний ключ</w:t>
+      </w:r>
+    </w:p>
+    <w:p>
+      <w:pPr>
+        <w:pStyle w:val="a7"/>
+        <w:numPr>
+          <w:ilvl w:val="1"/>
+          <w:numId w:val="23"/>
+        </w:numPr>
+      </w:pPr>
+      <w:proofErr w:type="spellStart"/>
+      <w:r>
+        <w:t>Наименование_товара</w:t>
+      </w:r>
+      <w:proofErr w:type="spellEnd"/>
+    </w:p>
+    <w:p>
+      <w:pPr>
+        <w:pStyle w:val="a7"/>
+        <w:numPr>
+          <w:ilvl w:val="1"/>
+          <w:numId w:val="23"/>
+        </w:numPr>
+      </w:pPr>
+      <w:r>
+        <w:t>Цена</w:t>
+      </w:r>
+    </w:p>
+    <w:p>
+      <w:pPr>
+        <w:pStyle w:val="a7"/>
+        <w:numPr>
+          <w:ilvl w:val="1"/>
+          <w:numId w:val="23"/>
+        </w:numPr>
+      </w:pPr>
+      <w:proofErr w:type="spellStart"/>
+      <w:r>
+        <w:t>Краткое_описание</w:t>
+      </w:r>
+      <w:proofErr w:type="spellEnd"/>
+    </w:p>
+    <w:p>
+      <w:pPr>
+        <w:pStyle w:val="a7"/>
+        <w:numPr>
+          <w:ilvl w:val="1"/>
+          <w:numId w:val="23"/>
+        </w:numPr>
+      </w:pPr>
+      <w:proofErr w:type="spellStart"/>
+      <w:r>
+        <w:t>Полное_описание</w:t>
+      </w:r>
+      <w:proofErr w:type="spellEnd"/>
+    </w:p>
+    <w:p>
+      <w:pPr>
+        <w:pStyle w:val="a7"/>
+        <w:numPr>
+          <w:ilvl w:val="1"/>
+          <w:numId w:val="23"/>
+        </w:numPr>
+      </w:pPr>
+      <w:r>
+        <w:t>Характеристики</w:t>
+      </w:r>
+    </w:p>
+    <w:p>
+      <w:pPr>
+        <w:pStyle w:val="a7"/>
+        <w:numPr>
+          <w:ilvl w:val="1"/>
+          <w:numId w:val="23"/>
+        </w:numPr>
+      </w:pPr>
+      <w:r>
+        <w:t>Изображение</w:t>
+      </w:r>
+    </w:p>
+    <w:p>
+      <w:pPr>
+        <w:pStyle w:val="a7"/>
+        <w:numPr>
+          <w:ilvl w:val="1"/>
+          <w:numId w:val="23"/>
+        </w:numPr>
+      </w:pPr>
+      <w:r>
+        <w:t>Наличие</w:t>
+      </w:r>
+    </w:p>
+    <w:p>
+      <w:pPr>
+        <w:pStyle w:val="a7"/>
+        <w:numPr>
+          <w:ilvl w:val="0"/>
+          <w:numId w:val="23"/>
+        </w:numPr>
+      </w:pPr>
+      <w:r>
+        <w:t>Покупатель</w:t>
+      </w:r>
+    </w:p>
+    <w:p>
+      <w:pPr>
+        <w:ind w:left="360" w:firstLine="0"/>
+      </w:pPr>
+      <w:r>
+        <w:t>Таблица используется для хранения сведений о покупателях.</w:t>
+      </w:r>
+    </w:p>
+    <w:p>
+      <w:pPr>
+        <w:ind w:left="360" w:firstLine="0"/>
+      </w:pPr>
+      <w:r>
+        <w:t>Основные поля таблицы:</w:t>
+      </w:r>
+    </w:p>
+    <w:p>
+      <w:pPr>
+        <w:pStyle w:val="a7"/>
+        <w:numPr>
+          <w:ilvl w:val="1"/>
+          <w:numId w:val="23"/>
+        </w:numPr>
+      </w:pPr>
+      <w:proofErr w:type="spellStart"/>
+      <w:r>
+        <w:t>ID_покупателя</w:t>
+      </w:r>
+      <w:proofErr w:type="spellEnd"/>
+      <w:r>
+        <w:t xml:space="preserve"> – первичный ключ</w:t>
+      </w:r>
+    </w:p>
+    <w:p>
+      <w:pPr>
+        <w:pStyle w:val="a7"/>
+        <w:numPr>
+          <w:ilvl w:val="1"/>
+          <w:numId w:val="23"/>
+        </w:numPr>
+      </w:pPr>
+      <w:r>
+        <w:t>ФИО</w:t>
+      </w:r>
+    </w:p>
+    <w:p>
+      <w:pPr>
+        <w:pStyle w:val="a7"/>
+        <w:numPr>
+          <w:ilvl w:val="1"/>
+          <w:numId w:val="23"/>
+        </w:numPr>
+      </w:pPr>
+      <w:r>
+        <w:t>Телефон</w:t>
+      </w:r>
+    </w:p>
+    <w:p>
+      <w:pPr>
+        <w:pStyle w:val="a7"/>
+        <w:numPr>
+          <w:ilvl w:val="1"/>
+          <w:numId w:val="23"/>
+        </w:numPr>
+      </w:pPr>
+      <w:proofErr w:type="spellStart"/>
+      <w:r>
+        <w:t>Email</w:t>
+      </w:r>
+      <w:proofErr w:type="spellEnd"/>
+    </w:p>
+    <w:p>
+      <w:pPr>
+        <w:pStyle w:val="a7"/>
+        <w:numPr>
+          <w:ilvl w:val="1"/>
+          <w:numId w:val="23"/>
+        </w:numPr>
+      </w:pPr>
+      <w:proofErr w:type="spellStart"/>
+      <w:r>
+        <w:t>Адрес_доставки</w:t>
+      </w:r>
+      <w:proofErr w:type="spellEnd"/>
+    </w:p>
+    <w:p>
+      <w:pPr>
+        <w:pStyle w:val="a7"/>
+        <w:numPr>
+          <w:ilvl w:val="0"/>
+          <w:numId w:val="23"/>
+        </w:numPr>
+      </w:pPr>
+      <w:r>
+        <w:t>Заказ</w:t>
+      </w:r>
+    </w:p>
+    <w:p>
+      <w:pPr>
+        <w:ind w:left="360" w:firstLine="0"/>
+      </w:pPr>
+      <w:r>
+        <w:t>Таблица предназначена для хранения данных об оформленных заказах.</w:t>
+      </w:r>
+    </w:p>
+    <w:p>
+      <w:pPr>
+        <w:spacing w:after="160" w:line="278" w:lineRule="auto"/>
+        <w:ind w:firstLine="0"/>
+        <w:jc w:val="left"/>
+      </w:pPr>
+      <w:r>
+        <w:br w:type="page"/>
+      </w:r>
+    </w:p>
+    <w:p>
+      <w:pPr>
+        <w:ind w:left="360" w:firstLine="0"/>
       </w:pPr>
       <w:r>
         <w:lastRenderedPageBreak/>
-        <w:t>ID_категории – первичный ключ</w:t>
+        <w:t>Основные поля таблицы:</w:t>
       </w:r>
     </w:p>
     <w:p>
@@ -5036,11 +5430,16 @@
         <w:pStyle w:val="a7"/>
         <w:numPr>
           <w:ilvl w:val="1"/>
-          <w:numId w:val="21"/>
-        </w:numPr>
-      </w:pPr>
-      <w:r>
-        <w:t>Наименование_категории</w:t>
+          <w:numId w:val="23"/>
+        </w:numPr>
+      </w:pPr>
+      <w:proofErr w:type="spellStart"/>
+      <w:r>
+        <w:t>ID_заказа</w:t>
+      </w:r>
+      <w:proofErr w:type="spellEnd"/>
+      <w:r>
+        <w:t xml:space="preserve"> – первичный ключ</w:t>
       </w:r>
     </w:p>
     <w:p>
@@ -5048,11 +5447,70 @@
         <w:pStyle w:val="a7"/>
         <w:numPr>
           <w:ilvl w:val="1"/>
-          <w:numId w:val="21"/>
-        </w:numPr>
-      </w:pPr>
-      <w:r>
-        <w:t>Описание_категории</w:t>
+          <w:numId w:val="23"/>
+        </w:numPr>
+      </w:pPr>
+      <w:proofErr w:type="spellStart"/>
+      <w:r>
+        <w:t>ID_покупателя</w:t>
+      </w:r>
+      <w:proofErr w:type="spellEnd"/>
+      <w:r>
+        <w:t xml:space="preserve"> – внешний ключ</w:t>
+      </w:r>
+    </w:p>
+    <w:p>
+      <w:pPr>
+        <w:pStyle w:val="a7"/>
+        <w:numPr>
+          <w:ilvl w:val="1"/>
+          <w:numId w:val="23"/>
+        </w:numPr>
+      </w:pPr>
+      <w:proofErr w:type="spellStart"/>
+      <w:r>
+        <w:t>Дата_заказа</w:t>
+      </w:r>
+      <w:proofErr w:type="spellEnd"/>
+    </w:p>
+    <w:p>
+      <w:pPr>
+        <w:pStyle w:val="a7"/>
+        <w:numPr>
+          <w:ilvl w:val="1"/>
+          <w:numId w:val="23"/>
+        </w:numPr>
+      </w:pPr>
+      <w:proofErr w:type="spellStart"/>
+      <w:r>
+        <w:t>Статус_заказа</w:t>
+      </w:r>
+      <w:proofErr w:type="spellEnd"/>
+    </w:p>
+    <w:p>
+      <w:pPr>
+        <w:pStyle w:val="a7"/>
+        <w:numPr>
+          <w:ilvl w:val="1"/>
+          <w:numId w:val="23"/>
+        </w:numPr>
+      </w:pPr>
+      <w:proofErr w:type="spellStart"/>
+      <w:r>
+        <w:t>Итоговая_сумма</w:t>
+      </w:r>
+      <w:proofErr w:type="spellEnd"/>
+    </w:p>
+    <w:p>
+      <w:pPr>
+        <w:pStyle w:val="a7"/>
+        <w:numPr>
+          <w:ilvl w:val="1"/>
+          <w:numId w:val="23"/>
+        </w:numPr>
+      </w:pPr>
+      <w:r>
+        <w:t>Комментарий</w:t>
       </w:r>
     </w:p>
     <w:p>
@@ -5060,28 +5518,133 @@
         <w:pStyle w:val="a7"/>
         <w:numPr>
           <w:ilvl w:val="0"/>
-          <w:numId w:val="21"/>
-        </w:numPr>
-      </w:pPr>
-      <w:r>
-        <w:t>Товар</w:t>
-      </w:r>
-    </w:p>
-    <w:p>
-      <w:pPr>
-        <w:pStyle w:val="a7"/>
+          <w:numId w:val="23"/>
+        </w:numPr>
+      </w:pPr>
+      <w:proofErr w:type="spellStart"/>
+      <w:r>
+        <w:t>СоставЗаказа</w:t>
+      </w:r>
+      <w:proofErr w:type="spellEnd"/>
+    </w:p>
+    <w:p>
+      <w:pPr>
         <w:ind w:left="360" w:firstLine="0"/>
       </w:pPr>
       <w:r>
-        <w:t>Таблица содержит основные сведения о товарах, размещенных в интернет-магазине.</w:t>
-      </w:r>
-    </w:p>
-    <w:p>
-      <w:pPr>
-        <w:pStyle w:val="a7"/>
+        <w:t>Таблица используется для хранения товарных позиций, входящих в конкретный заказ.</w:t>
+      </w:r>
+    </w:p>
+    <w:p>
+      <w:pPr>
         <w:ind w:left="360" w:firstLine="0"/>
       </w:pPr>
       <w:r>
+        <w:t>Основные поля таблицы</w:t>
+      </w:r>
+    </w:p>
+    <w:p>
+      <w:pPr>
+        <w:pStyle w:val="a7"/>
+        <w:numPr>
+          <w:ilvl w:val="1"/>
+          <w:numId w:val="23"/>
+        </w:numPr>
+      </w:pPr>
+      <w:proofErr w:type="spellStart"/>
+      <w:r>
+        <w:t>ID_состава_заказа</w:t>
+      </w:r>
+      <w:proofErr w:type="spellEnd"/>
+      <w:r>
+        <w:t xml:space="preserve"> – первичный ключ</w:t>
+      </w:r>
+    </w:p>
+    <w:p>
+      <w:pPr>
+        <w:pStyle w:val="a7"/>
+        <w:numPr>
+          <w:ilvl w:val="1"/>
+          <w:numId w:val="23"/>
+        </w:numPr>
+      </w:pPr>
+      <w:proofErr w:type="spellStart"/>
+      <w:r>
+        <w:t>ID_заказа</w:t>
+      </w:r>
+      <w:proofErr w:type="spellEnd"/>
+      <w:r>
+        <w:t xml:space="preserve"> – внешний ключ</w:t>
+      </w:r>
+    </w:p>
+    <w:p>
+      <w:pPr>
+        <w:pStyle w:val="a7"/>
+        <w:numPr>
+          <w:ilvl w:val="1"/>
+          <w:numId w:val="23"/>
+        </w:numPr>
+      </w:pPr>
+      <w:proofErr w:type="spellStart"/>
+      <w:r>
+        <w:t>ID_товара</w:t>
+      </w:r>
+      <w:proofErr w:type="spellEnd"/>
+      <w:r>
+        <w:t xml:space="preserve"> – внешний ключ</w:t>
+      </w:r>
+    </w:p>
+    <w:p>
+      <w:pPr>
+        <w:pStyle w:val="a7"/>
+        <w:numPr>
+          <w:ilvl w:val="1"/>
+          <w:numId w:val="23"/>
+        </w:numPr>
+      </w:pPr>
+      <w:r>
+        <w:t>Количество</w:t>
+      </w:r>
+    </w:p>
+    <w:p>
+      <w:pPr>
+        <w:pStyle w:val="a7"/>
+        <w:numPr>
+          <w:ilvl w:val="1"/>
+          <w:numId w:val="23"/>
+        </w:numPr>
+      </w:pPr>
+      <w:proofErr w:type="spellStart"/>
+      <w:r>
+        <w:t>Цена_на_момент_заказа</w:t>
+      </w:r>
+      <w:proofErr w:type="spellEnd"/>
+    </w:p>
+    <w:p>
+      <w:pPr>
+        <w:pStyle w:val="a7"/>
+        <w:numPr>
+          <w:ilvl w:val="0"/>
+          <w:numId w:val="23"/>
+        </w:numPr>
+      </w:pPr>
+      <w:r>
+        <w:t>Корзина</w:t>
+      </w:r>
+    </w:p>
+    <w:p>
+      <w:pPr>
+        <w:ind w:left="360" w:firstLine="0"/>
+      </w:pPr>
+      <w:r>
+        <w:t>Таблица предназначена для хранения сведений о корзине покупателя.</w:t>
+      </w:r>
+    </w:p>
+    <w:p>
+      <w:pPr>
+        <w:ind w:left="360" w:firstLine="0"/>
+      </w:pPr>
+      <w:r>
         <w:t>Основные поля таблицы:</w:t>
       </w:r>
     </w:p>
@@ -5090,11 +5653,16 @@
         <w:pStyle w:val="a7"/>
         <w:numPr>
           <w:ilvl w:val="1"/>
-          <w:numId w:val="21"/>
-        </w:numPr>
-      </w:pPr>
-      <w:r>
-        <w:t>ID_товара – первичный ключ</w:t>
+          <w:numId w:val="23"/>
+        </w:numPr>
+      </w:pPr>
+      <w:proofErr w:type="spellStart"/>
+      <w:r>
+        <w:t>ID_корзины</w:t>
+      </w:r>
+      <w:proofErr w:type="spellEnd"/>
+      <w:r>
+        <w:t xml:space="preserve"> – первичный ключ</w:t>
       </w:r>
     </w:p>
     <w:p>
@@ -5102,11 +5670,16 @@
         <w:pStyle w:val="a7"/>
         <w:numPr>
           <w:ilvl w:val="1"/>
-          <w:numId w:val="21"/>
-        </w:numPr>
-      </w:pPr>
-      <w:r>
-        <w:t>ID_категории – внешний ключ</w:t>
+          <w:numId w:val="23"/>
+        </w:numPr>
+      </w:pPr>
+      <w:proofErr w:type="spellStart"/>
+      <w:r>
+        <w:t>ID_покупателя</w:t>
+      </w:r>
+      <w:proofErr w:type="spellEnd"/>
+      <w:r>
+        <w:t xml:space="preserve"> – внешний ключ</w:t>
       </w:r>
     </w:p>
     <w:p>
@@ -5114,11 +5687,43 @@
         <w:pStyle w:val="a7"/>
         <w:numPr>
           <w:ilvl w:val="1"/>
-          <w:numId w:val="21"/>
-        </w:numPr>
-      </w:pPr>
-      <w:r>
-        <w:t>Наименование_товара</w:t>
+          <w:numId w:val="23"/>
+        </w:numPr>
+      </w:pPr>
+      <w:proofErr w:type="spellStart"/>
+      <w:r>
+        <w:t>Дата_создания</w:t>
+      </w:r>
+      <w:proofErr w:type="spellEnd"/>
+    </w:p>
+    <w:p>
+      <w:pPr>
+        <w:pStyle w:val="a7"/>
+        <w:numPr>
+          <w:ilvl w:val="0"/>
+          <w:numId w:val="23"/>
+        </w:numPr>
+      </w:pPr>
+      <w:proofErr w:type="spellStart"/>
+      <w:r>
+        <w:t>ЭлементКорзины</w:t>
+      </w:r>
+      <w:proofErr w:type="spellEnd"/>
+    </w:p>
+    <w:p>
+      <w:pPr>
+        <w:ind w:left="360" w:firstLine="0"/>
+      </w:pPr>
+      <w:r>
+        <w:t>Таблица содержит сведения о товарах, добавленных в корзину.</w:t>
+      </w:r>
+    </w:p>
+    <w:p>
+      <w:pPr>
+        <w:ind w:left="360" w:firstLine="0"/>
+      </w:pPr>
+      <w:r>
+        <w:t>Основные поля таблицы:</w:t>
       </w:r>
     </w:p>
     <w:p>
@@ -5126,11 +5731,16 @@
         <w:pStyle w:val="a7"/>
         <w:numPr>
           <w:ilvl w:val="1"/>
-          <w:numId w:val="21"/>
-        </w:numPr>
-      </w:pPr>
-      <w:r>
-        <w:t>Цена</w:t>
+          <w:numId w:val="23"/>
+        </w:numPr>
+      </w:pPr>
+      <w:proofErr w:type="spellStart"/>
+      <w:r>
+        <w:t>ID_элемента_корзины</w:t>
+      </w:r>
+      <w:proofErr w:type="spellEnd"/>
+      <w:r>
+        <w:t xml:space="preserve"> – первичный ключ</w:t>
       </w:r>
     </w:p>
     <w:p>
@@ -5138,11 +5748,16 @@
         <w:pStyle w:val="a7"/>
         <w:numPr>
           <w:ilvl w:val="1"/>
-          <w:numId w:val="21"/>
-        </w:numPr>
-      </w:pPr>
-      <w:r>
-        <w:t>Краткое_описание</w:t>
+          <w:numId w:val="23"/>
+        </w:numPr>
+      </w:pPr>
+      <w:proofErr w:type="spellStart"/>
+      <w:r>
+        <w:t>ID_корзины</w:t>
+      </w:r>
+      <w:proofErr w:type="spellEnd"/>
+      <w:r>
+        <w:t xml:space="preserve"> – внешний ключ</w:t>
       </w:r>
     </w:p>
     <w:p>
@@ -5150,11 +5765,16 @@
         <w:pStyle w:val="a7"/>
         <w:numPr>
           <w:ilvl w:val="1"/>
-          <w:numId w:val="21"/>
-        </w:numPr>
-      </w:pPr>
-      <w:r>
-        <w:t>Полное_описание</w:t>
+          <w:numId w:val="23"/>
+        </w:numPr>
+      </w:pPr>
+      <w:proofErr w:type="spellStart"/>
+      <w:r>
+        <w:t>ID_товара</w:t>
+      </w:r>
+      <w:proofErr w:type="spellEnd"/>
+      <w:r>
+        <w:t xml:space="preserve"> – внешний ключ</w:t>
       </w:r>
     </w:p>
     <w:p>
@@ -5162,35 +5782,324 @@
         <w:pStyle w:val="a7"/>
         <w:numPr>
           <w:ilvl w:val="1"/>
-          <w:numId w:val="21"/>
-        </w:numPr>
-      </w:pPr>
-      <w:r>
-        <w:t>Характеристики</w:t>
-      </w:r>
-    </w:p>
-    <w:p>
-      <w:pPr>
-        <w:pStyle w:val="a7"/>
+          <w:numId w:val="23"/>
+        </w:numPr>
+      </w:pPr>
+      <w:r>
+        <w:t>Количество</w:t>
+      </w:r>
+    </w:p>
+    <w:p>
+      <w:pPr>
+        <w:ind w:firstLine="0"/>
+      </w:pPr>
+      <w:r>
+        <w:lastRenderedPageBreak/>
+        <w:t>При определении логической структуры базы данных каждая таблица должна соответствовать определенному информационному объекту предметной области и содержать только те атрибуты, которые непосредственно относятся к данному объекту. Связь между таблицами обеспечивается за счет использования первичных и внешних ключей. Такой подход позволяет упорядочить хранение данных, устранить дублирование сведений и обеспечить целостность информации в базе данных. В реляционных базах данных данные организуются в виде взаимосвязанных таблиц, а схема базы данных определяет состав этих таблиц, их поля, типы данных и отношения между ними.</w:t>
+      </w:r>
+    </w:p>
+    <w:p>
+      <w:pPr>
+        <w:ind w:firstLine="0"/>
+      </w:pPr>
+      <w:r>
+        <w:t>Л</w:t>
+      </w:r>
+      <w:r>
+        <w:t xml:space="preserve">огическая структура базы данных интернет-магазина спортивных товаров представляет собой совокупность взаимосвязанных таблиц, каждая из которых соответствует определенной сущности предметной области. Выделенные таблицы и установленные между ними связи обеспечивают хранение сведений о товарах, категориях, покупателях, заказах, составе заказов и корзине. Разработанная логическая структура базы данных служит основой для дальнейшей физической реализации базы данных и организации доступа к данным в создаваемом </w:t>
+      </w:r>
+      <w:proofErr w:type="spellStart"/>
+      <w:r>
+        <w:t>web</w:t>
+      </w:r>
+      <w:proofErr w:type="spellEnd"/>
+      <w:r>
+        <w:t>-приложении.</w:t>
+      </w:r>
+    </w:p>
+    <w:p/>
+    <w:p>
+      <w:pPr>
+        <w:pStyle w:val="2"/>
         <w:numPr>
           <w:ilvl w:val="1"/>
-          <w:numId w:val="21"/>
-        </w:numPr>
-      </w:pPr>
-      <w:r>
-        <w:t>Изображение</w:t>
-      </w:r>
-    </w:p>
-    <w:p>
-      <w:pPr>
-        <w:pStyle w:val="a7"/>
+          <w:numId w:val="6"/>
+        </w:numPr>
+      </w:pPr>
+      <w:bookmarkStart w:id="13" w:name="_Toc223344943"/>
+      <w:r>
+        <w:t>Обоснование и выбор используемых технологий, состава технических и программных средств, Web-сервера.</w:t>
+      </w:r>
+      <w:bookmarkEnd w:id="13"/>
+    </w:p>
+    <w:p>
+      <w:r>
+        <w:t xml:space="preserve">В процессе разработки интернет-магазина спортивных товаров в качестве среды разработки был использован редактор Visual Studio Code. Выбор данного программного средства связан с тем, что оно поддерживает работу с HTML, CSS, JavaScript и PHP, обеспечивает удобное редактирование файлов проекта, подсветку синтаксиса, </w:t>
+      </w:r>
+      <w:proofErr w:type="spellStart"/>
+      <w:r>
+        <w:t>автодополнение</w:t>
+      </w:r>
+      <w:proofErr w:type="spellEnd"/>
+      <w:r>
+        <w:t xml:space="preserve"> кода и встроенные средства навигации по структуре проекта. Кроме того, Visual Studio Code поддерживает расширения для </w:t>
+      </w:r>
+      <w:proofErr w:type="spellStart"/>
+      <w:r>
+        <w:t>web</w:t>
+      </w:r>
+      <w:proofErr w:type="spellEnd"/>
+      <w:r>
+        <w:t xml:space="preserve">-разработки и отладки, что упрощает создание и сопровождение программного кода. В качестве доступного аналога </w:t>
+      </w:r>
+      <w:r>
+        <w:lastRenderedPageBreak/>
+        <w:t xml:space="preserve">может быть использован, например, </w:t>
+      </w:r>
+      <w:proofErr w:type="spellStart"/>
+      <w:r>
+        <w:t>Sublime</w:t>
+      </w:r>
+      <w:proofErr w:type="spellEnd"/>
+      <w:r>
+        <w:t xml:space="preserve"> Text или </w:t>
+      </w:r>
+      <w:proofErr w:type="spellStart"/>
+      <w:r>
+        <w:t>Notepad</w:t>
+      </w:r>
+      <w:proofErr w:type="spellEnd"/>
+      <w:r>
+        <w:t xml:space="preserve">++, однако Visual Studio Code обладает более широкими возможностями для комплексной разработки </w:t>
+      </w:r>
+      <w:proofErr w:type="spellStart"/>
+      <w:r>
+        <w:t>web</w:t>
+      </w:r>
+      <w:proofErr w:type="spellEnd"/>
+      <w:r>
+        <w:t>-приложений.</w:t>
+      </w:r>
+    </w:p>
+    <w:p>
+      <w:r>
+        <w:t xml:space="preserve">Для серверной части разрабатываемого интернет-магазина была использована связка PHP и </w:t>
+      </w:r>
+      <w:proofErr w:type="spellStart"/>
+      <w:r>
+        <w:t>SQLite</w:t>
+      </w:r>
+      <w:proofErr w:type="spellEnd"/>
+      <w:r>
+        <w:t xml:space="preserve">. Язык PHP был применен для обработки данных на стороне сервера, выполнения запросов к базе данных и формирования страниц с учетом передаваемых пользователем данных. Работа с базой данных организована с использованием </w:t>
+      </w:r>
+      <w:proofErr w:type="spellStart"/>
+      <w:r>
+        <w:t>SQLite</w:t>
+      </w:r>
+      <w:proofErr w:type="spellEnd"/>
+      <w:r>
+        <w:t xml:space="preserve">, представляющей собой встраиваемую реляционную СУБД. Поддержка </w:t>
+      </w:r>
+      <w:proofErr w:type="spellStart"/>
+      <w:r>
+        <w:t>SQLite</w:t>
+      </w:r>
+      <w:proofErr w:type="spellEnd"/>
+      <w:r>
+        <w:t xml:space="preserve"> предусмотрена в PHP через расширение SQLite3, а также через драйвер PDO_SQLITE, что позволяет выполнять создание таблиц, выборку, добавление, изменение и удаление данных средствами SQL. Использование связки PHP и </w:t>
+      </w:r>
+      <w:proofErr w:type="spellStart"/>
+      <w:r>
+        <w:t>SQLite</w:t>
+      </w:r>
+      <w:proofErr w:type="spellEnd"/>
+      <w:r>
+        <w:t xml:space="preserve"> обеспечило реализацию взаимодействия пользовательского интерфейса с базой данных, хранение сведений о товарах, категориях и заказах, а также обработку основных операций интернет-магазина.</w:t>
+      </w:r>
+    </w:p>
+    <w:p>
+      <w:pPr>
+        <w:spacing w:after="160" w:line="278" w:lineRule="auto"/>
+        <w:ind w:firstLine="0"/>
+        <w:jc w:val="left"/>
+      </w:pPr>
+      <w:r>
+        <w:br w:type="page"/>
+      </w:r>
+    </w:p>
+    <w:p>
+      <w:pPr>
+        <w:pStyle w:val="1"/>
+        <w:numPr>
+          <w:ilvl w:val="0"/>
+          <w:numId w:val="6"/>
+        </w:numPr>
+      </w:pPr>
+      <w:bookmarkStart w:id="14" w:name="_Toc223344944"/>
+      <w:r>
+        <w:lastRenderedPageBreak/>
+        <w:t xml:space="preserve">Создание </w:t>
+      </w:r>
+      <w:r>
+        <w:t>базы данных</w:t>
+      </w:r>
+      <w:r>
+        <w:t xml:space="preserve"> и средств доступа к данным на удаленном компьютере:</w:t>
+      </w:r>
+      <w:bookmarkEnd w:id="14"/>
+    </w:p>
+    <w:p>
+      <w:pPr>
+        <w:pStyle w:val="2"/>
         <w:numPr>
           <w:ilvl w:val="1"/>
-          <w:numId w:val="21"/>
-        </w:numPr>
-      </w:pPr>
-      <w:r>
-        <w:t>Наличие</w:t>
+          <w:numId w:val="6"/>
+        </w:numPr>
+      </w:pPr>
+      <w:bookmarkStart w:id="15" w:name="_Toc223344945"/>
+      <w:r>
+        <w:t>Физическая реализация БД средствами используемой СУБД.</w:t>
+      </w:r>
+      <w:bookmarkEnd w:id="15"/>
+    </w:p>
+    <w:p>
+      <w:r>
+        <w:t xml:space="preserve">Физическая реализация базы данных интернет-магазина спортивных товаров выполнена средствами СУБД </w:t>
+      </w:r>
+      <w:proofErr w:type="spellStart"/>
+      <w:r>
+        <w:t>SQLite</w:t>
+      </w:r>
+      <w:proofErr w:type="spellEnd"/>
+      <w:r>
+        <w:t xml:space="preserve">. На данном этапе были созданы таблицы, соответствующие ранее определенным информационным объектам предметной области. При создании таблиц использовались стандартные средства </w:t>
+      </w:r>
+      <w:proofErr w:type="spellStart"/>
+      <w:r>
+        <w:t>SQLite</w:t>
+      </w:r>
+      <w:proofErr w:type="spellEnd"/>
+      <w:r>
+        <w:t xml:space="preserve">, позволяющие задавать имена полей, типы данных, первичные и внешние ключи. В </w:t>
+      </w:r>
+      <w:proofErr w:type="spellStart"/>
+      <w:r>
+        <w:t>SQLite</w:t>
+      </w:r>
+      <w:proofErr w:type="spellEnd"/>
+      <w:r>
+        <w:t xml:space="preserve"> применяются типы данных INTEGER, REAL, TEXT, BLOB и NULL, при этом даты и логические значения также обычно хранятся с использованием указанных базовых типов.</w:t>
+      </w:r>
+    </w:p>
+    <w:p>
+      <w:pPr>
+        <w:keepNext/>
+      </w:pPr>
+      <w:r>
+        <w:drawing>
+          <wp:inline distT="0" distB="0" distL="0" distR="0" wp14:anchorId="7DE7F6CC" wp14:editId="48E3F974">
+            <wp:extent cx="4199861" cy="4683822"/>
+            <wp:effectExtent l="0" t="0" r="0" b="2540"/>
+            <wp:docPr id="1" name="Рисунок 1"/>
+            <wp:cNvGraphicFramePr>
+              <a:graphicFrameLocks xmlns:a="http://schemas.openxmlformats.org/drawingml/2006/main" noChangeAspect="1"/>
+            </wp:cNvGraphicFramePr>
+            <a:graphic xmlns:a="http://schemas.openxmlformats.org/drawingml/2006/main">
+              <a:graphicData uri="http://schemas.openxmlformats.org/drawingml/2006/picture">
+                <pic:pic xmlns:pic="http://schemas.openxmlformats.org/drawingml/2006/picture">
+                  <pic:nvPicPr>
+                    <pic:cNvPr id="1" name=""/>
+                    <pic:cNvPicPr/>
+                  </pic:nvPicPr>
+                  <pic:blipFill>
+                    <a:blip r:embed="rId7"/>
+                    <a:stretch>
+                      <a:fillRect/>
+                    </a:stretch>
+                  </pic:blipFill>
+                  <pic:spPr>
+                    <a:xfrm>
+                      <a:off x="0" y="0"/>
+                      <a:ext cx="4207348" cy="4692172"/>
+                    </a:xfrm>
+                    <a:prstGeom prst="rect">
+                      <a:avLst/>
+                    </a:prstGeom>
+                  </pic:spPr>
+                </pic:pic>
+              </a:graphicData>
+            </a:graphic>
+          </wp:inline>
+        </w:drawing>
+      </w:r>
+    </w:p>
+    <w:p>
+      <w:pPr>
+        <w:pStyle w:val="af"/>
+        <w:rPr>
+          <w:i w:val="0"/>
+          <w:iCs w:val="0"/>
+          <w:lang w:val="en-US"/>
+        </w:rPr>
+      </w:pPr>
+      <w:r>
+        <w:rPr>
+          <w:i w:val="0"/>
+          <w:iCs w:val="0"/>
+        </w:rPr>
+        <w:t xml:space="preserve">Рисунок  </w:t>
+      </w:r>
+      <w:r>
+        <w:rPr>
+          <w:i w:val="0"/>
+          <w:iCs w:val="0"/>
+        </w:rPr>
+        <w:fldChar w:fldCharType="begin"/>
+      </w:r>
+      <w:r>
+        <w:rPr>
+          <w:i w:val="0"/>
+          <w:iCs w:val="0"/>
+        </w:rPr>
+        <w:instrText xml:space="preserve"> SEQ Рисунок_ \* ARABIC </w:instrText>
+      </w:r>
+      <w:r>
+        <w:rPr>
+          <w:i w:val="0"/>
+          <w:iCs w:val="0"/>
+        </w:rPr>
+        <w:fldChar w:fldCharType="separate"/>
+      </w:r>
+      <w:r>
+        <w:rPr>
+          <w:i w:val="0"/>
+          <w:iCs w:val="0"/>
+          <w:noProof/>
+        </w:rPr>
+        <w:t>1</w:t>
+      </w:r>
+      <w:r>
+        <w:rPr>
+          <w:i w:val="0"/>
+          <w:iCs w:val="0"/>
+        </w:rPr>
+        <w:fldChar w:fldCharType="end"/>
+      </w:r>
+      <w:r>
+        <w:rPr>
+          <w:i w:val="0"/>
+          <w:iCs w:val="0"/>
+        </w:rPr>
+        <w:t xml:space="preserve"> ER-диаграмма базы данных </w:t>
+      </w:r>
+      <w:r>
+        <w:rPr>
+          <w:i w:val="0"/>
+          <w:iCs w:val="0"/>
+          <w:lang w:val="en-US"/>
+        </w:rPr>
+        <w:t>SQLite</w:t>
       </w:r>
     </w:p>
     <w:p>
@@ -5198,648 +6107,2826 @@
         <w:pStyle w:val="a7"/>
         <w:numPr>
           <w:ilvl w:val="0"/>
-          <w:numId w:val="21"/>
-        </w:numPr>
-      </w:pPr>
-      <w:r>
-        <w:t>Покупатель</w:t>
-      </w:r>
-    </w:p>
-    <w:p>
-      <w:pPr>
-        <w:pStyle w:val="a7"/>
-        <w:ind w:left="360" w:firstLine="0"/>
-      </w:pPr>
-      <w:r>
-        <w:t>Таблица используется для хранения сведений о покупателях.</w:t>
-      </w:r>
-    </w:p>
-    <w:p>
-      <w:pPr>
-        <w:pStyle w:val="a7"/>
-        <w:ind w:left="360" w:firstLine="0"/>
-      </w:pPr>
-      <w:r>
-        <w:t>Основные поля таблицы:</w:t>
-      </w:r>
-    </w:p>
-    <w:p>
-      <w:pPr>
-        <w:pStyle w:val="a7"/>
+          <w:numId w:val="25"/>
+        </w:numPr>
+      </w:pPr>
+      <w:r>
+        <w:lastRenderedPageBreak/>
+        <w:t>Таблица «Категория»</w:t>
+      </w:r>
+      <w:r>
+        <w:t xml:space="preserve"> - </w:t>
+      </w:r>
+      <w:r>
+        <w:t>предназначена для хранения сведений о категориях товаров интернет-магазина.</w:t>
+      </w:r>
+    </w:p>
+    <w:tbl>
+      <w:tblPr>
+        <w:tblStyle w:val="af0"/>
+        <w:tblW w:w="0" w:type="auto"/>
+        <w:tblLook w:val="04A0" w:firstRow="1" w:lastRow="0" w:firstColumn="1" w:lastColumn="0" w:noHBand="0" w:noVBand="1"/>
+      </w:tblPr>
+      <w:tblGrid>
+        <w:gridCol w:w="882"/>
+        <w:gridCol w:w="3284"/>
+        <w:gridCol w:w="1783"/>
+        <w:gridCol w:w="3396"/>
+      </w:tblGrid>
+      <w:tr>
+        <w:tc>
+          <w:tcPr>
+            <w:tcW w:w="882" w:type="dxa"/>
+          </w:tcPr>
+          <w:p>
+            <w:pPr>
+              <w:ind w:firstLine="0"/>
+            </w:pPr>
+            <w:r>
+              <w:t>Ключ</w:t>
+            </w:r>
+          </w:p>
+        </w:tc>
+        <w:tc>
+          <w:tcPr>
+            <w:tcW w:w="3284" w:type="dxa"/>
+          </w:tcPr>
+          <w:p>
+            <w:pPr>
+              <w:ind w:firstLine="0"/>
+            </w:pPr>
+            <w:r>
+              <w:t>Имя поля</w:t>
+            </w:r>
+          </w:p>
+        </w:tc>
+        <w:tc>
+          <w:tcPr>
+            <w:tcW w:w="1783" w:type="dxa"/>
+          </w:tcPr>
+          <w:p>
+            <w:pPr>
+              <w:ind w:firstLine="0"/>
+            </w:pPr>
+            <w:r>
+              <w:t>Тип данных</w:t>
+            </w:r>
+          </w:p>
+        </w:tc>
+        <w:tc>
+          <w:tcPr>
+            <w:tcW w:w="3396" w:type="dxa"/>
+          </w:tcPr>
+          <w:p>
+            <w:pPr>
+              <w:ind w:firstLine="0"/>
+            </w:pPr>
+            <w:r>
+              <w:t>Содержание</w:t>
+            </w:r>
+          </w:p>
+        </w:tc>
+      </w:tr>
+      <w:tr>
+        <w:tc>
+          <w:tcPr>
+            <w:tcW w:w="882" w:type="dxa"/>
+          </w:tcPr>
+          <w:p>
+            <w:pPr>
+              <w:ind w:firstLine="0"/>
+            </w:pPr>
+            <w:r>
+              <w:t>PK</w:t>
+            </w:r>
+          </w:p>
+        </w:tc>
+        <w:tc>
+          <w:tcPr>
+            <w:tcW w:w="3284" w:type="dxa"/>
+          </w:tcPr>
+          <w:p>
+            <w:pPr>
+              <w:ind w:firstLine="0"/>
+            </w:pPr>
+            <w:proofErr w:type="spellStart"/>
+            <w:r>
+              <w:t>ID_категории</w:t>
+            </w:r>
+            <w:proofErr w:type="spellEnd"/>
+          </w:p>
+        </w:tc>
+        <w:tc>
+          <w:tcPr>
+            <w:tcW w:w="1783" w:type="dxa"/>
+          </w:tcPr>
+          <w:p>
+            <w:pPr>
+              <w:ind w:firstLine="0"/>
+            </w:pPr>
+            <w:r>
+              <w:t>INTEGER</w:t>
+            </w:r>
+          </w:p>
+        </w:tc>
+        <w:tc>
+          <w:tcPr>
+            <w:tcW w:w="3396" w:type="dxa"/>
+          </w:tcPr>
+          <w:p>
+            <w:pPr>
+              <w:ind w:firstLine="0"/>
+            </w:pPr>
+            <w:r>
+              <w:t>Уникальный идентификатор категории</w:t>
+            </w:r>
+          </w:p>
+        </w:tc>
+      </w:tr>
+      <w:tr>
+        <w:tc>
+          <w:tcPr>
+            <w:tcW w:w="882" w:type="dxa"/>
+          </w:tcPr>
+          <w:p>
+            <w:pPr>
+              <w:ind w:firstLine="0"/>
+            </w:pPr>
+          </w:p>
+        </w:tc>
+        <w:tc>
+          <w:tcPr>
+            <w:tcW w:w="3284" w:type="dxa"/>
+          </w:tcPr>
+          <w:p>
+            <w:pPr>
+              <w:ind w:firstLine="0"/>
+            </w:pPr>
+            <w:proofErr w:type="spellStart"/>
+            <w:r>
+              <w:t>Наименование_категории</w:t>
+            </w:r>
+            <w:proofErr w:type="spellEnd"/>
+          </w:p>
+        </w:tc>
+        <w:tc>
+          <w:tcPr>
+            <w:tcW w:w="1783" w:type="dxa"/>
+          </w:tcPr>
+          <w:p>
+            <w:pPr>
+              <w:ind w:firstLine="0"/>
+            </w:pPr>
+            <w:r>
+              <w:t>TEXT</w:t>
+            </w:r>
+          </w:p>
+        </w:tc>
+        <w:tc>
+          <w:tcPr>
+            <w:tcW w:w="3396" w:type="dxa"/>
+          </w:tcPr>
+          <w:p>
+            <w:pPr>
+              <w:ind w:firstLine="0"/>
+            </w:pPr>
+            <w:r>
+              <w:t>Наименование категории товаров</w:t>
+            </w:r>
+          </w:p>
+        </w:tc>
+      </w:tr>
+      <w:tr>
+        <w:tc>
+          <w:tcPr>
+            <w:tcW w:w="882" w:type="dxa"/>
+          </w:tcPr>
+          <w:p>
+            <w:pPr>
+              <w:ind w:firstLine="0"/>
+            </w:pPr>
+          </w:p>
+        </w:tc>
+        <w:tc>
+          <w:tcPr>
+            <w:tcW w:w="3284" w:type="dxa"/>
+          </w:tcPr>
+          <w:p>
+            <w:pPr>
+              <w:ind w:firstLine="0"/>
+            </w:pPr>
+            <w:proofErr w:type="spellStart"/>
+            <w:r>
+              <w:t>Описание_категории</w:t>
+            </w:r>
+            <w:proofErr w:type="spellEnd"/>
+          </w:p>
+        </w:tc>
+        <w:tc>
+          <w:tcPr>
+            <w:tcW w:w="1783" w:type="dxa"/>
+          </w:tcPr>
+          <w:p>
+            <w:pPr>
+              <w:ind w:firstLine="0"/>
+            </w:pPr>
+            <w:r>
+              <w:t>TEXT</w:t>
+            </w:r>
+          </w:p>
+        </w:tc>
+        <w:tc>
+          <w:tcPr>
+            <w:tcW w:w="3396" w:type="dxa"/>
+          </w:tcPr>
+          <w:p>
+            <w:pPr>
+              <w:ind w:firstLine="0"/>
+            </w:pPr>
+            <w:r>
+              <w:t>Краткое описание категории</w:t>
+            </w:r>
+          </w:p>
+        </w:tc>
+      </w:tr>
+    </w:tbl>
+    <w:p/>
+    <w:p>
+      <w:pPr>
+        <w:pStyle w:val="a7"/>
+        <w:numPr>
+          <w:ilvl w:val="0"/>
+          <w:numId w:val="25"/>
+        </w:numPr>
+      </w:pPr>
+      <w:r>
+        <w:t>Таблица «Товар»</w:t>
+      </w:r>
+      <w:r>
+        <w:t xml:space="preserve"> -</w:t>
+      </w:r>
+      <w:r>
+        <w:t xml:space="preserve"> предназначена для хранения основных сведений о товарах, представленных в интернет-магазине.</w:t>
+      </w:r>
+    </w:p>
+    <w:tbl>
+      <w:tblPr>
+        <w:tblStyle w:val="af0"/>
+        <w:tblW w:w="0" w:type="auto"/>
+        <w:tblLook w:val="04A0" w:firstRow="1" w:lastRow="0" w:firstColumn="1" w:lastColumn="0" w:noHBand="0" w:noVBand="1"/>
+      </w:tblPr>
+      <w:tblGrid>
+        <w:gridCol w:w="882"/>
+        <w:gridCol w:w="2877"/>
+        <w:gridCol w:w="1765"/>
+        <w:gridCol w:w="3821"/>
+      </w:tblGrid>
+      <w:tr>
+        <w:tc>
+          <w:tcPr>
+            <w:tcW w:w="882" w:type="dxa"/>
+          </w:tcPr>
+          <w:p>
+            <w:pPr>
+              <w:ind w:firstLine="0"/>
+            </w:pPr>
+            <w:r>
+              <w:t>Ключ</w:t>
+            </w:r>
+          </w:p>
+        </w:tc>
+        <w:tc>
+          <w:tcPr>
+            <w:tcW w:w="2877" w:type="dxa"/>
+          </w:tcPr>
+          <w:p>
+            <w:pPr>
+              <w:ind w:firstLine="0"/>
+            </w:pPr>
+            <w:r>
+              <w:t>Имя поля</w:t>
+            </w:r>
+          </w:p>
+        </w:tc>
+        <w:tc>
+          <w:tcPr>
+            <w:tcW w:w="1765" w:type="dxa"/>
+          </w:tcPr>
+          <w:p>
+            <w:pPr>
+              <w:ind w:firstLine="0"/>
+            </w:pPr>
+            <w:r>
+              <w:t>Тип данных</w:t>
+            </w:r>
+          </w:p>
+        </w:tc>
+        <w:tc>
+          <w:tcPr>
+            <w:tcW w:w="3821" w:type="dxa"/>
+          </w:tcPr>
+          <w:p>
+            <w:pPr>
+              <w:ind w:firstLine="0"/>
+            </w:pPr>
+            <w:r>
+              <w:t>Содержание</w:t>
+            </w:r>
+          </w:p>
+        </w:tc>
+      </w:tr>
+      <w:tr>
+        <w:tc>
+          <w:tcPr>
+            <w:tcW w:w="882" w:type="dxa"/>
+          </w:tcPr>
+          <w:p>
+            <w:pPr>
+              <w:ind w:firstLine="0"/>
+            </w:pPr>
+            <w:r>
+              <w:t>PK</w:t>
+            </w:r>
+          </w:p>
+        </w:tc>
+        <w:tc>
+          <w:tcPr>
+            <w:tcW w:w="2877" w:type="dxa"/>
+          </w:tcPr>
+          <w:p>
+            <w:pPr>
+              <w:ind w:firstLine="0"/>
+            </w:pPr>
+            <w:proofErr w:type="spellStart"/>
+            <w:r>
+              <w:t>ID_товара</w:t>
+            </w:r>
+            <w:proofErr w:type="spellEnd"/>
+          </w:p>
+        </w:tc>
+        <w:tc>
+          <w:tcPr>
+            <w:tcW w:w="1765" w:type="dxa"/>
+          </w:tcPr>
+          <w:p>
+            <w:pPr>
+              <w:ind w:firstLine="0"/>
+            </w:pPr>
+            <w:r>
+              <w:t>INTEGER</w:t>
+            </w:r>
+          </w:p>
+        </w:tc>
+        <w:tc>
+          <w:tcPr>
+            <w:tcW w:w="3821" w:type="dxa"/>
+          </w:tcPr>
+          <w:p>
+            <w:pPr>
+              <w:ind w:firstLine="0"/>
+            </w:pPr>
+            <w:r>
+              <w:t>Уникальный идентификатор товара</w:t>
+            </w:r>
+          </w:p>
+        </w:tc>
+      </w:tr>
+      <w:tr>
+        <w:tc>
+          <w:tcPr>
+            <w:tcW w:w="882" w:type="dxa"/>
+          </w:tcPr>
+          <w:p>
+            <w:pPr>
+              <w:ind w:firstLine="0"/>
+            </w:pPr>
+            <w:r>
+              <w:t>FK</w:t>
+            </w:r>
+          </w:p>
+        </w:tc>
+        <w:tc>
+          <w:tcPr>
+            <w:tcW w:w="2877" w:type="dxa"/>
+          </w:tcPr>
+          <w:p>
+            <w:pPr>
+              <w:ind w:firstLine="0"/>
+            </w:pPr>
+            <w:proofErr w:type="spellStart"/>
+            <w:r>
+              <w:t>ID_категории</w:t>
+            </w:r>
+            <w:proofErr w:type="spellEnd"/>
+          </w:p>
+        </w:tc>
+        <w:tc>
+          <w:tcPr>
+            <w:tcW w:w="1765" w:type="dxa"/>
+          </w:tcPr>
+          <w:p>
+            <w:pPr>
+              <w:ind w:firstLine="0"/>
+            </w:pPr>
+            <w:r>
+              <w:t>INTEGER</w:t>
+            </w:r>
+          </w:p>
+        </w:tc>
+        <w:tc>
+          <w:tcPr>
+            <w:tcW w:w="3821" w:type="dxa"/>
+          </w:tcPr>
+          <w:p>
+            <w:pPr>
+              <w:ind w:firstLine="0"/>
+            </w:pPr>
+            <w:r>
+              <w:t>Ссылка на категорию товара</w:t>
+            </w:r>
+          </w:p>
+        </w:tc>
+      </w:tr>
+      <w:tr>
+        <w:tc>
+          <w:tcPr>
+            <w:tcW w:w="882" w:type="dxa"/>
+          </w:tcPr>
+          <w:p>
+            <w:pPr>
+              <w:ind w:firstLine="0"/>
+            </w:pPr>
+          </w:p>
+        </w:tc>
+        <w:tc>
+          <w:tcPr>
+            <w:tcW w:w="2877" w:type="dxa"/>
+          </w:tcPr>
+          <w:p>
+            <w:pPr>
+              <w:ind w:firstLine="0"/>
+            </w:pPr>
+            <w:proofErr w:type="spellStart"/>
+            <w:r>
+              <w:t>Наименование_товара</w:t>
+            </w:r>
+            <w:proofErr w:type="spellEnd"/>
+          </w:p>
+        </w:tc>
+        <w:tc>
+          <w:tcPr>
+            <w:tcW w:w="1765" w:type="dxa"/>
+          </w:tcPr>
+          <w:p>
+            <w:pPr>
+              <w:ind w:firstLine="0"/>
+            </w:pPr>
+            <w:r>
+              <w:t>TEXT</w:t>
+            </w:r>
+          </w:p>
+        </w:tc>
+        <w:tc>
+          <w:tcPr>
+            <w:tcW w:w="3821" w:type="dxa"/>
+          </w:tcPr>
+          <w:p>
+            <w:pPr>
+              <w:ind w:firstLine="0"/>
+            </w:pPr>
+            <w:r>
+              <w:t>Наименование товара</w:t>
+            </w:r>
+          </w:p>
+        </w:tc>
+      </w:tr>
+      <w:tr>
+        <w:tc>
+          <w:tcPr>
+            <w:tcW w:w="882" w:type="dxa"/>
+          </w:tcPr>
+          <w:p>
+            <w:pPr>
+              <w:ind w:firstLine="0"/>
+            </w:pPr>
+          </w:p>
+        </w:tc>
+        <w:tc>
+          <w:tcPr>
+            <w:tcW w:w="2877" w:type="dxa"/>
+          </w:tcPr>
+          <w:p>
+            <w:pPr>
+              <w:ind w:firstLine="0"/>
+            </w:pPr>
+            <w:r>
+              <w:t>Цена</w:t>
+            </w:r>
+          </w:p>
+        </w:tc>
+        <w:tc>
+          <w:tcPr>
+            <w:tcW w:w="1765" w:type="dxa"/>
+          </w:tcPr>
+          <w:p>
+            <w:pPr>
+              <w:ind w:firstLine="0"/>
+            </w:pPr>
+            <w:r>
+              <w:t>REAL</w:t>
+            </w:r>
+          </w:p>
+        </w:tc>
+        <w:tc>
+          <w:tcPr>
+            <w:tcW w:w="3821" w:type="dxa"/>
+          </w:tcPr>
+          <w:p>
+            <w:pPr>
+              <w:ind w:firstLine="0"/>
+            </w:pPr>
+            <w:r>
+              <w:t>Стоимость товара</w:t>
+            </w:r>
+          </w:p>
+        </w:tc>
+      </w:tr>
+      <w:tr>
+        <w:tc>
+          <w:tcPr>
+            <w:tcW w:w="882" w:type="dxa"/>
+          </w:tcPr>
+          <w:p>
+            <w:pPr>
+              <w:ind w:firstLine="0"/>
+            </w:pPr>
+          </w:p>
+        </w:tc>
+        <w:tc>
+          <w:tcPr>
+            <w:tcW w:w="2877" w:type="dxa"/>
+          </w:tcPr>
+          <w:p>
+            <w:pPr>
+              <w:ind w:firstLine="0"/>
+            </w:pPr>
+            <w:proofErr w:type="spellStart"/>
+            <w:r>
+              <w:t>Краткое_описание</w:t>
+            </w:r>
+            <w:proofErr w:type="spellEnd"/>
+          </w:p>
+        </w:tc>
+        <w:tc>
+          <w:tcPr>
+            <w:tcW w:w="1765" w:type="dxa"/>
+          </w:tcPr>
+          <w:p>
+            <w:pPr>
+              <w:ind w:firstLine="0"/>
+            </w:pPr>
+            <w:r>
+              <w:t>TEXT</w:t>
+            </w:r>
+          </w:p>
+        </w:tc>
+        <w:tc>
+          <w:tcPr>
+            <w:tcW w:w="3821" w:type="dxa"/>
+          </w:tcPr>
+          <w:p>
+            <w:pPr>
+              <w:ind w:firstLine="0"/>
+            </w:pPr>
+            <w:r>
+              <w:t>Краткое описание товара</w:t>
+            </w:r>
+          </w:p>
+        </w:tc>
+      </w:tr>
+      <w:tr>
+        <w:tc>
+          <w:tcPr>
+            <w:tcW w:w="882" w:type="dxa"/>
+          </w:tcPr>
+          <w:p>
+            <w:pPr>
+              <w:ind w:firstLine="0"/>
+            </w:pPr>
+          </w:p>
+        </w:tc>
+        <w:tc>
+          <w:tcPr>
+            <w:tcW w:w="2877" w:type="dxa"/>
+          </w:tcPr>
+          <w:p>
+            <w:pPr>
+              <w:ind w:firstLine="0"/>
+            </w:pPr>
+            <w:proofErr w:type="spellStart"/>
+            <w:r>
+              <w:t>Полное_описание</w:t>
+            </w:r>
+            <w:proofErr w:type="spellEnd"/>
+          </w:p>
+        </w:tc>
+        <w:tc>
+          <w:tcPr>
+            <w:tcW w:w="1765" w:type="dxa"/>
+          </w:tcPr>
+          <w:p>
+            <w:pPr>
+              <w:ind w:firstLine="0"/>
+            </w:pPr>
+            <w:r>
+              <w:t>TEXT</w:t>
+            </w:r>
+          </w:p>
+        </w:tc>
+        <w:tc>
+          <w:tcPr>
+            <w:tcW w:w="3821" w:type="dxa"/>
+          </w:tcPr>
+          <w:p>
+            <w:pPr>
+              <w:ind w:firstLine="0"/>
+            </w:pPr>
+            <w:r>
+              <w:t>Полное описание товара</w:t>
+            </w:r>
+          </w:p>
+        </w:tc>
+      </w:tr>
+      <w:tr>
+        <w:tc>
+          <w:tcPr>
+            <w:tcW w:w="882" w:type="dxa"/>
+          </w:tcPr>
+          <w:p>
+            <w:pPr>
+              <w:ind w:firstLine="0"/>
+            </w:pPr>
+          </w:p>
+        </w:tc>
+        <w:tc>
+          <w:tcPr>
+            <w:tcW w:w="2877" w:type="dxa"/>
+          </w:tcPr>
+          <w:p>
+            <w:pPr>
+              <w:ind w:firstLine="0"/>
+            </w:pPr>
+            <w:r>
+              <w:t>Характеристики</w:t>
+            </w:r>
+          </w:p>
+        </w:tc>
+        <w:tc>
+          <w:tcPr>
+            <w:tcW w:w="1765" w:type="dxa"/>
+          </w:tcPr>
+          <w:p>
+            <w:pPr>
+              <w:ind w:firstLine="0"/>
+            </w:pPr>
+            <w:r>
+              <w:t>TEXT</w:t>
+            </w:r>
+          </w:p>
+        </w:tc>
+        <w:tc>
+          <w:tcPr>
+            <w:tcW w:w="3821" w:type="dxa"/>
+          </w:tcPr>
+          <w:p>
+            <w:pPr>
+              <w:ind w:firstLine="0"/>
+            </w:pPr>
+            <w:r>
+              <w:t>Основные характеристики товара</w:t>
+            </w:r>
+          </w:p>
+        </w:tc>
+      </w:tr>
+      <w:tr>
+        <w:tc>
+          <w:tcPr>
+            <w:tcW w:w="882" w:type="dxa"/>
+          </w:tcPr>
+          <w:p>
+            <w:pPr>
+              <w:ind w:firstLine="0"/>
+            </w:pPr>
+          </w:p>
+        </w:tc>
+        <w:tc>
+          <w:tcPr>
+            <w:tcW w:w="2877" w:type="dxa"/>
+          </w:tcPr>
+          <w:p>
+            <w:pPr>
+              <w:ind w:firstLine="0"/>
+            </w:pPr>
+            <w:r>
+              <w:t>Изображение</w:t>
+            </w:r>
+          </w:p>
+        </w:tc>
+        <w:tc>
+          <w:tcPr>
+            <w:tcW w:w="1765" w:type="dxa"/>
+          </w:tcPr>
+          <w:p>
+            <w:pPr>
+              <w:ind w:firstLine="0"/>
+            </w:pPr>
+            <w:r>
+              <w:t>TEXT</w:t>
+            </w:r>
+          </w:p>
+        </w:tc>
+        <w:tc>
+          <w:tcPr>
+            <w:tcW w:w="3821" w:type="dxa"/>
+          </w:tcPr>
+          <w:p>
+            <w:pPr>
+              <w:ind w:firstLine="0"/>
+            </w:pPr>
+            <w:r>
+              <w:t>Имя файла или путь к изображению товара</w:t>
+            </w:r>
+          </w:p>
+        </w:tc>
+      </w:tr>
+      <w:tr>
+        <w:tc>
+          <w:tcPr>
+            <w:tcW w:w="882" w:type="dxa"/>
+          </w:tcPr>
+          <w:p>
+            <w:pPr>
+              <w:ind w:firstLine="0"/>
+            </w:pPr>
+          </w:p>
+        </w:tc>
+        <w:tc>
+          <w:tcPr>
+            <w:tcW w:w="2877" w:type="dxa"/>
+          </w:tcPr>
+          <w:p>
+            <w:pPr>
+              <w:ind w:firstLine="0"/>
+            </w:pPr>
+            <w:r>
+              <w:t>Наличие</w:t>
+            </w:r>
+          </w:p>
+        </w:tc>
+        <w:tc>
+          <w:tcPr>
+            <w:tcW w:w="1765" w:type="dxa"/>
+          </w:tcPr>
+          <w:p>
+            <w:pPr>
+              <w:ind w:firstLine="0"/>
+            </w:pPr>
+            <w:r>
+              <w:t>INTEGER</w:t>
+            </w:r>
+          </w:p>
+        </w:tc>
+        <w:tc>
+          <w:tcPr>
+            <w:tcW w:w="3821" w:type="dxa"/>
+          </w:tcPr>
+          <w:p>
+            <w:pPr>
+              <w:ind w:firstLine="0"/>
+            </w:pPr>
+            <w:r>
+              <w:t>Признак наличия товара на складе</w:t>
+            </w:r>
+          </w:p>
+        </w:tc>
+      </w:tr>
+    </w:tbl>
+    <w:p>
+      <w:pPr>
+        <w:ind w:firstLine="0"/>
+      </w:pPr>
+    </w:p>
+    <w:p>
+      <w:pPr>
+        <w:spacing w:after="160" w:line="278" w:lineRule="auto"/>
+        <w:ind w:firstLine="0"/>
+        <w:jc w:val="left"/>
+      </w:pPr>
+      <w:r>
+        <w:br w:type="page"/>
+      </w:r>
+    </w:p>
+    <w:p>
+      <w:pPr>
+        <w:pStyle w:val="a7"/>
+        <w:numPr>
+          <w:ilvl w:val="0"/>
+          <w:numId w:val="25"/>
+        </w:numPr>
+      </w:pPr>
+      <w:r>
+        <w:lastRenderedPageBreak/>
+        <w:t>Таблица «Покупатель» предназначена для хранения сведений о покупателях.</w:t>
+      </w:r>
+    </w:p>
+    <w:tbl>
+      <w:tblPr>
+        <w:tblStyle w:val="af0"/>
+        <w:tblW w:w="0" w:type="auto"/>
+        <w:tblLook w:val="04A0" w:firstRow="1" w:lastRow="0" w:firstColumn="1" w:lastColumn="0" w:noHBand="0" w:noVBand="1"/>
+      </w:tblPr>
+      <w:tblGrid>
+        <w:gridCol w:w="882"/>
+        <w:gridCol w:w="2232"/>
+        <w:gridCol w:w="1701"/>
+        <w:gridCol w:w="4530"/>
+      </w:tblGrid>
+      <w:tr>
+        <w:tc>
+          <w:tcPr>
+            <w:tcW w:w="882" w:type="dxa"/>
+            <w:vAlign w:val="center"/>
+          </w:tcPr>
+          <w:p>
+            <w:pPr>
+              <w:ind w:firstLine="0"/>
+            </w:pPr>
+            <w:r>
+              <w:t>Ключ</w:t>
+            </w:r>
+          </w:p>
+        </w:tc>
+        <w:tc>
+          <w:tcPr>
+            <w:tcW w:w="2232" w:type="dxa"/>
+            <w:vAlign w:val="center"/>
+          </w:tcPr>
+          <w:p>
+            <w:pPr>
+              <w:ind w:firstLine="0"/>
+            </w:pPr>
+            <w:r>
+              <w:t>Имя поля</w:t>
+            </w:r>
+          </w:p>
+        </w:tc>
+        <w:tc>
+          <w:tcPr>
+            <w:tcW w:w="1701" w:type="dxa"/>
+            <w:vAlign w:val="center"/>
+          </w:tcPr>
+          <w:p>
+            <w:pPr>
+              <w:ind w:firstLine="0"/>
+            </w:pPr>
+            <w:r>
+              <w:t>Тип данных</w:t>
+            </w:r>
+          </w:p>
+        </w:tc>
+        <w:tc>
+          <w:tcPr>
+            <w:tcW w:w="4530" w:type="dxa"/>
+            <w:vAlign w:val="center"/>
+          </w:tcPr>
+          <w:p>
+            <w:pPr>
+              <w:ind w:firstLine="0"/>
+            </w:pPr>
+            <w:r>
+              <w:t>Содержание</w:t>
+            </w:r>
+          </w:p>
+        </w:tc>
+      </w:tr>
+      <w:tr>
+        <w:tc>
+          <w:tcPr>
+            <w:tcW w:w="882" w:type="dxa"/>
+            <w:vAlign w:val="center"/>
+          </w:tcPr>
+          <w:p>
+            <w:pPr>
+              <w:ind w:firstLine="0"/>
+            </w:pPr>
+            <w:r>
+              <w:t>PK</w:t>
+            </w:r>
+          </w:p>
+        </w:tc>
+        <w:tc>
+          <w:tcPr>
+            <w:tcW w:w="2232" w:type="dxa"/>
+            <w:vAlign w:val="center"/>
+          </w:tcPr>
+          <w:p>
+            <w:pPr>
+              <w:ind w:firstLine="0"/>
+            </w:pPr>
+            <w:proofErr w:type="spellStart"/>
+            <w:r>
+              <w:t>ID_покупателя</w:t>
+            </w:r>
+            <w:proofErr w:type="spellEnd"/>
+          </w:p>
+        </w:tc>
+        <w:tc>
+          <w:tcPr>
+            <w:tcW w:w="1701" w:type="dxa"/>
+            <w:vAlign w:val="center"/>
+          </w:tcPr>
+          <w:p>
+            <w:pPr>
+              <w:ind w:firstLine="0"/>
+            </w:pPr>
+            <w:r>
+              <w:t>INTEGER</w:t>
+            </w:r>
+          </w:p>
+        </w:tc>
+        <w:tc>
+          <w:tcPr>
+            <w:tcW w:w="4530" w:type="dxa"/>
+            <w:vAlign w:val="center"/>
+          </w:tcPr>
+          <w:p>
+            <w:pPr>
+              <w:ind w:firstLine="0"/>
+            </w:pPr>
+            <w:r>
+              <w:t>Уникальный идентификатор покупателя</w:t>
+            </w:r>
+          </w:p>
+        </w:tc>
+      </w:tr>
+      <w:tr>
+        <w:tc>
+          <w:tcPr>
+            <w:tcW w:w="882" w:type="dxa"/>
+            <w:vAlign w:val="center"/>
+          </w:tcPr>
+          <w:p>
+            <w:pPr>
+              <w:ind w:firstLine="0"/>
+            </w:pPr>
+          </w:p>
+        </w:tc>
+        <w:tc>
+          <w:tcPr>
+            <w:tcW w:w="2232" w:type="dxa"/>
+            <w:vAlign w:val="center"/>
+          </w:tcPr>
+          <w:p>
+            <w:pPr>
+              <w:ind w:firstLine="0"/>
+            </w:pPr>
+            <w:r>
+              <w:t>ФИО</w:t>
+            </w:r>
+          </w:p>
+        </w:tc>
+        <w:tc>
+          <w:tcPr>
+            <w:tcW w:w="1701" w:type="dxa"/>
+            <w:vAlign w:val="center"/>
+          </w:tcPr>
+          <w:p>
+            <w:pPr>
+              <w:ind w:firstLine="0"/>
+            </w:pPr>
+            <w:r>
+              <w:t>TEXT</w:t>
+            </w:r>
+          </w:p>
+        </w:tc>
+        <w:tc>
+          <w:tcPr>
+            <w:tcW w:w="4530" w:type="dxa"/>
+            <w:vAlign w:val="center"/>
+          </w:tcPr>
+          <w:p>
+            <w:pPr>
+              <w:ind w:firstLine="0"/>
+            </w:pPr>
+            <w:r>
+              <w:t>Фамилия, имя и отчество покупателя</w:t>
+            </w:r>
+          </w:p>
+        </w:tc>
+      </w:tr>
+      <w:tr>
+        <w:tc>
+          <w:tcPr>
+            <w:tcW w:w="882" w:type="dxa"/>
+            <w:vAlign w:val="center"/>
+          </w:tcPr>
+          <w:p>
+            <w:pPr>
+              <w:ind w:firstLine="0"/>
+            </w:pPr>
+          </w:p>
+        </w:tc>
+        <w:tc>
+          <w:tcPr>
+            <w:tcW w:w="2232" w:type="dxa"/>
+            <w:vAlign w:val="center"/>
+          </w:tcPr>
+          <w:p>
+            <w:pPr>
+              <w:ind w:firstLine="0"/>
+            </w:pPr>
+            <w:r>
+              <w:t>Телефон</w:t>
+            </w:r>
+          </w:p>
+        </w:tc>
+        <w:tc>
+          <w:tcPr>
+            <w:tcW w:w="1701" w:type="dxa"/>
+            <w:vAlign w:val="center"/>
+          </w:tcPr>
+          <w:p>
+            <w:pPr>
+              <w:ind w:firstLine="0"/>
+            </w:pPr>
+            <w:r>
+              <w:t>TEXT</w:t>
+            </w:r>
+          </w:p>
+        </w:tc>
+        <w:tc>
+          <w:tcPr>
+            <w:tcW w:w="4530" w:type="dxa"/>
+            <w:vAlign w:val="center"/>
+          </w:tcPr>
+          <w:p>
+            <w:pPr>
+              <w:ind w:firstLine="0"/>
+            </w:pPr>
+            <w:r>
+              <w:t>Контактный номер телефона</w:t>
+            </w:r>
+          </w:p>
+        </w:tc>
+      </w:tr>
+      <w:tr>
+        <w:tc>
+          <w:tcPr>
+            <w:tcW w:w="882" w:type="dxa"/>
+            <w:vAlign w:val="center"/>
+          </w:tcPr>
+          <w:p>
+            <w:pPr>
+              <w:ind w:firstLine="0"/>
+            </w:pPr>
+          </w:p>
+        </w:tc>
+        <w:tc>
+          <w:tcPr>
+            <w:tcW w:w="2232" w:type="dxa"/>
+            <w:vAlign w:val="center"/>
+          </w:tcPr>
+          <w:p>
+            <w:pPr>
+              <w:ind w:firstLine="0"/>
+            </w:pPr>
+            <w:proofErr w:type="spellStart"/>
+            <w:r>
+              <w:t>Email</w:t>
+            </w:r>
+            <w:proofErr w:type="spellEnd"/>
+          </w:p>
+        </w:tc>
+        <w:tc>
+          <w:tcPr>
+            <w:tcW w:w="1701" w:type="dxa"/>
+            <w:vAlign w:val="center"/>
+          </w:tcPr>
+          <w:p>
+            <w:pPr>
+              <w:ind w:firstLine="0"/>
+            </w:pPr>
+            <w:r>
+              <w:t>TEXT</w:t>
+            </w:r>
+          </w:p>
+        </w:tc>
+        <w:tc>
+          <w:tcPr>
+            <w:tcW w:w="4530" w:type="dxa"/>
+            <w:vAlign w:val="center"/>
+          </w:tcPr>
+          <w:p>
+            <w:pPr>
+              <w:ind w:firstLine="0"/>
+            </w:pPr>
+            <w:r>
+              <w:t>Адрес электронной почты</w:t>
+            </w:r>
+          </w:p>
+        </w:tc>
+      </w:tr>
+      <w:tr>
+        <w:tc>
+          <w:tcPr>
+            <w:tcW w:w="882" w:type="dxa"/>
+            <w:vAlign w:val="center"/>
+          </w:tcPr>
+          <w:p>
+            <w:pPr>
+              <w:ind w:firstLine="0"/>
+            </w:pPr>
+          </w:p>
+        </w:tc>
+        <w:tc>
+          <w:tcPr>
+            <w:tcW w:w="2232" w:type="dxa"/>
+            <w:vAlign w:val="center"/>
+          </w:tcPr>
+          <w:p>
+            <w:pPr>
+              <w:ind w:firstLine="0"/>
+            </w:pPr>
+            <w:proofErr w:type="spellStart"/>
+            <w:r>
+              <w:t>Адрес_доставки</w:t>
+            </w:r>
+            <w:proofErr w:type="spellEnd"/>
+          </w:p>
+        </w:tc>
+        <w:tc>
+          <w:tcPr>
+            <w:tcW w:w="1701" w:type="dxa"/>
+            <w:vAlign w:val="center"/>
+          </w:tcPr>
+          <w:p>
+            <w:pPr>
+              <w:ind w:firstLine="0"/>
+            </w:pPr>
+            <w:r>
+              <w:t>TEXT</w:t>
+            </w:r>
+          </w:p>
+        </w:tc>
+        <w:tc>
+          <w:tcPr>
+            <w:tcW w:w="4530" w:type="dxa"/>
+            <w:vAlign w:val="center"/>
+          </w:tcPr>
+          <w:p>
+            <w:pPr>
+              <w:ind w:firstLine="0"/>
+            </w:pPr>
+            <w:r>
+              <w:t>Адрес доставки заказа</w:t>
+            </w:r>
+          </w:p>
+        </w:tc>
+      </w:tr>
+    </w:tbl>
+    <w:p>
+      <w:pPr>
+        <w:ind w:firstLine="0"/>
+      </w:pPr>
+    </w:p>
+    <w:p>
+      <w:pPr>
+        <w:pStyle w:val="a7"/>
+        <w:numPr>
+          <w:ilvl w:val="0"/>
+          <w:numId w:val="25"/>
+        </w:numPr>
+      </w:pPr>
+      <w:r>
+        <w:t>Таблица «Заказ» предназначена для хранения сведений об оформленных заказах.</w:t>
+      </w:r>
+    </w:p>
+    <w:tbl>
+      <w:tblPr>
+        <w:tblStyle w:val="af0"/>
+        <w:tblW w:w="0" w:type="auto"/>
+        <w:tblLook w:val="04A0" w:firstRow="1" w:lastRow="0" w:firstColumn="1" w:lastColumn="0" w:noHBand="0" w:noVBand="1"/>
+      </w:tblPr>
+      <w:tblGrid>
+        <w:gridCol w:w="883"/>
+        <w:gridCol w:w="2180"/>
+        <w:gridCol w:w="1752"/>
+        <w:gridCol w:w="4530"/>
+      </w:tblGrid>
+      <w:tr>
+        <w:tc>
+          <w:tcPr>
+            <w:tcW w:w="883" w:type="dxa"/>
+            <w:vAlign w:val="center"/>
+          </w:tcPr>
+          <w:p>
+            <w:pPr>
+              <w:ind w:firstLine="0"/>
+            </w:pPr>
+            <w:r>
+              <w:t>Ключ</w:t>
+            </w:r>
+          </w:p>
+        </w:tc>
+        <w:tc>
+          <w:tcPr>
+            <w:tcW w:w="2180" w:type="dxa"/>
+            <w:vAlign w:val="center"/>
+          </w:tcPr>
+          <w:p>
+            <w:pPr>
+              <w:ind w:firstLine="0"/>
+            </w:pPr>
+            <w:r>
+              <w:t>Имя поля</w:t>
+            </w:r>
+          </w:p>
+        </w:tc>
+        <w:tc>
+          <w:tcPr>
+            <w:tcW w:w="1752" w:type="dxa"/>
+            <w:vAlign w:val="center"/>
+          </w:tcPr>
+          <w:p>
+            <w:pPr>
+              <w:ind w:firstLine="0"/>
+            </w:pPr>
+            <w:r>
+              <w:t>Тип данных</w:t>
+            </w:r>
+          </w:p>
+        </w:tc>
+        <w:tc>
+          <w:tcPr>
+            <w:tcW w:w="4530" w:type="dxa"/>
+            <w:vAlign w:val="center"/>
+          </w:tcPr>
+          <w:p>
+            <w:pPr>
+              <w:ind w:firstLine="0"/>
+            </w:pPr>
+            <w:r>
+              <w:t>Содержание</w:t>
+            </w:r>
+          </w:p>
+        </w:tc>
+      </w:tr>
+      <w:tr>
+        <w:tc>
+          <w:tcPr>
+            <w:tcW w:w="883" w:type="dxa"/>
+            <w:vAlign w:val="center"/>
+          </w:tcPr>
+          <w:p>
+            <w:pPr>
+              <w:ind w:firstLine="0"/>
+            </w:pPr>
+            <w:r>
+              <w:t>PK</w:t>
+            </w:r>
+          </w:p>
+        </w:tc>
+        <w:tc>
+          <w:tcPr>
+            <w:tcW w:w="2180" w:type="dxa"/>
+            <w:vAlign w:val="center"/>
+          </w:tcPr>
+          <w:p>
+            <w:pPr>
+              <w:ind w:firstLine="0"/>
+            </w:pPr>
+            <w:proofErr w:type="spellStart"/>
+            <w:r>
+              <w:t>ID_заказа</w:t>
+            </w:r>
+            <w:proofErr w:type="spellEnd"/>
+          </w:p>
+        </w:tc>
+        <w:tc>
+          <w:tcPr>
+            <w:tcW w:w="1752" w:type="dxa"/>
+            <w:vAlign w:val="center"/>
+          </w:tcPr>
+          <w:p>
+            <w:pPr>
+              <w:ind w:firstLine="0"/>
+            </w:pPr>
+            <w:r>
+              <w:t>INTEGER</w:t>
+            </w:r>
+          </w:p>
+        </w:tc>
+        <w:tc>
+          <w:tcPr>
+            <w:tcW w:w="4530" w:type="dxa"/>
+            <w:vAlign w:val="center"/>
+          </w:tcPr>
+          <w:p>
+            <w:pPr>
+              <w:ind w:firstLine="0"/>
+            </w:pPr>
+            <w:r>
+              <w:t>Уникальный идентификатор заказа</w:t>
+            </w:r>
+          </w:p>
+        </w:tc>
+      </w:tr>
+      <w:tr>
+        <w:tc>
+          <w:tcPr>
+            <w:tcW w:w="883" w:type="dxa"/>
+            <w:vAlign w:val="center"/>
+          </w:tcPr>
+          <w:p>
+            <w:pPr>
+              <w:ind w:firstLine="0"/>
+            </w:pPr>
+            <w:r>
+              <w:t>FK</w:t>
+            </w:r>
+          </w:p>
+        </w:tc>
+        <w:tc>
+          <w:tcPr>
+            <w:tcW w:w="2180" w:type="dxa"/>
+            <w:vAlign w:val="center"/>
+          </w:tcPr>
+          <w:p>
+            <w:pPr>
+              <w:ind w:firstLine="0"/>
+            </w:pPr>
+            <w:proofErr w:type="spellStart"/>
+            <w:r>
+              <w:t>ID_покупателя</w:t>
+            </w:r>
+            <w:proofErr w:type="spellEnd"/>
+          </w:p>
+        </w:tc>
+        <w:tc>
+          <w:tcPr>
+            <w:tcW w:w="1752" w:type="dxa"/>
+            <w:vAlign w:val="center"/>
+          </w:tcPr>
+          <w:p>
+            <w:pPr>
+              <w:ind w:firstLine="0"/>
+            </w:pPr>
+            <w:r>
+              <w:t>INTEGER</w:t>
+            </w:r>
+          </w:p>
+        </w:tc>
+        <w:tc>
+          <w:tcPr>
+            <w:tcW w:w="4530" w:type="dxa"/>
+            <w:vAlign w:val="center"/>
+          </w:tcPr>
+          <w:p>
+            <w:pPr>
+              <w:ind w:firstLine="0"/>
+            </w:pPr>
+            <w:r>
+              <w:t>Ссылка на покупателя, оформившего заказ</w:t>
+            </w:r>
+          </w:p>
+        </w:tc>
+      </w:tr>
+      <w:tr>
+        <w:tc>
+          <w:tcPr>
+            <w:tcW w:w="883" w:type="dxa"/>
+            <w:vAlign w:val="center"/>
+          </w:tcPr>
+          <w:p>
+            <w:pPr>
+              <w:ind w:firstLine="0"/>
+            </w:pPr>
+          </w:p>
+        </w:tc>
+        <w:tc>
+          <w:tcPr>
+            <w:tcW w:w="2180" w:type="dxa"/>
+            <w:vAlign w:val="center"/>
+          </w:tcPr>
+          <w:p>
+            <w:pPr>
+              <w:ind w:firstLine="0"/>
+            </w:pPr>
+            <w:proofErr w:type="spellStart"/>
+            <w:r>
+              <w:t>Дата_заказа</w:t>
+            </w:r>
+            <w:proofErr w:type="spellEnd"/>
+          </w:p>
+        </w:tc>
+        <w:tc>
+          <w:tcPr>
+            <w:tcW w:w="1752" w:type="dxa"/>
+            <w:vAlign w:val="center"/>
+          </w:tcPr>
+          <w:p>
+            <w:pPr>
+              <w:ind w:firstLine="0"/>
+            </w:pPr>
+            <w:r>
+              <w:t>TEXT</w:t>
+            </w:r>
+          </w:p>
+        </w:tc>
+        <w:tc>
+          <w:tcPr>
+            <w:tcW w:w="4530" w:type="dxa"/>
+            <w:vAlign w:val="center"/>
+          </w:tcPr>
+          <w:p>
+            <w:pPr>
+              <w:ind w:firstLine="0"/>
+            </w:pPr>
+            <w:r>
+              <w:t>Дата оформления заказа</w:t>
+            </w:r>
+          </w:p>
+        </w:tc>
+      </w:tr>
+      <w:tr>
+        <w:tc>
+          <w:tcPr>
+            <w:tcW w:w="883" w:type="dxa"/>
+            <w:vAlign w:val="center"/>
+          </w:tcPr>
+          <w:p>
+            <w:pPr>
+              <w:ind w:firstLine="0"/>
+            </w:pPr>
+          </w:p>
+        </w:tc>
+        <w:tc>
+          <w:tcPr>
+            <w:tcW w:w="2180" w:type="dxa"/>
+            <w:vAlign w:val="center"/>
+          </w:tcPr>
+          <w:p>
+            <w:pPr>
+              <w:ind w:firstLine="0"/>
+            </w:pPr>
+            <w:proofErr w:type="spellStart"/>
+            <w:r>
+              <w:t>Статус_заказа</w:t>
+            </w:r>
+            <w:proofErr w:type="spellEnd"/>
+          </w:p>
+        </w:tc>
+        <w:tc>
+          <w:tcPr>
+            <w:tcW w:w="1752" w:type="dxa"/>
+            <w:vAlign w:val="center"/>
+          </w:tcPr>
+          <w:p>
+            <w:pPr>
+              <w:ind w:firstLine="0"/>
+            </w:pPr>
+            <w:r>
+              <w:t>TEXT</w:t>
+            </w:r>
+          </w:p>
+        </w:tc>
+        <w:tc>
+          <w:tcPr>
+            <w:tcW w:w="4530" w:type="dxa"/>
+            <w:vAlign w:val="center"/>
+          </w:tcPr>
+          <w:p>
+            <w:pPr>
+              <w:ind w:firstLine="0"/>
+            </w:pPr>
+            <w:r>
+              <w:t>Текущее состояние заказа</w:t>
+            </w:r>
+          </w:p>
+        </w:tc>
+      </w:tr>
+      <w:tr>
+        <w:tc>
+          <w:tcPr>
+            <w:tcW w:w="883" w:type="dxa"/>
+            <w:vAlign w:val="center"/>
+          </w:tcPr>
+          <w:p>
+            <w:pPr>
+              <w:ind w:firstLine="0"/>
+            </w:pPr>
+          </w:p>
+        </w:tc>
+        <w:tc>
+          <w:tcPr>
+            <w:tcW w:w="2180" w:type="dxa"/>
+            <w:vAlign w:val="center"/>
+          </w:tcPr>
+          <w:p>
+            <w:pPr>
+              <w:ind w:firstLine="0"/>
+            </w:pPr>
+            <w:proofErr w:type="spellStart"/>
+            <w:r>
+              <w:t>Итоговая_сумма</w:t>
+            </w:r>
+            <w:proofErr w:type="spellEnd"/>
+          </w:p>
+        </w:tc>
+        <w:tc>
+          <w:tcPr>
+            <w:tcW w:w="1752" w:type="dxa"/>
+            <w:vAlign w:val="center"/>
+          </w:tcPr>
+          <w:p>
+            <w:pPr>
+              <w:ind w:firstLine="0"/>
+            </w:pPr>
+            <w:r>
+              <w:t>REAL</w:t>
+            </w:r>
+          </w:p>
+        </w:tc>
+        <w:tc>
+          <w:tcPr>
+            <w:tcW w:w="4530" w:type="dxa"/>
+            <w:vAlign w:val="center"/>
+          </w:tcPr>
+          <w:p>
+            <w:pPr>
+              <w:ind w:firstLine="0"/>
+            </w:pPr>
+            <w:r>
+              <w:t>Общая сумма заказа</w:t>
+            </w:r>
+          </w:p>
+        </w:tc>
+      </w:tr>
+      <w:tr>
+        <w:tc>
+          <w:tcPr>
+            <w:tcW w:w="883" w:type="dxa"/>
+            <w:vAlign w:val="center"/>
+          </w:tcPr>
+          <w:p>
+            <w:pPr>
+              <w:ind w:firstLine="0"/>
+            </w:pPr>
+          </w:p>
+        </w:tc>
+        <w:tc>
+          <w:tcPr>
+            <w:tcW w:w="2180" w:type="dxa"/>
+            <w:vAlign w:val="center"/>
+          </w:tcPr>
+          <w:p>
+            <w:pPr>
+              <w:ind w:firstLine="0"/>
+            </w:pPr>
+            <w:r>
+              <w:t>Комментарий</w:t>
+            </w:r>
+          </w:p>
+        </w:tc>
+        <w:tc>
+          <w:tcPr>
+            <w:tcW w:w="1752" w:type="dxa"/>
+            <w:vAlign w:val="center"/>
+          </w:tcPr>
+          <w:p>
+            <w:pPr>
+              <w:ind w:firstLine="0"/>
+            </w:pPr>
+            <w:r>
+              <w:t>TEXT</w:t>
+            </w:r>
+          </w:p>
+        </w:tc>
+        <w:tc>
+          <w:tcPr>
+            <w:tcW w:w="4530" w:type="dxa"/>
+            <w:vAlign w:val="center"/>
+          </w:tcPr>
+          <w:p>
+            <w:pPr>
+              <w:ind w:firstLine="0"/>
+            </w:pPr>
+            <w:r>
+              <w:t>Дополнительный комментарий к заказу</w:t>
+            </w:r>
+          </w:p>
+        </w:tc>
+      </w:tr>
+    </w:tbl>
+    <w:p>
+      <w:pPr>
+        <w:ind w:firstLine="0"/>
+      </w:pPr>
+    </w:p>
+    <w:p>
+      <w:pPr>
+        <w:spacing w:after="160" w:line="278" w:lineRule="auto"/>
+        <w:ind w:firstLine="0"/>
+        <w:jc w:val="left"/>
+      </w:pPr>
+      <w:r>
+        <w:br w:type="page"/>
+      </w:r>
+    </w:p>
+    <w:p>
+      <w:pPr>
+        <w:pStyle w:val="a7"/>
+        <w:numPr>
+          <w:ilvl w:val="0"/>
+          <w:numId w:val="25"/>
+        </w:numPr>
+      </w:pPr>
+      <w:r>
+        <w:lastRenderedPageBreak/>
+        <w:t>Таблица «</w:t>
+      </w:r>
+      <w:proofErr w:type="spellStart"/>
+      <w:r>
+        <w:t>СоставЗаказа</w:t>
+      </w:r>
+      <w:proofErr w:type="spellEnd"/>
+      <w:r>
+        <w:t>» предназначена для хранения товарных позиций, входящих в конкретный заказ.</w:t>
+      </w:r>
+    </w:p>
+    <w:tbl>
+      <w:tblPr>
+        <w:tblStyle w:val="af0"/>
+        <w:tblW w:w="0" w:type="auto"/>
+        <w:tblLook w:val="04A0" w:firstRow="1" w:lastRow="0" w:firstColumn="1" w:lastColumn="0" w:noHBand="0" w:noVBand="1"/>
+      </w:tblPr>
+      <w:tblGrid>
+        <w:gridCol w:w="882"/>
+        <w:gridCol w:w="3123"/>
+        <w:gridCol w:w="1660"/>
+        <w:gridCol w:w="3680"/>
+      </w:tblGrid>
+      <w:tr>
+        <w:tc>
+          <w:tcPr>
+            <w:tcW w:w="882" w:type="dxa"/>
+            <w:vAlign w:val="center"/>
+          </w:tcPr>
+          <w:p>
+            <w:pPr>
+              <w:ind w:firstLine="0"/>
+            </w:pPr>
+            <w:r>
+              <w:t>Ключ</w:t>
+            </w:r>
+          </w:p>
+        </w:tc>
+        <w:tc>
+          <w:tcPr>
+            <w:tcW w:w="3123" w:type="dxa"/>
+            <w:vAlign w:val="center"/>
+          </w:tcPr>
+          <w:p>
+            <w:pPr>
+              <w:ind w:firstLine="0"/>
+            </w:pPr>
+            <w:r>
+              <w:t>Имя поля</w:t>
+            </w:r>
+          </w:p>
+        </w:tc>
+        <w:tc>
+          <w:tcPr>
+            <w:tcW w:w="1660" w:type="dxa"/>
+            <w:vAlign w:val="center"/>
+          </w:tcPr>
+          <w:p>
+            <w:pPr>
+              <w:ind w:firstLine="0"/>
+            </w:pPr>
+            <w:r>
+              <w:t>Тип данных</w:t>
+            </w:r>
+          </w:p>
+        </w:tc>
+        <w:tc>
+          <w:tcPr>
+            <w:tcW w:w="3680" w:type="dxa"/>
+            <w:vAlign w:val="center"/>
+          </w:tcPr>
+          <w:p>
+            <w:pPr>
+              <w:ind w:firstLine="0"/>
+            </w:pPr>
+            <w:r>
+              <w:t>Содержание</w:t>
+            </w:r>
+          </w:p>
+        </w:tc>
+      </w:tr>
+      <w:tr>
+        <w:tc>
+          <w:tcPr>
+            <w:tcW w:w="882" w:type="dxa"/>
+            <w:vAlign w:val="center"/>
+          </w:tcPr>
+          <w:p>
+            <w:pPr>
+              <w:ind w:firstLine="0"/>
+            </w:pPr>
+            <w:r>
+              <w:t>PK</w:t>
+            </w:r>
+          </w:p>
+        </w:tc>
+        <w:tc>
+          <w:tcPr>
+            <w:tcW w:w="3123" w:type="dxa"/>
+            <w:vAlign w:val="center"/>
+          </w:tcPr>
+          <w:p>
+            <w:pPr>
+              <w:ind w:firstLine="0"/>
+            </w:pPr>
+            <w:proofErr w:type="spellStart"/>
+            <w:r>
+              <w:t>ID_состава_заказа</w:t>
+            </w:r>
+            <w:proofErr w:type="spellEnd"/>
+          </w:p>
+        </w:tc>
+        <w:tc>
+          <w:tcPr>
+            <w:tcW w:w="1660" w:type="dxa"/>
+            <w:vAlign w:val="center"/>
+          </w:tcPr>
+          <w:p>
+            <w:pPr>
+              <w:ind w:firstLine="0"/>
+            </w:pPr>
+            <w:r>
+              <w:t>INTEGER</w:t>
+            </w:r>
+          </w:p>
+        </w:tc>
+        <w:tc>
+          <w:tcPr>
+            <w:tcW w:w="3680" w:type="dxa"/>
+            <w:vAlign w:val="center"/>
+          </w:tcPr>
+          <w:p>
+            <w:pPr>
+              <w:ind w:firstLine="0"/>
+            </w:pPr>
+            <w:r>
+              <w:t>Уникальный идентификатор записи состава заказа</w:t>
+            </w:r>
+          </w:p>
+        </w:tc>
+      </w:tr>
+      <w:tr>
+        <w:tc>
+          <w:tcPr>
+            <w:tcW w:w="882" w:type="dxa"/>
+            <w:vAlign w:val="center"/>
+          </w:tcPr>
+          <w:p>
+            <w:pPr>
+              <w:ind w:firstLine="0"/>
+            </w:pPr>
+            <w:r>
+              <w:t>FK</w:t>
+            </w:r>
+          </w:p>
+        </w:tc>
+        <w:tc>
+          <w:tcPr>
+            <w:tcW w:w="3123" w:type="dxa"/>
+            <w:vAlign w:val="center"/>
+          </w:tcPr>
+          <w:p>
+            <w:pPr>
+              <w:ind w:firstLine="0"/>
+            </w:pPr>
+            <w:proofErr w:type="spellStart"/>
+            <w:r>
+              <w:t>ID_товара</w:t>
+            </w:r>
+            <w:proofErr w:type="spellEnd"/>
+          </w:p>
+        </w:tc>
+        <w:tc>
+          <w:tcPr>
+            <w:tcW w:w="1660" w:type="dxa"/>
+            <w:vAlign w:val="center"/>
+          </w:tcPr>
+          <w:p>
+            <w:pPr>
+              <w:ind w:firstLine="0"/>
+            </w:pPr>
+            <w:r>
+              <w:t>INTEGER</w:t>
+            </w:r>
+          </w:p>
+        </w:tc>
+        <w:tc>
+          <w:tcPr>
+            <w:tcW w:w="3680" w:type="dxa"/>
+            <w:vAlign w:val="center"/>
+          </w:tcPr>
+          <w:p>
+            <w:pPr>
+              <w:ind w:firstLine="0"/>
+            </w:pPr>
+            <w:r>
+              <w:t>Ссылка на товар</w:t>
+            </w:r>
+          </w:p>
+        </w:tc>
+      </w:tr>
+      <w:tr>
+        <w:tc>
+          <w:tcPr>
+            <w:tcW w:w="882" w:type="dxa"/>
+            <w:vAlign w:val="center"/>
+          </w:tcPr>
+          <w:p>
+            <w:pPr>
+              <w:ind w:firstLine="0"/>
+            </w:pPr>
+            <w:r>
+              <w:t>FK</w:t>
+            </w:r>
+          </w:p>
+        </w:tc>
+        <w:tc>
+          <w:tcPr>
+            <w:tcW w:w="3123" w:type="dxa"/>
+            <w:vAlign w:val="center"/>
+          </w:tcPr>
+          <w:p>
+            <w:pPr>
+              <w:ind w:firstLine="0"/>
+            </w:pPr>
+            <w:proofErr w:type="spellStart"/>
+            <w:r>
+              <w:t>ID_заказа</w:t>
+            </w:r>
+            <w:proofErr w:type="spellEnd"/>
+          </w:p>
+        </w:tc>
+        <w:tc>
+          <w:tcPr>
+            <w:tcW w:w="1660" w:type="dxa"/>
+            <w:vAlign w:val="center"/>
+          </w:tcPr>
+          <w:p>
+            <w:pPr>
+              <w:ind w:firstLine="0"/>
+            </w:pPr>
+            <w:r>
+              <w:t>INTEGER</w:t>
+            </w:r>
+          </w:p>
+        </w:tc>
+        <w:tc>
+          <w:tcPr>
+            <w:tcW w:w="3680" w:type="dxa"/>
+            <w:vAlign w:val="center"/>
+          </w:tcPr>
+          <w:p>
+            <w:pPr>
+              <w:ind w:firstLine="0"/>
+            </w:pPr>
+            <w:r>
+              <w:t>Ссылка на заказ</w:t>
+            </w:r>
+          </w:p>
+        </w:tc>
+      </w:tr>
+      <w:tr>
+        <w:tc>
+          <w:tcPr>
+            <w:tcW w:w="882" w:type="dxa"/>
+            <w:vAlign w:val="center"/>
+          </w:tcPr>
+          <w:p>
+            <w:pPr>
+              <w:ind w:firstLine="0"/>
+            </w:pPr>
+          </w:p>
+        </w:tc>
+        <w:tc>
+          <w:tcPr>
+            <w:tcW w:w="3123" w:type="dxa"/>
+            <w:vAlign w:val="center"/>
+          </w:tcPr>
+          <w:p>
+            <w:pPr>
+              <w:ind w:firstLine="0"/>
+            </w:pPr>
+            <w:r>
+              <w:t>Количество</w:t>
+            </w:r>
+          </w:p>
+        </w:tc>
+        <w:tc>
+          <w:tcPr>
+            <w:tcW w:w="1660" w:type="dxa"/>
+            <w:vAlign w:val="center"/>
+          </w:tcPr>
+          <w:p>
+            <w:pPr>
+              <w:ind w:firstLine="0"/>
+            </w:pPr>
+            <w:r>
+              <w:t>INTEGER</w:t>
+            </w:r>
+          </w:p>
+        </w:tc>
+        <w:tc>
+          <w:tcPr>
+            <w:tcW w:w="3680" w:type="dxa"/>
+            <w:vAlign w:val="center"/>
+          </w:tcPr>
+          <w:p>
+            <w:pPr>
+              <w:ind w:firstLine="0"/>
+            </w:pPr>
+            <w:r>
+              <w:t>Количество единиц товара в заказе</w:t>
+            </w:r>
+          </w:p>
+        </w:tc>
+      </w:tr>
+      <w:tr>
+        <w:tc>
+          <w:tcPr>
+            <w:tcW w:w="882" w:type="dxa"/>
+            <w:vAlign w:val="center"/>
+          </w:tcPr>
+          <w:p>
+            <w:pPr>
+              <w:ind w:firstLine="0"/>
+            </w:pPr>
+          </w:p>
+        </w:tc>
+        <w:tc>
+          <w:tcPr>
+            <w:tcW w:w="3123" w:type="dxa"/>
+            <w:vAlign w:val="center"/>
+          </w:tcPr>
+          <w:p>
+            <w:pPr>
+              <w:ind w:firstLine="0"/>
+            </w:pPr>
+            <w:proofErr w:type="spellStart"/>
+            <w:r>
+              <w:t>Цена_на_момент_заказа</w:t>
+            </w:r>
+            <w:proofErr w:type="spellEnd"/>
+          </w:p>
+        </w:tc>
+        <w:tc>
+          <w:tcPr>
+            <w:tcW w:w="1660" w:type="dxa"/>
+            <w:vAlign w:val="center"/>
+          </w:tcPr>
+          <w:p>
+            <w:pPr>
+              <w:ind w:firstLine="0"/>
+            </w:pPr>
+            <w:r>
+              <w:t>REAL</w:t>
+            </w:r>
+          </w:p>
+        </w:tc>
+        <w:tc>
+          <w:tcPr>
+            <w:tcW w:w="3680" w:type="dxa"/>
+            <w:vAlign w:val="center"/>
+          </w:tcPr>
+          <w:p>
+            <w:pPr>
+              <w:ind w:firstLine="0"/>
+            </w:pPr>
+            <w:r>
+              <w:t>Цена товара на момент оформления заказа</w:t>
+            </w:r>
+          </w:p>
+        </w:tc>
+      </w:tr>
+    </w:tbl>
+    <w:p>
+      <w:pPr>
+        <w:ind w:firstLine="0"/>
+      </w:pPr>
+    </w:p>
+    <w:p>
+      <w:pPr>
+        <w:pStyle w:val="a7"/>
+        <w:numPr>
+          <w:ilvl w:val="0"/>
+          <w:numId w:val="25"/>
+        </w:numPr>
+      </w:pPr>
+      <w:r>
+        <w:t>Таблица «Корзина» предназначена для хранения сведений о корзине покупателя.</w:t>
+      </w:r>
+    </w:p>
+    <w:tbl>
+      <w:tblPr>
+        <w:tblStyle w:val="af0"/>
+        <w:tblW w:w="0" w:type="auto"/>
+        <w:tblLook w:val="04A0" w:firstRow="1" w:lastRow="0" w:firstColumn="1" w:lastColumn="0" w:noHBand="0" w:noVBand="1"/>
+      </w:tblPr>
+      <w:tblGrid>
+        <w:gridCol w:w="883"/>
+        <w:gridCol w:w="1996"/>
+        <w:gridCol w:w="1794"/>
+        <w:gridCol w:w="4672"/>
+      </w:tblGrid>
+      <w:tr>
+        <w:tc>
+          <w:tcPr>
+            <w:tcW w:w="883" w:type="dxa"/>
+            <w:vAlign w:val="center"/>
+          </w:tcPr>
+          <w:p>
+            <w:pPr>
+              <w:ind w:firstLine="0"/>
+            </w:pPr>
+            <w:r>
+              <w:t>Ключ</w:t>
+            </w:r>
+          </w:p>
+        </w:tc>
+        <w:tc>
+          <w:tcPr>
+            <w:tcW w:w="1996" w:type="dxa"/>
+            <w:vAlign w:val="center"/>
+          </w:tcPr>
+          <w:p>
+            <w:pPr>
+              <w:ind w:firstLine="0"/>
+            </w:pPr>
+            <w:r>
+              <w:t>Имя поля</w:t>
+            </w:r>
+          </w:p>
+        </w:tc>
+        <w:tc>
+          <w:tcPr>
+            <w:tcW w:w="1794" w:type="dxa"/>
+            <w:vAlign w:val="center"/>
+          </w:tcPr>
+          <w:p>
+            <w:pPr>
+              <w:ind w:firstLine="0"/>
+            </w:pPr>
+            <w:r>
+              <w:t>Тип данных</w:t>
+            </w:r>
+          </w:p>
+        </w:tc>
+        <w:tc>
+          <w:tcPr>
+            <w:tcW w:w="4672" w:type="dxa"/>
+            <w:vAlign w:val="center"/>
+          </w:tcPr>
+          <w:p>
+            <w:pPr>
+              <w:ind w:firstLine="0"/>
+            </w:pPr>
+            <w:r>
+              <w:t>Содержание</w:t>
+            </w:r>
+          </w:p>
+        </w:tc>
+      </w:tr>
+      <w:tr>
+        <w:tc>
+          <w:tcPr>
+            <w:tcW w:w="883" w:type="dxa"/>
+            <w:vAlign w:val="center"/>
+          </w:tcPr>
+          <w:p>
+            <w:pPr>
+              <w:ind w:firstLine="0"/>
+            </w:pPr>
+            <w:r>
+              <w:t>PK</w:t>
+            </w:r>
+          </w:p>
+        </w:tc>
+        <w:tc>
+          <w:tcPr>
+            <w:tcW w:w="1996" w:type="dxa"/>
+            <w:vAlign w:val="center"/>
+          </w:tcPr>
+          <w:p>
+            <w:pPr>
+              <w:ind w:firstLine="0"/>
+            </w:pPr>
+            <w:proofErr w:type="spellStart"/>
+            <w:r>
+              <w:t>ID_корзины</w:t>
+            </w:r>
+            <w:proofErr w:type="spellEnd"/>
+          </w:p>
+        </w:tc>
+        <w:tc>
+          <w:tcPr>
+            <w:tcW w:w="1794" w:type="dxa"/>
+            <w:vAlign w:val="center"/>
+          </w:tcPr>
+          <w:p>
+            <w:pPr>
+              <w:ind w:firstLine="0"/>
+            </w:pPr>
+            <w:r>
+              <w:t>INTEGER</w:t>
+            </w:r>
+          </w:p>
+        </w:tc>
+        <w:tc>
+          <w:tcPr>
+            <w:tcW w:w="4672" w:type="dxa"/>
+            <w:vAlign w:val="center"/>
+          </w:tcPr>
+          <w:p>
+            <w:pPr>
+              <w:ind w:firstLine="0"/>
+            </w:pPr>
+            <w:r>
+              <w:t>Уникальный идентификатор корзины</w:t>
+            </w:r>
+          </w:p>
+        </w:tc>
+      </w:tr>
+      <w:tr>
+        <w:tc>
+          <w:tcPr>
+            <w:tcW w:w="883" w:type="dxa"/>
+            <w:vAlign w:val="center"/>
+          </w:tcPr>
+          <w:p>
+            <w:pPr>
+              <w:ind w:firstLine="0"/>
+            </w:pPr>
+            <w:r>
+              <w:t>FK</w:t>
+            </w:r>
+          </w:p>
+        </w:tc>
+        <w:tc>
+          <w:tcPr>
+            <w:tcW w:w="1996" w:type="dxa"/>
+            <w:vAlign w:val="center"/>
+          </w:tcPr>
+          <w:p>
+            <w:pPr>
+              <w:ind w:firstLine="0"/>
+            </w:pPr>
+            <w:proofErr w:type="spellStart"/>
+            <w:r>
+              <w:t>ID_покупателя</w:t>
+            </w:r>
+            <w:proofErr w:type="spellEnd"/>
+          </w:p>
+        </w:tc>
+        <w:tc>
+          <w:tcPr>
+            <w:tcW w:w="1794" w:type="dxa"/>
+            <w:vAlign w:val="center"/>
+          </w:tcPr>
+          <w:p>
+            <w:pPr>
+              <w:ind w:firstLine="0"/>
+            </w:pPr>
+            <w:r>
+              <w:t>INTEGER</w:t>
+            </w:r>
+          </w:p>
+        </w:tc>
+        <w:tc>
+          <w:tcPr>
+            <w:tcW w:w="4672" w:type="dxa"/>
+            <w:vAlign w:val="center"/>
+          </w:tcPr>
+          <w:p>
+            <w:pPr>
+              <w:ind w:firstLine="0"/>
+            </w:pPr>
+            <w:r>
+              <w:t>Ссылка на покупателя</w:t>
+            </w:r>
+          </w:p>
+        </w:tc>
+      </w:tr>
+      <w:tr>
+        <w:tc>
+          <w:tcPr>
+            <w:tcW w:w="883" w:type="dxa"/>
+            <w:vAlign w:val="center"/>
+          </w:tcPr>
+          <w:p>
+            <w:pPr>
+              <w:ind w:firstLine="0"/>
+            </w:pPr>
+          </w:p>
+        </w:tc>
+        <w:tc>
+          <w:tcPr>
+            <w:tcW w:w="1996" w:type="dxa"/>
+            <w:vAlign w:val="center"/>
+          </w:tcPr>
+          <w:p>
+            <w:pPr>
+              <w:ind w:firstLine="0"/>
+            </w:pPr>
+            <w:proofErr w:type="spellStart"/>
+            <w:r>
+              <w:t>Дата_создания</w:t>
+            </w:r>
+            <w:proofErr w:type="spellEnd"/>
+          </w:p>
+        </w:tc>
+        <w:tc>
+          <w:tcPr>
+            <w:tcW w:w="1794" w:type="dxa"/>
+            <w:vAlign w:val="center"/>
+          </w:tcPr>
+          <w:p>
+            <w:pPr>
+              <w:ind w:firstLine="0"/>
+            </w:pPr>
+            <w:r>
+              <w:t>TEXT</w:t>
+            </w:r>
+          </w:p>
+        </w:tc>
+        <w:tc>
+          <w:tcPr>
+            <w:tcW w:w="4672" w:type="dxa"/>
+            <w:vAlign w:val="center"/>
+          </w:tcPr>
+          <w:p>
+            <w:pPr>
+              <w:ind w:firstLine="0"/>
+            </w:pPr>
+            <w:r>
+              <w:t>Дата создания корзины</w:t>
+            </w:r>
+          </w:p>
+        </w:tc>
+      </w:tr>
+    </w:tbl>
+    <w:p>
+      <w:pPr>
+        <w:ind w:firstLine="0"/>
+      </w:pPr>
+    </w:p>
+    <w:p>
+      <w:pPr>
+        <w:pStyle w:val="a7"/>
+        <w:numPr>
+          <w:ilvl w:val="0"/>
+          <w:numId w:val="25"/>
+        </w:numPr>
+      </w:pPr>
+      <w:r>
+        <w:t>Таблица «</w:t>
+      </w:r>
+      <w:proofErr w:type="spellStart"/>
+      <w:r>
+        <w:t>ЭлементКорзины</w:t>
+      </w:r>
+      <w:proofErr w:type="spellEnd"/>
+      <w:r>
+        <w:t>» предназначена для хранения сведений о товарах, добавленных в корзину.</w:t>
+      </w:r>
+    </w:p>
+    <w:tbl>
+      <w:tblPr>
+        <w:tblStyle w:val="af0"/>
+        <w:tblW w:w="0" w:type="auto"/>
+        <w:tblLook w:val="04A0" w:firstRow="1" w:lastRow="0" w:firstColumn="1" w:lastColumn="0" w:noHBand="0" w:noVBand="1"/>
+      </w:tblPr>
+      <w:tblGrid>
+        <w:gridCol w:w="882"/>
+        <w:gridCol w:w="2876"/>
+        <w:gridCol w:w="1766"/>
+        <w:gridCol w:w="3821"/>
+      </w:tblGrid>
+      <w:tr>
+        <w:tc>
+          <w:tcPr>
+            <w:tcW w:w="882" w:type="dxa"/>
+            <w:vAlign w:val="center"/>
+          </w:tcPr>
+          <w:p>
+            <w:pPr>
+              <w:ind w:firstLine="0"/>
+            </w:pPr>
+            <w:r>
+              <w:t>Ключ</w:t>
+            </w:r>
+          </w:p>
+        </w:tc>
+        <w:tc>
+          <w:tcPr>
+            <w:tcW w:w="2876" w:type="dxa"/>
+            <w:vAlign w:val="center"/>
+          </w:tcPr>
+          <w:p>
+            <w:pPr>
+              <w:ind w:firstLine="0"/>
+            </w:pPr>
+            <w:r>
+              <w:t>Имя поля</w:t>
+            </w:r>
+          </w:p>
+        </w:tc>
+        <w:tc>
+          <w:tcPr>
+            <w:tcW w:w="1766" w:type="dxa"/>
+            <w:vAlign w:val="center"/>
+          </w:tcPr>
+          <w:p>
+            <w:pPr>
+              <w:ind w:firstLine="0"/>
+            </w:pPr>
+            <w:r>
+              <w:t>Тип данных</w:t>
+            </w:r>
+          </w:p>
+        </w:tc>
+        <w:tc>
+          <w:tcPr>
+            <w:tcW w:w="3821" w:type="dxa"/>
+            <w:vAlign w:val="center"/>
+          </w:tcPr>
+          <w:p>
+            <w:pPr>
+              <w:ind w:firstLine="0"/>
+            </w:pPr>
+            <w:r>
+              <w:t>Содержание</w:t>
+            </w:r>
+          </w:p>
+        </w:tc>
+      </w:tr>
+      <w:tr>
+        <w:tc>
+          <w:tcPr>
+            <w:tcW w:w="882" w:type="dxa"/>
+            <w:vAlign w:val="center"/>
+          </w:tcPr>
+          <w:p>
+            <w:pPr>
+              <w:ind w:firstLine="0"/>
+            </w:pPr>
+            <w:r>
+              <w:t>PK</w:t>
+            </w:r>
+          </w:p>
+        </w:tc>
+        <w:tc>
+          <w:tcPr>
+            <w:tcW w:w="2876" w:type="dxa"/>
+            <w:vAlign w:val="center"/>
+          </w:tcPr>
+          <w:p>
+            <w:pPr>
+              <w:ind w:firstLine="0"/>
+            </w:pPr>
+            <w:proofErr w:type="spellStart"/>
+            <w:r>
+              <w:t>ID_элемента_корзины</w:t>
+            </w:r>
+            <w:proofErr w:type="spellEnd"/>
+          </w:p>
+        </w:tc>
+        <w:tc>
+          <w:tcPr>
+            <w:tcW w:w="1766" w:type="dxa"/>
+            <w:vAlign w:val="center"/>
+          </w:tcPr>
+          <w:p>
+            <w:pPr>
+              <w:ind w:firstLine="0"/>
+            </w:pPr>
+            <w:r>
+              <w:t>INTEGER</w:t>
+            </w:r>
+          </w:p>
+        </w:tc>
+        <w:tc>
+          <w:tcPr>
+            <w:tcW w:w="3821" w:type="dxa"/>
+            <w:vAlign w:val="center"/>
+          </w:tcPr>
+          <w:p>
+            <w:pPr>
+              <w:ind w:firstLine="0"/>
+            </w:pPr>
+            <w:r>
+              <w:t>Уникальный идентификатор элемента корзины</w:t>
+            </w:r>
+          </w:p>
+        </w:tc>
+      </w:tr>
+      <w:tr>
+        <w:tc>
+          <w:tcPr>
+            <w:tcW w:w="882" w:type="dxa"/>
+            <w:vAlign w:val="center"/>
+          </w:tcPr>
+          <w:p>
+            <w:pPr>
+              <w:ind w:firstLine="0"/>
+            </w:pPr>
+            <w:r>
+              <w:t>FK</w:t>
+            </w:r>
+          </w:p>
+        </w:tc>
+        <w:tc>
+          <w:tcPr>
+            <w:tcW w:w="2876" w:type="dxa"/>
+            <w:vAlign w:val="center"/>
+          </w:tcPr>
+          <w:p>
+            <w:pPr>
+              <w:ind w:firstLine="0"/>
+            </w:pPr>
+            <w:proofErr w:type="spellStart"/>
+            <w:r>
+              <w:t>ID_товара</w:t>
+            </w:r>
+            <w:proofErr w:type="spellEnd"/>
+          </w:p>
+        </w:tc>
+        <w:tc>
+          <w:tcPr>
+            <w:tcW w:w="1766" w:type="dxa"/>
+            <w:vAlign w:val="center"/>
+          </w:tcPr>
+          <w:p>
+            <w:pPr>
+              <w:ind w:firstLine="0"/>
+            </w:pPr>
+            <w:r>
+              <w:t>INTEGER</w:t>
+            </w:r>
+          </w:p>
+        </w:tc>
+        <w:tc>
+          <w:tcPr>
+            <w:tcW w:w="3821" w:type="dxa"/>
+            <w:vAlign w:val="center"/>
+          </w:tcPr>
+          <w:p>
+            <w:pPr>
+              <w:ind w:firstLine="0"/>
+            </w:pPr>
+            <w:r>
+              <w:t>Ссылка на товар</w:t>
+            </w:r>
+          </w:p>
+        </w:tc>
+      </w:tr>
+      <w:tr>
+        <w:tc>
+          <w:tcPr>
+            <w:tcW w:w="882" w:type="dxa"/>
+            <w:vAlign w:val="center"/>
+          </w:tcPr>
+          <w:p>
+            <w:pPr>
+              <w:ind w:firstLine="0"/>
+            </w:pPr>
+            <w:r>
+              <w:t>FK</w:t>
+            </w:r>
+          </w:p>
+        </w:tc>
+        <w:tc>
+          <w:tcPr>
+            <w:tcW w:w="2876" w:type="dxa"/>
+            <w:vAlign w:val="center"/>
+          </w:tcPr>
+          <w:p>
+            <w:pPr>
+              <w:ind w:firstLine="0"/>
+            </w:pPr>
+            <w:proofErr w:type="spellStart"/>
+            <w:r>
+              <w:t>ID_корзины</w:t>
+            </w:r>
+            <w:proofErr w:type="spellEnd"/>
+          </w:p>
+        </w:tc>
+        <w:tc>
+          <w:tcPr>
+            <w:tcW w:w="1766" w:type="dxa"/>
+            <w:vAlign w:val="center"/>
+          </w:tcPr>
+          <w:p>
+            <w:pPr>
+              <w:ind w:firstLine="0"/>
+            </w:pPr>
+            <w:r>
+              <w:t>INTEGER</w:t>
+            </w:r>
+          </w:p>
+        </w:tc>
+        <w:tc>
+          <w:tcPr>
+            <w:tcW w:w="3821" w:type="dxa"/>
+            <w:vAlign w:val="center"/>
+          </w:tcPr>
+          <w:p>
+            <w:pPr>
+              <w:ind w:firstLine="0"/>
+            </w:pPr>
+            <w:r>
+              <w:t>Ссылка на корзину</w:t>
+            </w:r>
+          </w:p>
+        </w:tc>
+      </w:tr>
+      <w:tr>
+        <w:tc>
+          <w:tcPr>
+            <w:tcW w:w="882" w:type="dxa"/>
+            <w:vAlign w:val="center"/>
+          </w:tcPr>
+          <w:p>
+            <w:pPr>
+              <w:ind w:firstLine="0"/>
+            </w:pPr>
+          </w:p>
+        </w:tc>
+        <w:tc>
+          <w:tcPr>
+            <w:tcW w:w="2876" w:type="dxa"/>
+            <w:vAlign w:val="center"/>
+          </w:tcPr>
+          <w:p>
+            <w:pPr>
+              <w:ind w:firstLine="0"/>
+            </w:pPr>
+            <w:r>
+              <w:t>Количество</w:t>
+            </w:r>
+          </w:p>
+        </w:tc>
+        <w:tc>
+          <w:tcPr>
+            <w:tcW w:w="1766" w:type="dxa"/>
+            <w:vAlign w:val="center"/>
+          </w:tcPr>
+          <w:p>
+            <w:pPr>
+              <w:ind w:firstLine="0"/>
+            </w:pPr>
+            <w:r>
+              <w:t>INTEGER</w:t>
+            </w:r>
+          </w:p>
+        </w:tc>
+        <w:tc>
+          <w:tcPr>
+            <w:tcW w:w="3821" w:type="dxa"/>
+            <w:vAlign w:val="center"/>
+          </w:tcPr>
+          <w:p>
+            <w:pPr>
+              <w:ind w:firstLine="0"/>
+            </w:pPr>
+            <w:r>
+              <w:t>Количество единиц товара в корзине</w:t>
+            </w:r>
+          </w:p>
+        </w:tc>
+      </w:tr>
+    </w:tbl>
+    <w:p>
+      <w:pPr>
+        <w:ind w:firstLine="0"/>
+      </w:pPr>
+    </w:p>
+    <w:p>
+      <w:pPr>
+        <w:spacing w:after="160" w:line="278" w:lineRule="auto"/>
+        <w:ind w:firstLine="0"/>
+        <w:jc w:val="left"/>
+      </w:pPr>
+      <w:r>
+        <w:br w:type="page"/>
+      </w:r>
+    </w:p>
+    <w:p>
+      <w:pPr>
+        <w:ind w:firstLine="0"/>
+      </w:pPr>
+      <w:r>
+        <w:lastRenderedPageBreak/>
+        <w:t>Связи между таблицами реализованы за счет внешних ключей. Таблица «Товар» связана с таблицей «Категория», таблица «Заказ» — с таблицей «Покупатель», таблица «</w:t>
+      </w:r>
+      <w:proofErr w:type="spellStart"/>
+      <w:r>
+        <w:t>СоставЗаказа</w:t>
+      </w:r>
+      <w:proofErr w:type="spellEnd"/>
+      <w:r>
+        <w:t>» — с таблицами «Товар» и «Заказ», таблица «Корзина» — с таблицей «Покупатель», а таблица «</w:t>
+      </w:r>
+      <w:proofErr w:type="spellStart"/>
+      <w:r>
+        <w:t>ЭлементКорзины</w:t>
+      </w:r>
+      <w:proofErr w:type="spellEnd"/>
+      <w:r>
+        <w:t xml:space="preserve">» — с таблицами «Товар» и «Корзина». Такая структура обеспечивает целостность данных и позволяет организовать хранение сведений о товарах, покупателях, заказах и содержимом корзины. В </w:t>
+      </w:r>
+      <w:proofErr w:type="spellStart"/>
+      <w:r>
+        <w:t>SQLite</w:t>
+      </w:r>
+      <w:proofErr w:type="spellEnd"/>
+      <w:r>
+        <w:t xml:space="preserve"> поддерживаются первичные и внешние ключи в определениях таблиц CREATE TABLE, а объявленные типы столбцов INTEGER, REAL и TEXT являются стандартными для такой структуры.</w:t>
+      </w:r>
+    </w:p>
+    <w:p/>
+    <w:p>
+      <w:pPr>
+        <w:pStyle w:val="2"/>
         <w:numPr>
           <w:ilvl w:val="1"/>
-          <w:numId w:val="21"/>
-        </w:numPr>
-      </w:pPr>
-      <w:r>
-        <w:t>ID_покупателя – первичный ключ</w:t>
-      </w:r>
-    </w:p>
-    <w:p>
-      <w:pPr>
-        <w:pStyle w:val="a7"/>
+          <w:numId w:val="6"/>
+        </w:numPr>
+      </w:pPr>
+      <w:bookmarkStart w:id="16" w:name="_Toc223344946"/>
+      <w:r>
+        <w:lastRenderedPageBreak/>
+        <w:t>Обобщенный алгоритм решения задачи структура и состав скриптов, используемые инструментальные средства, выбранные технологии.</w:t>
+      </w:r>
+      <w:bookmarkEnd w:id="16"/>
+    </w:p>
+    <w:p>
+      <w:pPr>
+        <w:pStyle w:val="2"/>
         <w:numPr>
           <w:ilvl w:val="1"/>
-          <w:numId w:val="21"/>
-        </w:numPr>
-      </w:pPr>
-      <w:r>
-        <w:t>ФИО</w:t>
-      </w:r>
-    </w:p>
-    <w:p>
-      <w:pPr>
-        <w:pStyle w:val="a7"/>
+          <w:numId w:val="6"/>
+        </w:numPr>
+      </w:pPr>
+      <w:bookmarkStart w:id="17" w:name="_Toc223344947"/>
+      <w:r>
+        <w:t xml:space="preserve">Алгоритмы реализации отдельных скриптов и их реализация (формы, запросы, страницы с </w:t>
+      </w:r>
+      <w:proofErr w:type="spellStart"/>
+      <w:r>
+        <w:t>результами</w:t>
+      </w:r>
+      <w:proofErr w:type="spellEnd"/>
+      <w:r>
+        <w:t>).</w:t>
+      </w:r>
+      <w:bookmarkEnd w:id="17"/>
+    </w:p>
+    <w:p>
+      <w:pPr>
+        <w:pStyle w:val="1"/>
+        <w:numPr>
+          <w:ilvl w:val="0"/>
+          <w:numId w:val="6"/>
+        </w:numPr>
+      </w:pPr>
+      <w:bookmarkStart w:id="18" w:name="_Toc223344948"/>
+      <w:r>
+        <w:t>Разработка структуры диалога приложений пользователя:</w:t>
+      </w:r>
+      <w:bookmarkEnd w:id="18"/>
+    </w:p>
+    <w:p>
+      <w:pPr>
+        <w:pStyle w:val="2"/>
         <w:numPr>
           <w:ilvl w:val="1"/>
-          <w:numId w:val="21"/>
-        </w:numPr>
-      </w:pPr>
-      <w:r>
-        <w:t>Телефон</w:t>
-      </w:r>
-    </w:p>
-    <w:p>
-      <w:pPr>
-        <w:pStyle w:val="a7"/>
+          <w:numId w:val="6"/>
+        </w:numPr>
+      </w:pPr>
+      <w:bookmarkStart w:id="19" w:name="_Toc223344949"/>
+      <w:r>
+        <w:t>Разработка макета сайта, его навигационной структуры.</w:t>
+      </w:r>
+      <w:bookmarkEnd w:id="19"/>
+    </w:p>
+    <w:p>
+      <w:pPr>
+        <w:pStyle w:val="2"/>
         <w:numPr>
           <w:ilvl w:val="1"/>
-          <w:numId w:val="21"/>
-        </w:numPr>
-      </w:pPr>
-      <w:r>
-        <w:t>Email</w:t>
-      </w:r>
-    </w:p>
-    <w:p>
-      <w:pPr>
-        <w:pStyle w:val="a7"/>
+          <w:numId w:val="6"/>
+        </w:numPr>
+      </w:pPr>
+      <w:bookmarkStart w:id="20" w:name="_Toc223344950"/>
+      <w:r>
+        <w:t>Разработка каскадных таблиц стилей.</w:t>
+      </w:r>
+      <w:bookmarkEnd w:id="20"/>
+    </w:p>
+    <w:p>
+      <w:pPr>
+        <w:pStyle w:val="2"/>
         <w:numPr>
           <w:ilvl w:val="1"/>
-          <w:numId w:val="21"/>
-        </w:numPr>
-      </w:pPr>
-      <w:r>
-        <w:t>Адрес_доставки</w:t>
-      </w:r>
-    </w:p>
-    <w:p>
-      <w:pPr>
-        <w:pStyle w:val="a7"/>
-        <w:numPr>
-          <w:ilvl w:val="0"/>
-          <w:numId w:val="21"/>
-        </w:numPr>
-      </w:pPr>
-      <w:r>
-        <w:t>Заказ</w:t>
-      </w:r>
-    </w:p>
-    <w:p>
-      <w:pPr>
-        <w:pStyle w:val="a7"/>
-        <w:ind w:left="360" w:firstLine="0"/>
-      </w:pPr>
-      <w:r>
-        <w:t>Таблица предназначена для хранения данных об оформленных заказах.</w:t>
-      </w:r>
-    </w:p>
-    <w:p>
-      <w:pPr>
-        <w:pStyle w:val="a7"/>
-        <w:ind w:left="360" w:firstLine="0"/>
-      </w:pPr>
-      <w:r>
-        <w:t>Основные поля таблицы:</w:t>
-      </w:r>
-    </w:p>
-    <w:p>
-      <w:pPr>
-        <w:pStyle w:val="a7"/>
+          <w:numId w:val="6"/>
+        </w:numPr>
+      </w:pPr>
+      <w:bookmarkStart w:id="21" w:name="_Toc223344951"/>
+      <w:r>
+        <w:t>Описание структуры технологического процесса обработки данных для решения задачи.</w:t>
+      </w:r>
+      <w:bookmarkEnd w:id="21"/>
+    </w:p>
+    <w:p>
+      <w:pPr>
+        <w:pStyle w:val="2"/>
         <w:numPr>
           <w:ilvl w:val="1"/>
-          <w:numId w:val="21"/>
-        </w:numPr>
-      </w:pPr>
-      <w:r>
-        <w:t>ID_заказа – первичный ключ</w:t>
-      </w:r>
-    </w:p>
-    <w:p>
-      <w:pPr>
-        <w:pStyle w:val="a7"/>
+          <w:numId w:val="6"/>
+        </w:numPr>
+      </w:pPr>
+      <w:bookmarkStart w:id="22" w:name="_Toc223344952"/>
+      <w:r>
+        <w:t>Разработка необходимых скриптов на стороне сервера и на стороне клиента.</w:t>
+      </w:r>
+      <w:bookmarkEnd w:id="22"/>
+    </w:p>
+    <w:p>
+      <w:pPr>
+        <w:pStyle w:val="2"/>
         <w:numPr>
           <w:ilvl w:val="1"/>
-          <w:numId w:val="21"/>
-        </w:numPr>
-      </w:pPr>
-      <w:r>
-        <w:t>ID_покупателя – внешний ключ</w:t>
-      </w:r>
-    </w:p>
-    <w:p>
-      <w:pPr>
-        <w:pStyle w:val="a7"/>
+          <w:numId w:val="6"/>
+        </w:numPr>
+      </w:pPr>
+      <w:bookmarkStart w:id="23" w:name="_Toc223344953"/>
+      <w:r>
+        <w:t>Разработка и реализация пользовательского интерфейса пользователя.</w:t>
+      </w:r>
+      <w:bookmarkEnd w:id="23"/>
+    </w:p>
+    <w:p>
+      <w:pPr>
+        <w:pStyle w:val="2"/>
         <w:numPr>
           <w:ilvl w:val="1"/>
-          <w:numId w:val="21"/>
-        </w:numPr>
-      </w:pPr>
-      <w:r>
-        <w:t>Дата_заказа</w:t>
-      </w:r>
-    </w:p>
-    <w:p>
-      <w:pPr>
-        <w:pStyle w:val="a7"/>
+          <w:numId w:val="6"/>
+        </w:numPr>
+      </w:pPr>
+      <w:bookmarkStart w:id="24" w:name="_Toc223344954"/>
+      <w:r>
+        <w:t>Создание описаний, спецификаций и тестирование программного обеспечения.</w:t>
+      </w:r>
+      <w:bookmarkEnd w:id="24"/>
+    </w:p>
+    <w:p>
+      <w:pPr>
+        <w:pStyle w:val="2"/>
         <w:numPr>
           <w:ilvl w:val="1"/>
-          <w:numId w:val="21"/>
-        </w:numPr>
-      </w:pPr>
-      <w:r>
-        <w:lastRenderedPageBreak/>
-        <w:t>Статус_заказа</w:t>
-      </w:r>
-    </w:p>
-    <w:p>
-      <w:pPr>
-        <w:pStyle w:val="a7"/>
+          <w:numId w:val="6"/>
+        </w:numPr>
+      </w:pPr>
+      <w:bookmarkStart w:id="25" w:name="_Toc223344955"/>
+      <w:r>
+        <w:t>Представление результатов решения задачи в виде копий экранов.</w:t>
+      </w:r>
+      <w:bookmarkEnd w:id="25"/>
+    </w:p>
+    <w:p>
+      <w:pPr>
+        <w:pStyle w:val="2"/>
         <w:numPr>
           <w:ilvl w:val="1"/>
-          <w:numId w:val="21"/>
-        </w:numPr>
-      </w:pPr>
-      <w:r>
-        <w:t>Итоговая_сумма</w:t>
-      </w:r>
-    </w:p>
-    <w:p>
-      <w:pPr>
-        <w:pStyle w:val="a7"/>
-        <w:numPr>
-          <w:ilvl w:val="1"/>
-          <w:numId w:val="21"/>
-        </w:numPr>
-      </w:pPr>
-      <w:r>
-        <w:t>Комментарий</w:t>
-      </w:r>
-    </w:p>
-    <w:p>
-      <w:pPr>
-        <w:pStyle w:val="a7"/>
-        <w:numPr>
-          <w:ilvl w:val="0"/>
-          <w:numId w:val="21"/>
-        </w:numPr>
-      </w:pPr>
-      <w:r>
-        <w:t>СоставЗаказа</w:t>
-      </w:r>
-    </w:p>
-    <w:p>
-      <w:pPr>
-        <w:pStyle w:val="a7"/>
-        <w:ind w:left="360" w:firstLine="0"/>
-      </w:pPr>
-      <w:r>
-        <w:t>Таблица используется для хранения товарных позиций, входящих в конкретный заказ.</w:t>
-      </w:r>
-    </w:p>
-    <w:p>
-      <w:pPr>
-        <w:pStyle w:val="a7"/>
-        <w:ind w:left="360" w:firstLine="0"/>
-      </w:pPr>
-      <w:r>
-        <w:t>Основные поля таблицы</w:t>
-      </w:r>
-    </w:p>
-    <w:p>
-      <w:pPr>
-        <w:pStyle w:val="a7"/>
-        <w:numPr>
-          <w:ilvl w:val="1"/>
-          <w:numId w:val="21"/>
-        </w:numPr>
-      </w:pPr>
-      <w:r>
-        <w:t>ID_состава_заказа – первичный ключ</w:t>
-      </w:r>
-    </w:p>
-    <w:p>
-      <w:pPr>
-        <w:pStyle w:val="a7"/>
-        <w:numPr>
-          <w:ilvl w:val="1"/>
-          <w:numId w:val="21"/>
-        </w:numPr>
-      </w:pPr>
-      <w:r>
-        <w:t>ID_заказа – внешний ключ</w:t>
-      </w:r>
-    </w:p>
-    <w:p>
-      <w:pPr>
-        <w:pStyle w:val="a7"/>
-        <w:numPr>
-          <w:ilvl w:val="1"/>
-          <w:numId w:val="21"/>
-        </w:numPr>
-      </w:pPr>
-      <w:r>
-        <w:t>ID_товара – внешний ключ</w:t>
-      </w:r>
-    </w:p>
-    <w:p>
-      <w:pPr>
-        <w:pStyle w:val="a7"/>
-        <w:numPr>
-          <w:ilvl w:val="1"/>
-          <w:numId w:val="21"/>
-        </w:numPr>
-      </w:pPr>
-      <w:r>
-        <w:t>Количество</w:t>
-      </w:r>
-    </w:p>
-    <w:p>
-      <w:pPr>
-        <w:pStyle w:val="a7"/>
-        <w:numPr>
-          <w:ilvl w:val="1"/>
-          <w:numId w:val="21"/>
-        </w:numPr>
-      </w:pPr>
-      <w:r>
-        <w:t>Цена_на_момент_заказа</w:t>
-      </w:r>
-    </w:p>
-    <w:p>
-      <w:pPr>
-        <w:pStyle w:val="a7"/>
-        <w:numPr>
-          <w:ilvl w:val="0"/>
-          <w:numId w:val="21"/>
-        </w:numPr>
-      </w:pPr>
-      <w:r>
-        <w:t>Корзина</w:t>
-      </w:r>
-    </w:p>
-    <w:p>
-      <w:pPr>
-        <w:pStyle w:val="a7"/>
-        <w:ind w:left="360" w:firstLine="0"/>
-      </w:pPr>
-      <w:r>
-        <w:t>Таблица предназначена для хранения сведений о корзине покупателя.</w:t>
-      </w:r>
-    </w:p>
-    <w:p>
-      <w:pPr>
-        <w:pStyle w:val="a7"/>
-        <w:ind w:left="360" w:firstLine="0"/>
-      </w:pPr>
-      <w:r>
-        <w:t>Основные поля таблицы:</w:t>
-      </w:r>
-    </w:p>
-    <w:p>
-      <w:pPr>
-        <w:pStyle w:val="a7"/>
-        <w:numPr>
-          <w:ilvl w:val="1"/>
-          <w:numId w:val="21"/>
-        </w:numPr>
-      </w:pPr>
-      <w:r>
-        <w:t>ID_корзины – первичный ключ</w:t>
-      </w:r>
-    </w:p>
-    <w:p>
-      <w:pPr>
-        <w:pStyle w:val="a7"/>
-        <w:numPr>
-          <w:ilvl w:val="1"/>
-          <w:numId w:val="21"/>
-        </w:numPr>
-      </w:pPr>
-      <w:r>
-        <w:t>ID_покупателя – внешний ключ</w:t>
-      </w:r>
-    </w:p>
-    <w:p>
-      <w:pPr>
-        <w:pStyle w:val="a7"/>
-        <w:numPr>
-          <w:ilvl w:val="1"/>
-          <w:numId w:val="21"/>
-        </w:numPr>
-      </w:pPr>
-      <w:r>
-        <w:t>Дата_создания</w:t>
-      </w:r>
-    </w:p>
-    <w:p>
-      <w:pPr>
-        <w:pStyle w:val="a7"/>
-        <w:numPr>
-          <w:ilvl w:val="0"/>
-          <w:numId w:val="21"/>
-        </w:numPr>
-      </w:pPr>
-      <w:r>
-        <w:t>ЭлементКорзины</w:t>
-      </w:r>
-    </w:p>
-    <w:p>
-      <w:pPr>
-        <w:pStyle w:val="a7"/>
-        <w:ind w:left="360" w:firstLine="0"/>
-      </w:pPr>
-      <w:r>
-        <w:t>Таблица содержит сведения о товарах, добавленных в корзину.</w:t>
-      </w:r>
-    </w:p>
-    <w:p>
-      <w:pPr>
-        <w:pStyle w:val="a7"/>
-        <w:ind w:left="360" w:firstLine="0"/>
-      </w:pPr>
-      <w:r>
-        <w:t>Основные поля таблицы:</w:t>
-      </w:r>
-    </w:p>
-    <w:p>
-      <w:pPr>
-        <w:pStyle w:val="a7"/>
-        <w:numPr>
-          <w:ilvl w:val="1"/>
-          <w:numId w:val="21"/>
-        </w:numPr>
-      </w:pPr>
-      <w:r>
-        <w:t>ID_элемента_корзины – первичный ключ</w:t>
-      </w:r>
-    </w:p>
-    <w:p>
-      <w:pPr>
-        <w:pStyle w:val="a7"/>
-        <w:numPr>
-          <w:ilvl w:val="1"/>
-          <w:numId w:val="21"/>
-        </w:numPr>
-      </w:pPr>
-      <w:r>
-        <w:t>ID_корзины – внешний ключ</w:t>
-      </w:r>
-    </w:p>
-    <w:p>
-      <w:pPr>
-        <w:pStyle w:val="a7"/>
-        <w:numPr>
-          <w:ilvl w:val="1"/>
-          <w:numId w:val="21"/>
-        </w:numPr>
-      </w:pPr>
-      <w:r>
-        <w:t>ID_товара – внешний ключ</w:t>
-      </w:r>
-    </w:p>
-    <w:p>
-      <w:pPr>
-        <w:pStyle w:val="a7"/>
-        <w:numPr>
-          <w:ilvl w:val="1"/>
-          <w:numId w:val="21"/>
-        </w:numPr>
-      </w:pPr>
-      <w:r>
-        <w:t>Количество.</w:t>
-      </w:r>
-    </w:p>
-    <w:p>
-      <w:pPr>
-        <w:ind w:firstLine="0"/>
-      </w:pPr>
-      <w:r>
-        <w:t xml:space="preserve">При определении логической структуры базы данных каждая таблица должна соответствовать определенному информационному объекту предметной области и содержать только те атрибуты, которые непосредственно относятся к данному объекту. Связь между таблицами обеспечивается за счет использования первичных и внешних ключей. Такой подход позволяет </w:t>
-      </w:r>
-      <w:r>
-        <w:lastRenderedPageBreak/>
-        <w:t>упорядочить хранение данных, устранить дублирование сведений и обеспечить целостность информации в базе данных. В реляционных базах данных данные организуются в виде взаимосвязанных таблиц, а схема базы данных определяет состав этих таблиц, их поля, типы данных и отношения между ними.</w:t>
-      </w:r>
-    </w:p>
-    <w:p>
-      <w:pPr>
-        <w:ind w:firstLine="0"/>
-      </w:pPr>
-      <w:r>
-        <w:t>Л</w:t>
-      </w:r>
-      <w:r>
-        <w:t>огическая структура базы данных интернет-магазина спортивных товаров представляет собой совокупность взаимосвязанных таблиц, каждая из которых соответствует определенной сущности предметной области. Выделенные таблицы и установленные между ними связи обеспечивают хранение сведений о товарах, категориях, покупателях, заказах, составе заказов и корзине. Разработанная логическая структура базы данных служит основой для дальнейшей физической реализации базы данных и организации доступа к данным в создаваемом web-приложении.</w:t>
-      </w:r>
-    </w:p>
-    <w:p/>
-    <w:p>
-      <w:pPr>
-        <w:pStyle w:val="2"/>
-        <w:numPr>
-          <w:ilvl w:val="1"/>
-          <w:numId w:val="21"/>
-        </w:numPr>
-      </w:pPr>
-      <w:bookmarkStart w:id="13" w:name="_Toc223344943"/>
-      <w:r>
-        <w:lastRenderedPageBreak/>
-        <w:t>Обоснование и выбор используемых технологий, состава технических и программных средств, Web-сервера.</w:t>
-      </w:r>
-      <w:bookmarkEnd w:id="13"/>
-    </w:p>
-    <w:p>
-      <w:pPr>
-        <w:pStyle w:val="1"/>
-        <w:numPr>
-          <w:ilvl w:val="0"/>
-          <w:numId w:val="21"/>
-        </w:numPr>
-      </w:pPr>
-      <w:bookmarkStart w:id="14" w:name="_Toc223344944"/>
-      <w:r>
-        <w:t xml:space="preserve">Создание </w:t>
-      </w:r>
-      <w:r>
-        <w:t>базы данных</w:t>
-      </w:r>
-      <w:r>
-        <w:t xml:space="preserve"> и средств доступа к данным на удаленном компьютере:</w:t>
-      </w:r>
-      <w:bookmarkEnd w:id="14"/>
-    </w:p>
-    <w:p>
-      <w:pPr>
-        <w:pStyle w:val="2"/>
-        <w:numPr>
-          <w:ilvl w:val="1"/>
-          <w:numId w:val="21"/>
-        </w:numPr>
-      </w:pPr>
-      <w:bookmarkStart w:id="15" w:name="_Toc223344945"/>
-      <w:r>
-        <w:t>Физическая реализация БД средствами используемой СУБД.</w:t>
-      </w:r>
-      <w:bookmarkEnd w:id="15"/>
-    </w:p>
-    <w:p>
-      <w:pPr>
-        <w:pStyle w:val="2"/>
-        <w:numPr>
-          <w:ilvl w:val="1"/>
-          <w:numId w:val="21"/>
-        </w:numPr>
-      </w:pPr>
-      <w:bookmarkStart w:id="16" w:name="_Toc223344946"/>
-      <w:r>
-        <w:t>Обобщенный алгоритм решения задачи структура и состав скриптов, используемые инструментальные средства, выбранные технологии.</w:t>
-      </w:r>
-      <w:bookmarkEnd w:id="16"/>
-    </w:p>
-    <w:p>
-      <w:pPr>
-        <w:pStyle w:val="2"/>
-        <w:numPr>
-          <w:ilvl w:val="1"/>
-          <w:numId w:val="21"/>
-        </w:numPr>
-      </w:pPr>
-      <w:bookmarkStart w:id="17" w:name="_Toc223344947"/>
-      <w:r>
-        <w:t>Алгоритмы реализации отдельных скриптов и их реализация (формы, запросы, страницы с результами).</w:t>
-      </w:r>
-      <w:bookmarkEnd w:id="17"/>
-    </w:p>
-    <w:p>
-      <w:pPr>
-        <w:pStyle w:val="1"/>
-        <w:numPr>
-          <w:ilvl w:val="0"/>
-          <w:numId w:val="21"/>
-        </w:numPr>
-      </w:pPr>
-      <w:bookmarkStart w:id="18" w:name="_Toc223344948"/>
-      <w:r>
-        <w:t>Разработка структуры диалога приложений пользователя:</w:t>
-      </w:r>
-      <w:bookmarkEnd w:id="18"/>
-    </w:p>
-    <w:p>
-      <w:pPr>
-        <w:pStyle w:val="2"/>
-        <w:numPr>
-          <w:ilvl w:val="1"/>
-          <w:numId w:val="21"/>
-        </w:numPr>
-      </w:pPr>
-      <w:bookmarkStart w:id="19" w:name="_Toc223344949"/>
-      <w:r>
-        <w:t>Разработка макета сайта, его навигационной структуры.</w:t>
-      </w:r>
-      <w:bookmarkEnd w:id="19"/>
-    </w:p>
-    <w:p>
-      <w:pPr>
-        <w:pStyle w:val="2"/>
-        <w:numPr>
-          <w:ilvl w:val="1"/>
-          <w:numId w:val="21"/>
-        </w:numPr>
-      </w:pPr>
-      <w:bookmarkStart w:id="20" w:name="_Toc223344950"/>
-      <w:r>
-        <w:t>Разработка каскадных таблиц стилей.</w:t>
-      </w:r>
-      <w:bookmarkEnd w:id="20"/>
-    </w:p>
-    <w:p>
-      <w:pPr>
-        <w:pStyle w:val="2"/>
-        <w:numPr>
-          <w:ilvl w:val="1"/>
-          <w:numId w:val="21"/>
-        </w:numPr>
-      </w:pPr>
-      <w:bookmarkStart w:id="21" w:name="_Toc223344951"/>
-      <w:r>
-        <w:t>Описание структуры технологического процесса обработки данных для решения задачи.</w:t>
-      </w:r>
-      <w:bookmarkEnd w:id="21"/>
-    </w:p>
-    <w:p>
-      <w:pPr>
-        <w:pStyle w:val="2"/>
-        <w:numPr>
-          <w:ilvl w:val="1"/>
-          <w:numId w:val="21"/>
-        </w:numPr>
-      </w:pPr>
-      <w:bookmarkStart w:id="22" w:name="_Toc223344952"/>
-      <w:r>
-        <w:t>Разработка необходимых скриптов на стороне сервера и на стороне клиента.</w:t>
-      </w:r>
-      <w:bookmarkEnd w:id="22"/>
-    </w:p>
-    <w:p>
-      <w:pPr>
-        <w:pStyle w:val="2"/>
-        <w:numPr>
-          <w:ilvl w:val="1"/>
-          <w:numId w:val="21"/>
-        </w:numPr>
-      </w:pPr>
-      <w:bookmarkStart w:id="23" w:name="_Toc223344953"/>
-      <w:r>
-        <w:t>Разработка и реализация пользовательского интерфейса пользователя.</w:t>
-      </w:r>
-      <w:bookmarkEnd w:id="23"/>
-    </w:p>
-    <w:p>
-      <w:pPr>
-        <w:pStyle w:val="2"/>
-        <w:numPr>
-          <w:ilvl w:val="1"/>
-          <w:numId w:val="21"/>
-        </w:numPr>
-      </w:pPr>
-      <w:bookmarkStart w:id="24" w:name="_Toc223344954"/>
-      <w:r>
-        <w:lastRenderedPageBreak/>
-        <w:t>Создание описаний, спецификаций и тестирование программного обеспечения.</w:t>
-      </w:r>
-      <w:bookmarkEnd w:id="24"/>
-    </w:p>
-    <w:p>
-      <w:pPr>
-        <w:pStyle w:val="2"/>
-        <w:numPr>
-          <w:ilvl w:val="1"/>
-          <w:numId w:val="21"/>
-        </w:numPr>
-      </w:pPr>
-      <w:bookmarkStart w:id="25" w:name="_Toc223344955"/>
-      <w:r>
-        <w:t>Представление результатов решения задачи в виде копий экранов.</w:t>
-      </w:r>
-      <w:bookmarkEnd w:id="25"/>
-    </w:p>
-    <w:p>
-      <w:pPr>
-        <w:pStyle w:val="2"/>
-        <w:numPr>
-          <w:ilvl w:val="1"/>
-          <w:numId w:val="21"/>
+          <w:numId w:val="6"/>
         </w:numPr>
       </w:pPr>
       <w:bookmarkStart w:id="26" w:name="_Toc223344956"/>
@@ -5865,7 +8952,7 @@
 </file>
 
 <file path=word/numbering.xml><?xml version="1.0" encoding="utf-8"?>
-<w:numbering xmlns:wpc="http://schemas.microsoft.com/office/word/2010/wordprocessingCanvas" xmlns:cx="http://schemas.microsoft.com/office/drawing/2014/chartex" xmlns:cx1="http://schemas.microsoft.com/office/drawing/2015/9/8/chartex" xmlns:cx2="http://schemas.microsoft.com/office/drawing/2015/10/21/chartex" xmlns:cx3="http://schemas.microsoft.com/office/drawing/2016/5/9/chartex" xmlns:cx4="http://schemas.microsoft.com/office/drawing/2016/5/10/chartex" xmlns:cx5="http://schemas.microsoft.com/office/drawing/2016/5/11/chartex" xmlns:cx6="http://schemas.microsoft.com/office/drawing/2016/5/12/chartex" xmlns:cx7="http://schemas.microsoft.com/office/drawing/2016/5/13/chartex" xmlns:cx8="http://schemas.microsoft.com/office/drawing/2016/5/14/chartex" xmlns:mc="http://schemas.openxmlformats.org/markup-compatibility/2006" xmlns:aink="http://schemas.microsoft.com/office/drawing/2016/ink" xmlns:am3d="http://schemas.microsoft.com/office/drawing/2017/model3d" xmlns:o="urn:schemas-microsoft-com:office:office" xmlns:oel="http://schemas.microsoft.com/office/2019/extlst" xmlns:r="http://schemas.openxmlformats.org/officeDocument/2006/relationships" xmlns:m="http://schemas.openxmlformats.org/officeDocument/2006/math" xmlns:v="urn:schemas-microsoft-com:vml" xmlns:wp14="http://schemas.microsoft.com/office/word/2010/wordprocessingDrawing" xmlns:wp="http://schemas.openxmlformats.org/drawingml/2006/wordprocessingDrawing" xmlns:w10="urn:schemas-microsoft-com:office:word" xmlns:w="http://schemas.openxmlformats.org/wordprocessingml/2006/main" xmlns:w14="http://schemas.microsoft.com/office/word/2010/wordml" xmlns:w15="http://schemas.microsoft.com/office/word/2012/wordml" xmlns:w16cex="http://schemas.microsoft.com/office/word/2018/wordml/cex" xmlns:w16cid="http://schemas.microsoft.com/office/word/2016/wordml/cid" xmlns:w16="http://schemas.microsoft.com/office/word/2018/wordml" xmlns:w16sdtdh="http://schemas.microsoft.com/office/word/2020/wordml/sdtdatahash" xmlns:w16se="http://schemas.microsoft.com/office/word/2015/wordml/symex" xmlns:wpg="http://schemas.microsoft.com/office/word/2010/wordprocessingGroup" xmlns:wpi="http://schemas.microsoft.com/office/word/2010/wordprocessingInk" xmlns:wne="http://schemas.microsoft.com/office/word/2006/wordml" xmlns:wps="http://schemas.microsoft.com/office/word/2010/wordprocessingShape" mc:Ignorable="w14 w15 w16se w16cid w16 w16cex w16sdtdh wp14">
+<w:numbering xmlns:wpc="http://schemas.microsoft.com/office/word/2010/wordprocessingCanvas" xmlns:cx="http://schemas.microsoft.com/office/drawing/2014/chartex" xmlns:cx1="http://schemas.microsoft.com/office/drawing/2015/9/8/chartex" xmlns:cx2="http://schemas.microsoft.com/office/drawing/2015/10/21/chartex" xmlns:cx3="http://schemas.microsoft.com/office/drawing/2016/5/9/chartex" xmlns:cx4="http://schemas.microsoft.com/office/drawing/2016/5/10/chartex" xmlns:cx5="http://schemas.microsoft.com/office/drawing/2016/5/11/chartex" xmlns:cx6="http://schemas.microsoft.com/office/drawing/2016/5/12/chartex" xmlns:cx7="http://schemas.microsoft.com/office/drawing/2016/5/13/chartex" xmlns:cx8="http://schemas.microsoft.com/office/drawing/2016/5/14/chartex" xmlns:mc="http://schemas.openxmlformats.org/markup-compatibility/2006" xmlns:aink="http://schemas.microsoft.com/office/drawing/2016/ink" xmlns:am3d="http://schemas.microsoft.com/office/drawing/2017/model3d" xmlns:o="urn:schemas-microsoft-com:office:office" xmlns:r="http://schemas.openxmlformats.org/officeDocument/2006/relationships" xmlns:m="http://schemas.openxmlformats.org/officeDocument/2006/math" xmlns:v="urn:schemas-microsoft-com:vml" xmlns:wp14="http://schemas.microsoft.com/office/word/2010/wordprocessingDrawing" xmlns:wp="http://schemas.openxmlformats.org/drawingml/2006/wordprocessingDrawing" xmlns:w10="urn:schemas-microsoft-com:office:word" xmlns:w="http://schemas.openxmlformats.org/wordprocessingml/2006/main" xmlns:w14="http://schemas.microsoft.com/office/word/2010/wordml" xmlns:w15="http://schemas.microsoft.com/office/word/2012/wordml" xmlns:w16cex="http://schemas.microsoft.com/office/word/2018/wordml/cex" xmlns:w16cid="http://schemas.microsoft.com/office/word/2016/wordml/cid" xmlns:w16="http://schemas.microsoft.com/office/word/2018/wordml" xmlns:w16sdtdh="http://schemas.microsoft.com/office/word/2020/wordml/sdtdatahash" xmlns:w16se="http://schemas.microsoft.com/office/word/2015/wordml/symex" xmlns:wpg="http://schemas.microsoft.com/office/word/2010/wordprocessingGroup" xmlns:wpi="http://schemas.microsoft.com/office/word/2010/wordprocessingInk" xmlns:wne="http://schemas.microsoft.com/office/word/2006/wordml" xmlns:wps="http://schemas.microsoft.com/office/word/2010/wordprocessingShape" mc:Ignorable="w14 w15 w16se w16cid w16 w16cex w16sdtdh wp14">
   <w:abstractNum w:abstractNumId="0" w15:restartNumberingAfterBreak="0">
     <w:nsid w:val="07E45D0A"/>
     <w:multiLevelType w:val="multilevel"/>
@@ -6550,6 +9637,92 @@
     </w:lvl>
   </w:abstractNum>
   <w:abstractNum w:abstractNumId="7" w15:restartNumberingAfterBreak="0">
+    <w:nsid w:val="349162AC"/>
+    <w:multiLevelType w:val="hybridMultilevel"/>
+    <w:tmpl w:val="37E0D758"/>
+    <w:lvl w:ilvl="0" w:tplc="0419000F">
+      <w:start w:val="1"/>
+      <w:numFmt w:val="decimal"/>
+      <w:lvlText w:val="%1."/>
+      <w:lvlJc w:val="left"/>
+      <w:pPr>
+        <w:ind w:left="1429" w:hanging="360"/>
+      </w:pPr>
+    </w:lvl>
+    <w:lvl w:ilvl="1" w:tplc="04190019" w:tentative="1">
+      <w:start w:val="1"/>
+      <w:numFmt w:val="lowerLetter"/>
+      <w:lvlText w:val="%2."/>
+      <w:lvlJc w:val="left"/>
+      <w:pPr>
+        <w:ind w:left="2149" w:hanging="360"/>
+      </w:pPr>
+    </w:lvl>
+    <w:lvl w:ilvl="2" w:tplc="0419001B" w:tentative="1">
+      <w:start w:val="1"/>
+      <w:numFmt w:val="lowerRoman"/>
+      <w:lvlText w:val="%3."/>
+      <w:lvlJc w:val="right"/>
+      <w:pPr>
+        <w:ind w:left="2869" w:hanging="180"/>
+      </w:pPr>
+    </w:lvl>
+    <w:lvl w:ilvl="3" w:tplc="0419000F" w:tentative="1">
+      <w:start w:val="1"/>
+      <w:numFmt w:val="decimal"/>
+      <w:lvlText w:val="%4."/>
+      <w:lvlJc w:val="left"/>
+      <w:pPr>
+        <w:ind w:left="3589" w:hanging="360"/>
+      </w:pPr>
+    </w:lvl>
+    <w:lvl w:ilvl="4" w:tplc="04190019" w:tentative="1">
+      <w:start w:val="1"/>
+      <w:numFmt w:val="lowerLetter"/>
+      <w:lvlText w:val="%5."/>
+      <w:lvlJc w:val="left"/>
+      <w:pPr>
+        <w:ind w:left="4309" w:hanging="360"/>
+      </w:pPr>
+    </w:lvl>
+    <w:lvl w:ilvl="5" w:tplc="0419001B" w:tentative="1">
+      <w:start w:val="1"/>
+      <w:numFmt w:val="lowerRoman"/>
+      <w:lvlText w:val="%6."/>
+      <w:lvlJc w:val="right"/>
+      <w:pPr>
+        <w:ind w:left="5029" w:hanging="180"/>
+      </w:pPr>
+    </w:lvl>
+    <w:lvl w:ilvl="6" w:tplc="0419000F" w:tentative="1">
+      <w:start w:val="1"/>
+      <w:numFmt w:val="decimal"/>
+      <w:lvlText w:val="%7."/>
+      <w:lvlJc w:val="left"/>
+      <w:pPr>
+        <w:ind w:left="5749" w:hanging="360"/>
+      </w:pPr>
+    </w:lvl>
+    <w:lvl w:ilvl="7" w:tplc="04190019" w:tentative="1">
+      <w:start w:val="1"/>
+      <w:numFmt w:val="lowerLetter"/>
+      <w:lvlText w:val="%8."/>
+      <w:lvlJc w:val="left"/>
+      <w:pPr>
+        <w:ind w:left="6469" w:hanging="360"/>
+      </w:pPr>
+    </w:lvl>
+    <w:lvl w:ilvl="8" w:tplc="0419001B" w:tentative="1">
+      <w:start w:val="1"/>
+      <w:numFmt w:val="lowerRoman"/>
+      <w:lvlText w:val="%9."/>
+      <w:lvlJc w:val="right"/>
+      <w:pPr>
+        <w:ind w:left="7189" w:hanging="180"/>
+      </w:pPr>
+    </w:lvl>
+  </w:abstractNum>
+  <w:abstractNum w:abstractNumId="8" w15:restartNumberingAfterBreak="0">
     <w:nsid w:val="354D0F55"/>
     <w:multiLevelType w:val="multilevel"/>
     <w:tmpl w:val="0419001F"/>
@@ -6635,7 +9808,7 @@
       </w:pPr>
     </w:lvl>
   </w:abstractNum>
-  <w:abstractNum w:abstractNumId="8" w15:restartNumberingAfterBreak="0">
+  <w:abstractNum w:abstractNumId="9" w15:restartNumberingAfterBreak="0">
     <w:nsid w:val="389A2357"/>
     <w:multiLevelType w:val="multilevel"/>
     <w:tmpl w:val="0419001F"/>
@@ -6748,7 +9921,7 @@
       </w:pPr>
     </w:lvl>
   </w:abstractNum>
-  <w:abstractNum w:abstractNumId="9" w15:restartNumberingAfterBreak="0">
+  <w:abstractNum w:abstractNumId="10" w15:restartNumberingAfterBreak="0">
     <w:nsid w:val="42F5633D"/>
     <w:multiLevelType w:val="hybridMultilevel"/>
     <w:tmpl w:val="CD4EC156"/>
@@ -6861,7 +10034,7 @@
       </w:rPr>
     </w:lvl>
   </w:abstractNum>
-  <w:abstractNum w:abstractNumId="10" w15:restartNumberingAfterBreak="0">
+  <w:abstractNum w:abstractNumId="11" w15:restartNumberingAfterBreak="0">
     <w:nsid w:val="45604325"/>
     <w:multiLevelType w:val="hybridMultilevel"/>
     <w:tmpl w:val="27A0B1C6"/>
@@ -6974,7 +10147,7 @@
       </w:rPr>
     </w:lvl>
   </w:abstractNum>
-  <w:abstractNum w:abstractNumId="11" w15:restartNumberingAfterBreak="0">
+  <w:abstractNum w:abstractNumId="12" w15:restartNumberingAfterBreak="0">
     <w:nsid w:val="47B53EF3"/>
     <w:multiLevelType w:val="hybridMultilevel"/>
     <w:tmpl w:val="6AA6FE02"/>
@@ -7063,7 +10236,7 @@
       </w:pPr>
     </w:lvl>
   </w:abstractNum>
-  <w:abstractNum w:abstractNumId="12" w15:restartNumberingAfterBreak="0">
+  <w:abstractNum w:abstractNumId="13" w15:restartNumberingAfterBreak="0">
     <w:nsid w:val="4BA94532"/>
     <w:multiLevelType w:val="hybridMultilevel"/>
     <w:tmpl w:val="8C6698B2"/>
@@ -7149,7 +10322,7 @@
       </w:pPr>
     </w:lvl>
   </w:abstractNum>
-  <w:abstractNum w:abstractNumId="13" w15:restartNumberingAfterBreak="0">
+  <w:abstractNum w:abstractNumId="14" w15:restartNumberingAfterBreak="0">
     <w:nsid w:val="4D1C7177"/>
     <w:multiLevelType w:val="multilevel"/>
     <w:tmpl w:val="D522049E"/>
@@ -7293,7 +10466,7 @@
       </w:rPr>
     </w:lvl>
   </w:abstractNum>
-  <w:abstractNum w:abstractNumId="14" w15:restartNumberingAfterBreak="0">
+  <w:abstractNum w:abstractNumId="15" w15:restartNumberingAfterBreak="0">
     <w:nsid w:val="59C63A43"/>
     <w:multiLevelType w:val="multilevel"/>
     <w:tmpl w:val="0419001F"/>
@@ -7379,7 +10552,7 @@
       </w:pPr>
     </w:lvl>
   </w:abstractNum>
-  <w:abstractNum w:abstractNumId="15" w15:restartNumberingAfterBreak="0">
+  <w:abstractNum w:abstractNumId="16" w15:restartNumberingAfterBreak="0">
     <w:nsid w:val="5A373D7B"/>
     <w:multiLevelType w:val="multilevel"/>
     <w:tmpl w:val="0419001F"/>
@@ -7465,7 +10638,7 @@
       </w:pPr>
     </w:lvl>
   </w:abstractNum>
-  <w:abstractNum w:abstractNumId="16" w15:restartNumberingAfterBreak="0">
+  <w:abstractNum w:abstractNumId="17" w15:restartNumberingAfterBreak="0">
     <w:nsid w:val="5AFE18AC"/>
     <w:multiLevelType w:val="hybridMultilevel"/>
     <w:tmpl w:val="7A78BA26"/>
@@ -7578,7 +10751,7 @@
       </w:rPr>
     </w:lvl>
   </w:abstractNum>
-  <w:abstractNum w:abstractNumId="17" w15:restartNumberingAfterBreak="0">
+  <w:abstractNum w:abstractNumId="18" w15:restartNumberingAfterBreak="0">
     <w:nsid w:val="5DFF3C5D"/>
     <w:multiLevelType w:val="multilevel"/>
     <w:tmpl w:val="EAA2ED18"/>
@@ -7718,7 +10891,7 @@
       </w:rPr>
     </w:lvl>
   </w:abstractNum>
-  <w:abstractNum w:abstractNumId="18" w15:restartNumberingAfterBreak="0">
+  <w:abstractNum w:abstractNumId="19" w15:restartNumberingAfterBreak="0">
     <w:nsid w:val="5FBE4E25"/>
     <w:multiLevelType w:val="multilevel"/>
     <w:tmpl w:val="0419001F"/>
@@ -7804,7 +10977,93 @@
       </w:pPr>
     </w:lvl>
   </w:abstractNum>
-  <w:abstractNum w:abstractNumId="19" w15:restartNumberingAfterBreak="0">
+  <w:abstractNum w:abstractNumId="20" w15:restartNumberingAfterBreak="0">
+    <w:nsid w:val="63200E69"/>
+    <w:multiLevelType w:val="multilevel"/>
+    <w:tmpl w:val="0419001F"/>
+    <w:lvl w:ilvl="0">
+      <w:start w:val="1"/>
+      <w:numFmt w:val="decimal"/>
+      <w:lvlText w:val="%1."/>
+      <w:lvlJc w:val="left"/>
+      <w:pPr>
+        <w:ind w:left="360" w:hanging="360"/>
+      </w:pPr>
+    </w:lvl>
+    <w:lvl w:ilvl="1">
+      <w:start w:val="1"/>
+      <w:numFmt w:val="decimal"/>
+      <w:lvlText w:val="%1.%2."/>
+      <w:lvlJc w:val="left"/>
+      <w:pPr>
+        <w:ind w:left="792" w:hanging="432"/>
+      </w:pPr>
+    </w:lvl>
+    <w:lvl w:ilvl="2">
+      <w:start w:val="1"/>
+      <w:numFmt w:val="decimal"/>
+      <w:lvlText w:val="%1.%2.%3."/>
+      <w:lvlJc w:val="left"/>
+      <w:pPr>
+        <w:ind w:left="1224" w:hanging="504"/>
+      </w:pPr>
+    </w:lvl>
+    <w:lvl w:ilvl="3">
+      <w:start w:val="1"/>
+      <w:numFmt w:val="decimal"/>
+      <w:lvlText w:val="%1.%2.%3.%4."/>
+      <w:lvlJc w:val="left"/>
+      <w:pPr>
+        <w:ind w:left="1728" w:hanging="648"/>
+      </w:pPr>
+    </w:lvl>
+    <w:lvl w:ilvl="4">
+      <w:start w:val="1"/>
+      <w:numFmt w:val="decimal"/>
+      <w:lvlText w:val="%1.%2.%3.%4.%5."/>
+      <w:lvlJc w:val="left"/>
+      <w:pPr>
+        <w:ind w:left="2232" w:hanging="792"/>
+      </w:pPr>
+    </w:lvl>
+    <w:lvl w:ilvl="5">
+      <w:start w:val="1"/>
+      <w:numFmt w:val="decimal"/>
+      <w:lvlText w:val="%1.%2.%3.%4.%5.%6."/>
+      <w:lvlJc w:val="left"/>
+      <w:pPr>
+        <w:ind w:left="2736" w:hanging="936"/>
+      </w:pPr>
+    </w:lvl>
+    <w:lvl w:ilvl="6">
+      <w:start w:val="1"/>
+      <w:numFmt w:val="decimal"/>
+      <w:lvlText w:val="%1.%2.%3.%4.%5.%6.%7."/>
+      <w:lvlJc w:val="left"/>
+      <w:pPr>
+        <w:ind w:left="3240" w:hanging="1080"/>
+      </w:pPr>
+    </w:lvl>
+    <w:lvl w:ilvl="7">
+      <w:start w:val="1"/>
+      <w:numFmt w:val="decimal"/>
+      <w:lvlText w:val="%1.%2.%3.%4.%5.%6.%7.%8."/>
+      <w:lvlJc w:val="left"/>
+      <w:pPr>
+        <w:ind w:left="3744" w:hanging="1224"/>
+      </w:pPr>
+    </w:lvl>
+    <w:lvl w:ilvl="8">
+      <w:start w:val="1"/>
+      <w:numFmt w:val="decimal"/>
+      <w:lvlText w:val="%1.%2.%3.%4.%5.%6.%7.%8.%9."/>
+      <w:lvlJc w:val="left"/>
+      <w:pPr>
+        <w:ind w:left="4320" w:hanging="1440"/>
+      </w:pPr>
+    </w:lvl>
+  </w:abstractNum>
+  <w:abstractNum w:abstractNumId="21" w15:restartNumberingAfterBreak="0">
     <w:nsid w:val="66227CDE"/>
     <w:multiLevelType w:val="hybridMultilevel"/>
     <w:tmpl w:val="5336AE52"/>
@@ -7917,7 +11176,179 @@
       </w:rPr>
     </w:lvl>
   </w:abstractNum>
-  <w:abstractNum w:abstractNumId="20" w15:restartNumberingAfterBreak="0">
+  <w:abstractNum w:abstractNumId="22" w15:restartNumberingAfterBreak="0">
+    <w:nsid w:val="686D6015"/>
+    <w:multiLevelType w:val="hybridMultilevel"/>
+    <w:tmpl w:val="AE905574"/>
+    <w:lvl w:ilvl="0" w:tplc="0419000F">
+      <w:start w:val="1"/>
+      <w:numFmt w:val="decimal"/>
+      <w:lvlText w:val="%1."/>
+      <w:lvlJc w:val="left"/>
+      <w:pPr>
+        <w:ind w:left="720" w:hanging="360"/>
+      </w:pPr>
+    </w:lvl>
+    <w:lvl w:ilvl="1" w:tplc="04190019">
+      <w:start w:val="1"/>
+      <w:numFmt w:val="lowerLetter"/>
+      <w:lvlText w:val="%2."/>
+      <w:lvlJc w:val="left"/>
+      <w:pPr>
+        <w:ind w:left="1440" w:hanging="360"/>
+      </w:pPr>
+    </w:lvl>
+    <w:lvl w:ilvl="2" w:tplc="0419001B" w:tentative="1">
+      <w:start w:val="1"/>
+      <w:numFmt w:val="lowerRoman"/>
+      <w:lvlText w:val="%3."/>
+      <w:lvlJc w:val="right"/>
+      <w:pPr>
+        <w:ind w:left="2160" w:hanging="180"/>
+      </w:pPr>
+    </w:lvl>
+    <w:lvl w:ilvl="3" w:tplc="0419000F" w:tentative="1">
+      <w:start w:val="1"/>
+      <w:numFmt w:val="decimal"/>
+      <w:lvlText w:val="%4."/>
+      <w:lvlJc w:val="left"/>
+      <w:pPr>
+        <w:ind w:left="2880" w:hanging="360"/>
+      </w:pPr>
+    </w:lvl>
+    <w:lvl w:ilvl="4" w:tplc="04190019" w:tentative="1">
+      <w:start w:val="1"/>
+      <w:numFmt w:val="lowerLetter"/>
+      <w:lvlText w:val="%5."/>
+      <w:lvlJc w:val="left"/>
+      <w:pPr>
+        <w:ind w:left="3600" w:hanging="360"/>
+      </w:pPr>
+    </w:lvl>
+    <w:lvl w:ilvl="5" w:tplc="0419001B" w:tentative="1">
+      <w:start w:val="1"/>
+      <w:numFmt w:val="lowerRoman"/>
+      <w:lvlText w:val="%6."/>
+      <w:lvlJc w:val="right"/>
+      <w:pPr>
+        <w:ind w:left="4320" w:hanging="180"/>
+      </w:pPr>
+    </w:lvl>
+    <w:lvl w:ilvl="6" w:tplc="0419000F" w:tentative="1">
+      <w:start w:val="1"/>
+      <w:numFmt w:val="decimal"/>
+      <w:lvlText w:val="%7."/>
+      <w:lvlJc w:val="left"/>
+      <w:pPr>
+        <w:ind w:left="5040" w:hanging="360"/>
+      </w:pPr>
+    </w:lvl>
+    <w:lvl w:ilvl="7" w:tplc="04190019" w:tentative="1">
+      <w:start w:val="1"/>
+      <w:numFmt w:val="lowerLetter"/>
+      <w:lvlText w:val="%8."/>
+      <w:lvlJc w:val="left"/>
+      <w:pPr>
+        <w:ind w:left="5760" w:hanging="360"/>
+      </w:pPr>
+    </w:lvl>
+    <w:lvl w:ilvl="8" w:tplc="0419001B" w:tentative="1">
+      <w:start w:val="1"/>
+      <w:numFmt w:val="lowerRoman"/>
+      <w:lvlText w:val="%9."/>
+      <w:lvlJc w:val="right"/>
+      <w:pPr>
+        <w:ind w:left="6480" w:hanging="180"/>
+      </w:pPr>
+    </w:lvl>
+  </w:abstractNum>
+  <w:abstractNum w:abstractNumId="23" w15:restartNumberingAfterBreak="0">
+    <w:nsid w:val="78883990"/>
+    <w:multiLevelType w:val="hybridMultilevel"/>
+    <w:tmpl w:val="29168146"/>
+    <w:lvl w:ilvl="0" w:tplc="0419000F">
+      <w:start w:val="1"/>
+      <w:numFmt w:val="decimal"/>
+      <w:lvlText w:val="%1."/>
+      <w:lvlJc w:val="left"/>
+      <w:pPr>
+        <w:ind w:left="720" w:hanging="360"/>
+      </w:pPr>
+    </w:lvl>
+    <w:lvl w:ilvl="1" w:tplc="04190019" w:tentative="1">
+      <w:start w:val="1"/>
+      <w:numFmt w:val="lowerLetter"/>
+      <w:lvlText w:val="%2."/>
+      <w:lvlJc w:val="left"/>
+      <w:pPr>
+        <w:ind w:left="1440" w:hanging="360"/>
+      </w:pPr>
+    </w:lvl>
+    <w:lvl w:ilvl="2" w:tplc="0419001B" w:tentative="1">
+      <w:start w:val="1"/>
+      <w:numFmt w:val="lowerRoman"/>
+      <w:lvlText w:val="%3."/>
+      <w:lvlJc w:val="right"/>
+      <w:pPr>
+        <w:ind w:left="2160" w:hanging="180"/>
+      </w:pPr>
+    </w:lvl>
+    <w:lvl w:ilvl="3" w:tplc="0419000F" w:tentative="1">
+      <w:start w:val="1"/>
+      <w:numFmt w:val="decimal"/>
+      <w:lvlText w:val="%4."/>
+      <w:lvlJc w:val="left"/>
+      <w:pPr>
+        <w:ind w:left="2880" w:hanging="360"/>
+      </w:pPr>
+    </w:lvl>
+    <w:lvl w:ilvl="4" w:tplc="04190019" w:tentative="1">
+      <w:start w:val="1"/>
+      <w:numFmt w:val="lowerLetter"/>
+      <w:lvlText w:val="%5."/>
+      <w:lvlJc w:val="left"/>
+      <w:pPr>
+        <w:ind w:left="3600" w:hanging="360"/>
+      </w:pPr>
+    </w:lvl>
+    <w:lvl w:ilvl="5" w:tplc="0419001B" w:tentative="1">
+      <w:start w:val="1"/>
+      <w:numFmt w:val="lowerRoman"/>
+      <w:lvlText w:val="%6."/>
+      <w:lvlJc w:val="right"/>
+      <w:pPr>
+        <w:ind w:left="4320" w:hanging="180"/>
+      </w:pPr>
+    </w:lvl>
+    <w:lvl w:ilvl="6" w:tplc="0419000F" w:tentative="1">
+      <w:start w:val="1"/>
+      <w:numFmt w:val="decimal"/>
+      <w:lvlText w:val="%7."/>
+      <w:lvlJc w:val="left"/>
+      <w:pPr>
+        <w:ind w:left="5040" w:hanging="360"/>
+      </w:pPr>
+    </w:lvl>
+    <w:lvl w:ilvl="7" w:tplc="04190019" w:tentative="1">
+      <w:start w:val="1"/>
+      <w:numFmt w:val="lowerLetter"/>
+      <w:lvlText w:val="%8."/>
+      <w:lvlJc w:val="left"/>
+      <w:pPr>
+        <w:ind w:left="5760" w:hanging="360"/>
+      </w:pPr>
+    </w:lvl>
+    <w:lvl w:ilvl="8" w:tplc="0419001B" w:tentative="1">
+      <w:start w:val="1"/>
+      <w:numFmt w:val="lowerRoman"/>
+      <w:lvlText w:val="%9."/>
+      <w:lvlJc w:val="right"/>
+      <w:pPr>
+        <w:ind w:left="6480" w:hanging="180"/>
+      </w:pPr>
+    </w:lvl>
+  </w:abstractNum>
+  <w:abstractNum w:abstractNumId="24" w15:restartNumberingAfterBreak="0">
     <w:nsid w:val="7B042750"/>
     <w:multiLevelType w:val="multilevel"/>
     <w:tmpl w:val="0419001F"/>
@@ -8003,68 +11434,80 @@
       </w:pPr>
     </w:lvl>
   </w:abstractNum>
-  <w:num w:numId="1" w16cid:durableId="716078766">
+  <w:num w:numId="1">
+    <w:abstractNumId w:val="9"/>
+  </w:num>
+  <w:num w:numId="2">
+    <w:abstractNumId w:val="4"/>
+  </w:num>
+  <w:num w:numId="3">
+    <w:abstractNumId w:val="18"/>
+  </w:num>
+  <w:num w:numId="4">
     <w:abstractNumId w:val="8"/>
   </w:num>
-  <w:num w:numId="2" w16cid:durableId="2080857475">
-    <w:abstractNumId w:val="4"/>
+  <w:num w:numId="5">
+    <w:abstractNumId w:val="14"/>
   </w:num>
-  <w:num w:numId="3" w16cid:durableId="58941423">
+  <w:num w:numId="6">
+    <w:abstractNumId w:val="2"/>
+  </w:num>
+  <w:num w:numId="7">
+    <w:abstractNumId w:val="21"/>
+  </w:num>
+  <w:num w:numId="8">
     <w:abstractNumId w:val="17"/>
   </w:num>
-  <w:num w:numId="4" w16cid:durableId="1952399264">
+  <w:num w:numId="9">
+    <w:abstractNumId w:val="13"/>
+  </w:num>
+  <w:num w:numId="10">
+    <w:abstractNumId w:val="15"/>
+  </w:num>
+  <w:num w:numId="11">
+    <w:abstractNumId w:val="5"/>
+  </w:num>
+  <w:num w:numId="12">
+    <w:abstractNumId w:val="10"/>
+  </w:num>
+  <w:num w:numId="13">
+    <w:abstractNumId w:val="11"/>
+  </w:num>
+  <w:num w:numId="14">
+    <w:abstractNumId w:val="12"/>
+  </w:num>
+  <w:num w:numId="15">
+    <w:abstractNumId w:val="1"/>
+  </w:num>
+  <w:num w:numId="16">
+    <w:abstractNumId w:val="3"/>
+  </w:num>
+  <w:num w:numId="17">
+    <w:abstractNumId w:val="16"/>
+  </w:num>
+  <w:num w:numId="18">
+    <w:abstractNumId w:val="24"/>
+  </w:num>
+  <w:num w:numId="19">
+    <w:abstractNumId w:val="19"/>
+  </w:num>
+  <w:num w:numId="20">
+    <w:abstractNumId w:val="6"/>
+  </w:num>
+  <w:num w:numId="21">
+    <w:abstractNumId w:val="0"/>
+  </w:num>
+  <w:num w:numId="22">
+    <w:abstractNumId w:val="22"/>
+  </w:num>
+  <w:num w:numId="23">
+    <w:abstractNumId w:val="20"/>
+  </w:num>
+  <w:num w:numId="24">
     <w:abstractNumId w:val="7"/>
   </w:num>
-  <w:num w:numId="5" w16cid:durableId="334766894">
-    <w:abstractNumId w:val="13"/>
-  </w:num>
-  <w:num w:numId="6" w16cid:durableId="1013653001">
-    <w:abstractNumId w:val="2"/>
-  </w:num>
-  <w:num w:numId="7" w16cid:durableId="1186208842">
-    <w:abstractNumId w:val="19"/>
-  </w:num>
-  <w:num w:numId="8" w16cid:durableId="809326071">
-    <w:abstractNumId w:val="16"/>
-  </w:num>
-  <w:num w:numId="9" w16cid:durableId="1848669393">
-    <w:abstractNumId w:val="12"/>
-  </w:num>
-  <w:num w:numId="10" w16cid:durableId="1452435244">
-    <w:abstractNumId w:val="14"/>
-  </w:num>
-  <w:num w:numId="11" w16cid:durableId="517547902">
-    <w:abstractNumId w:val="5"/>
-  </w:num>
-  <w:num w:numId="12" w16cid:durableId="161236748">
-    <w:abstractNumId w:val="9"/>
-  </w:num>
-  <w:num w:numId="13" w16cid:durableId="1310092964">
-    <w:abstractNumId w:val="10"/>
-  </w:num>
-  <w:num w:numId="14" w16cid:durableId="225649536">
-    <w:abstractNumId w:val="11"/>
-  </w:num>
-  <w:num w:numId="15" w16cid:durableId="246964289">
-    <w:abstractNumId w:val="1"/>
-  </w:num>
-  <w:num w:numId="16" w16cid:durableId="2095739591">
-    <w:abstractNumId w:val="3"/>
-  </w:num>
-  <w:num w:numId="17" w16cid:durableId="2104259609">
-    <w:abstractNumId w:val="15"/>
-  </w:num>
-  <w:num w:numId="18" w16cid:durableId="1313682094">
-    <w:abstractNumId w:val="20"/>
-  </w:num>
-  <w:num w:numId="19" w16cid:durableId="901864953">
-    <w:abstractNumId w:val="18"/>
-  </w:num>
-  <w:num w:numId="20" w16cid:durableId="614672480">
-    <w:abstractNumId w:val="6"/>
-  </w:num>
-  <w:num w:numId="21" w16cid:durableId="42368987">
-    <w:abstractNumId w:val="0"/>
+  <w:num w:numId="25">
+    <w:abstractNumId w:val="23"/>
   </w:num>
 </w:numbering>
 </file>
@@ -8469,7 +11912,7 @@
   <w:style w:type="paragraph" w:default="1" w:styleId="a">
     <w:name w:val="Normal"/>
     <w:qFormat/>
-    <w:rsid w:val="00C07EE6"/>
+    <w:rsid w:val="00755571"/>
     <w:pPr>
       <w:spacing w:after="0" w:line="360" w:lineRule="auto"/>
       <w:ind w:firstLine="709"/>
@@ -8678,6 +12121,7 @@
   <w:style w:type="character" w:default="1" w:styleId="a0">
     <w:name w:val="Default Paragraph Font"/>
     <w:uiPriority w:val="1"/>
+    <w:semiHidden/>
     <w:unhideWhenUsed/>
   </w:style>
   <w:style w:type="table" w:default="1" w:styleId="a1">
@@ -9078,6 +12522,25 @@
       <w:szCs w:val="18"/>
     </w:rPr>
   </w:style>
+  <w:style w:type="table" w:styleId="af0">
+    <w:name w:val="Table Grid"/>
+    <w:basedOn w:val="a1"/>
+    <w:uiPriority w:val="39"/>
+    <w:rsid w:val="00A057DE"/>
+    <w:pPr>
+      <w:spacing w:after="0" w:line="240" w:lineRule="auto"/>
+    </w:pPr>
+    <w:tblPr>
+      <w:tblBorders>
+        <w:top w:val="single" w:sz="4" w:space="0" w:color="auto"/>
+        <w:left w:val="single" w:sz="4" w:space="0" w:color="auto"/>
+        <w:bottom w:val="single" w:sz="4" w:space="0" w:color="auto"/>
+        <w:right w:val="single" w:sz="4" w:space="0" w:color="auto"/>
+        <w:insideH w:val="single" w:sz="4" w:space="0" w:color="auto"/>
+        <w:insideV w:val="single" w:sz="4" w:space="0" w:color="auto"/>
+      </w:tblBorders>
+    </w:tblPr>
+  </w:style>
 </w:styles>
 </file>
 
@@ -9414,11 +12877,47 @@
     <b:URL>https://unctad.org/publication/business-e-commerce-sales-and-role-online-platforms?utm_source=chatgpt.com</b:URL>
     <b:RefOrder>4</b:RefOrder>
   </b:Source>
+  <b:Source>
+    <b:Tag>Vis</b:Tag>
+    <b:SourceType>InternetSite</b:SourceType>
+    <b:Guid>{35D7A3E8-0F08-48C7-88E6-0A6DF084AD9D}</b:Guid>
+    <b:Title>Visual Studio Code</b:Title>
+    <b:InternetSiteTitle>Visual Studio Code</b:InternetSiteTitle>
+    <b:URL>https://code.visualstudio.com/docs/getstarted/getting-started</b:URL>
+    <b:RefOrder>5</b:RefOrder>
+  </b:Source>
+  <b:Source>
+    <b:Tag>Dat</b:Tag>
+    <b:SourceType>InternetSite</b:SourceType>
+    <b:Guid>{AA728481-712E-4ABC-8C6C-635DEA603EC6}</b:Guid>
+    <b:Title>Datatypes In SQLite</b:Title>
+    <b:InternetSiteTitle>SQLite</b:InternetSiteTitle>
+    <b:URL>https://www.sqlite.org/datatype3.html</b:URL>
+    <b:RefOrder>6</b:RefOrder>
+  </b:Source>
+  <b:Source>
+    <b:Tag>SQL1</b:Tag>
+    <b:SourceType>InternetSite</b:SourceType>
+    <b:Guid>{D8E0224D-4688-494D-BF85-0295B30F9AD9}</b:Guid>
+    <b:Title>SQL-инъекции</b:Title>
+    <b:InternetSiteTitle>PHP</b:InternetSiteTitle>
+    <b:URL>https://www.php.net/manual/ru/security.database.sql-injection.php</b:URL>
+    <b:RefOrder>7</b:RefOrder>
+  </b:Source>
+  <b:Source>
+    <b:Tag>CRE</b:Tag>
+    <b:SourceType>InternetSite</b:SourceType>
+    <b:Guid>{CE058C89-0335-4273-B59A-42334C6C3EFE}</b:Guid>
+    <b:Title>CREATE TABLE</b:Title>
+    <b:InternetSiteTitle>SQLite </b:InternetSiteTitle>
+    <b:URL>https://www.sqlite.org/lang_createtable.html</b:URL>
+    <b:RefOrder>8</b:RefOrder>
+  </b:Source>
 </b:Sources>
 </file>
 
 <file path=customXml/itemProps1.xml><?xml version="1.0" encoding="utf-8"?>
-<ds:datastoreItem xmlns:ds="http://schemas.openxmlformats.org/officeDocument/2006/customXml" ds:itemID="{B128A68C-1E8C-4A49-BE0E-4F04F79D8D65}">
+<ds:datastoreItem xmlns:ds="http://schemas.openxmlformats.org/officeDocument/2006/customXml" ds:itemID="{D4ECBD8B-50C8-406A-A27B-E70C863D6230}">
   <ds:schemaRefs>
     <ds:schemaRef ds:uri="http://schemas.openxmlformats.org/officeDocument/2006/bibliography"/>
   </ds:schemaRefs>

--- a/4 курс/Web-технологии/Михайлов_3-22ПИ_Спорт_Товары.docx
+++ b/4 курс/Web-технологии/Михайлов_3-22ПИ_Спорт_Товары.docx
@@ -5997,6 +5997,9 @@
         <w:keepNext/>
       </w:pPr>
       <w:r>
+        <w:rPr>
+          <w:noProof/>
+        </w:rPr>
         <w:drawing>
           <wp:inline distT="0" distB="0" distL="0" distR="0" wp14:anchorId="7DE7F6CC" wp14:editId="48E3F974">
             <wp:extent cx="4199861" cy="4683822"/>
@@ -6040,7 +6043,6 @@
         <w:rPr>
           <w:i w:val="0"/>
           <w:iCs w:val="0"/>
-          <w:lang w:val="en-US"/>
         </w:rPr>
       </w:pPr>
       <w:r>
@@ -8782,11 +8784,41 @@
       </w:pPr>
       <w:bookmarkStart w:id="16" w:name="_Toc223344946"/>
       <w:r>
+        <w:t>Обобщенный алгоритм решения задачи структура и состав скриптов, используемые инструментальные средства, выбранные технологии.</w:t>
+      </w:r>
+      <w:bookmarkEnd w:id="16"/>
+    </w:p>
+    <w:p>
+      <w:r>
+        <w:t xml:space="preserve">Решение задачи по созданию интернет-магазина спортивных товаров реализуется в виде </w:t>
+      </w:r>
+      <w:proofErr w:type="spellStart"/>
+      <w:r>
+        <w:t>web</w:t>
+      </w:r>
+      <w:proofErr w:type="spellEnd"/>
+      <w:r>
+        <w:t xml:space="preserve">-приложения, в котором пользовательский интерфейс формируется средствами HTML и CSS, клиентская логика выполняется с помощью JavaScript, а серверная обработка данных и взаимодействие с базой данных осуществляются средствами PHP. В качестве системы хранения данных используется </w:t>
+      </w:r>
+      <w:proofErr w:type="spellStart"/>
+      <w:r>
+        <w:t>SQLite</w:t>
+      </w:r>
+      <w:proofErr w:type="spellEnd"/>
+      <w:r>
+        <w:t>, поддерживающая создание таблиц, ограничений целостности и внешних ключей средствами языка SQL.</w:t>
+      </w:r>
+    </w:p>
+    <w:p>
+      <w:r>
+        <w:t xml:space="preserve">Обобщенный алгоритм работы интернет-магазина включает последовательность операций, выполняемых как на стороне пользователя, так и на стороне сервера. На первом этапе пользователь открывает главную страницу сайта и переходит к каталогу товаров. Далее выполняется просмотр категорий, поиск необходимого товара, переход к карточке товара и выбор нужной позиции. После этого выбранный товар добавляется в корзину, где пользователь может изменить количество товара или удалить отдельные позиции. Следующим этапом является заполнение формы оформления заказа, </w:t>
+      </w:r>
+      <w:r>
         <w:lastRenderedPageBreak/>
-        <w:t>Обобщенный алгоритм решения задачи структура и состав скриптов, используемые инструментальные средства, выбранные технологии.</w:t>
-      </w:r>
-      <w:bookmarkEnd w:id="16"/>
-    </w:p>
+        <w:t>передача введенных данных на сервер и их обработка. Серверный скрипт получает данные формы, выполняет их проверку, обращается к базе данных, сохраняет сведения о покупателе и заказе, формирует состав заказа и возвращает пользователю результат обработки запроса. HTML-форма используется как стандартный механизм передачи пользовательских данных на сервер, а клиентская проверка может выполняться средствами встроенной валидации форм HTML и JavaScript.</w:t>
+      </w:r>
+    </w:p>
+    <w:p/>
     <w:p>
       <w:pPr>
         <w:pStyle w:val="2"/>
@@ -8810,6 +8842,54 @@
       <w:bookmarkEnd w:id="17"/>
     </w:p>
     <w:p>
+      <w:r>
+        <w:t xml:space="preserve">Реализация отдельных скриптов интернет-магазина спортивных товаров выполнена в соответствии с общей структурой разрабатываемого </w:t>
+      </w:r>
+      <w:proofErr w:type="spellStart"/>
+      <w:r>
+        <w:t>web</w:t>
+      </w:r>
+      <w:proofErr w:type="spellEnd"/>
+      <w:r>
+        <w:t>-приложения. На данном этапе были разработаны формы ввода данных, серверные сценарии обработки запросов и страницы, на которых отображаются результаты работы системы. Основу взаимодействия пользователя с приложением составляют HTML-формы, предназначенные для передачи введенных данных на серверную сторону.</w:t>
+      </w:r>
+    </w:p>
+    <w:p>
+      <w:r>
+        <w:t>К числу основных форм, реализованных в проекте, относятся форма поиска товаров, форма добавления товара в корзину, форма управления корзиной, форма оформления заказа, а также формы административной части, предназначенные для добавления, изменения и удаления сведений о товарах. Каждая форма содержит набор полей ввода, соответствующих выполняемой операции, и передает данные на серверную сторону для дальнейшей обработки.</w:t>
+      </w:r>
+    </w:p>
+    <w:p>
+      <w:r>
+        <w:t>Р</w:t>
+      </w:r>
+      <w:r>
+        <w:t xml:space="preserve">еализация отдельных скриптов интернет-магазина спортивных товаров включает разработку форм ввода данных, серверных сценариев обработки запросов и страниц вывода результатов. Использование HTML-форм, PHP-скриптов и SQL-запросов к базе данных </w:t>
+      </w:r>
+      <w:proofErr w:type="spellStart"/>
+      <w:r>
+        <w:t>SQLite</w:t>
+      </w:r>
+      <w:proofErr w:type="spellEnd"/>
+      <w:r>
+        <w:t xml:space="preserve"> обеспечивает выполнение </w:t>
+      </w:r>
+      <w:r>
+        <w:lastRenderedPageBreak/>
+        <w:t>основных операций интернет-магазина, связанных с поиском товаров, работой с корзиной, оформлением заказа и управлением каталогом.</w:t>
+      </w:r>
+    </w:p>
+    <w:p>
+      <w:pPr>
+        <w:spacing w:after="160" w:line="278" w:lineRule="auto"/>
+        <w:ind w:firstLine="0"/>
+        <w:jc w:val="left"/>
+      </w:pPr>
+      <w:r>
+        <w:br w:type="page"/>
+      </w:r>
+    </w:p>
+    <w:p>
       <w:pPr>
         <w:pStyle w:val="1"/>
         <w:numPr>
@@ -8819,6 +8899,7 @@
       </w:pPr>
       <w:bookmarkStart w:id="18" w:name="_Toc223344948"/>
       <w:r>
+        <w:lastRenderedPageBreak/>
         <w:t>Разработка структуры диалога приложений пользователя:</w:t>
       </w:r>
       <w:bookmarkEnd w:id="18"/>
